--- a/por/docx/60.content.docx
+++ b/por/docx/60.content.docx
@@ -11,6 +11,15 @@
         <w:pStyle w:val="Heading2"/>
       </w:pPr>
       <w:r>
+        <w:t>Resource: Notas de Estudo (Tyndale)</w:t>
+      </w:r>
+      <w:r/>
+    </w:p>
+    <w:p>
+      <w:pPr>
+        <w:pStyle w:val="Heading2"/>
+      </w:pPr>
+      <w:r>
         <w:t>License Information</w:t>
       </w:r>
       <w:r/>
@@ -21,7 +30,7 @@
         <w:rPr>
           <w:b/>
         </w:rPr>
-        <w:t>Study Notes (Tyndale)</w:t>
+        <w:t>Notas de Estudo (Tyndale)</w:t>
       </w:r>
       <w:r>
         <w:t xml:space="preserve"> (Portuguese) is based on</w:t>
@@ -74,7 +83,7 @@
         <w:pStyle w:val="Heading1"/>
       </w:pPr>
       <w:r>
-        <w:t>Study Notes (Tyndale)</w:t>
+        <w:t>Notas de Estudo (Tyndale)</w:t>
       </w:r>
     </w:p>
     <w:p>
@@ -83,6 +92,51 @@
           <w:headerReference w:type="even" r:id="rId8"/>
           <w:headerReference w:type="default" r:id="rId9"/>
           <w:footerReference w:type="default" r:id="rId10"/>
+          <w:footnotePr>
+            <w:numRestart w:val="eachSect"/>
+          </w:footnotePr>
+          <w:type w:val="continuous"/>
+          <w:pgSz w:w="12240" w:h="15840" w:code="1"/>
+          <w:pgMar w:top="1440" w:right="1440" w:bottom="1440" w:left="1440" w:header="504" w:footer="504" w:gutter="0"/>
+          <w:cols w:space="708"/>
+          <w:titlePg/>
+          <w:docGrid w:linePitch="360"/>
+        </w:sectPr>
+      </w:pPr>
+    </w:p>
+    <w:p>
+      <w:r/>
+    </w:p>
+    <w:p>
+      <w:pPr>
+        <w:pStyle w:val="Heading2"/>
+      </w:pPr>
+      <w:r>
+        <w:t>1PE</w:t>
+      </w:r>
+      <w:r/>
+    </w:p>
+    <w:p>
+      <w:r/>
+      <w:r>
+        <w:rPr>
+          <w:i/>
+        </w:rPr>
+        <w:t>1 Pedro 1.1, 1 Pedro 1.2, 1 Pedro 1.3, 1 Pedro 1.3–9, 1 Pedro 1.4, 1 Pedro 1.5, 1 Pedro 1.7, 1 Pedro 1.9, 1 Pedro 1.10–12, 1 Pedro 1.11, 1 Pedro 1.12, 1 Pedro 1.13, 1 Pedro 1.13–21, 1 Pedro 1.15–16, 1 Pedro 1.17, 1 Pedro 1.18, 1 Pedro 1.19, 1 Pedro 1.20, 1 Pedro 1.22, 1 Pedro 1.22–2:3, 1 Pedro 2.2, 1 Pedro 2.3, 1 Pedro 2.4, 1 Pedro 2.4–10, 1 Pedro 2.5, 1 Pedro 2.6–8, 1 Pedro 2.8, 1 Pedro 2.9, 1 Pedro 2.11, 1 Pedro 2.11–12, 1 Pedro 2.12, 1 Pedro 2.13, 1 Pedro 2.13–3.7, 1 Pedro 2.14, 1 Pedro 2.17, 1 Pedro 2.18, 1 Pedro 2.18–20, 1 Pedro 2.21–25, 1 Pedro 2.24, 1 Pedro 3.1, 1 Pedro 3.1–7, 1 Pedro 3.3–4, 1 Pedro 3.6, 1 Pedro 3.7, 1 Pedro 3.8–12, 1 Pedro 3.9, 1 Pedro 3.10–12, 1 Pedro 3.13, 1 Pedro 3.13–17, 1 Pedro 3.14–15, 1 Pedro 3.18, 1 Pedro 3.18–22, 1 Pedro 3.19–20, 1 Pedro 3.20, 1 Pedro 3.21, 1 Pedro 3.22, 1 Pedro 4.1, 1 Pedro 4.1–6, 1 Pedro 4.3, 1 Pedro 4.6, 1 Pedro 4.7, 1 Pedro 4.7–11, 1 Pedro 4.8, 1 Pedro 4.10, 1 Pedro 4.11, 1 Pedro 4:12, 1 Pedro 4.12–19, 1 Pedro 4.13, 1 Pedro 4.14, 1 Pedro 4.16, 1 Pedro 4.17, 1 Pedro 5.1–4, 1 Pedro 5.1–14, 1 Pedro 5.2, 1 Pedro 5.5, 1 Pedro 5.9, 1 Pedro 5.10, 1 Pedro 5.12, 1 Pedro 5.13, 1 Pedro 5.14</w:t>
+      </w:r>
+      <w:r/>
+    </w:p>
+    <w:p>
+      <w:r/>
+      <w:r>
+        <w:t xml:space="preserve"> </w:t>
+      </w:r>
+      <w:r/>
+      <w:r/>
+    </w:p>
+    <w:p>
+      <w:pPr>
+        <w:sectPr>
           <w:footnotePr>
             <w:numRestart w:val="eachSect"/>
           </w:footnotePr>

--- a/por/docx/60.content.docx
+++ b/por/docx/60.content.docx
@@ -4,49 +4,89 @@
   <w:body>
     <w:p/>
     <w:p>
-      <w:r/>
+      <w:pPr/>
+      <w:r>
+        <w:rPr>
+          <w:lang w:val="pt_PT" w:bidi="pt_PT"/>
+        </w:rPr>
+      </w:r>
     </w:p>
     <w:p>
       <w:pPr>
         <w:pStyle w:val="Heading2"/>
       </w:pPr>
       <w:r>
+        <w:rPr>
+          <w:lang w:val="pt_PT" w:bidi="pt_PT"/>
+        </w:rPr>
         <w:t>Resource: Notas de Estudo (Tyndale)</w:t>
       </w:r>
-      <w:r/>
+      <w:r>
+        <w:rPr>
+          <w:lang w:val="pt_PT" w:bidi="pt_PT"/>
+        </w:rPr>
+      </w:r>
     </w:p>
     <w:p>
       <w:pPr>
         <w:pStyle w:val="Heading2"/>
       </w:pPr>
       <w:r>
+        <w:rPr>
+          <w:lang w:val="pt_PT" w:bidi="pt_PT"/>
+        </w:rPr>
         <w:t>License Information</w:t>
       </w:r>
-      <w:r/>
-    </w:p>
-    <w:p>
-      <w:r/>
+      <w:r>
+        <w:rPr>
+          <w:lang w:val="pt_PT" w:bidi="pt_PT"/>
+        </w:rPr>
+      </w:r>
+    </w:p>
+    <w:p>
+      <w:pPr/>
+      <w:r>
+        <w:rPr>
+          <w:lang w:val="pt_PT" w:bidi="pt_PT"/>
+        </w:rPr>
+      </w:r>
       <w:r>
         <w:rPr>
           <w:b/>
+          <w:lang w:val="pt_PT" w:bidi="pt_PT"/>
         </w:rPr>
         <w:t>Notas de Estudo (Tyndale)</w:t>
       </w:r>
       <w:r>
+        <w:rPr>
+          <w:lang w:val="pt_PT" w:bidi="pt_PT"/>
+        </w:rPr>
         <w:t xml:space="preserve"> (Portuguese) is based on</w:t>
       </w:r>
       <w:r>
+        <w:rPr>
+          <w:lang w:val="pt_PT" w:bidi="pt_PT"/>
+        </w:rPr>
         <w:t xml:space="preserve">: </w:t>
       </w:r>
       <w:r>
+        <w:rPr>
+          <w:lang w:val="pt_PT" w:bidi="pt_PT"/>
+        </w:rPr>
         <w:t>Tyndale Open Study Notes</w:t>
       </w:r>
       <w:r>
+        <w:rPr>
+          <w:lang w:val="pt_PT" w:bidi="pt_PT"/>
+        </w:rPr>
         <w:t xml:space="preserve">, </w:t>
       </w:r>
       <w:hyperlink r:id="rId13">
         <w:r>
           <w:rPr>
+            <w:lang w:val="pt_PT" w:bidi="pt_PT"/>
+          </w:rPr>
+          <w:rPr>
             <w:color w:val="0000EE"/>
             <w:u w:val="single"/>
           </w:rPr>
@@ -54,11 +94,17 @@
         </w:r>
       </w:hyperlink>
       <w:r>
+        <w:rPr>
+          <w:lang w:val="pt_PT" w:bidi="pt_PT"/>
+        </w:rPr>
         <w:t xml:space="preserve">, 2019, which is licensed under a </w:t>
       </w:r>
       <w:hyperlink r:id="rId14">
         <w:r>
           <w:rPr>
+            <w:lang w:val="pt_PT" w:bidi="pt_PT"/>
+          </w:rPr>
+          <w:rPr>
             <w:color w:val="0000EE"/>
             <w:u w:val="single"/>
           </w:rPr>
@@ -66,23 +112,49 @@
         </w:r>
       </w:hyperlink>
       <w:r>
+        <w:rPr>
+          <w:lang w:val="pt_PT" w:bidi="pt_PT"/>
+        </w:rPr>
         <w:t>.</w:t>
       </w:r>
-      <w:r/>
-    </w:p>
-    <w:p>
-      <w:r/>
-      <w:r>
+      <w:r>
+        <w:rPr>
+          <w:lang w:val="pt_PT" w:bidi="pt_PT"/>
+        </w:rPr>
+      </w:r>
+    </w:p>
+    <w:p>
+      <w:pPr/>
+      <w:r>
+        <w:rPr>
+          <w:lang w:val="pt_PT" w:bidi="pt_PT"/>
+        </w:rPr>
+      </w:r>
+      <w:r>
+        <w:rPr>
+          <w:lang w:val="pt_PT" w:bidi="pt_PT"/>
+        </w:rPr>
         <w:t>This PDF version is provided under the same license.</w:t>
       </w:r>
-      <w:r/>
-      <w:r/>
+      <w:r>
+        <w:rPr>
+          <w:lang w:val="pt_PT" w:bidi="pt_PT"/>
+        </w:rPr>
+      </w:r>
+      <w:r>
+        <w:rPr>
+          <w:lang w:val="pt_PT" w:bidi="pt_PT"/>
+        </w:rPr>
+      </w:r>
     </w:p>
     <w:p>
       <w:pPr>
         <w:pStyle w:val="Heading1"/>
       </w:pPr>
       <w:r>
+        <w:rPr>
+          <w:lang w:val="pt_PT" w:bidi="pt_PT"/>
+        </w:rPr>
         <w:t>Notas de Estudo (Tyndale)</w:t>
       </w:r>
     </w:p>
@@ -105,34 +177,72 @@
       </w:pPr>
     </w:p>
     <w:p>
-      <w:r/>
+      <w:pPr/>
+      <w:r>
+        <w:rPr>
+          <w:lang w:val="pt_PT" w:bidi="pt_PT"/>
+        </w:rPr>
+      </w:r>
     </w:p>
     <w:p>
       <w:pPr>
         <w:pStyle w:val="Heading2"/>
       </w:pPr>
       <w:r>
+        <w:rPr>
+          <w:lang w:val="pt_PT" w:bidi="pt_PT"/>
+        </w:rPr>
         <w:t>1PE</w:t>
       </w:r>
-      <w:r/>
-    </w:p>
-    <w:p>
-      <w:r/>
+      <w:r>
+        <w:rPr>
+          <w:lang w:val="pt_PT" w:bidi="pt_PT"/>
+        </w:rPr>
+      </w:r>
+    </w:p>
+    <w:p>
+      <w:pPr/>
+      <w:r>
+        <w:rPr>
+          <w:lang w:val="pt_PT" w:bidi="pt_PT"/>
+        </w:rPr>
+      </w:r>
       <w:r>
         <w:rPr>
           <w:i/>
+          <w:lang w:val="pt_PT" w:bidi="pt_PT"/>
         </w:rPr>
         <w:t>1 Pedro 1.1, 1 Pedro 1.2, 1 Pedro 1.3, 1 Pedro 1.3–9, 1 Pedro 1.4, 1 Pedro 1.5, 1 Pedro 1.7, 1 Pedro 1.9, 1 Pedro 1.10–12, 1 Pedro 1.11, 1 Pedro 1.12, 1 Pedro 1.13, 1 Pedro 1.13–21, 1 Pedro 1.15–16, 1 Pedro 1.17, 1 Pedro 1.18, 1 Pedro 1.19, 1 Pedro 1.20, 1 Pedro 1.22, 1 Pedro 1.22–2:3, 1 Pedro 2.2, 1 Pedro 2.3, 1 Pedro 2.4, 1 Pedro 2.4–10, 1 Pedro 2.5, 1 Pedro 2.6–8, 1 Pedro 2.8, 1 Pedro 2.9, 1 Pedro 2.11, 1 Pedro 2.11–12, 1 Pedro 2.12, 1 Pedro 2.13, 1 Pedro 2.13–3.7, 1 Pedro 2.14, 1 Pedro 2.17, 1 Pedro 2.18, 1 Pedro 2.18–20, 1 Pedro 2.21–25, 1 Pedro 2.24, 1 Pedro 3.1, 1 Pedro 3.1–7, 1 Pedro 3.3–4, 1 Pedro 3.6, 1 Pedro 3.7, 1 Pedro 3.8–12, 1 Pedro 3.9, 1 Pedro 3.10–12, 1 Pedro 3.13, 1 Pedro 3.13–17, 1 Pedro 3.14–15, 1 Pedro 3.18, 1 Pedro 3.18–22, 1 Pedro 3.19–20, 1 Pedro 3.20, 1 Pedro 3.21, 1 Pedro 3.22, 1 Pedro 4.1, 1 Pedro 4.1–6, 1 Pedro 4.3, 1 Pedro 4.6, 1 Pedro 4.7, 1 Pedro 4.7–11, 1 Pedro 4.8, 1 Pedro 4.10, 1 Pedro 4.11, 1 Pedro 4:12, 1 Pedro 4.12–19, 1 Pedro 4.13, 1 Pedro 4.14, 1 Pedro 4.16, 1 Pedro 4.17, 1 Pedro 5.1–4, 1 Pedro 5.1–14, 1 Pedro 5.2, 1 Pedro 5.5, 1 Pedro 5.9, 1 Pedro 5.10, 1 Pedro 5.12, 1 Pedro 5.13, 1 Pedro 5.14</w:t>
       </w:r>
-      <w:r/>
-    </w:p>
-    <w:p>
-      <w:r/>
-      <w:r>
+      <w:r>
+        <w:rPr>
+          <w:lang w:val="pt_PT" w:bidi="pt_PT"/>
+        </w:rPr>
+      </w:r>
+    </w:p>
+    <w:p>
+      <w:pPr/>
+      <w:r>
+        <w:rPr>
+          <w:lang w:val="pt_PT" w:bidi="pt_PT"/>
+        </w:rPr>
+      </w:r>
+      <w:r>
+        <w:rPr>
+          <w:lang w:val="pt_PT" w:bidi="pt_PT"/>
+        </w:rPr>
         <w:t xml:space="preserve"> </w:t>
       </w:r>
-      <w:r/>
-      <w:r/>
+      <w:r>
+        <w:rPr>
+          <w:lang w:val="pt_PT" w:bidi="pt_PT"/>
+        </w:rPr>
+      </w:r>
+      <w:r>
+        <w:rPr>
+          <w:lang w:val="pt_PT" w:bidi="pt_PT"/>
+        </w:rPr>
+      </w:r>
     </w:p>
     <w:p>
       <w:pPr>
@@ -150,25 +260,48 @@
       </w:pPr>
     </w:p>
     <w:p>
-      <w:r/>
+      <w:pPr/>
+      <w:r>
+        <w:rPr>
+          <w:lang w:val="pt_PT" w:bidi="pt_PT"/>
+        </w:rPr>
+      </w:r>
     </w:p>
     <w:p>
       <w:pPr>
         <w:pStyle w:val="Heading2"/>
       </w:pPr>
       <w:r>
+        <w:rPr>
+          <w:lang w:val="pt_PT" w:bidi="pt_PT"/>
+        </w:rPr>
         <w:t>1 Pedro 1.1</w:t>
       </w:r>
-      <w:r/>
-    </w:p>
-    <w:p>
-      <w:r/>
-      <w:r>
+      <w:r>
+        <w:rPr>
+          <w:lang w:val="pt_PT" w:bidi="pt_PT"/>
+        </w:rPr>
+      </w:r>
+    </w:p>
+    <w:p>
+      <w:pPr/>
+      <w:r>
+        <w:rPr>
+          <w:lang w:val="pt_PT" w:bidi="pt_PT"/>
+        </w:rPr>
+      </w:r>
+      <w:r>
+        <w:rPr>
+          <w:lang w:val="pt_PT" w:bidi="pt_PT"/>
+        </w:rPr>
         <w:t>ao povo de Deus: Pedro inicia sua carta aos cristãos que sofrem, lembrando-os do status que possuem devido ao ato de Deus em favor deles (</w:t>
       </w:r>
       <w:hyperlink r:id="rId15">
         <w:r>
           <w:rPr>
+            <w:lang w:val="pt_PT" w:bidi="pt_PT"/>
+          </w:rPr>
+          <w:rPr>
             <w:color w:val="0000EE"/>
             <w:u w:val="single"/>
           </w:rPr>
@@ -176,40 +309,78 @@
         </w:r>
       </w:hyperlink>
       <w:r>
+        <w:rPr>
+          <w:lang w:val="pt_PT" w:bidi="pt_PT"/>
+        </w:rPr>
         <w:t xml:space="preserve">). • vivendo como estrangeiros (literalmente </w:t>
       </w:r>
       <w:r>
         <w:rPr>
           <w:i/>
+          <w:lang w:val="pt_PT" w:bidi="pt_PT"/>
         </w:rPr>
         <w:t>exilados da dispersão</w:t>
       </w:r>
       <w:r>
+        <w:rPr>
+          <w:lang w:val="pt_PT" w:bidi="pt_PT"/>
+        </w:rPr>
         <w:t>): Um exilado foi retirado de sua terra natal e levado para viver em um país estrangeiro. Pedro usa o conceito metaforicamente para lembrar os cristãos de que estão vivendo em um mundo dominado por valores e modos de vida anticristãos. • Ponto, Galácia, Capadócia, Ásia e Bitínia eram províncias romanas no que hoje é a Turquia. Elas podem estar listadas na ordem da rota que um mensageiro seguiria ao levar a carta para as várias igrejas.</w:t>
       </w:r>
-      <w:r/>
-      <w:r/>
-    </w:p>
-    <w:p>
-      <w:r/>
+      <w:r>
+        <w:rPr>
+          <w:lang w:val="pt_PT" w:bidi="pt_PT"/>
+        </w:rPr>
+      </w:r>
+      <w:r>
+        <w:rPr>
+          <w:lang w:val="pt_PT" w:bidi="pt_PT"/>
+        </w:rPr>
+      </w:r>
+    </w:p>
+    <w:p>
+      <w:pPr/>
+      <w:r>
+        <w:rPr>
+          <w:lang w:val="pt_PT" w:bidi="pt_PT"/>
+        </w:rPr>
+      </w:r>
     </w:p>
     <w:p>
       <w:pPr>
         <w:pStyle w:val="Heading2"/>
       </w:pPr>
       <w:r>
+        <w:rPr>
+          <w:lang w:val="pt_PT" w:bidi="pt_PT"/>
+        </w:rPr>
         <w:t>1 Pedro 1.2</w:t>
       </w:r>
-      <w:r/>
-    </w:p>
-    <w:p>
-      <w:r/>
-      <w:r>
+      <w:r>
+        <w:rPr>
+          <w:lang w:val="pt_PT" w:bidi="pt_PT"/>
+        </w:rPr>
+      </w:r>
+    </w:p>
+    <w:p>
+      <w:pPr/>
+      <w:r>
+        <w:rPr>
+          <w:lang w:val="pt_PT" w:bidi="pt_PT"/>
+        </w:rPr>
+      </w:r>
+      <w:r>
+        <w:rPr>
+          <w:lang w:val="pt_PT" w:bidi="pt_PT"/>
+        </w:rPr>
         <w:t xml:space="preserve">vocês foram escolhidos: Quando Deus conhece uma pessoa, isso significa que Ele escolhe essa pessoa. Ele decidiu entrar em relacionamento com Seu povo antes que eles O conhecessem (cf. </w:t>
       </w:r>
       <w:hyperlink r:id="rId16">
         <w:r>
           <w:rPr>
+            <w:lang w:val="pt_PT" w:bidi="pt_PT"/>
+          </w:rPr>
+          <w:rPr>
             <w:color w:val="0000EE"/>
             <w:u w:val="single"/>
           </w:rPr>
@@ -217,11 +388,17 @@
         </w:r>
       </w:hyperlink>
       <w:r>
+        <w:rPr>
+          <w:lang w:val="pt_PT" w:bidi="pt_PT"/>
+        </w:rPr>
         <w:t xml:space="preserve">; </w:t>
       </w:r>
       <w:hyperlink r:id="rId17">
         <w:r>
           <w:rPr>
+            <w:lang w:val="pt_PT" w:bidi="pt_PT"/>
+          </w:rPr>
+          <w:rPr>
             <w:color w:val="0000EE"/>
             <w:u w:val="single"/>
           </w:rPr>
@@ -229,31 +406,65 @@
         </w:r>
       </w:hyperlink>
       <w:r>
+        <w:rPr>
+          <w:lang w:val="pt_PT" w:bidi="pt_PT"/>
+        </w:rPr>
         <w:t>).</w:t>
       </w:r>
-      <w:r/>
-      <w:r/>
-    </w:p>
-    <w:p>
-      <w:r/>
+      <w:r>
+        <w:rPr>
+          <w:lang w:val="pt_PT" w:bidi="pt_PT"/>
+        </w:rPr>
+      </w:r>
+      <w:r>
+        <w:rPr>
+          <w:lang w:val="pt_PT" w:bidi="pt_PT"/>
+        </w:rPr>
+      </w:r>
+    </w:p>
+    <w:p>
+      <w:pPr/>
+      <w:r>
+        <w:rPr>
+          <w:lang w:val="pt_PT" w:bidi="pt_PT"/>
+        </w:rPr>
+      </w:r>
     </w:p>
     <w:p>
       <w:pPr>
         <w:pStyle w:val="Heading2"/>
       </w:pPr>
       <w:r>
+        <w:rPr>
+          <w:lang w:val="pt_PT" w:bidi="pt_PT"/>
+        </w:rPr>
         <w:t>1 Pedro 1.3</w:t>
       </w:r>
-      <w:r/>
-    </w:p>
-    <w:p>
-      <w:r/>
-      <w:r>
+      <w:r>
+        <w:rPr>
+          <w:lang w:val="pt_PT" w:bidi="pt_PT"/>
+        </w:rPr>
+      </w:r>
+    </w:p>
+    <w:p>
+      <w:pPr/>
+      <w:r>
+        <w:rPr>
+          <w:lang w:val="pt_PT" w:bidi="pt_PT"/>
+        </w:rPr>
+      </w:r>
+      <w:r>
+        <w:rPr>
+          <w:lang w:val="pt_PT" w:bidi="pt_PT"/>
+        </w:rPr>
         <w:t xml:space="preserve">nova vida: O novo nascimento é uma forma de descrever a conversão cristã (cp. </w:t>
       </w:r>
       <w:hyperlink r:id="rId18">
         <w:r>
           <w:rPr>
+            <w:lang w:val="pt_PT" w:bidi="pt_PT"/>
+          </w:rPr>
+          <w:rPr>
             <w:color w:val="0000EE"/>
             <w:u w:val="single"/>
           </w:rPr>
@@ -261,11 +472,17 @@
         </w:r>
       </w:hyperlink>
       <w:r>
+        <w:rPr>
+          <w:lang w:val="pt_PT" w:bidi="pt_PT"/>
+        </w:rPr>
         <w:t xml:space="preserve">; </w:t>
       </w:r>
       <w:hyperlink r:id="rId19">
         <w:r>
           <w:rPr>
+            <w:lang w:val="pt_PT" w:bidi="pt_PT"/>
+          </w:rPr>
+          <w:rPr>
             <w:color w:val="0000EE"/>
             <w:u w:val="single"/>
           </w:rPr>
@@ -273,11 +490,17 @@
         </w:r>
       </w:hyperlink>
       <w:r>
+        <w:rPr>
+          <w:lang w:val="pt_PT" w:bidi="pt_PT"/>
+        </w:rPr>
         <w:t xml:space="preserve">; </w:t>
       </w:r>
       <w:hyperlink r:id="rId20">
         <w:r>
           <w:rPr>
+            <w:lang w:val="pt_PT" w:bidi="pt_PT"/>
+          </w:rPr>
+          <w:rPr>
             <w:color w:val="0000EE"/>
             <w:u w:val="single"/>
           </w:rPr>
@@ -285,11 +508,17 @@
         </w:r>
       </w:hyperlink>
       <w:r>
+        <w:rPr>
+          <w:lang w:val="pt_PT" w:bidi="pt_PT"/>
+        </w:rPr>
         <w:t xml:space="preserve">; </w:t>
       </w:r>
       <w:hyperlink r:id="rId21">
         <w:r>
           <w:rPr>
+            <w:lang w:val="pt_PT" w:bidi="pt_PT"/>
+          </w:rPr>
+          <w:rPr>
             <w:color w:val="0000EE"/>
             <w:u w:val="single"/>
           </w:rPr>
@@ -297,11 +526,17 @@
         </w:r>
       </w:hyperlink>
       <w:r>
+        <w:rPr>
+          <w:lang w:val="pt_PT" w:bidi="pt_PT"/>
+        </w:rPr>
         <w:t xml:space="preserve">; </w:t>
       </w:r>
       <w:hyperlink r:id="rId22">
         <w:r>
           <w:rPr>
+            <w:lang w:val="pt_PT" w:bidi="pt_PT"/>
+          </w:rPr>
+          <w:rPr>
             <w:color w:val="0000EE"/>
             <w:u w:val="single"/>
           </w:rPr>
@@ -309,11 +544,17 @@
         </w:r>
       </w:hyperlink>
       <w:r>
+        <w:rPr>
+          <w:lang w:val="pt_PT" w:bidi="pt_PT"/>
+        </w:rPr>
         <w:t xml:space="preserve">; </w:t>
       </w:r>
       <w:hyperlink r:id="rId23">
         <w:r>
           <w:rPr>
+            <w:lang w:val="pt_PT" w:bidi="pt_PT"/>
+          </w:rPr>
+          <w:rPr>
             <w:color w:val="0000EE"/>
             <w:u w:val="single"/>
           </w:rPr>
@@ -321,11 +562,17 @@
         </w:r>
       </w:hyperlink>
       <w:r>
+        <w:rPr>
+          <w:lang w:val="pt_PT" w:bidi="pt_PT"/>
+        </w:rPr>
         <w:t>,</w:t>
       </w:r>
       <w:hyperlink r:id="rId24">
         <w:r>
           <w:rPr>
+            <w:lang w:val="pt_PT" w:bidi="pt_PT"/>
+          </w:rPr>
+          <w:rPr>
             <w:color w:val="0000EE"/>
             <w:u w:val="single"/>
           </w:rPr>
@@ -333,11 +580,17 @@
         </w:r>
       </w:hyperlink>
       <w:r>
+        <w:rPr>
+          <w:lang w:val="pt_PT" w:bidi="pt_PT"/>
+        </w:rPr>
         <w:t>,</w:t>
       </w:r>
       <w:hyperlink r:id="rId25">
         <w:r>
           <w:rPr>
+            <w:lang w:val="pt_PT" w:bidi="pt_PT"/>
+          </w:rPr>
+          <w:rPr>
             <w:color w:val="0000EE"/>
             <w:u w:val="single"/>
           </w:rPr>
@@ -345,11 +598,17 @@
         </w:r>
       </w:hyperlink>
       <w:r>
+        <w:rPr>
+          <w:lang w:val="pt_PT" w:bidi="pt_PT"/>
+        </w:rPr>
         <w:t xml:space="preserve">). Esta palavra grega, que ocorre novamente em </w:t>
       </w:r>
       <w:hyperlink r:id="rId26">
         <w:r>
           <w:rPr>
+            <w:lang w:val="pt_PT" w:bidi="pt_PT"/>
+          </w:rPr>
+          <w:rPr>
             <w:color w:val="0000EE"/>
             <w:u w:val="single"/>
           </w:rPr>
@@ -357,11 +616,17 @@
         </w:r>
       </w:hyperlink>
       <w:r>
+        <w:rPr>
+          <w:lang w:val="pt_PT" w:bidi="pt_PT"/>
+        </w:rPr>
         <w:t xml:space="preserve">, enquadra a mensagem de </w:t>
       </w:r>
       <w:hyperlink r:id="rId27">
         <w:r>
           <w:rPr>
+            <w:lang w:val="pt_PT" w:bidi="pt_PT"/>
+          </w:rPr>
+          <w:rPr>
             <w:color w:val="0000EE"/>
             <w:u w:val="single"/>
           </w:rPr>
@@ -369,51 +634,113 @@
         </w:r>
       </w:hyperlink>
       <w:r>
+        <w:rPr>
+          <w:lang w:val="pt_PT" w:bidi="pt_PT"/>
+        </w:rPr>
         <w:t>.</w:t>
       </w:r>
-      <w:r/>
-      <w:r/>
-    </w:p>
-    <w:p>
-      <w:r/>
+      <w:r>
+        <w:rPr>
+          <w:lang w:val="pt_PT" w:bidi="pt_PT"/>
+        </w:rPr>
+      </w:r>
+      <w:r>
+        <w:rPr>
+          <w:lang w:val="pt_PT" w:bidi="pt_PT"/>
+        </w:rPr>
+      </w:r>
+    </w:p>
+    <w:p>
+      <w:pPr/>
+      <w:r>
+        <w:rPr>
+          <w:lang w:val="pt_PT" w:bidi="pt_PT"/>
+        </w:rPr>
+      </w:r>
     </w:p>
     <w:p>
       <w:pPr>
         <w:pStyle w:val="Heading2"/>
       </w:pPr>
       <w:r>
+        <w:rPr>
+          <w:lang w:val="pt_PT" w:bidi="pt_PT"/>
+        </w:rPr>
         <w:t>1 Pedro 1.3–9</w:t>
       </w:r>
-      <w:r/>
-    </w:p>
-    <w:p>
-      <w:r/>
-      <w:r>
+      <w:r>
+        <w:rPr>
+          <w:lang w:val="pt_PT" w:bidi="pt_PT"/>
+        </w:rPr>
+      </w:r>
+    </w:p>
+    <w:p>
+      <w:pPr/>
+      <w:r>
+        <w:rPr>
+          <w:lang w:val="pt_PT" w:bidi="pt_PT"/>
+        </w:rPr>
+      </w:r>
+      <w:r>
+        <w:rPr>
+          <w:lang w:val="pt_PT" w:bidi="pt_PT"/>
+        </w:rPr>
         <w:t>Na maioria das cartas do Novo Testamento, a saudação é seguida por uma seção de agradecimento ou louvor. Pedro louva a Deus porque Sua misericórdia traz nova vida espiritual, o que gera uma expectativa confiante sobre o futuro, apesar dos sofrimentos no presente.</w:t>
       </w:r>
-      <w:r/>
-      <w:r/>
-    </w:p>
-    <w:p>
-      <w:r/>
+      <w:r>
+        <w:rPr>
+          <w:lang w:val="pt_PT" w:bidi="pt_PT"/>
+        </w:rPr>
+      </w:r>
+      <w:r>
+        <w:rPr>
+          <w:lang w:val="pt_PT" w:bidi="pt_PT"/>
+        </w:rPr>
+      </w:r>
+    </w:p>
+    <w:p>
+      <w:pPr/>
+      <w:r>
+        <w:rPr>
+          <w:lang w:val="pt_PT" w:bidi="pt_PT"/>
+        </w:rPr>
+      </w:r>
     </w:p>
     <w:p>
       <w:pPr>
         <w:pStyle w:val="Heading2"/>
       </w:pPr>
       <w:r>
+        <w:rPr>
+          <w:lang w:val="pt_PT" w:bidi="pt_PT"/>
+        </w:rPr>
         <w:t>1 Pedro 1.4</w:t>
       </w:r>
-      <w:r/>
-    </w:p>
-    <w:p>
-      <w:r/>
-      <w:r>
+      <w:r>
+        <w:rPr>
+          <w:lang w:val="pt_PT" w:bidi="pt_PT"/>
+        </w:rPr>
+      </w:r>
+    </w:p>
+    <w:p>
+      <w:pPr/>
+      <w:r>
+        <w:rPr>
+          <w:lang w:val="pt_PT" w:bidi="pt_PT"/>
+        </w:rPr>
+      </w:r>
+      <w:r>
+        <w:rPr>
+          <w:lang w:val="pt_PT" w:bidi="pt_PT"/>
+        </w:rPr>
         <w:t xml:space="preserve">No texto original, existe a linguagem da herança, que frequentemente se refere ao que Deus prometeu ao seu povo. Originalmente aplicada à terra de Israel (veja </w:t>
       </w:r>
       <w:hyperlink r:id="rId28">
         <w:r>
           <w:rPr>
+            <w:lang w:val="pt_PT" w:bidi="pt_PT"/>
+          </w:rPr>
+          <w:rPr>
             <w:color w:val="0000EE"/>
             <w:u w:val="single"/>
           </w:rPr>
@@ -421,20 +748,30 @@
         </w:r>
       </w:hyperlink>
       <w:r>
+        <w:rPr>
+          <w:lang w:val="pt_PT" w:bidi="pt_PT"/>
+        </w:rPr>
         <w:t xml:space="preserve">), a </w:t>
       </w:r>
       <w:r>
         <w:rPr>
           <w:i/>
+          <w:lang w:val="pt_PT" w:bidi="pt_PT"/>
         </w:rPr>
         <w:t>herança</w:t>
       </w:r>
       <w:r>
+        <w:rPr>
+          <w:lang w:val="pt_PT" w:bidi="pt_PT"/>
+        </w:rPr>
         <w:t xml:space="preserve"> passou a significar o povo de Deus e a presença de Deus com eles (veja </w:t>
       </w:r>
       <w:hyperlink r:id="rId29">
         <w:r>
           <w:rPr>
+            <w:lang w:val="pt_PT" w:bidi="pt_PT"/>
+          </w:rPr>
+          <w:rPr>
             <w:color w:val="0000EE"/>
             <w:u w:val="single"/>
           </w:rPr>
@@ -442,11 +779,17 @@
         </w:r>
       </w:hyperlink>
       <w:r>
+        <w:rPr>
+          <w:lang w:val="pt_PT" w:bidi="pt_PT"/>
+        </w:rPr>
         <w:t xml:space="preserve">; </w:t>
       </w:r>
       <w:hyperlink r:id="rId30">
         <w:r>
           <w:rPr>
+            <w:lang w:val="pt_PT" w:bidi="pt_PT"/>
+          </w:rPr>
+          <w:rPr>
             <w:color w:val="0000EE"/>
             <w:u w:val="single"/>
           </w:rPr>
@@ -454,11 +797,17 @@
         </w:r>
       </w:hyperlink>
       <w:r>
+        <w:rPr>
+          <w:lang w:val="pt_PT" w:bidi="pt_PT"/>
+        </w:rPr>
         <w:t xml:space="preserve">). No Novo Testamento, a herança é o benefício espiritual e a salvação eterna que Deus promete ao seu povo (veja </w:t>
       </w:r>
       <w:hyperlink r:id="rId31">
         <w:r>
           <w:rPr>
+            <w:lang w:val="pt_PT" w:bidi="pt_PT"/>
+          </w:rPr>
+          <w:rPr>
             <w:color w:val="0000EE"/>
             <w:u w:val="single"/>
           </w:rPr>
@@ -466,11 +815,17 @@
         </w:r>
       </w:hyperlink>
       <w:r>
+        <w:rPr>
+          <w:lang w:val="pt_PT" w:bidi="pt_PT"/>
+        </w:rPr>
         <w:t xml:space="preserve">; </w:t>
       </w:r>
       <w:hyperlink r:id="rId32">
         <w:r>
           <w:rPr>
+            <w:lang w:val="pt_PT" w:bidi="pt_PT"/>
+          </w:rPr>
+          <w:rPr>
             <w:color w:val="0000EE"/>
             <w:u w:val="single"/>
           </w:rPr>
@@ -478,40 +833,78 @@
         </w:r>
       </w:hyperlink>
       <w:r>
+        <w:rPr>
+          <w:lang w:val="pt_PT" w:bidi="pt_PT"/>
+        </w:rPr>
         <w:t>).</w:t>
       </w:r>
-      <w:r/>
-      <w:r/>
-    </w:p>
-    <w:p>
-      <w:r/>
+      <w:r>
+        <w:rPr>
+          <w:lang w:val="pt_PT" w:bidi="pt_PT"/>
+        </w:rPr>
+      </w:r>
+      <w:r>
+        <w:rPr>
+          <w:lang w:val="pt_PT" w:bidi="pt_PT"/>
+        </w:rPr>
+      </w:r>
+    </w:p>
+    <w:p>
+      <w:pPr/>
+      <w:r>
+        <w:rPr>
+          <w:lang w:val="pt_PT" w:bidi="pt_PT"/>
+        </w:rPr>
+      </w:r>
     </w:p>
     <w:p>
       <w:pPr>
         <w:pStyle w:val="Heading2"/>
       </w:pPr>
       <w:r>
+        <w:rPr>
+          <w:lang w:val="pt_PT" w:bidi="pt_PT"/>
+        </w:rPr>
         <w:t>1 Pedro 1.5</w:t>
       </w:r>
-      <w:r/>
-    </w:p>
-    <w:p>
-      <w:r/>
-      <w:r>
+      <w:r>
+        <w:rPr>
+          <w:lang w:val="pt_PT" w:bidi="pt_PT"/>
+        </w:rPr>
+      </w:r>
+    </w:p>
+    <w:p>
+      <w:pPr/>
+      <w:r>
+        <w:rPr>
+          <w:lang w:val="pt_PT" w:bidi="pt_PT"/>
+        </w:rPr>
+      </w:r>
+      <w:r>
+        <w:rPr>
+          <w:lang w:val="pt_PT" w:bidi="pt_PT"/>
+        </w:rPr>
         <w:t xml:space="preserve">Essas bênçãos são para vocês que, por meio da fé, são guardados pelo poder de Deus para a salvação: No Novo Testamento, </w:t>
       </w:r>
       <w:r>
         <w:rPr>
           <w:i/>
+          <w:lang w:val="pt_PT" w:bidi="pt_PT"/>
         </w:rPr>
         <w:t>salvação</w:t>
       </w:r>
       <w:r>
+        <w:rPr>
+          <w:lang w:val="pt_PT" w:bidi="pt_PT"/>
+        </w:rPr>
         <w:t xml:space="preserve"> frequentemente se refere ao resgate final do pecado e da morte no momento do retorno de Cristo. Esta esperança encoraja os crentes a perseverarem até o fim (veja também </w:t>
       </w:r>
       <w:hyperlink r:id="rId33">
         <w:r>
           <w:rPr>
+            <w:lang w:val="pt_PT" w:bidi="pt_PT"/>
+          </w:rPr>
+          <w:rPr>
             <w:color w:val="0000EE"/>
             <w:u w:val="single"/>
           </w:rPr>
@@ -519,11 +912,17 @@
         </w:r>
       </w:hyperlink>
       <w:r>
+        <w:rPr>
+          <w:lang w:val="pt_PT" w:bidi="pt_PT"/>
+        </w:rPr>
         <w:t>,</w:t>
       </w:r>
       <w:hyperlink r:id="rId34">
         <w:r>
           <w:rPr>
+            <w:lang w:val="pt_PT" w:bidi="pt_PT"/>
+          </w:rPr>
+          <w:rPr>
             <w:color w:val="0000EE"/>
             <w:u w:val="single"/>
           </w:rPr>
@@ -531,11 +930,17 @@
         </w:r>
       </w:hyperlink>
       <w:r>
+        <w:rPr>
+          <w:lang w:val="pt_PT" w:bidi="pt_PT"/>
+        </w:rPr>
         <w:t xml:space="preserve">; </w:t>
       </w:r>
       <w:hyperlink r:id="rId35">
         <w:r>
           <w:rPr>
+            <w:lang w:val="pt_PT" w:bidi="pt_PT"/>
+          </w:rPr>
+          <w:rPr>
             <w:color w:val="0000EE"/>
             <w:u w:val="single"/>
           </w:rPr>
@@ -543,11 +948,17 @@
         </w:r>
       </w:hyperlink>
       <w:r>
+        <w:rPr>
+          <w:lang w:val="pt_PT" w:bidi="pt_PT"/>
+        </w:rPr>
         <w:t xml:space="preserve">; </w:t>
       </w:r>
       <w:hyperlink r:id="rId36">
         <w:r>
           <w:rPr>
+            <w:lang w:val="pt_PT" w:bidi="pt_PT"/>
+          </w:rPr>
+          <w:rPr>
             <w:color w:val="0000EE"/>
             <w:u w:val="single"/>
           </w:rPr>
@@ -555,11 +966,17 @@
         </w:r>
       </w:hyperlink>
       <w:r>
+        <w:rPr>
+          <w:lang w:val="pt_PT" w:bidi="pt_PT"/>
+        </w:rPr>
         <w:t xml:space="preserve">). • pronta para ser revelada: A futura revelação da salvação de Deus contrasta com a atual ocultação de Deus e seus propósitos (veja também </w:t>
       </w:r>
       <w:hyperlink r:id="rId37">
         <w:r>
           <w:rPr>
+            <w:lang w:val="pt_PT" w:bidi="pt_PT"/>
+          </w:rPr>
+          <w:rPr>
             <w:color w:val="0000EE"/>
             <w:u w:val="single"/>
           </w:rPr>
@@ -567,11 +984,17 @@
         </w:r>
       </w:hyperlink>
       <w:r>
+        <w:rPr>
+          <w:lang w:val="pt_PT" w:bidi="pt_PT"/>
+        </w:rPr>
         <w:t>,</w:t>
       </w:r>
       <w:hyperlink r:id="rId38">
         <w:r>
           <w:rPr>
+            <w:lang w:val="pt_PT" w:bidi="pt_PT"/>
+          </w:rPr>
+          <w:rPr>
             <w:color w:val="0000EE"/>
             <w:u w:val="single"/>
           </w:rPr>
@@ -579,87 +1002,165 @@
         </w:r>
       </w:hyperlink>
       <w:r>
+        <w:rPr>
+          <w:lang w:val="pt_PT" w:bidi="pt_PT"/>
+        </w:rPr>
         <w:t>).</w:t>
       </w:r>
-      <w:r/>
-      <w:r/>
-    </w:p>
-    <w:p>
-      <w:r/>
+      <w:r>
+        <w:rPr>
+          <w:lang w:val="pt_PT" w:bidi="pt_PT"/>
+        </w:rPr>
+      </w:r>
+      <w:r>
+        <w:rPr>
+          <w:lang w:val="pt_PT" w:bidi="pt_PT"/>
+        </w:rPr>
+      </w:r>
+    </w:p>
+    <w:p>
+      <w:pPr/>
+      <w:r>
+        <w:rPr>
+          <w:lang w:val="pt_PT" w:bidi="pt_PT"/>
+        </w:rPr>
+      </w:r>
     </w:p>
     <w:p>
       <w:pPr>
         <w:pStyle w:val="Heading2"/>
       </w:pPr>
       <w:r>
+        <w:rPr>
+          <w:lang w:val="pt_PT" w:bidi="pt_PT"/>
+        </w:rPr>
         <w:t>1 Pedro 1.7</w:t>
       </w:r>
-      <w:r/>
-    </w:p>
-    <w:p>
-      <w:r/>
-      <w:r>
+      <w:r>
+        <w:rPr>
+          <w:lang w:val="pt_PT" w:bidi="pt_PT"/>
+        </w:rPr>
+      </w:r>
+    </w:p>
+    <w:p>
+      <w:pPr/>
+      <w:r>
+        <w:rPr>
+          <w:lang w:val="pt_PT" w:bidi="pt_PT"/>
+        </w:rPr>
+      </w:r>
+      <w:r>
+        <w:rPr>
+          <w:lang w:val="pt_PT" w:bidi="pt_PT"/>
+        </w:rPr>
         <w:t>para mostrar que a fé que vocês têm é verdadeira: A fé, assim como o ouro</w:t>
       </w:r>
       <w:r>
         <w:rPr>
           <w:i/>
+          <w:lang w:val="pt_PT" w:bidi="pt_PT"/>
         </w:rPr>
         <w:t>,</w:t>
       </w:r>
       <w:r>
+        <w:rPr>
+          <w:lang w:val="pt_PT" w:bidi="pt_PT"/>
+        </w:rPr>
         <w:t xml:space="preserve"> é purificada à medida que é testada. • A NTLH entende que louvor, glória e honra são dados por Deus ao cristão fiel. A frase também pode significar que uma vida cristã fiel traz </w:t>
       </w:r>
       <w:r>
         <w:rPr>
           <w:i/>
+          <w:lang w:val="pt_PT" w:bidi="pt_PT"/>
         </w:rPr>
         <w:t>louvor, glória e honra</w:t>
       </w:r>
       <w:r>
+        <w:rPr>
+          <w:lang w:val="pt_PT" w:bidi="pt_PT"/>
+        </w:rPr>
         <w:t xml:space="preserve"> a Deus.</w:t>
       </w:r>
-      <w:r/>
-      <w:r/>
-    </w:p>
-    <w:p>
-      <w:r/>
+      <w:r>
+        <w:rPr>
+          <w:lang w:val="pt_PT" w:bidi="pt_PT"/>
+        </w:rPr>
+      </w:r>
+      <w:r>
+        <w:rPr>
+          <w:lang w:val="pt_PT" w:bidi="pt_PT"/>
+        </w:rPr>
+      </w:r>
+    </w:p>
+    <w:p>
+      <w:pPr/>
+      <w:r>
+        <w:rPr>
+          <w:lang w:val="pt_PT" w:bidi="pt_PT"/>
+        </w:rPr>
+      </w:r>
     </w:p>
     <w:p>
       <w:pPr>
         <w:pStyle w:val="Heading2"/>
       </w:pPr>
       <w:r>
+        <w:rPr>
+          <w:lang w:val="pt_PT" w:bidi="pt_PT"/>
+        </w:rPr>
         <w:t>1 Pedro 1.9</w:t>
       </w:r>
-      <w:r/>
-    </w:p>
-    <w:p>
-      <w:r/>
-      <w:r>
+      <w:r>
+        <w:rPr>
+          <w:lang w:val="pt_PT" w:bidi="pt_PT"/>
+        </w:rPr>
+      </w:r>
+    </w:p>
+    <w:p>
+      <w:pPr/>
+      <w:r>
+        <w:rPr>
+          <w:lang w:val="pt_PT" w:bidi="pt_PT"/>
+        </w:rPr>
+      </w:r>
+      <w:r>
+        <w:rPr>
+          <w:lang w:val="pt_PT" w:bidi="pt_PT"/>
+        </w:rPr>
         <w:t xml:space="preserve">recebendo a sua salvação: No texto original, existe a palavra grega traduzida como </w:t>
       </w:r>
       <w:r>
         <w:rPr>
           <w:i/>
+          <w:lang w:val="pt_PT" w:bidi="pt_PT"/>
         </w:rPr>
         <w:t xml:space="preserve">almas, </w:t>
       </w:r>
       <w:r>
+        <w:rPr>
+          <w:lang w:val="pt_PT" w:bidi="pt_PT"/>
+        </w:rPr>
         <w:t>que</w:t>
       </w:r>
       <w:r>
         <w:rPr>
           <w:i/>
+          <w:lang w:val="pt_PT" w:bidi="pt_PT"/>
         </w:rPr>
         <w:t xml:space="preserve"> </w:t>
       </w:r>
       <w:r>
+        <w:rPr>
+          <w:lang w:val="pt_PT" w:bidi="pt_PT"/>
+        </w:rPr>
         <w:t>frequentemente se refere à pessoa como um todo e não apenas a alguma parte ou aspecto dela (</w:t>
       </w:r>
       <w:hyperlink r:id="rId39">
         <w:r>
           <w:rPr>
+            <w:lang w:val="pt_PT" w:bidi="pt_PT"/>
+          </w:rPr>
+          <w:rPr>
             <w:color w:val="0000EE"/>
             <w:u w:val="single"/>
           </w:rPr>
@@ -667,11 +1168,17 @@
         </w:r>
       </w:hyperlink>
       <w:r>
+        <w:rPr>
+          <w:lang w:val="pt_PT" w:bidi="pt_PT"/>
+        </w:rPr>
         <w:t xml:space="preserve">; </w:t>
       </w:r>
       <w:hyperlink r:id="rId40">
         <w:r>
           <w:rPr>
+            <w:lang w:val="pt_PT" w:bidi="pt_PT"/>
+          </w:rPr>
+          <w:rPr>
             <w:color w:val="0000EE"/>
             <w:u w:val="single"/>
           </w:rPr>
@@ -679,80 +1186,174 @@
         </w:r>
       </w:hyperlink>
       <w:r>
+        <w:rPr>
+          <w:lang w:val="pt_PT" w:bidi="pt_PT"/>
+        </w:rPr>
         <w:t>). A salvação afeta nossa pessoa inteira, não apenas o nosso interior.</w:t>
       </w:r>
-      <w:r/>
-      <w:r/>
-    </w:p>
-    <w:p>
-      <w:r/>
+      <w:r>
+        <w:rPr>
+          <w:lang w:val="pt_PT" w:bidi="pt_PT"/>
+        </w:rPr>
+      </w:r>
+      <w:r>
+        <w:rPr>
+          <w:lang w:val="pt_PT" w:bidi="pt_PT"/>
+        </w:rPr>
+      </w:r>
+    </w:p>
+    <w:p>
+      <w:pPr/>
+      <w:r>
+        <w:rPr>
+          <w:lang w:val="pt_PT" w:bidi="pt_PT"/>
+        </w:rPr>
+      </w:r>
     </w:p>
     <w:p>
       <w:pPr>
         <w:pStyle w:val="Heading2"/>
       </w:pPr>
       <w:r>
+        <w:rPr>
+          <w:lang w:val="pt_PT" w:bidi="pt_PT"/>
+        </w:rPr>
         <w:t>1 Pedro 1.10–12</w:t>
       </w:r>
-      <w:r/>
-    </w:p>
-    <w:p>
-      <w:r/>
-      <w:r>
+      <w:r>
+        <w:rPr>
+          <w:lang w:val="pt_PT" w:bidi="pt_PT"/>
+        </w:rPr>
+      </w:r>
+    </w:p>
+    <w:p>
+      <w:pPr/>
+      <w:r>
+        <w:rPr>
+          <w:lang w:val="pt_PT" w:bidi="pt_PT"/>
+        </w:rPr>
+      </w:r>
+      <w:r>
+        <w:rPr>
+          <w:lang w:val="pt_PT" w:bidi="pt_PT"/>
+        </w:rPr>
         <w:t>Nossa salvação é muito grande: Os profetas do Antigo Testamento previram isso, e os anjos anseiam investigá-la.</w:t>
       </w:r>
-      <w:r/>
-      <w:r/>
-    </w:p>
-    <w:p>
-      <w:r/>
+      <w:r>
+        <w:rPr>
+          <w:lang w:val="pt_PT" w:bidi="pt_PT"/>
+        </w:rPr>
+      </w:r>
+      <w:r>
+        <w:rPr>
+          <w:lang w:val="pt_PT" w:bidi="pt_PT"/>
+        </w:rPr>
+      </w:r>
+    </w:p>
+    <w:p>
+      <w:pPr/>
+      <w:r>
+        <w:rPr>
+          <w:lang w:val="pt_PT" w:bidi="pt_PT"/>
+        </w:rPr>
+      </w:r>
     </w:p>
     <w:p>
       <w:pPr>
         <w:pStyle w:val="Heading2"/>
       </w:pPr>
       <w:r>
+        <w:rPr>
+          <w:lang w:val="pt_PT" w:bidi="pt_PT"/>
+        </w:rPr>
         <w:t>1 Pedro 1.11</w:t>
       </w:r>
-      <w:r/>
-    </w:p>
-    <w:p>
-      <w:r/>
-      <w:r>
+      <w:r>
+        <w:rPr>
+          <w:lang w:val="pt_PT" w:bidi="pt_PT"/>
+        </w:rPr>
+      </w:r>
+    </w:p>
+    <w:p>
+      <w:pPr/>
+      <w:r>
+        <w:rPr>
+          <w:lang w:val="pt_PT" w:bidi="pt_PT"/>
+        </w:rPr>
+      </w:r>
+      <w:r>
+        <w:rPr>
+          <w:lang w:val="pt_PT" w:bidi="pt_PT"/>
+        </w:rPr>
         <w:t xml:space="preserve">E procuraram saber: Muito foi revelado sobre o futuro aos profetas do Antigo Testamento, mas eles não sabiam precisamente quando ou como a salvação que previram aconteceria. • O grego traduzido como que tempo também poderia significar </w:t>
       </w:r>
       <w:r>
         <w:rPr>
           <w:i/>
+          <w:lang w:val="pt_PT" w:bidi="pt_PT"/>
         </w:rPr>
         <w:t>que pessoa.</w:t>
       </w:r>
       <w:r>
+        <w:rPr>
+          <w:lang w:val="pt_PT" w:bidi="pt_PT"/>
+        </w:rPr>
         <w:t xml:space="preserve"> Os profetas sabiam que um Messias viria e que ele sofreria antes de ser glorificado, mas não sabiam quem seria esse Messias.</w:t>
       </w:r>
-      <w:r/>
-      <w:r/>
-    </w:p>
-    <w:p>
-      <w:r/>
+      <w:r>
+        <w:rPr>
+          <w:lang w:val="pt_PT" w:bidi="pt_PT"/>
+        </w:rPr>
+      </w:r>
+      <w:r>
+        <w:rPr>
+          <w:lang w:val="pt_PT" w:bidi="pt_PT"/>
+        </w:rPr>
+      </w:r>
+    </w:p>
+    <w:p>
+      <w:pPr/>
+      <w:r>
+        <w:rPr>
+          <w:lang w:val="pt_PT" w:bidi="pt_PT"/>
+        </w:rPr>
+      </w:r>
     </w:p>
     <w:p>
       <w:pPr>
         <w:pStyle w:val="Heading2"/>
       </w:pPr>
       <w:r>
+        <w:rPr>
+          <w:lang w:val="pt_PT" w:bidi="pt_PT"/>
+        </w:rPr>
         <w:t>1 Pedro 1.12</w:t>
       </w:r>
-      <w:r/>
-    </w:p>
-    <w:p>
-      <w:r/>
-      <w:r>
+      <w:r>
+        <w:rPr>
+          <w:lang w:val="pt_PT" w:bidi="pt_PT"/>
+        </w:rPr>
+      </w:r>
+    </w:p>
+    <w:p>
+      <w:pPr/>
+      <w:r>
+        <w:rPr>
+          <w:lang w:val="pt_PT" w:bidi="pt_PT"/>
+        </w:rPr>
+      </w:r>
+      <w:r>
+        <w:rPr>
+          <w:lang w:val="pt_PT" w:bidi="pt_PT"/>
+        </w:rPr>
         <w:t>Observando ansiosamente: A mesma palavra grega é usada para os discípulos quando eles espiaram no túmulo vazio de Jesus (</w:t>
       </w:r>
       <w:hyperlink r:id="rId41">
         <w:r>
           <w:rPr>
+            <w:lang w:val="pt_PT" w:bidi="pt_PT"/>
+          </w:rPr>
+          <w:rPr>
             <w:color w:val="0000EE"/>
             <w:u w:val="single"/>
           </w:rPr>
@@ -760,11 +1361,17 @@
         </w:r>
       </w:hyperlink>
       <w:r>
+        <w:rPr>
+          <w:lang w:val="pt_PT" w:bidi="pt_PT"/>
+        </w:rPr>
         <w:t xml:space="preserve">; </w:t>
       </w:r>
       <w:hyperlink r:id="rId42">
         <w:r>
           <w:rPr>
+            <w:lang w:val="pt_PT" w:bidi="pt_PT"/>
+          </w:rPr>
+          <w:rPr>
             <w:color w:val="0000EE"/>
             <w:u w:val="single"/>
           </w:rPr>
@@ -772,11 +1379,17 @@
         </w:r>
       </w:hyperlink>
       <w:r>
+        <w:rPr>
+          <w:lang w:val="pt_PT" w:bidi="pt_PT"/>
+        </w:rPr>
         <w:t>,</w:t>
       </w:r>
       <w:hyperlink r:id="rId43">
         <w:r>
           <w:rPr>
+            <w:lang w:val="pt_PT" w:bidi="pt_PT"/>
+          </w:rPr>
+          <w:rPr>
             <w:color w:val="0000EE"/>
             <w:u w:val="single"/>
           </w:rPr>
@@ -784,80 +1397,174 @@
         </w:r>
       </w:hyperlink>
       <w:r>
+        <w:rPr>
+          <w:lang w:val="pt_PT" w:bidi="pt_PT"/>
+        </w:rPr>
         <w:t>).</w:t>
       </w:r>
-      <w:r/>
-      <w:r/>
-    </w:p>
-    <w:p>
-      <w:r/>
+      <w:r>
+        <w:rPr>
+          <w:lang w:val="pt_PT" w:bidi="pt_PT"/>
+        </w:rPr>
+      </w:r>
+      <w:r>
+        <w:rPr>
+          <w:lang w:val="pt_PT" w:bidi="pt_PT"/>
+        </w:rPr>
+      </w:r>
+    </w:p>
+    <w:p>
+      <w:pPr/>
+      <w:r>
+        <w:rPr>
+          <w:lang w:val="pt_PT" w:bidi="pt_PT"/>
+        </w:rPr>
+      </w:r>
     </w:p>
     <w:p>
       <w:pPr>
         <w:pStyle w:val="Heading2"/>
       </w:pPr>
       <w:r>
+        <w:rPr>
+          <w:lang w:val="pt_PT" w:bidi="pt_PT"/>
+        </w:rPr>
         <w:t>1 Pedro 1.13</w:t>
       </w:r>
-      <w:r/>
-    </w:p>
-    <w:p>
-      <w:r/>
-      <w:r>
+      <w:r>
+        <w:rPr>
+          <w:lang w:val="pt_PT" w:bidi="pt_PT"/>
+        </w:rPr>
+      </w:r>
+    </w:p>
+    <w:p>
+      <w:pPr/>
+      <w:r>
+        <w:rPr>
+          <w:lang w:val="pt_PT" w:bidi="pt_PT"/>
+        </w:rPr>
+      </w:r>
+      <w:r>
+        <w:rPr>
+          <w:lang w:val="pt_PT" w:bidi="pt_PT"/>
+        </w:rPr>
         <w:t xml:space="preserve">Estejam prontos para agir. Continuem alertas (literalmente </w:t>
       </w:r>
       <w:r>
         <w:rPr>
           <w:i/>
+          <w:lang w:val="pt_PT" w:bidi="pt_PT"/>
         </w:rPr>
         <w:t>cingir os lombos da sua mente</w:t>
       </w:r>
       <w:r>
+        <w:rPr>
+          <w:lang w:val="pt_PT" w:bidi="pt_PT"/>
+        </w:rPr>
         <w:t>): Nos dias de Pedro, um homem precisava prender a barra de sua longa túnica no cinto antes de poder trabalhar ou correr.</w:t>
       </w:r>
-      <w:r/>
-      <w:r/>
-    </w:p>
-    <w:p>
-      <w:r/>
+      <w:r>
+        <w:rPr>
+          <w:lang w:val="pt_PT" w:bidi="pt_PT"/>
+        </w:rPr>
+      </w:r>
+      <w:r>
+        <w:rPr>
+          <w:lang w:val="pt_PT" w:bidi="pt_PT"/>
+        </w:rPr>
+      </w:r>
+    </w:p>
+    <w:p>
+      <w:pPr/>
+      <w:r>
+        <w:rPr>
+          <w:lang w:val="pt_PT" w:bidi="pt_PT"/>
+        </w:rPr>
+      </w:r>
     </w:p>
     <w:p>
       <w:pPr>
         <w:pStyle w:val="Heading2"/>
       </w:pPr>
       <w:r>
+        <w:rPr>
+          <w:lang w:val="pt_PT" w:bidi="pt_PT"/>
+        </w:rPr>
         <w:t>1 Pedro 1.13–21</w:t>
       </w:r>
-      <w:r/>
-    </w:p>
-    <w:p>
-      <w:r/>
-      <w:r>
+      <w:r>
+        <w:rPr>
+          <w:lang w:val="pt_PT" w:bidi="pt_PT"/>
+        </w:rPr>
+      </w:r>
+    </w:p>
+    <w:p>
+      <w:pPr/>
+      <w:r>
+        <w:rPr>
+          <w:lang w:val="pt_PT" w:bidi="pt_PT"/>
+        </w:rPr>
+      </w:r>
+      <w:r>
+        <w:rPr>
+          <w:lang w:val="pt_PT" w:bidi="pt_PT"/>
+        </w:rPr>
         <w:t>O novo nascimento e a esperança de salvação exigem que os cristãos vivam como o povo de Deus, separando-se dos valores do mundo e imitando a santidade de Deus, que os redimiu.</w:t>
       </w:r>
-      <w:r/>
-      <w:r/>
-    </w:p>
-    <w:p>
-      <w:r/>
+      <w:r>
+        <w:rPr>
+          <w:lang w:val="pt_PT" w:bidi="pt_PT"/>
+        </w:rPr>
+      </w:r>
+      <w:r>
+        <w:rPr>
+          <w:lang w:val="pt_PT" w:bidi="pt_PT"/>
+        </w:rPr>
+      </w:r>
+    </w:p>
+    <w:p>
+      <w:pPr/>
+      <w:r>
+        <w:rPr>
+          <w:lang w:val="pt_PT" w:bidi="pt_PT"/>
+        </w:rPr>
+      </w:r>
     </w:p>
     <w:p>
       <w:pPr>
         <w:pStyle w:val="Heading2"/>
       </w:pPr>
       <w:r>
+        <w:rPr>
+          <w:lang w:val="pt_PT" w:bidi="pt_PT"/>
+        </w:rPr>
         <w:t>1 Pedro 1.15–16</w:t>
       </w:r>
-      <w:r/>
-    </w:p>
-    <w:p>
-      <w:r/>
-      <w:r>
+      <w:r>
+        <w:rPr>
+          <w:lang w:val="pt_PT" w:bidi="pt_PT"/>
+        </w:rPr>
+      </w:r>
+    </w:p>
+    <w:p>
+      <w:pPr/>
+      <w:r>
+        <w:rPr>
+          <w:lang w:val="pt_PT" w:bidi="pt_PT"/>
+        </w:rPr>
+      </w:r>
+      <w:r>
+        <w:rPr>
+          <w:lang w:val="pt_PT" w:bidi="pt_PT"/>
+        </w:rPr>
         <w:t xml:space="preserve">“Sejam santos em tudo o que fizerem”: Este é um refrão comum nas Escrituras, indicando que o povo de Deus deve ser santo assim como Deus é santo (veja </w:t>
       </w:r>
       <w:hyperlink r:id="rId44">
         <w:r>
           <w:rPr>
+            <w:lang w:val="pt_PT" w:bidi="pt_PT"/>
+          </w:rPr>
+          <w:rPr>
             <w:color w:val="0000EE"/>
             <w:u w:val="single"/>
           </w:rPr>
@@ -865,11 +1572,17 @@
         </w:r>
       </w:hyperlink>
       <w:r>
+        <w:rPr>
+          <w:lang w:val="pt_PT" w:bidi="pt_PT"/>
+        </w:rPr>
         <w:t xml:space="preserve">; </w:t>
       </w:r>
       <w:hyperlink r:id="rId45">
         <w:r>
           <w:rPr>
+            <w:lang w:val="pt_PT" w:bidi="pt_PT"/>
+          </w:rPr>
+          <w:rPr>
             <w:color w:val="0000EE"/>
             <w:u w:val="single"/>
           </w:rPr>
@@ -877,11 +1590,17 @@
         </w:r>
       </w:hyperlink>
       <w:r>
+        <w:rPr>
+          <w:lang w:val="pt_PT" w:bidi="pt_PT"/>
+        </w:rPr>
         <w:t xml:space="preserve">; </w:t>
       </w:r>
       <w:hyperlink r:id="rId46">
         <w:r>
           <w:rPr>
+            <w:lang w:val="pt_PT" w:bidi="pt_PT"/>
+          </w:rPr>
+          <w:rPr>
             <w:color w:val="0000EE"/>
             <w:u w:val="single"/>
           </w:rPr>
@@ -889,11 +1608,17 @@
         </w:r>
       </w:hyperlink>
       <w:r>
+        <w:rPr>
+          <w:lang w:val="pt_PT" w:bidi="pt_PT"/>
+        </w:rPr>
         <w:t xml:space="preserve">; veja também </w:t>
       </w:r>
       <w:hyperlink r:id="rId47">
         <w:r>
           <w:rPr>
+            <w:lang w:val="pt_PT" w:bidi="pt_PT"/>
+          </w:rPr>
+          <w:rPr>
             <w:color w:val="0000EE"/>
             <w:u w:val="single"/>
           </w:rPr>
@@ -901,11 +1626,17 @@
         </w:r>
       </w:hyperlink>
       <w:r>
+        <w:rPr>
+          <w:lang w:val="pt_PT" w:bidi="pt_PT"/>
+        </w:rPr>
         <w:t xml:space="preserve">; </w:t>
       </w:r>
       <w:hyperlink r:id="rId48">
         <w:r>
           <w:rPr>
+            <w:lang w:val="pt_PT" w:bidi="pt_PT"/>
+          </w:rPr>
+          <w:rPr>
             <w:color w:val="0000EE"/>
             <w:u w:val="single"/>
           </w:rPr>
@@ -913,11 +1644,17 @@
         </w:r>
       </w:hyperlink>
       <w:r>
+        <w:rPr>
+          <w:lang w:val="pt_PT" w:bidi="pt_PT"/>
+        </w:rPr>
         <w:t xml:space="preserve">; </w:t>
       </w:r>
       <w:hyperlink r:id="rId49">
         <w:r>
           <w:rPr>
+            <w:lang w:val="pt_PT" w:bidi="pt_PT"/>
+          </w:rPr>
+          <w:rPr>
             <w:color w:val="0000EE"/>
             <w:u w:val="single"/>
           </w:rPr>
@@ -925,11 +1662,17 @@
         </w:r>
       </w:hyperlink>
       <w:r>
+        <w:rPr>
+          <w:lang w:val="pt_PT" w:bidi="pt_PT"/>
+        </w:rPr>
         <w:t xml:space="preserve">; </w:t>
       </w:r>
       <w:hyperlink r:id="rId50">
         <w:r>
           <w:rPr>
+            <w:lang w:val="pt_PT" w:bidi="pt_PT"/>
+          </w:rPr>
+          <w:rPr>
             <w:color w:val="0000EE"/>
             <w:u w:val="single"/>
           </w:rPr>
@@ -937,31 +1680,65 @@
         </w:r>
       </w:hyperlink>
       <w:r>
+        <w:rPr>
+          <w:lang w:val="pt_PT" w:bidi="pt_PT"/>
+        </w:rPr>
         <w:t>).</w:t>
       </w:r>
-      <w:r/>
-      <w:r/>
-    </w:p>
-    <w:p>
-      <w:r/>
+      <w:r>
+        <w:rPr>
+          <w:lang w:val="pt_PT" w:bidi="pt_PT"/>
+        </w:rPr>
+      </w:r>
+      <w:r>
+        <w:rPr>
+          <w:lang w:val="pt_PT" w:bidi="pt_PT"/>
+        </w:rPr>
+      </w:r>
+    </w:p>
+    <w:p>
+      <w:pPr/>
+      <w:r>
+        <w:rPr>
+          <w:lang w:val="pt_PT" w:bidi="pt_PT"/>
+        </w:rPr>
+      </w:r>
     </w:p>
     <w:p>
       <w:pPr>
         <w:pStyle w:val="Heading2"/>
       </w:pPr>
       <w:r>
+        <w:rPr>
+          <w:lang w:val="pt_PT" w:bidi="pt_PT"/>
+        </w:rPr>
         <w:t>1 Pedro 1.17</w:t>
       </w:r>
-      <w:r/>
-    </w:p>
-    <w:p>
-      <w:r/>
-      <w:r>
+      <w:r>
+        <w:rPr>
+          <w:lang w:val="pt_PT" w:bidi="pt_PT"/>
+        </w:rPr>
+      </w:r>
+    </w:p>
+    <w:p>
+      <w:pPr/>
+      <w:r>
+        <w:rPr>
+          <w:lang w:val="pt_PT" w:bidi="pt_PT"/>
+        </w:rPr>
+      </w:r>
+      <w:r>
+        <w:rPr>
+          <w:lang w:val="pt_PT" w:bidi="pt_PT"/>
+        </w:rPr>
         <w:t>A cidadania dos cristãos está no céu (</w:t>
       </w:r>
       <w:hyperlink r:id="rId51">
         <w:r>
           <w:rPr>
+            <w:lang w:val="pt_PT" w:bidi="pt_PT"/>
+          </w:rPr>
+          <w:rPr>
             <w:color w:val="0000EE"/>
             <w:u w:val="single"/>
           </w:rPr>
@@ -969,11 +1746,17 @@
         </w:r>
       </w:hyperlink>
       <w:r>
+        <w:rPr>
+          <w:lang w:val="pt_PT" w:bidi="pt_PT"/>
+        </w:rPr>
         <w:t xml:space="preserve">; veja </w:t>
       </w:r>
       <w:hyperlink r:id="rId52">
         <w:r>
           <w:rPr>
+            <w:lang w:val="pt_PT" w:bidi="pt_PT"/>
+          </w:rPr>
+          <w:rPr>
             <w:color w:val="0000EE"/>
             <w:u w:val="single"/>
           </w:rPr>
@@ -981,31 +1764,65 @@
         </w:r>
       </w:hyperlink>
       <w:r>
+        <w:rPr>
+          <w:lang w:val="pt_PT" w:bidi="pt_PT"/>
+        </w:rPr>
         <w:t>); eles vivem neste mundo como "residentes temporários", sentindo-se desconfortáveis com seus valores e ansiando por seu verdadeiro lar.</w:t>
       </w:r>
-      <w:r/>
-      <w:r/>
-    </w:p>
-    <w:p>
-      <w:r/>
+      <w:r>
+        <w:rPr>
+          <w:lang w:val="pt_PT" w:bidi="pt_PT"/>
+        </w:rPr>
+      </w:r>
+      <w:r>
+        <w:rPr>
+          <w:lang w:val="pt_PT" w:bidi="pt_PT"/>
+        </w:rPr>
+      </w:r>
+    </w:p>
+    <w:p>
+      <w:pPr/>
+      <w:r>
+        <w:rPr>
+          <w:lang w:val="pt_PT" w:bidi="pt_PT"/>
+        </w:rPr>
+      </w:r>
     </w:p>
     <w:p>
       <w:pPr>
         <w:pStyle w:val="Heading2"/>
       </w:pPr>
       <w:r>
+        <w:rPr>
+          <w:lang w:val="pt_PT" w:bidi="pt_PT"/>
+        </w:rPr>
         <w:t>1 Pedro 1.18</w:t>
       </w:r>
-      <w:r/>
-    </w:p>
-    <w:p>
-      <w:r/>
-      <w:r>
+      <w:r>
+        <w:rPr>
+          <w:lang w:val="pt_PT" w:bidi="pt_PT"/>
+        </w:rPr>
+      </w:r>
+    </w:p>
+    <w:p>
+      <w:pPr/>
+      <w:r>
+        <w:rPr>
+          <w:lang w:val="pt_PT" w:bidi="pt_PT"/>
+        </w:rPr>
+      </w:r>
+      <w:r>
+        <w:rPr>
+          <w:lang w:val="pt_PT" w:bidi="pt_PT"/>
+        </w:rPr>
         <w:t>Um resgate é pago pela libertação de um cativo. Escravos às vezes podiam pagar um resgate e serem libertados de seu mestre. A morte de Cristo é o preço que Deus pagou para libertar as pessoas do cativeiro do pecado (</w:t>
       </w:r>
       <w:hyperlink r:id="rId53">
         <w:r>
           <w:rPr>
+            <w:lang w:val="pt_PT" w:bidi="pt_PT"/>
+          </w:rPr>
+          <w:rPr>
             <w:color w:val="0000EE"/>
             <w:u w:val="single"/>
           </w:rPr>
@@ -1013,40 +1830,78 @@
         </w:r>
       </w:hyperlink>
       <w:r>
+        <w:rPr>
+          <w:lang w:val="pt_PT" w:bidi="pt_PT"/>
+        </w:rPr>
         <w:t>).</w:t>
       </w:r>
-      <w:r/>
-      <w:r/>
-    </w:p>
-    <w:p>
-      <w:r/>
+      <w:r>
+        <w:rPr>
+          <w:lang w:val="pt_PT" w:bidi="pt_PT"/>
+        </w:rPr>
+      </w:r>
+      <w:r>
+        <w:rPr>
+          <w:lang w:val="pt_PT" w:bidi="pt_PT"/>
+        </w:rPr>
+      </w:r>
+    </w:p>
+    <w:p>
+      <w:pPr/>
+      <w:r>
+        <w:rPr>
+          <w:lang w:val="pt_PT" w:bidi="pt_PT"/>
+        </w:rPr>
+      </w:r>
     </w:p>
     <w:p>
       <w:pPr>
         <w:pStyle w:val="Heading2"/>
       </w:pPr>
       <w:r>
+        <w:rPr>
+          <w:lang w:val="pt_PT" w:bidi="pt_PT"/>
+        </w:rPr>
         <w:t>1 Pedro 1.19</w:t>
       </w:r>
-      <w:r/>
-    </w:p>
-    <w:p>
-      <w:r/>
-      <w:r>
+      <w:r>
+        <w:rPr>
+          <w:lang w:val="pt_PT" w:bidi="pt_PT"/>
+        </w:rPr>
+      </w:r>
+    </w:p>
+    <w:p>
+      <w:pPr/>
+      <w:r>
+        <w:rPr>
+          <w:lang w:val="pt_PT" w:bidi="pt_PT"/>
+        </w:rPr>
+      </w:r>
+      <w:r>
+        <w:rPr>
+          <w:lang w:val="pt_PT" w:bidi="pt_PT"/>
+        </w:rPr>
         <w:t xml:space="preserve">Um cordeiro sem defeito nem mancha: O </w:t>
       </w:r>
       <w:r>
         <w:rPr>
           <w:i/>
+          <w:lang w:val="pt_PT" w:bidi="pt_PT"/>
         </w:rPr>
         <w:t>cordeiro</w:t>
       </w:r>
       <w:r>
+        <w:rPr>
+          <w:lang w:val="pt_PT" w:bidi="pt_PT"/>
+        </w:rPr>
         <w:t xml:space="preserve"> da Páscoa precisava ser sem defeito (</w:t>
       </w:r>
       <w:hyperlink r:id="rId54">
         <w:r>
           <w:rPr>
+            <w:lang w:val="pt_PT" w:bidi="pt_PT"/>
+          </w:rPr>
+          <w:rPr>
             <w:color w:val="0000EE"/>
             <w:u w:val="single"/>
           </w:rPr>
@@ -1054,11 +1909,17 @@
         </w:r>
       </w:hyperlink>
       <w:r>
+        <w:rPr>
+          <w:lang w:val="pt_PT" w:bidi="pt_PT"/>
+        </w:rPr>
         <w:t xml:space="preserve">); Cristo, que cumpre o significado da Páscoa, era sem defeito ou pecado (cf. </w:t>
       </w:r>
       <w:hyperlink r:id="rId55">
         <w:r>
           <w:rPr>
+            <w:lang w:val="pt_PT" w:bidi="pt_PT"/>
+          </w:rPr>
+          <w:rPr>
             <w:color w:val="0000EE"/>
             <w:u w:val="single"/>
           </w:rPr>
@@ -1066,11 +1927,17 @@
         </w:r>
       </w:hyperlink>
       <w:r>
+        <w:rPr>
+          <w:lang w:val="pt_PT" w:bidi="pt_PT"/>
+        </w:rPr>
         <w:t xml:space="preserve">; </w:t>
       </w:r>
       <w:hyperlink r:id="rId56">
         <w:r>
           <w:rPr>
+            <w:lang w:val="pt_PT" w:bidi="pt_PT"/>
+          </w:rPr>
+          <w:rPr>
             <w:color w:val="0000EE"/>
             <w:u w:val="single"/>
           </w:rPr>
@@ -1078,86 +1945,186 @@
         </w:r>
       </w:hyperlink>
       <w:r>
+        <w:rPr>
+          <w:lang w:val="pt_PT" w:bidi="pt_PT"/>
+        </w:rPr>
         <w:t>).</w:t>
       </w:r>
-      <w:r/>
-      <w:r/>
-    </w:p>
-    <w:p>
-      <w:r/>
+      <w:r>
+        <w:rPr>
+          <w:lang w:val="pt_PT" w:bidi="pt_PT"/>
+        </w:rPr>
+      </w:r>
+      <w:r>
+        <w:rPr>
+          <w:lang w:val="pt_PT" w:bidi="pt_PT"/>
+        </w:rPr>
+      </w:r>
+    </w:p>
+    <w:p>
+      <w:pPr/>
+      <w:r>
+        <w:rPr>
+          <w:lang w:val="pt_PT" w:bidi="pt_PT"/>
+        </w:rPr>
+      </w:r>
     </w:p>
     <w:p>
       <w:pPr>
         <w:pStyle w:val="Heading2"/>
       </w:pPr>
       <w:r>
+        <w:rPr>
+          <w:lang w:val="pt_PT" w:bidi="pt_PT"/>
+        </w:rPr>
         <w:t>1 Pedro 1.20</w:t>
       </w:r>
-      <w:r/>
-    </w:p>
-    <w:p>
-      <w:r/>
-      <w:r>
+      <w:r>
+        <w:rPr>
+          <w:lang w:val="pt_PT" w:bidi="pt_PT"/>
+        </w:rPr>
+      </w:r>
+    </w:p>
+    <w:p>
+      <w:pPr/>
+      <w:r>
+        <w:rPr>
+          <w:lang w:val="pt_PT" w:bidi="pt_PT"/>
+        </w:rPr>
+      </w:r>
+      <w:r>
+        <w:rPr>
+          <w:lang w:val="pt_PT" w:bidi="pt_PT"/>
+        </w:rPr>
         <w:t>Com a vinda de Cristo, as promessas de redenção do Antigo Testamento estão sendo cumpridas e os últimos dias tiveram início.</w:t>
       </w:r>
-      <w:r/>
-      <w:r/>
-    </w:p>
-    <w:p>
-      <w:r/>
+      <w:r>
+        <w:rPr>
+          <w:lang w:val="pt_PT" w:bidi="pt_PT"/>
+        </w:rPr>
+      </w:r>
+      <w:r>
+        <w:rPr>
+          <w:lang w:val="pt_PT" w:bidi="pt_PT"/>
+        </w:rPr>
+      </w:r>
+    </w:p>
+    <w:p>
+      <w:pPr/>
+      <w:r>
+        <w:rPr>
+          <w:lang w:val="pt_PT" w:bidi="pt_PT"/>
+        </w:rPr>
+      </w:r>
     </w:p>
     <w:p>
       <w:pPr>
         <w:pStyle w:val="Heading2"/>
       </w:pPr>
       <w:r>
+        <w:rPr>
+          <w:lang w:val="pt_PT" w:bidi="pt_PT"/>
+        </w:rPr>
         <w:t>1 Pedro 1.22</w:t>
       </w:r>
-      <w:r/>
-    </w:p>
-    <w:p>
-      <w:r/>
-      <w:r>
+      <w:r>
+        <w:rPr>
+          <w:lang w:val="pt_PT" w:bidi="pt_PT"/>
+        </w:rPr>
+      </w:r>
+    </w:p>
+    <w:p>
+      <w:pPr/>
+      <w:r>
+        <w:rPr>
+          <w:lang w:val="pt_PT" w:bidi="pt_PT"/>
+        </w:rPr>
+      </w:r>
+      <w:r>
+        <w:rPr>
+          <w:lang w:val="pt_PT" w:bidi="pt_PT"/>
+        </w:rPr>
         <w:t xml:space="preserve">E agora que já têm um amor sincero pelos irmãos na fé, amem uns aos outros com todas as forças e com um coração puro: Literalmente </w:t>
       </w:r>
       <w:r>
         <w:rPr>
           <w:i/>
+          <w:lang w:val="pt_PT" w:bidi="pt_PT"/>
         </w:rPr>
         <w:t>devem ter amor fraternal.</w:t>
       </w:r>
       <w:r>
+        <w:rPr>
+          <w:lang w:val="pt_PT" w:bidi="pt_PT"/>
+        </w:rPr>
         <w:t xml:space="preserve"> Veja </w:t>
       </w:r>
       <w:r>
+        <w:rPr>
+          <w:lang w:val="pt_PT" w:bidi="pt_PT"/>
+        </w:rPr>
         <w:t>nota de estudo em 5.9</w:t>
       </w:r>
       <w:r>
+        <w:rPr>
+          <w:lang w:val="pt_PT" w:bidi="pt_PT"/>
+        </w:rPr>
         <w:t>.</w:t>
       </w:r>
-      <w:r/>
-      <w:r/>
-    </w:p>
-    <w:p>
-      <w:r/>
+      <w:r>
+        <w:rPr>
+          <w:lang w:val="pt_PT" w:bidi="pt_PT"/>
+        </w:rPr>
+      </w:r>
+      <w:r>
+        <w:rPr>
+          <w:lang w:val="pt_PT" w:bidi="pt_PT"/>
+        </w:rPr>
+      </w:r>
+    </w:p>
+    <w:p>
+      <w:pPr/>
+      <w:r>
+        <w:rPr>
+          <w:lang w:val="pt_PT" w:bidi="pt_PT"/>
+        </w:rPr>
+      </w:r>
     </w:p>
     <w:p>
       <w:pPr>
         <w:pStyle w:val="Heading2"/>
       </w:pPr>
       <w:r>
+        <w:rPr>
+          <w:lang w:val="pt_PT" w:bidi="pt_PT"/>
+        </w:rPr>
         <w:t>1 Pedro 1.22–2:3</w:t>
       </w:r>
-      <w:r/>
-    </w:p>
-    <w:p>
-      <w:r/>
-      <w:r>
+      <w:r>
+        <w:rPr>
+          <w:lang w:val="pt_PT" w:bidi="pt_PT"/>
+        </w:rPr>
+      </w:r>
+    </w:p>
+    <w:p>
+      <w:pPr/>
+      <w:r>
+        <w:rPr>
+          <w:lang w:val="pt_PT" w:bidi="pt_PT"/>
+        </w:rPr>
+      </w:r>
+      <w:r>
+        <w:rPr>
+          <w:lang w:val="pt_PT" w:bidi="pt_PT"/>
+        </w:rPr>
         <w:t>Após seu chamado à santidade (</w:t>
       </w:r>
       <w:hyperlink r:id="rId57">
         <w:r>
           <w:rPr>
+            <w:lang w:val="pt_PT" w:bidi="pt_PT"/>
+          </w:rPr>
+          <w:rPr>
             <w:color w:val="0000EE"/>
             <w:u w:val="single"/>
           </w:rPr>
@@ -1165,31 +2132,65 @@
         </w:r>
       </w:hyperlink>
       <w:r>
+        <w:rPr>
+          <w:lang w:val="pt_PT" w:bidi="pt_PT"/>
+        </w:rPr>
         <w:t>), Pedro especifica como os crentes devem viver de maneira amorosa com outros cristãos.</w:t>
       </w:r>
-      <w:r/>
-      <w:r/>
-    </w:p>
-    <w:p>
-      <w:r/>
+      <w:r>
+        <w:rPr>
+          <w:lang w:val="pt_PT" w:bidi="pt_PT"/>
+        </w:rPr>
+      </w:r>
+      <w:r>
+        <w:rPr>
+          <w:lang w:val="pt_PT" w:bidi="pt_PT"/>
+        </w:rPr>
+      </w:r>
+    </w:p>
+    <w:p>
+      <w:pPr/>
+      <w:r>
+        <w:rPr>
+          <w:lang w:val="pt_PT" w:bidi="pt_PT"/>
+        </w:rPr>
+      </w:r>
     </w:p>
     <w:p>
       <w:pPr>
         <w:pStyle w:val="Heading2"/>
       </w:pPr>
       <w:r>
+        <w:rPr>
+          <w:lang w:val="pt_PT" w:bidi="pt_PT"/>
+        </w:rPr>
         <w:t>1 Pedro 2.2</w:t>
       </w:r>
-      <w:r/>
-    </w:p>
-    <w:p>
-      <w:r/>
-      <w:r>
+      <w:r>
+        <w:rPr>
+          <w:lang w:val="pt_PT" w:bidi="pt_PT"/>
+        </w:rPr>
+      </w:r>
+    </w:p>
+    <w:p>
+      <w:pPr/>
+      <w:r>
+        <w:rPr>
+          <w:lang w:val="pt_PT" w:bidi="pt_PT"/>
+        </w:rPr>
+      </w:r>
+      <w:r>
+        <w:rPr>
+          <w:lang w:val="pt_PT" w:bidi="pt_PT"/>
+        </w:rPr>
         <w:t>Crentes, que foram "nascidos de novo" (</w:t>
       </w:r>
       <w:hyperlink r:id="rId26">
         <w:r>
           <w:rPr>
+            <w:lang w:val="pt_PT" w:bidi="pt_PT"/>
+          </w:rPr>
+          <w:rPr>
             <w:color w:val="0000EE"/>
             <w:u w:val="single"/>
           </w:rPr>
@@ -1197,20 +2198,30 @@
         </w:r>
       </w:hyperlink>
       <w:r>
+        <w:rPr>
+          <w:lang w:val="pt_PT" w:bidi="pt_PT"/>
+        </w:rPr>
         <w:t xml:space="preserve">), devem ser como bebês recém-nascidos, desejando naturalmente e regularmente o puro leite espiritual. Em outras partes do Novo Testamento, </w:t>
       </w:r>
       <w:r>
         <w:rPr>
           <w:i/>
+          <w:lang w:val="pt_PT" w:bidi="pt_PT"/>
         </w:rPr>
         <w:t>leite</w:t>
       </w:r>
       <w:r>
+        <w:rPr>
+          <w:lang w:val="pt_PT" w:bidi="pt_PT"/>
+        </w:rPr>
         <w:t xml:space="preserve"> (em contraste com alimento sólido) representa o ensino cristão elementar (</w:t>
       </w:r>
       <w:hyperlink r:id="rId58">
         <w:r>
           <w:rPr>
+            <w:lang w:val="pt_PT" w:bidi="pt_PT"/>
+          </w:rPr>
+          <w:rPr>
             <w:color w:val="0000EE"/>
             <w:u w:val="single"/>
           </w:rPr>
@@ -1218,11 +2229,17 @@
         </w:r>
       </w:hyperlink>
       <w:r>
+        <w:rPr>
+          <w:lang w:val="pt_PT" w:bidi="pt_PT"/>
+        </w:rPr>
         <w:t xml:space="preserve">; </w:t>
       </w:r>
       <w:hyperlink r:id="rId59">
         <w:r>
           <w:rPr>
+            <w:lang w:val="pt_PT" w:bidi="pt_PT"/>
+          </w:rPr>
+          <w:rPr>
             <w:color w:val="0000EE"/>
             <w:u w:val="single"/>
           </w:rPr>
@@ -1230,31 +2247,65 @@
         </w:r>
       </w:hyperlink>
       <w:r>
+        <w:rPr>
+          <w:lang w:val="pt_PT" w:bidi="pt_PT"/>
+        </w:rPr>
         <w:t>). Isso não implica que os leitores de Pedro sejam novos crentes; aqui, provavelmente se refere à palavra de Deus em geral.</w:t>
       </w:r>
-      <w:r/>
-      <w:r/>
-    </w:p>
-    <w:p>
-      <w:r/>
+      <w:r>
+        <w:rPr>
+          <w:lang w:val="pt_PT" w:bidi="pt_PT"/>
+        </w:rPr>
+      </w:r>
+      <w:r>
+        <w:rPr>
+          <w:lang w:val="pt_PT" w:bidi="pt_PT"/>
+        </w:rPr>
+      </w:r>
+    </w:p>
+    <w:p>
+      <w:pPr/>
+      <w:r>
+        <w:rPr>
+          <w:lang w:val="pt_PT" w:bidi="pt_PT"/>
+        </w:rPr>
+      </w:r>
     </w:p>
     <w:p>
       <w:pPr>
         <w:pStyle w:val="Heading2"/>
       </w:pPr>
       <w:r>
+        <w:rPr>
+          <w:lang w:val="pt_PT" w:bidi="pt_PT"/>
+        </w:rPr>
         <w:t>1 Pedro 2.3</w:t>
       </w:r>
-      <w:r/>
-    </w:p>
-    <w:p>
-      <w:r/>
-      <w:r>
+      <w:r>
+        <w:rPr>
+          <w:lang w:val="pt_PT" w:bidi="pt_PT"/>
+        </w:rPr>
+      </w:r>
+    </w:p>
+    <w:p>
+      <w:pPr/>
+      <w:r>
+        <w:rPr>
+          <w:lang w:val="pt_PT" w:bidi="pt_PT"/>
+        </w:rPr>
+      </w:r>
+      <w:r>
+        <w:rPr>
+          <w:lang w:val="pt_PT" w:bidi="pt_PT"/>
+        </w:rPr>
         <w:t xml:space="preserve">Vocês já descobriram por vocês mesmos que o Senhor é bom: As palavras são tiradas de </w:t>
       </w:r>
       <w:hyperlink r:id="rId60">
         <w:r>
           <w:rPr>
+            <w:lang w:val="pt_PT" w:bidi="pt_PT"/>
+          </w:rPr>
+          <w:rPr>
             <w:color w:val="0000EE"/>
             <w:u w:val="single"/>
           </w:rPr>
@@ -1262,11 +2313,17 @@
         </w:r>
       </w:hyperlink>
       <w:r>
+        <w:rPr>
+          <w:lang w:val="pt_PT" w:bidi="pt_PT"/>
+        </w:rPr>
         <w:t xml:space="preserve">. Pedro cita este salmo novamente em </w:t>
       </w:r>
       <w:hyperlink r:id="rId61">
         <w:r>
           <w:rPr>
+            <w:lang w:val="pt_PT" w:bidi="pt_PT"/>
+          </w:rPr>
+          <w:rPr>
             <w:color w:val="0000EE"/>
             <w:u w:val="single"/>
           </w:rPr>
@@ -1274,31 +2331,65 @@
         </w:r>
       </w:hyperlink>
       <w:r>
+        <w:rPr>
+          <w:lang w:val="pt_PT" w:bidi="pt_PT"/>
+        </w:rPr>
         <w:t>.</w:t>
       </w:r>
-      <w:r/>
-      <w:r/>
-    </w:p>
-    <w:p>
-      <w:r/>
+      <w:r>
+        <w:rPr>
+          <w:lang w:val="pt_PT" w:bidi="pt_PT"/>
+        </w:rPr>
+      </w:r>
+      <w:r>
+        <w:rPr>
+          <w:lang w:val="pt_PT" w:bidi="pt_PT"/>
+        </w:rPr>
+      </w:r>
+    </w:p>
+    <w:p>
+      <w:pPr/>
+      <w:r>
+        <w:rPr>
+          <w:lang w:val="pt_PT" w:bidi="pt_PT"/>
+        </w:rPr>
+      </w:r>
     </w:p>
     <w:p>
       <w:pPr>
         <w:pStyle w:val="Heading2"/>
       </w:pPr>
       <w:r>
+        <w:rPr>
+          <w:lang w:val="pt_PT" w:bidi="pt_PT"/>
+        </w:rPr>
         <w:t>1 Pedro 2.4</w:t>
       </w:r>
-      <w:r/>
-    </w:p>
-    <w:p>
-      <w:r/>
-      <w:r>
+      <w:r>
+        <w:rPr>
+          <w:lang w:val="pt_PT" w:bidi="pt_PT"/>
+        </w:rPr>
+      </w:r>
+    </w:p>
+    <w:p>
+      <w:pPr/>
+      <w:r>
+        <w:rPr>
+          <w:lang w:val="pt_PT" w:bidi="pt_PT"/>
+        </w:rPr>
+      </w:r>
+      <w:r>
+        <w:rPr>
+          <w:lang w:val="pt_PT" w:bidi="pt_PT"/>
+        </w:rPr>
         <w:t xml:space="preserve">Rejeitado pelas pessoas, mas escolhido por Deus para grande honra: Esta é uma alusão a </w:t>
       </w:r>
       <w:hyperlink r:id="rId62">
         <w:r>
           <w:rPr>
+            <w:lang w:val="pt_PT" w:bidi="pt_PT"/>
+          </w:rPr>
+          <w:rPr>
             <w:color w:val="0000EE"/>
             <w:u w:val="single"/>
           </w:rPr>
@@ -1306,11 +2397,17 @@
         </w:r>
       </w:hyperlink>
       <w:r>
+        <w:rPr>
+          <w:lang w:val="pt_PT" w:bidi="pt_PT"/>
+        </w:rPr>
         <w:t xml:space="preserve">, que é citado em </w:t>
       </w:r>
       <w:hyperlink r:id="rId63">
         <w:r>
           <w:rPr>
+            <w:lang w:val="pt_PT" w:bidi="pt_PT"/>
+          </w:rPr>
+          <w:rPr>
             <w:color w:val="0000EE"/>
             <w:u w:val="single"/>
           </w:rPr>
@@ -1318,51 +2415,113 @@
         </w:r>
       </w:hyperlink>
       <w:r>
+        <w:rPr>
+          <w:lang w:val="pt_PT" w:bidi="pt_PT"/>
+        </w:rPr>
         <w:t>.</w:t>
       </w:r>
-      <w:r/>
-      <w:r/>
-    </w:p>
-    <w:p>
-      <w:r/>
+      <w:r>
+        <w:rPr>
+          <w:lang w:val="pt_PT" w:bidi="pt_PT"/>
+        </w:rPr>
+      </w:r>
+      <w:r>
+        <w:rPr>
+          <w:lang w:val="pt_PT" w:bidi="pt_PT"/>
+        </w:rPr>
+      </w:r>
+    </w:p>
+    <w:p>
+      <w:pPr/>
+      <w:r>
+        <w:rPr>
+          <w:lang w:val="pt_PT" w:bidi="pt_PT"/>
+        </w:rPr>
+      </w:r>
     </w:p>
     <w:p>
       <w:pPr>
         <w:pStyle w:val="Heading2"/>
       </w:pPr>
       <w:r>
+        <w:rPr>
+          <w:lang w:val="pt_PT" w:bidi="pt_PT"/>
+        </w:rPr>
         <w:t>1 Pedro 2.4–10</w:t>
       </w:r>
-      <w:r/>
-    </w:p>
-    <w:p>
-      <w:r/>
-      <w:r>
+      <w:r>
+        <w:rPr>
+          <w:lang w:val="pt_PT" w:bidi="pt_PT"/>
+        </w:rPr>
+      </w:r>
+    </w:p>
+    <w:p>
+      <w:pPr/>
+      <w:r>
+        <w:rPr>
+          <w:lang w:val="pt_PT" w:bidi="pt_PT"/>
+        </w:rPr>
+      </w:r>
+      <w:r>
+        <w:rPr>
+          <w:lang w:val="pt_PT" w:bidi="pt_PT"/>
+        </w:rPr>
         <w:t>Ao longo da carta, Pedro encoraja os crentes que sofrem, lembrando-os de sua elevada posição espiritual. Neste parágrafo, ele apresenta a comunidade cristã como o novo templo construído sobre o fundamento de Cristo e como herdeiros das bênçãos concedidas ao povo da aliança de Deus.</w:t>
       </w:r>
-      <w:r/>
-      <w:r/>
-    </w:p>
-    <w:p>
-      <w:r/>
+      <w:r>
+        <w:rPr>
+          <w:lang w:val="pt_PT" w:bidi="pt_PT"/>
+        </w:rPr>
+      </w:r>
+      <w:r>
+        <w:rPr>
+          <w:lang w:val="pt_PT" w:bidi="pt_PT"/>
+        </w:rPr>
+      </w:r>
+    </w:p>
+    <w:p>
+      <w:pPr/>
+      <w:r>
+        <w:rPr>
+          <w:lang w:val="pt_PT" w:bidi="pt_PT"/>
+        </w:rPr>
+      </w:r>
     </w:p>
     <w:p>
       <w:pPr>
         <w:pStyle w:val="Heading2"/>
       </w:pPr>
       <w:r>
+        <w:rPr>
+          <w:lang w:val="pt_PT" w:bidi="pt_PT"/>
+        </w:rPr>
         <w:t>1 Pedro 2.5</w:t>
       </w:r>
-      <w:r/>
-    </w:p>
-    <w:p>
-      <w:r/>
-      <w:r>
+      <w:r>
+        <w:rPr>
+          <w:lang w:val="pt_PT" w:bidi="pt_PT"/>
+        </w:rPr>
+      </w:r>
+    </w:p>
+    <w:p>
+      <w:pPr/>
+      <w:r>
+        <w:rPr>
+          <w:lang w:val="pt_PT" w:bidi="pt_PT"/>
+        </w:rPr>
+      </w:r>
+      <w:r>
+        <w:rPr>
+          <w:lang w:val="pt_PT" w:bidi="pt_PT"/>
+        </w:rPr>
         <w:t>O povo de Deus constitui o templo espiritual onde Deus habita (</w:t>
       </w:r>
       <w:hyperlink r:id="rId64">
         <w:r>
           <w:rPr>
+            <w:lang w:val="pt_PT" w:bidi="pt_PT"/>
+          </w:rPr>
+          <w:rPr>
             <w:color w:val="0000EE"/>
             <w:u w:val="single"/>
           </w:rPr>
@@ -1370,11 +2529,17 @@
         </w:r>
       </w:hyperlink>
       <w:r>
+        <w:rPr>
+          <w:lang w:val="pt_PT" w:bidi="pt_PT"/>
+        </w:rPr>
         <w:t>). Jesus comparou seu corpo a um “templo” (</w:t>
       </w:r>
       <w:hyperlink r:id="rId65">
         <w:r>
           <w:rPr>
+            <w:lang w:val="pt_PT" w:bidi="pt_PT"/>
+          </w:rPr>
+          <w:rPr>
             <w:color w:val="0000EE"/>
             <w:u w:val="single"/>
           </w:rPr>
@@ -1382,11 +2547,17 @@
         </w:r>
       </w:hyperlink>
       <w:r>
+        <w:rPr>
+          <w:lang w:val="pt_PT" w:bidi="pt_PT"/>
+        </w:rPr>
         <w:t>), e a igreja é chamada de “corpo de Cristo” (</w:t>
       </w:r>
       <w:hyperlink r:id="rId66">
         <w:r>
           <w:rPr>
+            <w:lang w:val="pt_PT" w:bidi="pt_PT"/>
+          </w:rPr>
+          <w:rPr>
             <w:color w:val="0000EE"/>
             <w:u w:val="single"/>
           </w:rPr>
@@ -1394,11 +2565,17 @@
         </w:r>
       </w:hyperlink>
       <w:r>
+        <w:rPr>
+          <w:lang w:val="pt_PT" w:bidi="pt_PT"/>
+        </w:rPr>
         <w:t xml:space="preserve">). Deus não se manifesta mais em um lugar específico, mas nas pessoas que pertencem a Ele e louvam Sua bondade (veja </w:t>
       </w:r>
       <w:hyperlink r:id="rId67">
         <w:r>
           <w:rPr>
+            <w:lang w:val="pt_PT" w:bidi="pt_PT"/>
+          </w:rPr>
+          <w:rPr>
             <w:color w:val="0000EE"/>
             <w:u w:val="single"/>
           </w:rPr>
@@ -1406,11 +2583,17 @@
         </w:r>
       </w:hyperlink>
       <w:r>
+        <w:rPr>
+          <w:lang w:val="pt_PT" w:bidi="pt_PT"/>
+        </w:rPr>
         <w:t xml:space="preserve">). • Como sacerdotes santos de Deus na nova aliança, os cristãos oferecem não sacrifícios de animais, mas sacrifícios espirituais, como louvar a Deus, orar e fazer o bem (veja </w:t>
       </w:r>
       <w:hyperlink r:id="rId68">
         <w:r>
           <w:rPr>
+            <w:lang w:val="pt_PT" w:bidi="pt_PT"/>
+          </w:rPr>
+          <w:rPr>
             <w:color w:val="0000EE"/>
             <w:u w:val="single"/>
           </w:rPr>
@@ -1418,11 +2601,17 @@
         </w:r>
       </w:hyperlink>
       <w:r>
+        <w:rPr>
+          <w:lang w:val="pt_PT" w:bidi="pt_PT"/>
+        </w:rPr>
         <w:t xml:space="preserve">; </w:t>
       </w:r>
       <w:hyperlink r:id="rId69">
         <w:r>
           <w:rPr>
+            <w:lang w:val="pt_PT" w:bidi="pt_PT"/>
+          </w:rPr>
+          <w:rPr>
             <w:color w:val="0000EE"/>
             <w:u w:val="single"/>
           </w:rPr>
@@ -1430,31 +2619,65 @@
         </w:r>
       </w:hyperlink>
       <w:r>
+        <w:rPr>
+          <w:lang w:val="pt_PT" w:bidi="pt_PT"/>
+        </w:rPr>
         <w:t>).</w:t>
       </w:r>
-      <w:r/>
-      <w:r/>
-    </w:p>
-    <w:p>
-      <w:r/>
+      <w:r>
+        <w:rPr>
+          <w:lang w:val="pt_PT" w:bidi="pt_PT"/>
+        </w:rPr>
+      </w:r>
+      <w:r>
+        <w:rPr>
+          <w:lang w:val="pt_PT" w:bidi="pt_PT"/>
+        </w:rPr>
+      </w:r>
+    </w:p>
+    <w:p>
+      <w:pPr/>
+      <w:r>
+        <w:rPr>
+          <w:lang w:val="pt_PT" w:bidi="pt_PT"/>
+        </w:rPr>
+      </w:r>
     </w:p>
     <w:p>
       <w:pPr>
         <w:pStyle w:val="Heading2"/>
       </w:pPr>
       <w:r>
+        <w:rPr>
+          <w:lang w:val="pt_PT" w:bidi="pt_PT"/>
+        </w:rPr>
         <w:t>1 Pedro 2.6–8</w:t>
       </w:r>
-      <w:r/>
-    </w:p>
-    <w:p>
-      <w:r/>
-      <w:r>
+      <w:r>
+        <w:rPr>
+          <w:lang w:val="pt_PT" w:bidi="pt_PT"/>
+        </w:rPr>
+      </w:r>
+    </w:p>
+    <w:p>
+      <w:pPr/>
+      <w:r>
+        <w:rPr>
+          <w:lang w:val="pt_PT" w:bidi="pt_PT"/>
+        </w:rPr>
+      </w:r>
+      <w:r>
+        <w:rPr>
+          <w:lang w:val="pt_PT" w:bidi="pt_PT"/>
+        </w:rPr>
         <w:t>As três citações do Antigo Testamento nestes versículos identificam Cristo como algum tipo de pedra: a pedra angular sobre a qual o novo templo é construído (</w:t>
       </w:r>
       <w:hyperlink r:id="rId70">
         <w:r>
           <w:rPr>
+            <w:lang w:val="pt_PT" w:bidi="pt_PT"/>
+          </w:rPr>
+          <w:rPr>
             <w:color w:val="0000EE"/>
             <w:u w:val="single"/>
           </w:rPr>
@@ -1462,11 +2685,17 @@
         </w:r>
       </w:hyperlink>
       <w:r>
+        <w:rPr>
+          <w:lang w:val="pt_PT" w:bidi="pt_PT"/>
+        </w:rPr>
         <w:t>); a pedra angular que Deus, apesar da rejeição das pessoas, elevou para ser a pedra chave de seu plano redentor (</w:t>
       </w:r>
       <w:hyperlink r:id="rId63">
         <w:r>
           <w:rPr>
+            <w:lang w:val="pt_PT" w:bidi="pt_PT"/>
+          </w:rPr>
+          <w:rPr>
             <w:color w:val="0000EE"/>
             <w:u w:val="single"/>
           </w:rPr>
@@ -1474,11 +2703,17 @@
         </w:r>
       </w:hyperlink>
       <w:r>
+        <w:rPr>
+          <w:lang w:val="pt_PT" w:bidi="pt_PT"/>
+        </w:rPr>
         <w:t>); e a pedra que faz as pessoas tropeçarem (</w:t>
       </w:r>
       <w:hyperlink r:id="rId71">
         <w:r>
           <w:rPr>
+            <w:lang w:val="pt_PT" w:bidi="pt_PT"/>
+          </w:rPr>
+          <w:rPr>
             <w:color w:val="0000EE"/>
             <w:u w:val="single"/>
           </w:rPr>
@@ -1486,11 +2721,17 @@
         </w:r>
       </w:hyperlink>
       <w:r>
+        <w:rPr>
+          <w:lang w:val="pt_PT" w:bidi="pt_PT"/>
+        </w:rPr>
         <w:t xml:space="preserve">). Jesus cita </w:t>
       </w:r>
       <w:hyperlink r:id="rId62">
         <w:r>
           <w:rPr>
+            <w:lang w:val="pt_PT" w:bidi="pt_PT"/>
+          </w:rPr>
+          <w:rPr>
             <w:color w:val="0000EE"/>
             <w:u w:val="single"/>
           </w:rPr>
@@ -1498,11 +2739,17 @@
         </w:r>
       </w:hyperlink>
       <w:r>
+        <w:rPr>
+          <w:lang w:val="pt_PT" w:bidi="pt_PT"/>
+        </w:rPr>
         <w:t xml:space="preserve"> (</w:t>
       </w:r>
       <w:hyperlink r:id="rId72">
         <w:r>
           <w:rPr>
+            <w:lang w:val="pt_PT" w:bidi="pt_PT"/>
+          </w:rPr>
+          <w:rPr>
             <w:color w:val="0000EE"/>
             <w:u w:val="single"/>
           </w:rPr>
@@ -1510,11 +2757,17 @@
         </w:r>
       </w:hyperlink>
       <w:r>
+        <w:rPr>
+          <w:lang w:val="pt_PT" w:bidi="pt_PT"/>
+        </w:rPr>
         <w:t xml:space="preserve">), e Paulo cita tanto </w:t>
       </w:r>
       <w:hyperlink r:id="rId73">
         <w:r>
           <w:rPr>
+            <w:lang w:val="pt_PT" w:bidi="pt_PT"/>
+          </w:rPr>
+          <w:rPr>
             <w:color w:val="0000EE"/>
             <w:u w:val="single"/>
           </w:rPr>
@@ -1522,11 +2775,17 @@
         </w:r>
       </w:hyperlink>
       <w:r>
+        <w:rPr>
+          <w:lang w:val="pt_PT" w:bidi="pt_PT"/>
+        </w:rPr>
         <w:t xml:space="preserve"> quanto </w:t>
       </w:r>
       <w:hyperlink r:id="rId74">
         <w:r>
           <w:rPr>
+            <w:lang w:val="pt_PT" w:bidi="pt_PT"/>
+          </w:rPr>
+          <w:rPr>
             <w:color w:val="0000EE"/>
             <w:u w:val="single"/>
           </w:rPr>
@@ -1534,11 +2793,17 @@
         </w:r>
       </w:hyperlink>
       <w:r>
+        <w:rPr>
+          <w:lang w:val="pt_PT" w:bidi="pt_PT"/>
+        </w:rPr>
         <w:t xml:space="preserve"> (</w:t>
       </w:r>
       <w:hyperlink r:id="rId75">
         <w:r>
           <w:rPr>
+            <w:lang w:val="pt_PT" w:bidi="pt_PT"/>
+          </w:rPr>
+          <w:rPr>
             <w:color w:val="0000EE"/>
             <w:u w:val="single"/>
           </w:rPr>
@@ -1546,60 +2811,126 @@
         </w:r>
       </w:hyperlink>
       <w:r>
+        <w:rPr>
+          <w:lang w:val="pt_PT" w:bidi="pt_PT"/>
+        </w:rPr>
         <w:t>). Provavelmente essas três citações foram reunidas muito cedo como um testemunho combinado do Antigo Testamento sobre a natureza e a significância de Jesus, o Messias.</w:t>
       </w:r>
-      <w:r/>
-      <w:r/>
-    </w:p>
-    <w:p>
-      <w:r/>
+      <w:r>
+        <w:rPr>
+          <w:lang w:val="pt_PT" w:bidi="pt_PT"/>
+        </w:rPr>
+      </w:r>
+      <w:r>
+        <w:rPr>
+          <w:lang w:val="pt_PT" w:bidi="pt_PT"/>
+        </w:rPr>
+      </w:r>
+    </w:p>
+    <w:p>
+      <w:pPr/>
+      <w:r>
+        <w:rPr>
+          <w:lang w:val="pt_PT" w:bidi="pt_PT"/>
+        </w:rPr>
+      </w:r>
     </w:p>
     <w:p>
       <w:pPr>
         <w:pStyle w:val="Heading2"/>
       </w:pPr>
       <w:r>
+        <w:rPr>
+          <w:lang w:val="pt_PT" w:bidi="pt_PT"/>
+        </w:rPr>
         <w:t>1 Pedro 2.8</w:t>
       </w:r>
-      <w:r/>
-    </w:p>
-    <w:p>
-      <w:r/>
-      <w:r>
+      <w:r>
+        <w:rPr>
+          <w:lang w:val="pt_PT" w:bidi="pt_PT"/>
+        </w:rPr>
+      </w:r>
+    </w:p>
+    <w:p>
+      <w:pPr/>
+      <w:r>
+        <w:rPr>
+          <w:lang w:val="pt_PT" w:bidi="pt_PT"/>
+        </w:rPr>
+      </w:r>
+      <w:r>
+        <w:rPr>
+          <w:lang w:val="pt_PT" w:bidi="pt_PT"/>
+        </w:rPr>
         <w:t xml:space="preserve">de acordo com a vontade de Deus para elas (literalmente </w:t>
       </w:r>
       <w:r>
         <w:rPr>
           <w:i/>
+          <w:lang w:val="pt_PT" w:bidi="pt_PT"/>
         </w:rPr>
         <w:t>para o qual foram designados</w:t>
       </w:r>
       <w:r>
+        <w:rPr>
+          <w:lang w:val="pt_PT" w:bidi="pt_PT"/>
+        </w:rPr>
         <w:t>): Não está claro se essas pessoas foram designadas por Deus para a incredulidade ou se, por causa disso, foram designadas por Deus para sofrer condenação.</w:t>
       </w:r>
-      <w:r/>
-      <w:r/>
-    </w:p>
-    <w:p>
-      <w:r/>
+      <w:r>
+        <w:rPr>
+          <w:lang w:val="pt_PT" w:bidi="pt_PT"/>
+        </w:rPr>
+      </w:r>
+      <w:r>
+        <w:rPr>
+          <w:lang w:val="pt_PT" w:bidi="pt_PT"/>
+        </w:rPr>
+      </w:r>
+    </w:p>
+    <w:p>
+      <w:pPr/>
+      <w:r>
+        <w:rPr>
+          <w:lang w:val="pt_PT" w:bidi="pt_PT"/>
+        </w:rPr>
+      </w:r>
     </w:p>
     <w:p>
       <w:pPr>
         <w:pStyle w:val="Heading2"/>
       </w:pPr>
       <w:r>
+        <w:rPr>
+          <w:lang w:val="pt_PT" w:bidi="pt_PT"/>
+        </w:rPr>
         <w:t>1 Pedro 2.9</w:t>
       </w:r>
-      <w:r/>
-    </w:p>
-    <w:p>
-      <w:r/>
-      <w:r>
+      <w:r>
+        <w:rPr>
+          <w:lang w:val="pt_PT" w:bidi="pt_PT"/>
+        </w:rPr>
+      </w:r>
+    </w:p>
+    <w:p>
+      <w:pPr/>
+      <w:r>
+        <w:rPr>
+          <w:lang w:val="pt_PT" w:bidi="pt_PT"/>
+        </w:rPr>
+      </w:r>
+      <w:r>
+        <w:rPr>
+          <w:lang w:val="pt_PT" w:bidi="pt_PT"/>
+        </w:rPr>
         <w:t xml:space="preserve">Pedro aplica descrições dos israelitas no Antigo Testamento (veja, e.g., </w:t>
       </w:r>
       <w:hyperlink r:id="rId76">
         <w:r>
           <w:rPr>
+            <w:lang w:val="pt_PT" w:bidi="pt_PT"/>
+          </w:rPr>
+          <w:rPr>
             <w:color w:val="0000EE"/>
             <w:u w:val="single"/>
           </w:rPr>
@@ -1607,31 +2938,65 @@
         </w:r>
       </w:hyperlink>
       <w:r>
+        <w:rPr>
+          <w:lang w:val="pt_PT" w:bidi="pt_PT"/>
+        </w:rPr>
         <w:t>) ao seu público majoritariamente gentio, indicando que eles - como todos os cristãos - são verdadeiramente o povo de Deus na nova era da aliança.</w:t>
       </w:r>
-      <w:r/>
-      <w:r/>
-    </w:p>
-    <w:p>
-      <w:r/>
+      <w:r>
+        <w:rPr>
+          <w:lang w:val="pt_PT" w:bidi="pt_PT"/>
+        </w:rPr>
+      </w:r>
+      <w:r>
+        <w:rPr>
+          <w:lang w:val="pt_PT" w:bidi="pt_PT"/>
+        </w:rPr>
+      </w:r>
+    </w:p>
+    <w:p>
+      <w:pPr/>
+      <w:r>
+        <w:rPr>
+          <w:lang w:val="pt_PT" w:bidi="pt_PT"/>
+        </w:rPr>
+      </w:r>
     </w:p>
     <w:p>
       <w:pPr>
         <w:pStyle w:val="Heading2"/>
       </w:pPr>
       <w:r>
+        <w:rPr>
+          <w:lang w:val="pt_PT" w:bidi="pt_PT"/>
+        </w:rPr>
         <w:t>1 Pedro 2.11</w:t>
       </w:r>
-      <w:r/>
-    </w:p>
-    <w:p>
-      <w:r/>
-      <w:r>
+      <w:r>
+        <w:rPr>
+          <w:lang w:val="pt_PT" w:bidi="pt_PT"/>
+        </w:rPr>
+      </w:r>
+    </w:p>
+    <w:p>
+      <w:pPr/>
+      <w:r>
+        <w:rPr>
+          <w:lang w:val="pt_PT" w:bidi="pt_PT"/>
+        </w:rPr>
+      </w:r>
+      <w:r>
+        <w:rPr>
+          <w:lang w:val="pt_PT" w:bidi="pt_PT"/>
+        </w:rPr>
         <w:t xml:space="preserve">“estrangeiras de passagem”: Os crentes não pertencem a este mundo, mas ao Reino do céu (veja </w:t>
       </w:r>
       <w:hyperlink r:id="rId51">
         <w:r>
           <w:rPr>
+            <w:lang w:val="pt_PT" w:bidi="pt_PT"/>
+          </w:rPr>
+          <w:rPr>
             <w:color w:val="0000EE"/>
             <w:u w:val="single"/>
           </w:rPr>
@@ -1639,69 +3004,139 @@
         </w:r>
       </w:hyperlink>
       <w:r>
+        <w:rPr>
+          <w:lang w:val="pt_PT" w:bidi="pt_PT"/>
+        </w:rPr>
         <w:t>,17).</w:t>
       </w:r>
-      <w:r/>
-      <w:r/>
-    </w:p>
-    <w:p>
-      <w:r/>
+      <w:r>
+        <w:rPr>
+          <w:lang w:val="pt_PT" w:bidi="pt_PT"/>
+        </w:rPr>
+      </w:r>
+      <w:r>
+        <w:rPr>
+          <w:lang w:val="pt_PT" w:bidi="pt_PT"/>
+        </w:rPr>
+      </w:r>
+    </w:p>
+    <w:p>
+      <w:pPr/>
+      <w:r>
+        <w:rPr>
+          <w:lang w:val="pt_PT" w:bidi="pt_PT"/>
+        </w:rPr>
+      </w:r>
     </w:p>
     <w:p>
       <w:pPr>
         <w:pStyle w:val="Heading2"/>
       </w:pPr>
       <w:r>
+        <w:rPr>
+          <w:lang w:val="pt_PT" w:bidi="pt_PT"/>
+        </w:rPr>
         <w:t>1 Pedro 2.11–12</w:t>
       </w:r>
-      <w:r/>
-    </w:p>
-    <w:p>
-      <w:r/>
-      <w:r>
+      <w:r>
+        <w:rPr>
+          <w:lang w:val="pt_PT" w:bidi="pt_PT"/>
+        </w:rPr>
+      </w:r>
+    </w:p>
+    <w:p>
+      <w:pPr/>
+      <w:r>
+        <w:rPr>
+          <w:lang w:val="pt_PT" w:bidi="pt_PT"/>
+        </w:rPr>
+      </w:r>
+      <w:r>
+        <w:rPr>
+          <w:lang w:val="pt_PT" w:bidi="pt_PT"/>
+        </w:rPr>
         <w:t>Esses versículos são de transição. Podem ser vistos como o final da primeira seção da carta ou como a declaração de abertura da segunda seção. Eles enunciam o tema central da carta: Cristãos vivendo em território hostil precisam seguir os princípios das boas-novas para que possam ganhar outras pessoas para o Senhor.</w:t>
       </w:r>
-      <w:r/>
-      <w:r/>
-    </w:p>
-    <w:p>
-      <w:r/>
+      <w:r>
+        <w:rPr>
+          <w:lang w:val="pt_PT" w:bidi="pt_PT"/>
+        </w:rPr>
+      </w:r>
+      <w:r>
+        <w:rPr>
+          <w:lang w:val="pt_PT" w:bidi="pt_PT"/>
+        </w:rPr>
+      </w:r>
+    </w:p>
+    <w:p>
+      <w:pPr/>
+      <w:r>
+        <w:rPr>
+          <w:lang w:val="pt_PT" w:bidi="pt_PT"/>
+        </w:rPr>
+      </w:r>
     </w:p>
     <w:p>
       <w:pPr>
         <w:pStyle w:val="Heading2"/>
       </w:pPr>
       <w:r>
+        <w:rPr>
+          <w:lang w:val="pt_PT" w:bidi="pt_PT"/>
+        </w:rPr>
         <w:t>1 Pedro 2.12</w:t>
       </w:r>
-      <w:r/>
-    </w:p>
-    <w:p>
-      <w:r/>
-      <w:r>
+      <w:r>
+        <w:rPr>
+          <w:lang w:val="pt_PT" w:bidi="pt_PT"/>
+        </w:rPr>
+      </w:r>
+    </w:p>
+    <w:p>
+      <w:pPr/>
+      <w:r>
+        <w:rPr>
+          <w:lang w:val="pt_PT" w:bidi="pt_PT"/>
+        </w:rPr>
+      </w:r>
+      <w:r>
+        <w:rPr>
+          <w:lang w:val="pt_PT" w:bidi="pt_PT"/>
+        </w:rPr>
         <w:t xml:space="preserve">quando eles o acusarem de criminosos (ou </w:t>
       </w:r>
       <w:r>
         <w:rPr>
           <w:i/>
+          <w:lang w:val="pt_PT" w:bidi="pt_PT"/>
         </w:rPr>
         <w:t>no dia da sua vinda</w:t>
       </w:r>
       <w:r>
+        <w:rPr>
+          <w:lang w:val="pt_PT" w:bidi="pt_PT"/>
+        </w:rPr>
         <w:t xml:space="preserve">): A expressão </w:t>
       </w:r>
       <w:r>
         <w:rPr>
           <w:i/>
+          <w:lang w:val="pt_PT" w:bidi="pt_PT"/>
         </w:rPr>
         <w:t>dia da sua vinda</w:t>
       </w:r>
       <w:r>
+        <w:rPr>
+          <w:lang w:val="pt_PT" w:bidi="pt_PT"/>
+        </w:rPr>
         <w:t xml:space="preserve"> é usada no Antigo Testamento grego para descrever o momento em que Deus visitará seus inimigos para julgá-los (</w:t>
       </w:r>
       <w:hyperlink r:id="rId77">
         <w:r>
           <w:rPr>
+            <w:lang w:val="pt_PT" w:bidi="pt_PT"/>
+          </w:rPr>
+          <w:rPr>
             <w:color w:val="0000EE"/>
             <w:u w:val="single"/>
           </w:rPr>
@@ -1709,11 +3144,17 @@
         </w:r>
       </w:hyperlink>
       <w:r>
+        <w:rPr>
+          <w:lang w:val="pt_PT" w:bidi="pt_PT"/>
+        </w:rPr>
         <w:t xml:space="preserve">; </w:t>
       </w:r>
       <w:hyperlink r:id="rId78">
         <w:r>
           <w:rPr>
+            <w:lang w:val="pt_PT" w:bidi="pt_PT"/>
+          </w:rPr>
+          <w:rPr>
             <w:color w:val="0000EE"/>
             <w:u w:val="single"/>
           </w:rPr>
@@ -1721,60 +3162,126 @@
         </w:r>
       </w:hyperlink>
       <w:r>
+        <w:rPr>
+          <w:lang w:val="pt_PT" w:bidi="pt_PT"/>
+        </w:rPr>
         <w:t>).</w:t>
       </w:r>
-      <w:r/>
-      <w:r/>
-    </w:p>
-    <w:p>
-      <w:r/>
+      <w:r>
+        <w:rPr>
+          <w:lang w:val="pt_PT" w:bidi="pt_PT"/>
+        </w:rPr>
+      </w:r>
+      <w:r>
+        <w:rPr>
+          <w:lang w:val="pt_PT" w:bidi="pt_PT"/>
+        </w:rPr>
+      </w:r>
+    </w:p>
+    <w:p>
+      <w:pPr/>
+      <w:r>
+        <w:rPr>
+          <w:lang w:val="pt_PT" w:bidi="pt_PT"/>
+        </w:rPr>
+      </w:r>
     </w:p>
     <w:p>
       <w:pPr>
         <w:pStyle w:val="Heading2"/>
       </w:pPr>
       <w:r>
+        <w:rPr>
+          <w:lang w:val="pt_PT" w:bidi="pt_PT"/>
+        </w:rPr>
         <w:t>1 Pedro 2.13</w:t>
       </w:r>
-      <w:r/>
-    </w:p>
-    <w:p>
-      <w:r/>
-      <w:r>
+      <w:r>
+        <w:rPr>
+          <w:lang w:val="pt_PT" w:bidi="pt_PT"/>
+        </w:rPr>
+      </w:r>
+    </w:p>
+    <w:p>
+      <w:pPr/>
+      <w:r>
+        <w:rPr>
+          <w:lang w:val="pt_PT" w:bidi="pt_PT"/>
+        </w:rPr>
+      </w:r>
+      <w:r>
+        <w:rPr>
+          <w:lang w:val="pt_PT" w:bidi="pt_PT"/>
+        </w:rPr>
         <w:t>Na época de Pedro, o rei era o Imperador Romano. Os cristãos estavam sofrendo nas mãos do estado e em breve sofreriam mais intensamente sob o poder de Nero.</w:t>
       </w:r>
-      <w:r/>
-      <w:r/>
-    </w:p>
-    <w:p>
-      <w:r/>
+      <w:r>
+        <w:rPr>
+          <w:lang w:val="pt_PT" w:bidi="pt_PT"/>
+        </w:rPr>
+      </w:r>
+      <w:r>
+        <w:rPr>
+          <w:lang w:val="pt_PT" w:bidi="pt_PT"/>
+        </w:rPr>
+      </w:r>
+    </w:p>
+    <w:p>
+      <w:pPr/>
+      <w:r>
+        <w:rPr>
+          <w:lang w:val="pt_PT" w:bidi="pt_PT"/>
+        </w:rPr>
+      </w:r>
     </w:p>
     <w:p>
       <w:pPr>
         <w:pStyle w:val="Heading2"/>
       </w:pPr>
       <w:r>
+        <w:rPr>
+          <w:lang w:val="pt_PT" w:bidi="pt_PT"/>
+        </w:rPr>
         <w:t>1 Pedro 2.13–3.7</w:t>
       </w:r>
-      <w:r/>
-    </w:p>
-    <w:p>
-      <w:r/>
-      <w:r>
+      <w:r>
+        <w:rPr>
+          <w:lang w:val="pt_PT" w:bidi="pt_PT"/>
+        </w:rPr>
+      </w:r>
+    </w:p>
+    <w:p>
+      <w:pPr/>
+      <w:r>
+        <w:rPr>
+          <w:lang w:val="pt_PT" w:bidi="pt_PT"/>
+        </w:rPr>
+      </w:r>
+      <w:r>
+        <w:rPr>
+          <w:lang w:val="pt_PT" w:bidi="pt_PT"/>
+        </w:rPr>
         <w:t>Esta seção aborda a frase-chave submeter-se a toda autoridade humana</w:t>
       </w:r>
       <w:r>
         <w:rPr>
           <w:i/>
+          <w:lang w:val="pt_PT" w:bidi="pt_PT"/>
         </w:rPr>
         <w:t>,</w:t>
       </w:r>
       <w:r>
+        <w:rPr>
+          <w:lang w:val="pt_PT" w:bidi="pt_PT"/>
+        </w:rPr>
         <w:t xml:space="preserve"> que Pedro aplica a várias relações: os cristãos devem aceitar a autoridade daqueles no governo (</w:t>
       </w:r>
       <w:hyperlink r:id="rId79">
         <w:r>
           <w:rPr>
+            <w:lang w:val="pt_PT" w:bidi="pt_PT"/>
+          </w:rPr>
+          <w:rPr>
             <w:color w:val="0000EE"/>
             <w:u w:val="single"/>
           </w:rPr>
@@ -1782,11 +3289,17 @@
         </w:r>
       </w:hyperlink>
       <w:r>
+        <w:rPr>
+          <w:lang w:val="pt_PT" w:bidi="pt_PT"/>
+        </w:rPr>
         <w:t>), os escravos cristãos devem aceitar a autoridade de seus mestres (</w:t>
       </w:r>
       <w:hyperlink r:id="rId80">
         <w:r>
           <w:rPr>
+            <w:lang w:val="pt_PT" w:bidi="pt_PT"/>
+          </w:rPr>
+          <w:rPr>
             <w:color w:val="0000EE"/>
             <w:u w:val="single"/>
           </w:rPr>
@@ -1794,11 +3307,17 @@
         </w:r>
       </w:hyperlink>
       <w:r>
+        <w:rPr>
+          <w:lang w:val="pt_PT" w:bidi="pt_PT"/>
+        </w:rPr>
         <w:t>), e as esposas cristãs devem aceitar a autoridade de seus maridos (</w:t>
       </w:r>
       <w:hyperlink r:id="rId81">
         <w:r>
           <w:rPr>
+            <w:lang w:val="pt_PT" w:bidi="pt_PT"/>
+          </w:rPr>
+          <w:rPr>
             <w:color w:val="0000EE"/>
             <w:u w:val="single"/>
           </w:rPr>
@@ -1806,11 +3325,17 @@
         </w:r>
       </w:hyperlink>
       <w:r>
+        <w:rPr>
+          <w:lang w:val="pt_PT" w:bidi="pt_PT"/>
+        </w:rPr>
         <w:t xml:space="preserve">). Pedro parece estar seguindo um uso cristão primitivo do código tradicional do lar, no qual uma série de instruções era dada para diferentes membros da família (cp. </w:t>
       </w:r>
       <w:hyperlink r:id="rId82">
         <w:r>
           <w:rPr>
+            <w:lang w:val="pt_PT" w:bidi="pt_PT"/>
+          </w:rPr>
+          <w:rPr>
             <w:color w:val="0000EE"/>
             <w:u w:val="single"/>
           </w:rPr>
@@ -1818,11 +3343,17 @@
         </w:r>
       </w:hyperlink>
       <w:r>
+        <w:rPr>
+          <w:lang w:val="pt_PT" w:bidi="pt_PT"/>
+        </w:rPr>
         <w:t xml:space="preserve">; </w:t>
       </w:r>
       <w:hyperlink r:id="rId83">
         <w:r>
           <w:rPr>
+            <w:lang w:val="pt_PT" w:bidi="pt_PT"/>
+          </w:rPr>
+          <w:rPr>
             <w:color w:val="0000EE"/>
             <w:u w:val="single"/>
           </w:rPr>
@@ -1830,11 +3361,17 @@
         </w:r>
       </w:hyperlink>
       <w:r>
+        <w:rPr>
+          <w:lang w:val="pt_PT" w:bidi="pt_PT"/>
+        </w:rPr>
         <w:t xml:space="preserve">; </w:t>
       </w:r>
       <w:hyperlink r:id="rId84">
         <w:r>
           <w:rPr>
+            <w:lang w:val="pt_PT" w:bidi="pt_PT"/>
+          </w:rPr>
+          <w:rPr>
             <w:color w:val="0000EE"/>
             <w:u w:val="single"/>
           </w:rPr>
@@ -1842,11 +3379,17 @@
         </w:r>
       </w:hyperlink>
       <w:r>
+        <w:rPr>
+          <w:lang w:val="pt_PT" w:bidi="pt_PT"/>
+        </w:rPr>
         <w:t xml:space="preserve">; </w:t>
       </w:r>
       <w:hyperlink r:id="rId85">
         <w:r>
           <w:rPr>
+            <w:lang w:val="pt_PT" w:bidi="pt_PT"/>
+          </w:rPr>
+          <w:rPr>
             <w:color w:val="0000EE"/>
             <w:u w:val="single"/>
           </w:rPr>
@@ -1854,31 +3397,65 @@
         </w:r>
       </w:hyperlink>
       <w:r>
+        <w:rPr>
+          <w:lang w:val="pt_PT" w:bidi="pt_PT"/>
+        </w:rPr>
         <w:t>).</w:t>
       </w:r>
-      <w:r/>
-      <w:r/>
-    </w:p>
-    <w:p>
-      <w:r/>
+      <w:r>
+        <w:rPr>
+          <w:lang w:val="pt_PT" w:bidi="pt_PT"/>
+        </w:rPr>
+      </w:r>
+      <w:r>
+        <w:rPr>
+          <w:lang w:val="pt_PT" w:bidi="pt_PT"/>
+        </w:rPr>
+      </w:r>
+    </w:p>
+    <w:p>
+      <w:pPr/>
+      <w:r>
+        <w:rPr>
+          <w:lang w:val="pt_PT" w:bidi="pt_PT"/>
+        </w:rPr>
+      </w:r>
     </w:p>
     <w:p>
       <w:pPr>
         <w:pStyle w:val="Heading2"/>
       </w:pPr>
       <w:r>
+        <w:rPr>
+          <w:lang w:val="pt_PT" w:bidi="pt_PT"/>
+        </w:rPr>
         <w:t>1 Pedro 2.14</w:t>
       </w:r>
-      <w:r/>
-    </w:p>
-    <w:p>
-      <w:r/>
-      <w:r>
+      <w:r>
+        <w:rPr>
+          <w:lang w:val="pt_PT" w:bidi="pt_PT"/>
+        </w:rPr>
+      </w:r>
+    </w:p>
+    <w:p>
+      <w:pPr/>
+      <w:r>
+        <w:rPr>
+          <w:lang w:val="pt_PT" w:bidi="pt_PT"/>
+        </w:rPr>
+      </w:r>
+      <w:r>
+        <w:rPr>
+          <w:lang w:val="pt_PT" w:bidi="pt_PT"/>
+        </w:rPr>
         <w:t xml:space="preserve">castigar os criminosos e elogiar os que fazem o bem: Cf. </w:t>
       </w:r>
       <w:hyperlink r:id="rId86">
         <w:r>
           <w:rPr>
+            <w:lang w:val="pt_PT" w:bidi="pt_PT"/>
+          </w:rPr>
+          <w:rPr>
             <w:color w:val="0000EE"/>
             <w:u w:val="single"/>
           </w:rPr>
@@ -1886,46 +3463,90 @@
         </w:r>
       </w:hyperlink>
       <w:r>
+        <w:rPr>
+          <w:lang w:val="pt_PT" w:bidi="pt_PT"/>
+        </w:rPr>
         <w:t>.</w:t>
       </w:r>
-      <w:r/>
-      <w:r/>
-    </w:p>
-    <w:p>
-      <w:r/>
+      <w:r>
+        <w:rPr>
+          <w:lang w:val="pt_PT" w:bidi="pt_PT"/>
+        </w:rPr>
+      </w:r>
+      <w:r>
+        <w:rPr>
+          <w:lang w:val="pt_PT" w:bidi="pt_PT"/>
+        </w:rPr>
+      </w:r>
+    </w:p>
+    <w:p>
+      <w:pPr/>
+      <w:r>
+        <w:rPr>
+          <w:lang w:val="pt_PT" w:bidi="pt_PT"/>
+        </w:rPr>
+      </w:r>
     </w:p>
     <w:p>
       <w:pPr>
         <w:pStyle w:val="Heading2"/>
       </w:pPr>
       <w:r>
+        <w:rPr>
+          <w:lang w:val="pt_PT" w:bidi="pt_PT"/>
+        </w:rPr>
         <w:t>1 Pedro 2.17</w:t>
       </w:r>
-      <w:r/>
-    </w:p>
-    <w:p>
-      <w:r/>
-      <w:r>
+      <w:r>
+        <w:rPr>
+          <w:lang w:val="pt_PT" w:bidi="pt_PT"/>
+        </w:rPr>
+      </w:r>
+    </w:p>
+    <w:p>
+      <w:pPr/>
+      <w:r>
+        <w:rPr>
+          <w:lang w:val="pt_PT" w:bidi="pt_PT"/>
+        </w:rPr>
+      </w:r>
+      <w:r>
+        <w:rPr>
+          <w:lang w:val="pt_PT" w:bidi="pt_PT"/>
+        </w:rPr>
         <w:t xml:space="preserve">irmãos na fé: Literalmente </w:t>
       </w:r>
       <w:r>
         <w:rPr>
           <w:i/>
+          <w:lang w:val="pt_PT" w:bidi="pt_PT"/>
         </w:rPr>
         <w:t>a irmandade;</w:t>
       </w:r>
       <w:r>
+        <w:rPr>
+          <w:lang w:val="pt_PT" w:bidi="pt_PT"/>
+        </w:rPr>
         <w:t xml:space="preserve"> veja </w:t>
       </w:r>
       <w:r>
+        <w:rPr>
+          <w:lang w:val="pt_PT" w:bidi="pt_PT"/>
+        </w:rPr>
         <w:t>nota de estudo em 5.9</w:t>
       </w:r>
       <w:r>
+        <w:rPr>
+          <w:lang w:val="pt_PT" w:bidi="pt_PT"/>
+        </w:rPr>
         <w:t xml:space="preserve">. • Temam a Deus e respeitem o Imperador: Pedro pode estar refletindo sobre a declaração equilibrada de Jesus sobre o dever do cristão tanto para com Deus quanto para com o governo (veja </w:t>
       </w:r>
       <w:hyperlink r:id="rId87">
         <w:r>
           <w:rPr>
+            <w:lang w:val="pt_PT" w:bidi="pt_PT"/>
+          </w:rPr>
+          <w:rPr>
             <w:color w:val="0000EE"/>
             <w:u w:val="single"/>
           </w:rPr>
@@ -1933,40 +3554,78 @@
         </w:r>
       </w:hyperlink>
       <w:r>
+        <w:rPr>
+          <w:lang w:val="pt_PT" w:bidi="pt_PT"/>
+        </w:rPr>
         <w:t>).</w:t>
       </w:r>
-      <w:r/>
-      <w:r/>
-    </w:p>
-    <w:p>
-      <w:r/>
+      <w:r>
+        <w:rPr>
+          <w:lang w:val="pt_PT" w:bidi="pt_PT"/>
+        </w:rPr>
+      </w:r>
+      <w:r>
+        <w:rPr>
+          <w:lang w:val="pt_PT" w:bidi="pt_PT"/>
+        </w:rPr>
+      </w:r>
+    </w:p>
+    <w:p>
+      <w:pPr/>
+      <w:r>
+        <w:rPr>
+          <w:lang w:val="pt_PT" w:bidi="pt_PT"/>
+        </w:rPr>
+      </w:r>
     </w:p>
     <w:p>
       <w:pPr>
         <w:pStyle w:val="Heading2"/>
       </w:pPr>
       <w:r>
+        <w:rPr>
+          <w:lang w:val="pt_PT" w:bidi="pt_PT"/>
+        </w:rPr>
         <w:t>1 Pedro 2.18</w:t>
       </w:r>
-      <w:r/>
-    </w:p>
-    <w:p>
-      <w:r/>
-      <w:r>
+      <w:r>
+        <w:rPr>
+          <w:lang w:val="pt_PT" w:bidi="pt_PT"/>
+        </w:rPr>
+      </w:r>
+    </w:p>
+    <w:p>
+      <w:pPr/>
+      <w:r>
+        <w:rPr>
+          <w:lang w:val="pt_PT" w:bidi="pt_PT"/>
+        </w:rPr>
+      </w:r>
+      <w:r>
+        <w:rPr>
+          <w:lang w:val="pt_PT" w:bidi="pt_PT"/>
+        </w:rPr>
         <w:t xml:space="preserve">Muitos escravos no Império Romano ocupavam posições de responsabilidade e tinham uma renda decente, mas a maioria era tratada com severidade e todos eram privados de status legal e direitos. • os respeitem (literalmente </w:t>
       </w:r>
       <w:r>
         <w:rPr>
           <w:i/>
+          <w:lang w:val="pt_PT" w:bidi="pt_PT"/>
         </w:rPr>
         <w:t>com todo temor</w:t>
       </w:r>
       <w:r>
+        <w:rPr>
+          <w:lang w:val="pt_PT" w:bidi="pt_PT"/>
+        </w:rPr>
         <w:t xml:space="preserve">): Pedro pode estar chamando os escravos a temer a Deus (veja </w:t>
       </w:r>
       <w:hyperlink r:id="rId88">
         <w:r>
           <w:rPr>
+            <w:lang w:val="pt_PT" w:bidi="pt_PT"/>
+          </w:rPr>
+          <w:rPr>
             <w:color w:val="0000EE"/>
             <w:u w:val="single"/>
           </w:rPr>
@@ -1974,11 +3633,17 @@
         </w:r>
       </w:hyperlink>
       <w:r>
+        <w:rPr>
+          <w:lang w:val="pt_PT" w:bidi="pt_PT"/>
+        </w:rPr>
         <w:t xml:space="preserve">; cp. </w:t>
       </w:r>
       <w:hyperlink r:id="rId89">
         <w:r>
           <w:rPr>
+            <w:lang w:val="pt_PT" w:bidi="pt_PT"/>
+          </w:rPr>
+          <w:rPr>
             <w:color w:val="0000EE"/>
             <w:u w:val="single"/>
           </w:rPr>
@@ -1986,11 +3651,17 @@
         </w:r>
       </w:hyperlink>
       <w:r>
+        <w:rPr>
+          <w:lang w:val="pt_PT" w:bidi="pt_PT"/>
+        </w:rPr>
         <w:t>) ou o castigo do mestre, mas ele frequentemente fala dessa maneira sobre a atitude respeitosa que os cristãos devem ter em relação aos outros (</w:t>
       </w:r>
       <w:hyperlink r:id="rId90">
         <w:r>
           <w:rPr>
+            <w:lang w:val="pt_PT" w:bidi="pt_PT"/>
+          </w:rPr>
+          <w:rPr>
             <w:color w:val="0000EE"/>
             <w:u w:val="single"/>
           </w:rPr>
@@ -1998,51 +3669,113 @@
         </w:r>
       </w:hyperlink>
       <w:r>
+        <w:rPr>
+          <w:lang w:val="pt_PT" w:bidi="pt_PT"/>
+        </w:rPr>
         <w:t>).</w:t>
       </w:r>
-      <w:r/>
-      <w:r/>
-    </w:p>
-    <w:p>
-      <w:r/>
+      <w:r>
+        <w:rPr>
+          <w:lang w:val="pt_PT" w:bidi="pt_PT"/>
+        </w:rPr>
+      </w:r>
+      <w:r>
+        <w:rPr>
+          <w:lang w:val="pt_PT" w:bidi="pt_PT"/>
+        </w:rPr>
+      </w:r>
+    </w:p>
+    <w:p>
+      <w:pPr/>
+      <w:r>
+        <w:rPr>
+          <w:lang w:val="pt_PT" w:bidi="pt_PT"/>
+        </w:rPr>
+      </w:r>
     </w:p>
     <w:p>
       <w:pPr>
         <w:pStyle w:val="Heading2"/>
       </w:pPr>
       <w:r>
+        <w:rPr>
+          <w:lang w:val="pt_PT" w:bidi="pt_PT"/>
+        </w:rPr>
         <w:t>1 Pedro 2.18–20</w:t>
       </w:r>
-      <w:r/>
-    </w:p>
-    <w:p>
-      <w:r/>
-      <w:r>
+      <w:r>
+        <w:rPr>
+          <w:lang w:val="pt_PT" w:bidi="pt_PT"/>
+        </w:rPr>
+      </w:r>
+    </w:p>
+    <w:p>
+      <w:pPr/>
+      <w:r>
+        <w:rPr>
+          <w:lang w:val="pt_PT" w:bidi="pt_PT"/>
+        </w:rPr>
+      </w:r>
+      <w:r>
+        <w:rPr>
+          <w:lang w:val="pt_PT" w:bidi="pt_PT"/>
+        </w:rPr>
         <w:t>O escravo estava legalmente vinculado e não podia mudar de senhor, enquanto o empregado moderno tem o direito de deixar de trabalhar para um empregador cruel. Claro, alguns empregados podem não conseguir mudar sua situação, e nesse caso, o conselho de Pedro aos escravos é muito aplicável aos empregados de hoje.</w:t>
       </w:r>
-      <w:r/>
-      <w:r/>
-    </w:p>
-    <w:p>
-      <w:r/>
+      <w:r>
+        <w:rPr>
+          <w:lang w:val="pt_PT" w:bidi="pt_PT"/>
+        </w:rPr>
+      </w:r>
+      <w:r>
+        <w:rPr>
+          <w:lang w:val="pt_PT" w:bidi="pt_PT"/>
+        </w:rPr>
+      </w:r>
+    </w:p>
+    <w:p>
+      <w:pPr/>
+      <w:r>
+        <w:rPr>
+          <w:lang w:val="pt_PT" w:bidi="pt_PT"/>
+        </w:rPr>
+      </w:r>
     </w:p>
     <w:p>
       <w:pPr>
         <w:pStyle w:val="Heading2"/>
       </w:pPr>
       <w:r>
+        <w:rPr>
+          <w:lang w:val="pt_PT" w:bidi="pt_PT"/>
+        </w:rPr>
         <w:t>1 Pedro 2.21–25</w:t>
       </w:r>
-      <w:r/>
-    </w:p>
-    <w:p>
-      <w:r/>
-      <w:r>
+      <w:r>
+        <w:rPr>
+          <w:lang w:val="pt_PT" w:bidi="pt_PT"/>
+        </w:rPr>
+      </w:r>
+    </w:p>
+    <w:p>
+      <w:pPr/>
+      <w:r>
+        <w:rPr>
+          <w:lang w:val="pt_PT" w:bidi="pt_PT"/>
+        </w:rPr>
+      </w:r>
+      <w:r>
+        <w:rPr>
+          <w:lang w:val="pt_PT" w:bidi="pt_PT"/>
+        </w:rPr>
         <w:t>Embora não haja uma mudança explícita de endereço aqui, o caráter geral desses versos os torna aplicáveis a todos os crentes. • Esses versos podem incorporar um hino cristão primitivo ou confissão sobre Cristo (</w:t>
       </w:r>
       <w:hyperlink r:id="rId91">
         <w:r>
           <w:rPr>
+            <w:lang w:val="pt_PT" w:bidi="pt_PT"/>
+          </w:rPr>
+          <w:rPr>
             <w:color w:val="0000EE"/>
             <w:u w:val="single"/>
           </w:rPr>
@@ -2050,11 +3783,17 @@
         </w:r>
       </w:hyperlink>
       <w:r>
+        <w:rPr>
+          <w:lang w:val="pt_PT" w:bidi="pt_PT"/>
+        </w:rPr>
         <w:t xml:space="preserve">). Seu foco está nos sofrimentos redentores de Cristo em uma linguagem extraída em grande parte de </w:t>
       </w:r>
       <w:hyperlink r:id="rId92">
         <w:r>
           <w:rPr>
+            <w:lang w:val="pt_PT" w:bidi="pt_PT"/>
+          </w:rPr>
+          <w:rPr>
             <w:color w:val="0000EE"/>
             <w:u w:val="single"/>
           </w:rPr>
@@ -2062,31 +3801,65 @@
         </w:r>
       </w:hyperlink>
       <w:r>
+        <w:rPr>
+          <w:lang w:val="pt_PT" w:bidi="pt_PT"/>
+        </w:rPr>
         <w:t>.</w:t>
       </w:r>
-      <w:r/>
-      <w:r/>
-    </w:p>
-    <w:p>
-      <w:r/>
+      <w:r>
+        <w:rPr>
+          <w:lang w:val="pt_PT" w:bidi="pt_PT"/>
+        </w:rPr>
+      </w:r>
+      <w:r>
+        <w:rPr>
+          <w:lang w:val="pt_PT" w:bidi="pt_PT"/>
+        </w:rPr>
+      </w:r>
+    </w:p>
+    <w:p>
+      <w:pPr/>
+      <w:r>
+        <w:rPr>
+          <w:lang w:val="pt_PT" w:bidi="pt_PT"/>
+        </w:rPr>
+      </w:r>
     </w:p>
     <w:p>
       <w:pPr>
         <w:pStyle w:val="Heading2"/>
       </w:pPr>
       <w:r>
+        <w:rPr>
+          <w:lang w:val="pt_PT" w:bidi="pt_PT"/>
+        </w:rPr>
         <w:t>1 Pedro 2.24</w:t>
       </w:r>
-      <w:r/>
-    </w:p>
-    <w:p>
-      <w:r/>
-      <w:r>
+      <w:r>
+        <w:rPr>
+          <w:lang w:val="pt_PT" w:bidi="pt_PT"/>
+        </w:rPr>
+      </w:r>
+    </w:p>
+    <w:p>
+      <w:pPr/>
+      <w:r>
+        <w:rPr>
+          <w:lang w:val="pt_PT" w:bidi="pt_PT"/>
+        </w:rPr>
+      </w:r>
+      <w:r>
+        <w:rPr>
+          <w:lang w:val="pt_PT" w:bidi="pt_PT"/>
+        </w:rPr>
         <w:t xml:space="preserve">O próprio Cristo levou os nossos pecados no seu corpo: Esta frase alude a </w:t>
       </w:r>
       <w:hyperlink r:id="rId93">
         <w:r>
           <w:rPr>
+            <w:lang w:val="pt_PT" w:bidi="pt_PT"/>
+          </w:rPr>
+          <w:rPr>
             <w:color w:val="0000EE"/>
             <w:u w:val="single"/>
           </w:rPr>
@@ -2094,11 +3867,17 @@
         </w:r>
       </w:hyperlink>
       <w:r>
+        <w:rPr>
+          <w:lang w:val="pt_PT" w:bidi="pt_PT"/>
+        </w:rPr>
         <w:t>,</w:t>
       </w:r>
       <w:hyperlink r:id="rId94">
         <w:r>
           <w:rPr>
+            <w:lang w:val="pt_PT" w:bidi="pt_PT"/>
+          </w:rPr>
+          <w:rPr>
             <w:color w:val="0000EE"/>
             <w:u w:val="single"/>
           </w:rPr>
@@ -2106,11 +3885,17 @@
         </w:r>
       </w:hyperlink>
       <w:r>
+        <w:rPr>
+          <w:lang w:val="pt_PT" w:bidi="pt_PT"/>
+        </w:rPr>
         <w:t xml:space="preserve">. • Por meio dos ferimentos dele vocês foram curados: O sofrimento físico de Cristo nos libertou da escravidão ao pecado (cp. </w:t>
       </w:r>
       <w:hyperlink r:id="rId95">
         <w:r>
           <w:rPr>
+            <w:lang w:val="pt_PT" w:bidi="pt_PT"/>
+          </w:rPr>
+          <w:rPr>
             <w:color w:val="0000EE"/>
             <w:u w:val="single"/>
           </w:rPr>
@@ -2118,11 +3903,17 @@
         </w:r>
       </w:hyperlink>
       <w:r>
+        <w:rPr>
+          <w:lang w:val="pt_PT" w:bidi="pt_PT"/>
+        </w:rPr>
         <w:t xml:space="preserve">). Mateus aplica linguagem semelhante de </w:t>
       </w:r>
       <w:hyperlink r:id="rId93">
         <w:r>
           <w:rPr>
+            <w:lang w:val="pt_PT" w:bidi="pt_PT"/>
+          </w:rPr>
+          <w:rPr>
             <w:color w:val="0000EE"/>
             <w:u w:val="single"/>
           </w:rPr>
@@ -2130,11 +3921,17 @@
         </w:r>
       </w:hyperlink>
       <w:r>
+        <w:rPr>
+          <w:lang w:val="pt_PT" w:bidi="pt_PT"/>
+        </w:rPr>
         <w:t xml:space="preserve"> às curas físicas realizadas por Jesus (</w:t>
       </w:r>
       <w:hyperlink r:id="rId96">
         <w:r>
           <w:rPr>
+            <w:lang w:val="pt_PT" w:bidi="pt_PT"/>
+          </w:rPr>
+          <w:rPr>
             <w:color w:val="0000EE"/>
             <w:u w:val="single"/>
           </w:rPr>
@@ -2142,40 +3939,78 @@
         </w:r>
       </w:hyperlink>
       <w:r>
+        <w:rPr>
+          <w:lang w:val="pt_PT" w:bidi="pt_PT"/>
+        </w:rPr>
         <w:t>).</w:t>
       </w:r>
-      <w:r/>
-      <w:r/>
-    </w:p>
-    <w:p>
-      <w:r/>
+      <w:r>
+        <w:rPr>
+          <w:lang w:val="pt_PT" w:bidi="pt_PT"/>
+        </w:rPr>
+      </w:r>
+      <w:r>
+        <w:rPr>
+          <w:lang w:val="pt_PT" w:bidi="pt_PT"/>
+        </w:rPr>
+      </w:r>
+    </w:p>
+    <w:p>
+      <w:pPr/>
+      <w:r>
+        <w:rPr>
+          <w:lang w:val="pt_PT" w:bidi="pt_PT"/>
+        </w:rPr>
+      </w:r>
     </w:p>
     <w:p>
       <w:pPr>
         <w:pStyle w:val="Heading2"/>
       </w:pPr>
       <w:r>
+        <w:rPr>
+          <w:lang w:val="pt_PT" w:bidi="pt_PT"/>
+        </w:rPr>
         <w:t>1 Pedro 3.1</w:t>
       </w:r>
-      <w:r/>
-    </w:p>
-    <w:p>
-      <w:r/>
-      <w:r>
+      <w:r>
+        <w:rPr>
+          <w:lang w:val="pt_PT" w:bidi="pt_PT"/>
+        </w:rPr>
+      </w:r>
+    </w:p>
+    <w:p>
+      <w:pPr/>
+      <w:r>
+        <w:rPr>
+          <w:lang w:val="pt_PT" w:bidi="pt_PT"/>
+        </w:rPr>
+      </w:r>
+      <w:r>
+        <w:rPr>
+          <w:lang w:val="pt_PT" w:bidi="pt_PT"/>
+        </w:rPr>
         <w:t xml:space="preserve">deve obedecer ao (literalmente </w:t>
       </w:r>
       <w:r>
         <w:rPr>
           <w:i/>
+          <w:lang w:val="pt_PT" w:bidi="pt_PT"/>
         </w:rPr>
         <w:t>submeter-se a</w:t>
       </w:r>
       <w:r>
+        <w:rPr>
+          <w:lang w:val="pt_PT" w:bidi="pt_PT"/>
+        </w:rPr>
         <w:t xml:space="preserve">): As esposas são instruídas a reconhecer que Deus designou o marido como líder do relacionamento (veja </w:t>
       </w:r>
       <w:hyperlink r:id="rId97">
         <w:r>
           <w:rPr>
+            <w:lang w:val="pt_PT" w:bidi="pt_PT"/>
+          </w:rPr>
+          <w:rPr>
             <w:color w:val="0000EE"/>
             <w:u w:val="single"/>
           </w:rPr>
@@ -2183,11 +4018,17 @@
         </w:r>
       </w:hyperlink>
       <w:r>
+        <w:rPr>
+          <w:lang w:val="pt_PT" w:bidi="pt_PT"/>
+        </w:rPr>
         <w:t xml:space="preserve">; </w:t>
       </w:r>
       <w:hyperlink r:id="rId98">
         <w:r>
           <w:rPr>
+            <w:lang w:val="pt_PT" w:bidi="pt_PT"/>
+          </w:rPr>
+          <w:rPr>
             <w:color w:val="0000EE"/>
             <w:u w:val="single"/>
           </w:rPr>
@@ -2195,11 +4036,17 @@
         </w:r>
       </w:hyperlink>
       <w:r>
+        <w:rPr>
+          <w:lang w:val="pt_PT" w:bidi="pt_PT"/>
+        </w:rPr>
         <w:t xml:space="preserve">). A submissão no mundo antigo assumia a forma de obediência (veja </w:t>
       </w:r>
       <w:hyperlink r:id="rId99">
         <w:r>
           <w:rPr>
+            <w:lang w:val="pt_PT" w:bidi="pt_PT"/>
+          </w:rPr>
+          <w:rPr>
             <w:color w:val="0000EE"/>
             <w:u w:val="single"/>
           </w:rPr>
@@ -2207,11 +4054,17 @@
         </w:r>
       </w:hyperlink>
       <w:r>
+        <w:rPr>
+          <w:lang w:val="pt_PT" w:bidi="pt_PT"/>
+        </w:rPr>
         <w:t>). Deus também deseja que o marido seja um líder amoroso e respeitoso (</w:t>
       </w:r>
       <w:hyperlink r:id="rId100">
         <w:r>
           <w:rPr>
+            <w:lang w:val="pt_PT" w:bidi="pt_PT"/>
+          </w:rPr>
+          <w:rPr>
             <w:color w:val="0000EE"/>
             <w:u w:val="single"/>
           </w:rPr>
@@ -2219,11 +4072,17 @@
         </w:r>
       </w:hyperlink>
       <w:r>
+        <w:rPr>
+          <w:lang w:val="pt_PT" w:bidi="pt_PT"/>
+        </w:rPr>
         <w:t xml:space="preserve">; veja </w:t>
       </w:r>
       <w:hyperlink r:id="rId101">
         <w:r>
           <w:rPr>
+            <w:lang w:val="pt_PT" w:bidi="pt_PT"/>
+          </w:rPr>
+          <w:rPr>
             <w:color w:val="0000EE"/>
             <w:u w:val="single"/>
           </w:rPr>
@@ -2231,31 +4090,65 @@
         </w:r>
       </w:hyperlink>
       <w:r>
+        <w:rPr>
+          <w:lang w:val="pt_PT" w:bidi="pt_PT"/>
+        </w:rPr>
         <w:t>). No entanto, Pedro foca especialmente nas esposas com maridos pagãos que poderiam potencialmente ser hostis à fé de suas esposas. • Não será preciso dizer nada: Pedro exorta as esposas cristãs a evangelizarem seus maridos através de seu comportamento submisso e apropriado.</w:t>
       </w:r>
-      <w:r/>
-      <w:r/>
-    </w:p>
-    <w:p>
-      <w:r/>
+      <w:r>
+        <w:rPr>
+          <w:lang w:val="pt_PT" w:bidi="pt_PT"/>
+        </w:rPr>
+      </w:r>
+      <w:r>
+        <w:rPr>
+          <w:lang w:val="pt_PT" w:bidi="pt_PT"/>
+        </w:rPr>
+      </w:r>
+    </w:p>
+    <w:p>
+      <w:pPr/>
+      <w:r>
+        <w:rPr>
+          <w:lang w:val="pt_PT" w:bidi="pt_PT"/>
+        </w:rPr>
+      </w:r>
     </w:p>
     <w:p>
       <w:pPr>
         <w:pStyle w:val="Heading2"/>
       </w:pPr>
       <w:r>
+        <w:rPr>
+          <w:lang w:val="pt_PT" w:bidi="pt_PT"/>
+        </w:rPr>
         <w:t>1 Pedro 3.1–7</w:t>
       </w:r>
-      <w:r/>
-    </w:p>
-    <w:p>
-      <w:r/>
-      <w:r>
+      <w:r>
+        <w:rPr>
+          <w:lang w:val="pt_PT" w:bidi="pt_PT"/>
+        </w:rPr>
+      </w:r>
+    </w:p>
+    <w:p>
+      <w:pPr/>
+      <w:r>
+        <w:rPr>
+          <w:lang w:val="pt_PT" w:bidi="pt_PT"/>
+        </w:rPr>
+      </w:r>
+      <w:r>
+        <w:rPr>
+          <w:lang w:val="pt_PT" w:bidi="pt_PT"/>
+        </w:rPr>
         <w:t>A última das três exortações de Pedro sobre aceitar a autoridade (</w:t>
       </w:r>
       <w:hyperlink r:id="rId102">
         <w:r>
           <w:rPr>
+            <w:lang w:val="pt_PT" w:bidi="pt_PT"/>
+          </w:rPr>
+          <w:rPr>
             <w:color w:val="0000EE"/>
             <w:u w:val="single"/>
           </w:rPr>
@@ -2263,11 +4156,17 @@
         </w:r>
       </w:hyperlink>
       <w:r>
+        <w:rPr>
+          <w:lang w:val="pt_PT" w:bidi="pt_PT"/>
+        </w:rPr>
         <w:t xml:space="preserve">) diz respeito a esposas e maridos (cf. </w:t>
       </w:r>
       <w:hyperlink r:id="rId103">
         <w:r>
           <w:rPr>
+            <w:lang w:val="pt_PT" w:bidi="pt_PT"/>
+          </w:rPr>
+          <w:rPr>
             <w:color w:val="0000EE"/>
             <w:u w:val="single"/>
           </w:rPr>
@@ -2275,11 +4174,17 @@
         </w:r>
       </w:hyperlink>
       <w:r>
+        <w:rPr>
+          <w:lang w:val="pt_PT" w:bidi="pt_PT"/>
+        </w:rPr>
         <w:t xml:space="preserve">; </w:t>
       </w:r>
       <w:hyperlink r:id="rId104">
         <w:r>
           <w:rPr>
+            <w:lang w:val="pt_PT" w:bidi="pt_PT"/>
+          </w:rPr>
+          <w:rPr>
             <w:color w:val="0000EE"/>
             <w:u w:val="single"/>
           </w:rPr>
@@ -2287,31 +4192,65 @@
         </w:r>
       </w:hyperlink>
       <w:r>
+        <w:rPr>
+          <w:lang w:val="pt_PT" w:bidi="pt_PT"/>
+        </w:rPr>
         <w:t>).</w:t>
       </w:r>
-      <w:r/>
-      <w:r/>
-    </w:p>
-    <w:p>
-      <w:r/>
+      <w:r>
+        <w:rPr>
+          <w:lang w:val="pt_PT" w:bidi="pt_PT"/>
+        </w:rPr>
+      </w:r>
+      <w:r>
+        <w:rPr>
+          <w:lang w:val="pt_PT" w:bidi="pt_PT"/>
+        </w:rPr>
+      </w:r>
+    </w:p>
+    <w:p>
+      <w:pPr/>
+      <w:r>
+        <w:rPr>
+          <w:lang w:val="pt_PT" w:bidi="pt_PT"/>
+        </w:rPr>
+      </w:r>
     </w:p>
     <w:p>
       <w:pPr>
         <w:pStyle w:val="Heading2"/>
       </w:pPr>
       <w:r>
+        <w:rPr>
+          <w:lang w:val="pt_PT" w:bidi="pt_PT"/>
+        </w:rPr>
         <w:t>1 Pedro 3.3–4</w:t>
       </w:r>
-      <w:r/>
-    </w:p>
-    <w:p>
-      <w:r/>
-      <w:r>
+      <w:r>
+        <w:rPr>
+          <w:lang w:val="pt_PT" w:bidi="pt_PT"/>
+        </w:rPr>
+      </w:r>
+    </w:p>
+    <w:p>
+      <w:pPr/>
+      <w:r>
+        <w:rPr>
+          <w:lang w:val="pt_PT" w:bidi="pt_PT"/>
+        </w:rPr>
+      </w:r>
+      <w:r>
+        <w:rPr>
+          <w:lang w:val="pt_PT" w:bidi="pt_PT"/>
+        </w:rPr>
         <w:t xml:space="preserve">Enfeites, penteados exagerados, joias ou vestidos caros: Pedro às vezes foi interpretado como se condenasse qualquer forma de ornamentação feminina, mas esse não é seu propósito. Em vez disso, ele insiste que as mulheres cristãs não devem ser notadas pela beleza das roupas e joias, mas pela beleza interior de um espírito gentil e tranquilo. Veja também </w:t>
       </w:r>
       <w:hyperlink r:id="rId105">
         <w:r>
           <w:rPr>
+            <w:lang w:val="pt_PT" w:bidi="pt_PT"/>
+          </w:rPr>
+          <w:rPr>
             <w:color w:val="0000EE"/>
             <w:u w:val="single"/>
           </w:rPr>
@@ -2319,31 +4258,65 @@
         </w:r>
       </w:hyperlink>
       <w:r>
+        <w:rPr>
+          <w:lang w:val="pt_PT" w:bidi="pt_PT"/>
+        </w:rPr>
         <w:t>.</w:t>
       </w:r>
-      <w:r/>
-      <w:r/>
-    </w:p>
-    <w:p>
-      <w:r/>
+      <w:r>
+        <w:rPr>
+          <w:lang w:val="pt_PT" w:bidi="pt_PT"/>
+        </w:rPr>
+      </w:r>
+      <w:r>
+        <w:rPr>
+          <w:lang w:val="pt_PT" w:bidi="pt_PT"/>
+        </w:rPr>
+      </w:r>
+    </w:p>
+    <w:p>
+      <w:pPr/>
+      <w:r>
+        <w:rPr>
+          <w:lang w:val="pt_PT" w:bidi="pt_PT"/>
+        </w:rPr>
+      </w:r>
     </w:p>
     <w:p>
       <w:pPr>
         <w:pStyle w:val="Heading2"/>
       </w:pPr>
       <w:r>
+        <w:rPr>
+          <w:lang w:val="pt_PT" w:bidi="pt_PT"/>
+        </w:rPr>
         <w:t>1 Pedro 3.6</w:t>
       </w:r>
-      <w:r/>
-    </w:p>
-    <w:p>
-      <w:r/>
-      <w:r>
+      <w:r>
+        <w:rPr>
+          <w:lang w:val="pt_PT" w:bidi="pt_PT"/>
+        </w:rPr>
+      </w:r>
+    </w:p>
+    <w:p>
+      <w:pPr/>
+      <w:r>
+        <w:rPr>
+          <w:lang w:val="pt_PT" w:bidi="pt_PT"/>
+        </w:rPr>
+      </w:r>
+      <w:r>
+        <w:rPr>
+          <w:lang w:val="pt_PT" w:bidi="pt_PT"/>
+        </w:rPr>
         <w:t xml:space="preserve">e o chamava de "meu senhor": Veja </w:t>
       </w:r>
       <w:hyperlink r:id="rId106">
         <w:r>
           <w:rPr>
+            <w:lang w:val="pt_PT" w:bidi="pt_PT"/>
+          </w:rPr>
+          <w:rPr>
             <w:color w:val="0000EE"/>
             <w:u w:val="single"/>
           </w:rPr>
@@ -2351,31 +4324,65 @@
         </w:r>
       </w:hyperlink>
       <w:r>
+        <w:rPr>
+          <w:lang w:val="pt_PT" w:bidi="pt_PT"/>
+        </w:rPr>
         <w:t>. Pedro vê esse tratamento como indicativo da atitude geral de Sara em relação a Abraão. • Você será agora sua filha se praticar o bem e não tiver medo de nada: As esposas cristãs casadas com descrentes frequentemente se viam pressionadas, tanto sutil quanto abertamente, a abandonar os princípios e valores cristãos. Pedro as exorta a continuar fazendo o que é certo.</w:t>
       </w:r>
-      <w:r/>
-      <w:r/>
-    </w:p>
-    <w:p>
-      <w:r/>
+      <w:r>
+        <w:rPr>
+          <w:lang w:val="pt_PT" w:bidi="pt_PT"/>
+        </w:rPr>
+      </w:r>
+      <w:r>
+        <w:rPr>
+          <w:lang w:val="pt_PT" w:bidi="pt_PT"/>
+        </w:rPr>
+      </w:r>
+    </w:p>
+    <w:p>
+      <w:pPr/>
+      <w:r>
+        <w:rPr>
+          <w:lang w:val="pt_PT" w:bidi="pt_PT"/>
+        </w:rPr>
+      </w:r>
     </w:p>
     <w:p>
       <w:pPr>
         <w:pStyle w:val="Heading2"/>
       </w:pPr>
       <w:r>
+        <w:rPr>
+          <w:lang w:val="pt_PT" w:bidi="pt_PT"/>
+        </w:rPr>
         <w:t>1 Pedro 3.7</w:t>
       </w:r>
-      <w:r/>
-    </w:p>
-    <w:p>
-      <w:r/>
-      <w:r>
+      <w:r>
+        <w:rPr>
+          <w:lang w:val="pt_PT" w:bidi="pt_PT"/>
+        </w:rPr>
+      </w:r>
+    </w:p>
+    <w:p>
+      <w:pPr/>
+      <w:r>
+        <w:rPr>
+          <w:lang w:val="pt_PT" w:bidi="pt_PT"/>
+        </w:rPr>
+      </w:r>
+      <w:r>
+        <w:rPr>
+          <w:lang w:val="pt_PT" w:bidi="pt_PT"/>
+        </w:rPr>
         <w:t>Também: Assim como escravos e esposas (</w:t>
       </w:r>
       <w:hyperlink r:id="rId107">
         <w:r>
           <w:rPr>
+            <w:lang w:val="pt_PT" w:bidi="pt_PT"/>
+          </w:rPr>
+          <w:rPr>
             <w:color w:val="0000EE"/>
             <w:u w:val="single"/>
           </w:rPr>
@@ -2383,11 +4390,17 @@
         </w:r>
       </w:hyperlink>
       <w:r>
+        <w:rPr>
+          <w:lang w:val="pt_PT" w:bidi="pt_PT"/>
+        </w:rPr>
         <w:t xml:space="preserve">), os maridos também têm uma responsabilidade particular dentro do lar. • sexo mais fraco: Pedro provavelmente estava se referindo à força física da mulher e talvez ao seu status social. Como as mulheres são tipicamente fisicamente mais fracas do que os homens e muitas vezes eram menos capazes de se afirmar naquela sociedade, o marido tinha o dever de proteger e cuidar de sua esposa. • Porque a esposa também vai receber, junto com você, o dom da vida, que é dado por Deus: A liderança do marido é equilibrada e informada pelo status igual que homens e mulheres têm diante de Deus (veja também </w:t>
       </w:r>
       <w:hyperlink r:id="rId108">
         <w:r>
           <w:rPr>
+            <w:lang w:val="pt_PT" w:bidi="pt_PT"/>
+          </w:rPr>
+          <w:rPr>
             <w:color w:val="0000EE"/>
             <w:u w:val="single"/>
           </w:rPr>
@@ -2395,11 +4408,17 @@
         </w:r>
       </w:hyperlink>
       <w:r>
+        <w:rPr>
+          <w:lang w:val="pt_PT" w:bidi="pt_PT"/>
+        </w:rPr>
         <w:t xml:space="preserve">). • As orações de um marido são impedidas se ele não der honra excepcional à sua esposa (cf. </w:t>
       </w:r>
       <w:hyperlink r:id="rId109">
         <w:r>
           <w:rPr>
+            <w:lang w:val="pt_PT" w:bidi="pt_PT"/>
+          </w:rPr>
+          <w:rPr>
             <w:color w:val="0000EE"/>
             <w:u w:val="single"/>
           </w:rPr>
@@ -2407,31 +4426,65 @@
         </w:r>
       </w:hyperlink>
       <w:r>
+        <w:rPr>
+          <w:lang w:val="pt_PT" w:bidi="pt_PT"/>
+        </w:rPr>
         <w:t>).</w:t>
       </w:r>
-      <w:r/>
-      <w:r/>
-    </w:p>
-    <w:p>
-      <w:r/>
+      <w:r>
+        <w:rPr>
+          <w:lang w:val="pt_PT" w:bidi="pt_PT"/>
+        </w:rPr>
+      </w:r>
+      <w:r>
+        <w:rPr>
+          <w:lang w:val="pt_PT" w:bidi="pt_PT"/>
+        </w:rPr>
+      </w:r>
+    </w:p>
+    <w:p>
+      <w:pPr/>
+      <w:r>
+        <w:rPr>
+          <w:lang w:val="pt_PT" w:bidi="pt_PT"/>
+        </w:rPr>
+      </w:r>
     </w:p>
     <w:p>
       <w:pPr>
         <w:pStyle w:val="Heading2"/>
       </w:pPr>
       <w:r>
+        <w:rPr>
+          <w:lang w:val="pt_PT" w:bidi="pt_PT"/>
+        </w:rPr>
         <w:t>1 Pedro 3.8–12</w:t>
       </w:r>
-      <w:r/>
-    </w:p>
-    <w:p>
-      <w:r/>
-      <w:r>
+      <w:r>
+        <w:rPr>
+          <w:lang w:val="pt_PT" w:bidi="pt_PT"/>
+        </w:rPr>
+      </w:r>
+    </w:p>
+    <w:p>
+      <w:pPr/>
+      <w:r>
+        <w:rPr>
+          <w:lang w:val="pt_PT" w:bidi="pt_PT"/>
+        </w:rPr>
+      </w:r>
+      <w:r>
+        <w:rPr>
+          <w:lang w:val="pt_PT" w:bidi="pt_PT"/>
+        </w:rPr>
         <w:t>Finalmente: Esta é a última de uma série de exortações a diferentes grupos (</w:t>
       </w:r>
       <w:hyperlink r:id="rId110">
         <w:r>
           <w:rPr>
+            <w:lang w:val="pt_PT" w:bidi="pt_PT"/>
+          </w:rPr>
+          <w:rPr>
             <w:color w:val="0000EE"/>
             <w:u w:val="single"/>
           </w:rPr>
@@ -2439,11 +4492,17 @@
         </w:r>
       </w:hyperlink>
       <w:r>
+        <w:rPr>
+          <w:lang w:val="pt_PT" w:bidi="pt_PT"/>
+        </w:rPr>
         <w:t>). Aqui, todos os crentes devem responder aos outros - crentes (</w:t>
       </w:r>
       <w:hyperlink r:id="rId111">
         <w:r>
           <w:rPr>
+            <w:lang w:val="pt_PT" w:bidi="pt_PT"/>
+          </w:rPr>
+          <w:rPr>
             <w:color w:val="0000EE"/>
             <w:u w:val="single"/>
           </w:rPr>
@@ -2451,11 +4510,17 @@
         </w:r>
       </w:hyperlink>
       <w:r>
+        <w:rPr>
+          <w:lang w:val="pt_PT" w:bidi="pt_PT"/>
+        </w:rPr>
         <w:t>) e descrentes (</w:t>
       </w:r>
       <w:hyperlink r:id="rId112">
         <w:r>
           <w:rPr>
+            <w:lang w:val="pt_PT" w:bidi="pt_PT"/>
+          </w:rPr>
+          <w:rPr>
             <w:color w:val="0000EE"/>
             <w:u w:val="single"/>
           </w:rPr>
@@ -2463,51 +4528,113 @@
         </w:r>
       </w:hyperlink>
       <w:r>
+        <w:rPr>
+          <w:lang w:val="pt_PT" w:bidi="pt_PT"/>
+        </w:rPr>
         <w:t>) - com amor.</w:t>
       </w:r>
-      <w:r/>
-      <w:r/>
-    </w:p>
-    <w:p>
-      <w:r/>
+      <w:r>
+        <w:rPr>
+          <w:lang w:val="pt_PT" w:bidi="pt_PT"/>
+        </w:rPr>
+      </w:r>
+      <w:r>
+        <w:rPr>
+          <w:lang w:val="pt_PT" w:bidi="pt_PT"/>
+        </w:rPr>
+      </w:r>
+    </w:p>
+    <w:p>
+      <w:pPr/>
+      <w:r>
+        <w:rPr>
+          <w:lang w:val="pt_PT" w:bidi="pt_PT"/>
+        </w:rPr>
+      </w:r>
     </w:p>
     <w:p>
       <w:pPr>
         <w:pStyle w:val="Heading2"/>
       </w:pPr>
       <w:r>
+        <w:rPr>
+          <w:lang w:val="pt_PT" w:bidi="pt_PT"/>
+        </w:rPr>
         <w:t>1 Pedro 3.9</w:t>
       </w:r>
-      <w:r/>
-    </w:p>
-    <w:p>
-      <w:r/>
-      <w:r>
+      <w:r>
+        <w:rPr>
+          <w:lang w:val="pt_PT" w:bidi="pt_PT"/>
+        </w:rPr>
+      </w:r>
+    </w:p>
+    <w:p>
+      <w:pPr/>
+      <w:r>
+        <w:rPr>
+          <w:lang w:val="pt_PT" w:bidi="pt_PT"/>
+        </w:rPr>
+      </w:r>
+      <w:r>
+        <w:rPr>
+          <w:lang w:val="pt_PT" w:bidi="pt_PT"/>
+        </w:rPr>
         <w:t>ele prometeu dar uma bênção a vocês: Ao abençoar os outros, recebemos uma bênção de Deus.</w:t>
       </w:r>
-      <w:r/>
-      <w:r/>
-    </w:p>
-    <w:p>
-      <w:r/>
+      <w:r>
+        <w:rPr>
+          <w:lang w:val="pt_PT" w:bidi="pt_PT"/>
+        </w:rPr>
+      </w:r>
+      <w:r>
+        <w:rPr>
+          <w:lang w:val="pt_PT" w:bidi="pt_PT"/>
+        </w:rPr>
+      </w:r>
+    </w:p>
+    <w:p>
+      <w:pPr/>
+      <w:r>
+        <w:rPr>
+          <w:lang w:val="pt_PT" w:bidi="pt_PT"/>
+        </w:rPr>
+      </w:r>
     </w:p>
     <w:p>
       <w:pPr>
         <w:pStyle w:val="Heading2"/>
       </w:pPr>
       <w:r>
+        <w:rPr>
+          <w:lang w:val="pt_PT" w:bidi="pt_PT"/>
+        </w:rPr>
         <w:t>1 Pedro 3.10–12</w:t>
       </w:r>
-      <w:r/>
-    </w:p>
-    <w:p>
-      <w:r/>
-      <w:r>
+      <w:r>
+        <w:rPr>
+          <w:lang w:val="pt_PT" w:bidi="pt_PT"/>
+        </w:rPr>
+      </w:r>
+    </w:p>
+    <w:p>
+      <w:pPr/>
+      <w:r>
+        <w:rPr>
+          <w:lang w:val="pt_PT" w:bidi="pt_PT"/>
+        </w:rPr>
+      </w:r>
+      <w:r>
+        <w:rPr>
+          <w:lang w:val="pt_PT" w:bidi="pt_PT"/>
+        </w:rPr>
         <w:t xml:space="preserve">Pedro destaca a relação entre conduta e bênção ao citar </w:t>
       </w:r>
       <w:hyperlink r:id="rId113">
         <w:r>
           <w:rPr>
+            <w:lang w:val="pt_PT" w:bidi="pt_PT"/>
+          </w:rPr>
+          <w:rPr>
             <w:color w:val="0000EE"/>
             <w:u w:val="single"/>
           </w:rPr>
@@ -2515,11 +4642,17 @@
         </w:r>
       </w:hyperlink>
       <w:r>
+        <w:rPr>
+          <w:lang w:val="pt_PT" w:bidi="pt_PT"/>
+        </w:rPr>
         <w:t xml:space="preserve">. Este salmo é proeminente no ensino cristão primitivo (veja também </w:t>
       </w:r>
       <w:hyperlink r:id="rId114">
         <w:r>
           <w:rPr>
+            <w:lang w:val="pt_PT" w:bidi="pt_PT"/>
+          </w:rPr>
+          <w:rPr>
             <w:color w:val="0000EE"/>
             <w:u w:val="single"/>
           </w:rPr>
@@ -2527,11 +4660,17 @@
         </w:r>
       </w:hyperlink>
       <w:r>
+        <w:rPr>
+          <w:lang w:val="pt_PT" w:bidi="pt_PT"/>
+        </w:rPr>
         <w:t xml:space="preserve">; </w:t>
       </w:r>
       <w:hyperlink r:id="rId115">
         <w:r>
           <w:rPr>
+            <w:lang w:val="pt_PT" w:bidi="pt_PT"/>
+          </w:rPr>
+          <w:rPr>
             <w:color w:val="0000EE"/>
             <w:u w:val="single"/>
           </w:rPr>
@@ -2539,31 +4678,65 @@
         </w:r>
       </w:hyperlink>
       <w:r>
+        <w:rPr>
+          <w:lang w:val="pt_PT" w:bidi="pt_PT"/>
+        </w:rPr>
         <w:t>). O texto foca em conter pecados de fala, resistir ao mal e fazer o bem. Também destaca a promessa de bênção pela obediência.</w:t>
       </w:r>
-      <w:r/>
-      <w:r/>
-    </w:p>
-    <w:p>
-      <w:r/>
+      <w:r>
+        <w:rPr>
+          <w:lang w:val="pt_PT" w:bidi="pt_PT"/>
+        </w:rPr>
+      </w:r>
+      <w:r>
+        <w:rPr>
+          <w:lang w:val="pt_PT" w:bidi="pt_PT"/>
+        </w:rPr>
+      </w:r>
+    </w:p>
+    <w:p>
+      <w:pPr/>
+      <w:r>
+        <w:rPr>
+          <w:lang w:val="pt_PT" w:bidi="pt_PT"/>
+        </w:rPr>
+      </w:r>
     </w:p>
     <w:p>
       <w:pPr>
         <w:pStyle w:val="Heading2"/>
       </w:pPr>
       <w:r>
+        <w:rPr>
+          <w:lang w:val="pt_PT" w:bidi="pt_PT"/>
+        </w:rPr>
         <w:t>1 Pedro 3.13</w:t>
       </w:r>
-      <w:r/>
-    </w:p>
-    <w:p>
-      <w:r/>
-      <w:r>
+      <w:r>
+        <w:rPr>
+          <w:lang w:val="pt_PT" w:bidi="pt_PT"/>
+        </w:rPr>
+      </w:r>
+    </w:p>
+    <w:p>
+      <w:pPr/>
+      <w:r>
+        <w:rPr>
+          <w:lang w:val="pt_PT" w:bidi="pt_PT"/>
+        </w:rPr>
+      </w:r>
+      <w:r>
+        <w:rPr>
+          <w:lang w:val="pt_PT" w:bidi="pt_PT"/>
+        </w:rPr>
         <w:t>De modo geral, ninguém vai querer prejudicar alguém que está fazendo o bem, mas às vezes os cristãos sofrem mesmo quando fazem o bem (</w:t>
       </w:r>
       <w:hyperlink r:id="rId116">
         <w:r>
           <w:rPr>
+            <w:lang w:val="pt_PT" w:bidi="pt_PT"/>
+          </w:rPr>
+          <w:rPr>
             <w:color w:val="0000EE"/>
             <w:u w:val="single"/>
           </w:rPr>
@@ -2571,11 +4744,17 @@
         </w:r>
       </w:hyperlink>
       <w:r>
+        <w:rPr>
+          <w:lang w:val="pt_PT" w:bidi="pt_PT"/>
+        </w:rPr>
         <w:t xml:space="preserve">; veja </w:t>
       </w:r>
       <w:hyperlink r:id="rId117">
         <w:r>
           <w:rPr>
+            <w:lang w:val="pt_PT" w:bidi="pt_PT"/>
+          </w:rPr>
+          <w:rPr>
             <w:color w:val="0000EE"/>
             <w:u w:val="single"/>
           </w:rPr>
@@ -2583,11 +4762,17 @@
         </w:r>
       </w:hyperlink>
       <w:r>
+        <w:rPr>
+          <w:lang w:val="pt_PT" w:bidi="pt_PT"/>
+        </w:rPr>
         <w:t xml:space="preserve">; </w:t>
       </w:r>
       <w:hyperlink r:id="rId118">
         <w:r>
           <w:rPr>
+            <w:lang w:val="pt_PT" w:bidi="pt_PT"/>
+          </w:rPr>
+          <w:rPr>
             <w:color w:val="0000EE"/>
             <w:u w:val="single"/>
           </w:rPr>
@@ -2595,31 +4780,65 @@
         </w:r>
       </w:hyperlink>
       <w:r>
+        <w:rPr>
+          <w:lang w:val="pt_PT" w:bidi="pt_PT"/>
+        </w:rPr>
         <w:t>).</w:t>
       </w:r>
-      <w:r/>
-      <w:r/>
-    </w:p>
-    <w:p>
-      <w:r/>
+      <w:r>
+        <w:rPr>
+          <w:lang w:val="pt_PT" w:bidi="pt_PT"/>
+        </w:rPr>
+      </w:r>
+      <w:r>
+        <w:rPr>
+          <w:lang w:val="pt_PT" w:bidi="pt_PT"/>
+        </w:rPr>
+      </w:r>
+    </w:p>
+    <w:p>
+      <w:pPr/>
+      <w:r>
+        <w:rPr>
+          <w:lang w:val="pt_PT" w:bidi="pt_PT"/>
+        </w:rPr>
+      </w:r>
     </w:p>
     <w:p>
       <w:pPr>
         <w:pStyle w:val="Heading2"/>
       </w:pPr>
       <w:r>
+        <w:rPr>
+          <w:lang w:val="pt_PT" w:bidi="pt_PT"/>
+        </w:rPr>
         <w:t>1 Pedro 3.13–17</w:t>
       </w:r>
-      <w:r/>
-    </w:p>
-    <w:p>
-      <w:r/>
-      <w:r>
+      <w:r>
+        <w:rPr>
+          <w:lang w:val="pt_PT" w:bidi="pt_PT"/>
+        </w:rPr>
+      </w:r>
+    </w:p>
+    <w:p>
+      <w:pPr/>
+      <w:r>
+        <w:rPr>
+          <w:lang w:val="pt_PT" w:bidi="pt_PT"/>
+        </w:rPr>
+      </w:r>
+      <w:r>
+        <w:rPr>
+          <w:lang w:val="pt_PT" w:bidi="pt_PT"/>
+        </w:rPr>
         <w:t>Este breve parágrafo enfatiza a resposta cristã ao sofrimento - seguindo o exemplo de Cristo (</w:t>
       </w:r>
       <w:hyperlink r:id="rId119">
         <w:r>
           <w:rPr>
+            <w:lang w:val="pt_PT" w:bidi="pt_PT"/>
+          </w:rPr>
+          <w:rPr>
             <w:color w:val="0000EE"/>
             <w:u w:val="single"/>
           </w:rPr>
@@ -2627,31 +4846,65 @@
         </w:r>
       </w:hyperlink>
       <w:r>
+        <w:rPr>
+          <w:lang w:val="pt_PT" w:bidi="pt_PT"/>
+        </w:rPr>
         <w:t>).</w:t>
       </w:r>
-      <w:r/>
-      <w:r/>
-    </w:p>
-    <w:p>
-      <w:r/>
+      <w:r>
+        <w:rPr>
+          <w:lang w:val="pt_PT" w:bidi="pt_PT"/>
+        </w:rPr>
+      </w:r>
+      <w:r>
+        <w:rPr>
+          <w:lang w:val="pt_PT" w:bidi="pt_PT"/>
+        </w:rPr>
+      </w:r>
+    </w:p>
+    <w:p>
+      <w:pPr/>
+      <w:r>
+        <w:rPr>
+          <w:lang w:val="pt_PT" w:bidi="pt_PT"/>
+        </w:rPr>
+      </w:r>
     </w:p>
     <w:p>
       <w:pPr>
         <w:pStyle w:val="Heading2"/>
       </w:pPr>
       <w:r>
+        <w:rPr>
+          <w:lang w:val="pt_PT" w:bidi="pt_PT"/>
+        </w:rPr>
         <w:t>1 Pedro 3.14–15</w:t>
       </w:r>
-      <w:r/>
-    </w:p>
-    <w:p>
-      <w:r/>
-      <w:r>
+      <w:r>
+        <w:rPr>
+          <w:lang w:val="pt_PT" w:bidi="pt_PT"/>
+        </w:rPr>
+      </w:r>
+    </w:p>
+    <w:p>
+      <w:pPr/>
+      <w:r>
+        <w:rPr>
+          <w:lang w:val="pt_PT" w:bidi="pt_PT"/>
+        </w:rPr>
+      </w:r>
+      <w:r>
+        <w:rPr>
+          <w:lang w:val="pt_PT" w:bidi="pt_PT"/>
+        </w:rPr>
         <w:t xml:space="preserve">Não tenham medo de ninguém, nem fiquem preocupados: Veja </w:t>
       </w:r>
       <w:hyperlink r:id="rId120">
         <w:r>
           <w:rPr>
+            <w:lang w:val="pt_PT" w:bidi="pt_PT"/>
+          </w:rPr>
+          <w:rPr>
             <w:color w:val="0000EE"/>
             <w:u w:val="single"/>
           </w:rPr>
@@ -2659,67 +4912,117 @@
         </w:r>
       </w:hyperlink>
       <w:r>
+        <w:rPr>
+          <w:lang w:val="pt_PT" w:bidi="pt_PT"/>
+        </w:rPr>
         <w:t>, onde Deus exorta o profeta a não temer nada além do Senhor. • Tenham no coração de vocês respeito por Cristo e o tratem como Senhor: Ao temer a Cristo, eles estarão livres do medo de seus perseguidores humanos.</w:t>
       </w:r>
-      <w:r/>
-      <w:r/>
-    </w:p>
-    <w:p>
-      <w:r/>
+      <w:r>
+        <w:rPr>
+          <w:lang w:val="pt_PT" w:bidi="pt_PT"/>
+        </w:rPr>
+      </w:r>
+      <w:r>
+        <w:rPr>
+          <w:lang w:val="pt_PT" w:bidi="pt_PT"/>
+        </w:rPr>
+      </w:r>
+    </w:p>
+    <w:p>
+      <w:pPr/>
+      <w:r>
+        <w:rPr>
+          <w:lang w:val="pt_PT" w:bidi="pt_PT"/>
+        </w:rPr>
+      </w:r>
     </w:p>
     <w:p>
       <w:pPr>
         <w:pStyle w:val="Heading2"/>
       </w:pPr>
       <w:r>
+        <w:rPr>
+          <w:lang w:val="pt_PT" w:bidi="pt_PT"/>
+        </w:rPr>
         <w:t>1 Pedro 3.18</w:t>
       </w:r>
-      <w:r/>
-    </w:p>
-    <w:p>
-      <w:r/>
-      <w:r>
+      <w:r>
+        <w:rPr>
+          <w:lang w:val="pt_PT" w:bidi="pt_PT"/>
+        </w:rPr>
+      </w:r>
+    </w:p>
+    <w:p>
+      <w:pPr/>
+      <w:r>
+        <w:rPr>
+          <w:lang w:val="pt_PT" w:bidi="pt_PT"/>
+        </w:rPr>
+      </w:r>
+      <w:r>
+        <w:rPr>
+          <w:lang w:val="pt_PT" w:bidi="pt_PT"/>
+        </w:rPr>
         <w:t xml:space="preserve">Ele morreu no corpo (literalmente </w:t>
       </w:r>
       <w:r>
         <w:rPr>
           <w:i/>
+          <w:lang w:val="pt_PT" w:bidi="pt_PT"/>
         </w:rPr>
         <w:t>morte na carne</w:t>
       </w:r>
       <w:r>
+        <w:rPr>
+          <w:lang w:val="pt_PT" w:bidi="pt_PT"/>
+        </w:rPr>
         <w:t xml:space="preserve">), mas foi ressuscitado no espírito (ou </w:t>
       </w:r>
       <w:r>
         <w:rPr>
           <w:i/>
+          <w:lang w:val="pt_PT" w:bidi="pt_PT"/>
         </w:rPr>
         <w:t>em vida</w:t>
       </w:r>
       <w:r>
+        <w:rPr>
+          <w:lang w:val="pt_PT" w:bidi="pt_PT"/>
+        </w:rPr>
         <w:t xml:space="preserve">): </w:t>
       </w:r>
       <w:r>
         <w:rPr>
           <w:i/>
+          <w:lang w:val="pt_PT" w:bidi="pt_PT"/>
         </w:rPr>
         <w:t>Carne</w:t>
       </w:r>
       <w:r>
+        <w:rPr>
+          <w:lang w:val="pt_PT" w:bidi="pt_PT"/>
+        </w:rPr>
         <w:t xml:space="preserve"> e </w:t>
       </w:r>
       <w:r>
         <w:rPr>
           <w:i/>
+          <w:lang w:val="pt_PT" w:bidi="pt_PT"/>
         </w:rPr>
         <w:t>espírito</w:t>
       </w:r>
       <w:r>
+        <w:rPr>
+          <w:lang w:val="pt_PT" w:bidi="pt_PT"/>
+        </w:rPr>
         <w:t xml:space="preserve"> são frequentemente contrastados (e.g., </w:t>
       </w:r>
       <w:hyperlink r:id="rId121">
         <w:r>
           <w:rPr>
+            <w:lang w:val="pt_PT" w:bidi="pt_PT"/>
+          </w:rPr>
+          <w:rPr>
             <w:color w:val="0000EE"/>
             <w:u w:val="single"/>
           </w:rPr>
@@ -2727,11 +5030,17 @@
         </w:r>
       </w:hyperlink>
       <w:r>
+        <w:rPr>
+          <w:lang w:val="pt_PT" w:bidi="pt_PT"/>
+        </w:rPr>
         <w:t xml:space="preserve">; </w:t>
       </w:r>
       <w:hyperlink r:id="rId122">
         <w:r>
           <w:rPr>
+            <w:lang w:val="pt_PT" w:bidi="pt_PT"/>
+          </w:rPr>
+          <w:rPr>
             <w:color w:val="0000EE"/>
             <w:u w:val="single"/>
           </w:rPr>
@@ -2739,40 +5048,78 @@
         </w:r>
       </w:hyperlink>
       <w:r>
+        <w:rPr>
+          <w:lang w:val="pt_PT" w:bidi="pt_PT"/>
+        </w:rPr>
         <w:t xml:space="preserve">). Aqui, </w:t>
       </w:r>
       <w:r>
         <w:rPr>
           <w:i/>
+          <w:lang w:val="pt_PT" w:bidi="pt_PT"/>
         </w:rPr>
         <w:t>carne</w:t>
       </w:r>
       <w:r>
+        <w:rPr>
+          <w:lang w:val="pt_PT" w:bidi="pt_PT"/>
+        </w:rPr>
         <w:t xml:space="preserve"> representa a vida humana comum; o Espírito representa o novo reino inaugurado através da morte e ressurreição de Cristo. Cristo morreu no antigo reino e voltou à vida no novo reino.</w:t>
       </w:r>
-      <w:r/>
-      <w:r/>
-    </w:p>
-    <w:p>
-      <w:r/>
+      <w:r>
+        <w:rPr>
+          <w:lang w:val="pt_PT" w:bidi="pt_PT"/>
+        </w:rPr>
+      </w:r>
+      <w:r>
+        <w:rPr>
+          <w:lang w:val="pt_PT" w:bidi="pt_PT"/>
+        </w:rPr>
+      </w:r>
+    </w:p>
+    <w:p>
+      <w:pPr/>
+      <w:r>
+        <w:rPr>
+          <w:lang w:val="pt_PT" w:bidi="pt_PT"/>
+        </w:rPr>
+      </w:r>
     </w:p>
     <w:p>
       <w:pPr>
         <w:pStyle w:val="Heading2"/>
       </w:pPr>
       <w:r>
+        <w:rPr>
+          <w:lang w:val="pt_PT" w:bidi="pt_PT"/>
+        </w:rPr>
         <w:t>1 Pedro 3.18–22</w:t>
       </w:r>
-      <w:r/>
-    </w:p>
-    <w:p>
-      <w:r/>
-      <w:r>
+      <w:r>
+        <w:rPr>
+          <w:lang w:val="pt_PT" w:bidi="pt_PT"/>
+        </w:rPr>
+      </w:r>
+    </w:p>
+    <w:p>
+      <w:pPr/>
+      <w:r>
+        <w:rPr>
+          <w:lang w:val="pt_PT" w:bidi="pt_PT"/>
+        </w:rPr>
+      </w:r>
+      <w:r>
+        <w:rPr>
+          <w:lang w:val="pt_PT" w:bidi="pt_PT"/>
+        </w:rPr>
         <w:t xml:space="preserve">Como em </w:t>
       </w:r>
       <w:hyperlink r:id="rId123">
         <w:r>
           <w:rPr>
+            <w:lang w:val="pt_PT" w:bidi="pt_PT"/>
+          </w:rPr>
+          <w:rPr>
             <w:color w:val="0000EE"/>
             <w:u w:val="single"/>
           </w:rPr>
@@ -2780,11 +5127,17 @@
         </w:r>
       </w:hyperlink>
       <w:r>
+        <w:rPr>
+          <w:lang w:val="pt_PT" w:bidi="pt_PT"/>
+        </w:rPr>
         <w:t>, Pedro novamente apela a Cristo, que era justo e ainda assim sofreu, como um exemplo para os crentes enfrentando perseguição (</w:t>
       </w:r>
       <w:hyperlink r:id="rId124">
         <w:r>
           <w:rPr>
+            <w:lang w:val="pt_PT" w:bidi="pt_PT"/>
+          </w:rPr>
+          <w:rPr>
             <w:color w:val="0000EE"/>
             <w:u w:val="single"/>
           </w:rPr>
@@ -2792,49 +5145,91 @@
         </w:r>
       </w:hyperlink>
       <w:r>
+        <w:rPr>
+          <w:lang w:val="pt_PT" w:bidi="pt_PT"/>
+        </w:rPr>
         <w:t>). A obra única de Cristo em nosso favor lembra aos cristãos que sofrem que eles têm uma base segura para esperança e confiança.</w:t>
       </w:r>
-      <w:r/>
-      <w:r/>
-    </w:p>
-    <w:p>
-      <w:r/>
+      <w:r>
+        <w:rPr>
+          <w:lang w:val="pt_PT" w:bidi="pt_PT"/>
+        </w:rPr>
+      </w:r>
+      <w:r>
+        <w:rPr>
+          <w:lang w:val="pt_PT" w:bidi="pt_PT"/>
+        </w:rPr>
+      </w:r>
+    </w:p>
+    <w:p>
+      <w:pPr/>
+      <w:r>
+        <w:rPr>
+          <w:lang w:val="pt_PT" w:bidi="pt_PT"/>
+        </w:rPr>
+      </w:r>
     </w:p>
     <w:p>
       <w:pPr>
         <w:pStyle w:val="Heading2"/>
       </w:pPr>
       <w:r>
+        <w:rPr>
+          <w:lang w:val="pt_PT" w:bidi="pt_PT"/>
+        </w:rPr>
         <w:t>1 Pedro 3.19–20</w:t>
       </w:r>
-      <w:r/>
-    </w:p>
-    <w:p>
-      <w:r/>
-      <w:r>
+      <w:r>
+        <w:rPr>
+          <w:lang w:val="pt_PT" w:bidi="pt_PT"/>
+        </w:rPr>
+      </w:r>
+    </w:p>
+    <w:p>
+      <w:pPr/>
+      <w:r>
+        <w:rPr>
+          <w:lang w:val="pt_PT" w:bidi="pt_PT"/>
+        </w:rPr>
+      </w:r>
+      <w:r>
+        <w:rPr>
+          <w:lang w:val="pt_PT" w:bidi="pt_PT"/>
+        </w:rPr>
         <w:t xml:space="preserve">Esta passagem difícil tem sido amplamente interpretada de três maneiras: (1) Uma interpretação sustenta que se refere aos espíritos de pessoas que morreram e que Cristo, após sua ressurreição, pregou as boas-novas a esses </w:t>
       </w:r>
       <w:r>
         <w:rPr>
           <w:i/>
+          <w:lang w:val="pt_PT" w:bidi="pt_PT"/>
         </w:rPr>
         <w:t>espíritos.</w:t>
       </w:r>
       <w:r>
+        <w:rPr>
+          <w:lang w:val="pt_PT" w:bidi="pt_PT"/>
+        </w:rPr>
         <w:t xml:space="preserve"> No entanto, a ideia de que as pessoas possam ouvir as boas-novas e responder após suas mortes não é encontrada em outro lugar no Novo Testamento, e esse significado de </w:t>
       </w:r>
       <w:r>
         <w:rPr>
           <w:i/>
+          <w:lang w:val="pt_PT" w:bidi="pt_PT"/>
         </w:rPr>
         <w:t>espíritos</w:t>
       </w:r>
       <w:r>
+        <w:rPr>
+          <w:lang w:val="pt_PT" w:bidi="pt_PT"/>
+        </w:rPr>
         <w:t xml:space="preserve"> não é o mais provável. (2) Uma segunda interpretação vê </w:t>
       </w:r>
       <w:hyperlink r:id="rId125">
         <w:r>
           <w:rPr>
+            <w:lang w:val="pt_PT" w:bidi="pt_PT"/>
+          </w:rPr>
+          <w:rPr>
             <w:color w:val="0000EE"/>
             <w:u w:val="single"/>
           </w:rPr>
@@ -2842,11 +5237,17 @@
         </w:r>
       </w:hyperlink>
       <w:r>
+        <w:rPr>
+          <w:lang w:val="pt_PT" w:bidi="pt_PT"/>
+        </w:rPr>
         <w:t xml:space="preserve"> como descrevendo a pregação de Cristo através de Noé para pessoas que agora são espíritos em prisão. Esta interpretação faz justiça a </w:t>
       </w:r>
       <w:hyperlink r:id="rId126">
         <w:r>
           <w:rPr>
+            <w:lang w:val="pt_PT" w:bidi="pt_PT"/>
+          </w:rPr>
+          <w:rPr>
             <w:color w:val="0000EE"/>
             <w:u w:val="single"/>
           </w:rPr>
@@ -2854,11 +5255,17 @@
         </w:r>
       </w:hyperlink>
       <w:r>
+        <w:rPr>
+          <w:lang w:val="pt_PT" w:bidi="pt_PT"/>
+        </w:rPr>
         <w:t>, mas não se encaixa bem na discussão sobre a morte e ressurreição de Cristo (</w:t>
       </w:r>
       <w:hyperlink r:id="rId119">
         <w:r>
           <w:rPr>
+            <w:lang w:val="pt_PT" w:bidi="pt_PT"/>
+          </w:rPr>
+          <w:rPr>
             <w:color w:val="0000EE"/>
             <w:u w:val="single"/>
           </w:rPr>
@@ -2866,20 +5273,30 @@
         </w:r>
       </w:hyperlink>
       <w:r>
+        <w:rPr>
+          <w:lang w:val="pt_PT" w:bidi="pt_PT"/>
+        </w:rPr>
         <w:t xml:space="preserve">). (3) Na terceira interpretação, </w:t>
       </w:r>
       <w:r>
         <w:rPr>
           <w:i/>
+          <w:lang w:val="pt_PT" w:bidi="pt_PT"/>
         </w:rPr>
         <w:t>os espíritos em prisão</w:t>
       </w:r>
       <w:r>
+        <w:rPr>
+          <w:lang w:val="pt_PT" w:bidi="pt_PT"/>
+        </w:rPr>
         <w:t xml:space="preserve"> são seres espirituais malignos. A tradição judaica, baseada em </w:t>
       </w:r>
       <w:hyperlink r:id="rId127">
         <w:r>
           <w:rPr>
+            <w:lang w:val="pt_PT" w:bidi="pt_PT"/>
+          </w:rPr>
+          <w:rPr>
             <w:color w:val="0000EE"/>
             <w:u w:val="single"/>
           </w:rPr>
@@ -2887,11 +5304,17 @@
         </w:r>
       </w:hyperlink>
       <w:r>
+        <w:rPr>
+          <w:lang w:val="pt_PT" w:bidi="pt_PT"/>
+        </w:rPr>
         <w:t xml:space="preserve">, sustentava que muitos anjos caíram no tempo de Noé (veja também </w:t>
       </w:r>
       <w:hyperlink r:id="rId128">
         <w:r>
           <w:rPr>
+            <w:lang w:val="pt_PT" w:bidi="pt_PT"/>
+          </w:rPr>
+          <w:rPr>
             <w:color w:val="0000EE"/>
             <w:u w:val="single"/>
           </w:rPr>
@@ -2899,20 +5322,30 @@
         </w:r>
       </w:hyperlink>
       <w:r>
+        <w:rPr>
+          <w:lang w:val="pt_PT" w:bidi="pt_PT"/>
+        </w:rPr>
         <w:t xml:space="preserve">; </w:t>
       </w:r>
       <w:r>
         <w:rPr>
           <w:i/>
+          <w:lang w:val="pt_PT" w:bidi="pt_PT"/>
         </w:rPr>
         <w:t>1Enoque</w:t>
       </w:r>
       <w:r>
+        <w:rPr>
+          <w:lang w:val="pt_PT" w:bidi="pt_PT"/>
+        </w:rPr>
         <w:t xml:space="preserve"> 6–10). O ponto de Pedro seria então que Cristo proclamou sua vitória sobre os poderes espirituais malignos após sua ressurreição (cp. </w:t>
       </w:r>
       <w:hyperlink r:id="rId129">
         <w:r>
           <w:rPr>
+            <w:lang w:val="pt_PT" w:bidi="pt_PT"/>
+          </w:rPr>
+          <w:rPr>
             <w:color w:val="0000EE"/>
             <w:u w:val="single"/>
           </w:rPr>
@@ -2920,31 +5353,65 @@
         </w:r>
       </w:hyperlink>
       <w:r>
+        <w:rPr>
+          <w:lang w:val="pt_PT" w:bidi="pt_PT"/>
+        </w:rPr>
         <w:t>).</w:t>
       </w:r>
-      <w:r/>
-      <w:r/>
-    </w:p>
-    <w:p>
-      <w:r/>
+      <w:r>
+        <w:rPr>
+          <w:lang w:val="pt_PT" w:bidi="pt_PT"/>
+        </w:rPr>
+      </w:r>
+      <w:r>
+        <w:rPr>
+          <w:lang w:val="pt_PT" w:bidi="pt_PT"/>
+        </w:rPr>
+      </w:r>
+    </w:p>
+    <w:p>
+      <w:pPr/>
+      <w:r>
+        <w:rPr>
+          <w:lang w:val="pt_PT" w:bidi="pt_PT"/>
+        </w:rPr>
+      </w:r>
     </w:p>
     <w:p>
       <w:pPr>
         <w:pStyle w:val="Heading2"/>
       </w:pPr>
       <w:r>
+        <w:rPr>
+          <w:lang w:val="pt_PT" w:bidi="pt_PT"/>
+        </w:rPr>
         <w:t>1 Pedro 3.20</w:t>
       </w:r>
-      <w:r/>
-    </w:p>
-    <w:p>
-      <w:r/>
-      <w:r>
+      <w:r>
+        <w:rPr>
+          <w:lang w:val="pt_PT" w:bidi="pt_PT"/>
+        </w:rPr>
+      </w:r>
+    </w:p>
+    <w:p>
+      <w:pPr/>
+      <w:r>
+        <w:rPr>
+          <w:lang w:val="pt_PT" w:bidi="pt_PT"/>
+        </w:rPr>
+      </w:r>
+      <w:r>
+        <w:rPr>
+          <w:lang w:val="pt_PT" w:bidi="pt_PT"/>
+        </w:rPr>
         <w:t>As poucas pessoas que estavam nela, oito ao todo: Noé, sua esposa, seus três filhos e suas esposas (</w:t>
       </w:r>
       <w:hyperlink r:id="rId130">
         <w:r>
           <w:rPr>
+            <w:lang w:val="pt_PT" w:bidi="pt_PT"/>
+          </w:rPr>
+          <w:rPr>
             <w:color w:val="0000EE"/>
             <w:u w:val="single"/>
           </w:rPr>
@@ -2952,11 +5419,17 @@
         </w:r>
       </w:hyperlink>
       <w:r>
+        <w:rPr>
+          <w:lang w:val="pt_PT" w:bidi="pt_PT"/>
+        </w:rPr>
         <w:t xml:space="preserve">; </w:t>
       </w:r>
       <w:hyperlink r:id="rId131">
         <w:r>
           <w:rPr>
+            <w:lang w:val="pt_PT" w:bidi="pt_PT"/>
+          </w:rPr>
+          <w:rPr>
             <w:color w:val="0000EE"/>
             <w:u w:val="single"/>
           </w:rPr>
@@ -2964,114 +5437,204 @@
         </w:r>
       </w:hyperlink>
       <w:r>
+        <w:rPr>
+          <w:lang w:val="pt_PT" w:bidi="pt_PT"/>
+        </w:rPr>
         <w:t>).</w:t>
       </w:r>
-      <w:r/>
-      <w:r/>
-    </w:p>
-    <w:p>
-      <w:r/>
+      <w:r>
+        <w:rPr>
+          <w:lang w:val="pt_PT" w:bidi="pt_PT"/>
+        </w:rPr>
+      </w:r>
+      <w:r>
+        <w:rPr>
+          <w:lang w:val="pt_PT" w:bidi="pt_PT"/>
+        </w:rPr>
+      </w:r>
+    </w:p>
+    <w:p>
+      <w:pPr/>
+      <w:r>
+        <w:rPr>
+          <w:lang w:val="pt_PT" w:bidi="pt_PT"/>
+        </w:rPr>
+      </w:r>
     </w:p>
     <w:p>
       <w:pPr>
         <w:pStyle w:val="Heading2"/>
       </w:pPr>
       <w:r>
+        <w:rPr>
+          <w:lang w:val="pt_PT" w:bidi="pt_PT"/>
+        </w:rPr>
         <w:t>1 Pedro 3.21</w:t>
       </w:r>
-      <w:r/>
-    </w:p>
-    <w:p>
-      <w:r/>
-      <w:r>
+      <w:r>
+        <w:rPr>
+          <w:lang w:val="pt_PT" w:bidi="pt_PT"/>
+        </w:rPr>
+      </w:r>
+    </w:p>
+    <w:p>
+      <w:pPr/>
+      <w:r>
+        <w:rPr>
+          <w:lang w:val="pt_PT" w:bidi="pt_PT"/>
+        </w:rPr>
+      </w:r>
+      <w:r>
+        <w:rPr>
+          <w:lang w:val="pt_PT" w:bidi="pt_PT"/>
+        </w:rPr>
         <w:t xml:space="preserve">representava o batismo: Pedro pode querer dizer que, assim como a água sustentou o barco em que Noé e sua família foram salvos, o </w:t>
       </w:r>
       <w:r>
         <w:rPr>
           <w:i/>
+          <w:lang w:val="pt_PT" w:bidi="pt_PT"/>
         </w:rPr>
         <w:t>batismo</w:t>
       </w:r>
       <w:r>
+        <w:rPr>
+          <w:lang w:val="pt_PT" w:bidi="pt_PT"/>
+        </w:rPr>
         <w:t xml:space="preserve"> salva os crentes. Ou ele pode querer dizer que, assim como Noé e sua família passaram pela </w:t>
       </w:r>
       <w:r>
         <w:rPr>
           <w:i/>
+          <w:lang w:val="pt_PT" w:bidi="pt_PT"/>
         </w:rPr>
         <w:t>água</w:t>
       </w:r>
       <w:r>
+        <w:rPr>
+          <w:lang w:val="pt_PT" w:bidi="pt_PT"/>
+        </w:rPr>
         <w:t xml:space="preserve"> para a segurança, os cristãos passam pelas águas do </w:t>
       </w:r>
       <w:r>
         <w:rPr>
           <w:i/>
+          <w:lang w:val="pt_PT" w:bidi="pt_PT"/>
         </w:rPr>
         <w:t>batismo</w:t>
       </w:r>
       <w:r>
+        <w:rPr>
+          <w:lang w:val="pt_PT" w:bidi="pt_PT"/>
+        </w:rPr>
         <w:t xml:space="preserve"> para a salvação. Finalmente, ele pode querer dizer que, assim como a </w:t>
       </w:r>
       <w:r>
         <w:rPr>
           <w:i/>
+          <w:lang w:val="pt_PT" w:bidi="pt_PT"/>
         </w:rPr>
         <w:t>água</w:t>
       </w:r>
       <w:r>
+        <w:rPr>
+          <w:lang w:val="pt_PT" w:bidi="pt_PT"/>
+        </w:rPr>
         <w:t xml:space="preserve"> julgou o pecado nos dias de Noé, a água do </w:t>
       </w:r>
       <w:r>
         <w:rPr>
           <w:i/>
+          <w:lang w:val="pt_PT" w:bidi="pt_PT"/>
         </w:rPr>
         <w:t>batismo</w:t>
       </w:r>
       <w:r>
+        <w:rPr>
+          <w:lang w:val="pt_PT" w:bidi="pt_PT"/>
+        </w:rPr>
         <w:t xml:space="preserve"> lava os pecados dos cristãos. • Pedro não quer dizer que a água do batismo salva uma pessoa independentemente do coração dela. Ele acrescenta que o batismo tem poder apenas como uma resposta a Deus de (ou </w:t>
       </w:r>
       <w:r>
         <w:rPr>
           <w:i/>
+          <w:lang w:val="pt_PT" w:bidi="pt_PT"/>
         </w:rPr>
         <w:t>como um apelo a Deus por</w:t>
       </w:r>
       <w:r>
+        <w:rPr>
+          <w:lang w:val="pt_PT" w:bidi="pt_PT"/>
+        </w:rPr>
         <w:t>) uma consciência limpa</w:t>
       </w:r>
       <w:r>
         <w:rPr>
           <w:i/>
+          <w:lang w:val="pt_PT" w:bidi="pt_PT"/>
         </w:rPr>
         <w:t>,</w:t>
       </w:r>
       <w:r>
+        <w:rPr>
+          <w:lang w:val="pt_PT" w:bidi="pt_PT"/>
+        </w:rPr>
         <w:t xml:space="preserve"> deixando claro que apenas as pessoas que exercem fé em Deus se beneficiarão do batismo.</w:t>
       </w:r>
-      <w:r/>
-      <w:r/>
-    </w:p>
-    <w:p>
-      <w:r/>
+      <w:r>
+        <w:rPr>
+          <w:lang w:val="pt_PT" w:bidi="pt_PT"/>
+        </w:rPr>
+      </w:r>
+      <w:r>
+        <w:rPr>
+          <w:lang w:val="pt_PT" w:bidi="pt_PT"/>
+        </w:rPr>
+      </w:r>
+    </w:p>
+    <w:p>
+      <w:pPr/>
+      <w:r>
+        <w:rPr>
+          <w:lang w:val="pt_PT" w:bidi="pt_PT"/>
+        </w:rPr>
+      </w:r>
     </w:p>
     <w:p>
       <w:pPr>
         <w:pStyle w:val="Heading2"/>
       </w:pPr>
       <w:r>
+        <w:rPr>
+          <w:lang w:val="pt_PT" w:bidi="pt_PT"/>
+        </w:rPr>
         <w:t>1 Pedro 3.22</w:t>
       </w:r>
-      <w:r/>
-    </w:p>
-    <w:p>
-      <w:r/>
-      <w:r>
+      <w:r>
+        <w:rPr>
+          <w:lang w:val="pt_PT" w:bidi="pt_PT"/>
+        </w:rPr>
+      </w:r>
+    </w:p>
+    <w:p>
+      <w:pPr/>
+      <w:r>
+        <w:rPr>
+          <w:lang w:val="pt_PT" w:bidi="pt_PT"/>
+        </w:rPr>
+      </w:r>
+      <w:r>
+        <w:rPr>
+          <w:lang w:val="pt_PT" w:bidi="pt_PT"/>
+        </w:rPr>
         <w:t xml:space="preserve">governando os anjos, as autoridades e os poderes do céu: No mundo antigo, acreditava-se amplamente que seres espirituais afetavam diretamente o curso dos acontecimentos na terra. Os cristãos precisavam ser lembrados de que Cristo já havia conquistado sua vitória sobre esses poderes espirituais. Isso significa que não precisamos temer nem mesmo o reino espiritual (cf. </w:t>
       </w:r>
       <w:hyperlink r:id="rId116">
         <w:r>
           <w:rPr>
+            <w:lang w:val="pt_PT" w:bidi="pt_PT"/>
+          </w:rPr>
+          <w:rPr>
             <w:color w:val="0000EE"/>
             <w:u w:val="single"/>
           </w:rPr>
@@ -3079,31 +5642,65 @@
         </w:r>
       </w:hyperlink>
       <w:r>
+        <w:rPr>
+          <w:lang w:val="pt_PT" w:bidi="pt_PT"/>
+        </w:rPr>
         <w:t>).</w:t>
       </w:r>
-      <w:r/>
-      <w:r/>
-    </w:p>
-    <w:p>
-      <w:r/>
+      <w:r>
+        <w:rPr>
+          <w:lang w:val="pt_PT" w:bidi="pt_PT"/>
+        </w:rPr>
+      </w:r>
+      <w:r>
+        <w:rPr>
+          <w:lang w:val="pt_PT" w:bidi="pt_PT"/>
+        </w:rPr>
+      </w:r>
+    </w:p>
+    <w:p>
+      <w:pPr/>
+      <w:r>
+        <w:rPr>
+          <w:lang w:val="pt_PT" w:bidi="pt_PT"/>
+        </w:rPr>
+      </w:r>
     </w:p>
     <w:p>
       <w:pPr>
         <w:pStyle w:val="Heading2"/>
       </w:pPr>
       <w:r>
+        <w:rPr>
+          <w:lang w:val="pt_PT" w:bidi="pt_PT"/>
+        </w:rPr>
         <w:t>1 Pedro 4.1</w:t>
       </w:r>
-      <w:r/>
-    </w:p>
-    <w:p>
-      <w:r/>
-      <w:r>
+      <w:r>
+        <w:rPr>
+          <w:lang w:val="pt_PT" w:bidi="pt_PT"/>
+        </w:rPr>
+      </w:r>
+    </w:p>
+    <w:p>
+      <w:pPr/>
+      <w:r>
+        <w:rPr>
+          <w:lang w:val="pt_PT" w:bidi="pt_PT"/>
+        </w:rPr>
+      </w:r>
+      <w:r>
+        <w:rPr>
+          <w:lang w:val="pt_PT" w:bidi="pt_PT"/>
+        </w:rPr>
         <w:t xml:space="preserve">assim como Cristo sofreu no corpo: Pedro introduziu essa ideia em </w:t>
       </w:r>
       <w:hyperlink r:id="rId119">
         <w:r>
           <w:rPr>
+            <w:lang w:val="pt_PT" w:bidi="pt_PT"/>
+          </w:rPr>
+          <w:rPr>
             <w:color w:val="0000EE"/>
             <w:u w:val="single"/>
           </w:rPr>
@@ -3111,11 +5708,17 @@
         </w:r>
       </w:hyperlink>
       <w:r>
+        <w:rPr>
+          <w:lang w:val="pt_PT" w:bidi="pt_PT"/>
+        </w:rPr>
         <w:t xml:space="preserve">; ele agora indica seu significado na experiência cristã. Em nossos próprios sofrimentos físicos, devemos imitar a atitude de Cristo (veja </w:t>
       </w:r>
       <w:hyperlink r:id="rId132">
         <w:r>
           <w:rPr>
+            <w:lang w:val="pt_PT" w:bidi="pt_PT"/>
+          </w:rPr>
+          <w:rPr>
             <w:color w:val="0000EE"/>
             <w:u w:val="single"/>
           </w:rPr>
@@ -3123,11 +5726,17 @@
         </w:r>
       </w:hyperlink>
       <w:r>
+        <w:rPr>
+          <w:lang w:val="pt_PT" w:bidi="pt_PT"/>
+        </w:rPr>
         <w:t xml:space="preserve">). Nosso sofrimento com Cristo mostra que nos identificamos com ele (veja </w:t>
       </w:r>
       <w:hyperlink r:id="rId133">
         <w:r>
           <w:rPr>
+            <w:lang w:val="pt_PT" w:bidi="pt_PT"/>
+          </w:rPr>
+          <w:rPr>
             <w:color w:val="0000EE"/>
             <w:u w:val="single"/>
           </w:rPr>
@@ -3135,11 +5744,17 @@
         </w:r>
       </w:hyperlink>
       <w:r>
+        <w:rPr>
+          <w:lang w:val="pt_PT" w:bidi="pt_PT"/>
+        </w:rPr>
         <w:t>). Aqueles que se identificam com Cristo experimentam a vitória sobre o poder do pecado que ele conquistou na cruz (</w:t>
       </w:r>
       <w:hyperlink r:id="rId134">
         <w:r>
           <w:rPr>
+            <w:lang w:val="pt_PT" w:bidi="pt_PT"/>
+          </w:rPr>
+          <w:rPr>
             <w:color w:val="0000EE"/>
             <w:u w:val="single"/>
           </w:rPr>
@@ -3147,109 +5762,235 @@
         </w:r>
       </w:hyperlink>
       <w:r>
+        <w:rPr>
+          <w:lang w:val="pt_PT" w:bidi="pt_PT"/>
+        </w:rPr>
         <w:t>).</w:t>
       </w:r>
-      <w:r/>
-      <w:r/>
-    </w:p>
-    <w:p>
-      <w:r/>
+      <w:r>
+        <w:rPr>
+          <w:lang w:val="pt_PT" w:bidi="pt_PT"/>
+        </w:rPr>
+      </w:r>
+      <w:r>
+        <w:rPr>
+          <w:lang w:val="pt_PT" w:bidi="pt_PT"/>
+        </w:rPr>
+      </w:r>
+    </w:p>
+    <w:p>
+      <w:pPr/>
+      <w:r>
+        <w:rPr>
+          <w:lang w:val="pt_PT" w:bidi="pt_PT"/>
+        </w:rPr>
+      </w:r>
     </w:p>
     <w:p>
       <w:pPr>
         <w:pStyle w:val="Heading2"/>
       </w:pPr>
       <w:r>
+        <w:rPr>
+          <w:lang w:val="pt_PT" w:bidi="pt_PT"/>
+        </w:rPr>
         <w:t>1 Pedro 4.1–6</w:t>
       </w:r>
-      <w:r/>
-    </w:p>
-    <w:p>
-      <w:r/>
-      <w:r>
+      <w:r>
+        <w:rPr>
+          <w:lang w:val="pt_PT" w:bidi="pt_PT"/>
+        </w:rPr>
+      </w:r>
+    </w:p>
+    <w:p>
+      <w:pPr/>
+      <w:r>
+        <w:rPr>
+          <w:lang w:val="pt_PT" w:bidi="pt_PT"/>
+        </w:rPr>
+      </w:r>
+      <w:r>
+        <w:rPr>
+          <w:lang w:val="pt_PT" w:bidi="pt_PT"/>
+        </w:rPr>
         <w:t>Pedro exorta os cristãos a se afastarem decisivamente da antiga maneira pecaminosa de viver, da qual Cristo, em seu sofrimento, nos libertou.</w:t>
       </w:r>
-      <w:r/>
-      <w:r/>
-    </w:p>
-    <w:p>
-      <w:r/>
+      <w:r>
+        <w:rPr>
+          <w:lang w:val="pt_PT" w:bidi="pt_PT"/>
+        </w:rPr>
+      </w:r>
+      <w:r>
+        <w:rPr>
+          <w:lang w:val="pt_PT" w:bidi="pt_PT"/>
+        </w:rPr>
+      </w:r>
+    </w:p>
+    <w:p>
+      <w:pPr/>
+      <w:r>
+        <w:rPr>
+          <w:lang w:val="pt_PT" w:bidi="pt_PT"/>
+        </w:rPr>
+      </w:r>
     </w:p>
     <w:p>
       <w:pPr>
         <w:pStyle w:val="Heading2"/>
       </w:pPr>
       <w:r>
+        <w:rPr>
+          <w:lang w:val="pt_PT" w:bidi="pt_PT"/>
+        </w:rPr>
         <w:t>1 Pedro 4.3</w:t>
       </w:r>
-      <w:r/>
-    </w:p>
-    <w:p>
-      <w:r/>
-      <w:r>
+      <w:r>
+        <w:rPr>
+          <w:lang w:val="pt_PT" w:bidi="pt_PT"/>
+        </w:rPr>
+      </w:r>
+    </w:p>
+    <w:p>
+      <w:pPr/>
+      <w:r>
+        <w:rPr>
+          <w:lang w:val="pt_PT" w:bidi="pt_PT"/>
+        </w:rPr>
+      </w:r>
+      <w:r>
+        <w:rPr>
+          <w:lang w:val="pt_PT" w:bidi="pt_PT"/>
+        </w:rPr>
         <w:t xml:space="preserve">Pagãos (literalmente </w:t>
       </w:r>
       <w:r>
         <w:rPr>
           <w:i/>
+          <w:lang w:val="pt_PT" w:bidi="pt_PT"/>
         </w:rPr>
         <w:t>os Gentios</w:t>
       </w:r>
       <w:r>
+        <w:rPr>
+          <w:lang w:val="pt_PT" w:bidi="pt_PT"/>
+        </w:rPr>
         <w:t>): Pedro utiliza este termo de sua herança judaica para descrever aqueles que não conhecem Deus.</w:t>
       </w:r>
-      <w:r/>
-      <w:r/>
-    </w:p>
-    <w:p>
-      <w:r/>
+      <w:r>
+        <w:rPr>
+          <w:lang w:val="pt_PT" w:bidi="pt_PT"/>
+        </w:rPr>
+      </w:r>
+      <w:r>
+        <w:rPr>
+          <w:lang w:val="pt_PT" w:bidi="pt_PT"/>
+        </w:rPr>
+      </w:r>
+    </w:p>
+    <w:p>
+      <w:pPr/>
+      <w:r>
+        <w:rPr>
+          <w:lang w:val="pt_PT" w:bidi="pt_PT"/>
+        </w:rPr>
+      </w:r>
     </w:p>
     <w:p>
       <w:pPr>
         <w:pStyle w:val="Heading2"/>
       </w:pPr>
       <w:r>
+        <w:rPr>
+          <w:lang w:val="pt_PT" w:bidi="pt_PT"/>
+        </w:rPr>
         <w:t>1 Pedro 4.6</w:t>
       </w:r>
-      <w:r/>
-    </w:p>
-    <w:p>
-      <w:r/>
-      <w:r>
+      <w:r>
+        <w:rPr>
+          <w:lang w:val="pt_PT" w:bidi="pt_PT"/>
+        </w:rPr>
+      </w:r>
+    </w:p>
+    <w:p>
+      <w:pPr/>
+      <w:r>
+        <w:rPr>
+          <w:lang w:val="pt_PT" w:bidi="pt_PT"/>
+        </w:rPr>
+      </w:r>
+      <w:r>
+        <w:rPr>
+          <w:lang w:val="pt_PT" w:bidi="pt_PT"/>
+        </w:rPr>
         <w:t>Pedro refere-se a pessoas que agora estão mortas, mas que foram expostas às boas-novas enquanto estavam vivas; ele não prevê uma chance de arrependimento após a morte. Se responderam com fé à mensagem em vida, podem ter confiança de que, embora estivessem destinadas a morrer como todas as pessoas</w:t>
       </w:r>
       <w:r>
         <w:rPr>
           <w:i/>
+          <w:lang w:val="pt_PT" w:bidi="pt_PT"/>
         </w:rPr>
         <w:t>,</w:t>
       </w:r>
       <w:r>
+        <w:rPr>
+          <w:lang w:val="pt_PT" w:bidi="pt_PT"/>
+        </w:rPr>
         <w:t xml:space="preserve"> viverão para sempre com Deus no Espírito.</w:t>
       </w:r>
-      <w:r/>
-      <w:r/>
-    </w:p>
-    <w:p>
-      <w:r/>
+      <w:r>
+        <w:rPr>
+          <w:lang w:val="pt_PT" w:bidi="pt_PT"/>
+        </w:rPr>
+      </w:r>
+      <w:r>
+        <w:rPr>
+          <w:lang w:val="pt_PT" w:bidi="pt_PT"/>
+        </w:rPr>
+      </w:r>
+    </w:p>
+    <w:p>
+      <w:pPr/>
+      <w:r>
+        <w:rPr>
+          <w:lang w:val="pt_PT" w:bidi="pt_PT"/>
+        </w:rPr>
+      </w:r>
     </w:p>
     <w:p>
       <w:pPr>
         <w:pStyle w:val="Heading2"/>
       </w:pPr>
       <w:r>
+        <w:rPr>
+          <w:lang w:val="pt_PT" w:bidi="pt_PT"/>
+        </w:rPr>
         <w:t>1 Pedro 4.7</w:t>
       </w:r>
-      <w:r/>
-    </w:p>
-    <w:p>
-      <w:r/>
-      <w:r>
+      <w:r>
+        <w:rPr>
+          <w:lang w:val="pt_PT" w:bidi="pt_PT"/>
+        </w:rPr>
+      </w:r>
+    </w:p>
+    <w:p>
+      <w:pPr/>
+      <w:r>
+        <w:rPr>
+          <w:lang w:val="pt_PT" w:bidi="pt_PT"/>
+        </w:rPr>
+      </w:r>
+      <w:r>
+        <w:rPr>
+          <w:lang w:val="pt_PT" w:bidi="pt_PT"/>
+        </w:rPr>
         <w:t xml:space="preserve">O fim de todas as coisas está perto: Na vinda de Cristo, os “últimos dias” preditos pelos profetas do Antigo Testamento começaram (veja </w:t>
       </w:r>
       <w:hyperlink r:id="rId135">
         <w:r>
           <w:rPr>
+            <w:lang w:val="pt_PT" w:bidi="pt_PT"/>
+          </w:rPr>
+          <w:rPr>
             <w:color w:val="0000EE"/>
             <w:u w:val="single"/>
           </w:rPr>
@@ -3257,29 +5998,43 @@
         </w:r>
       </w:hyperlink>
       <w:r>
+        <w:rPr>
+          <w:lang w:val="pt_PT" w:bidi="pt_PT"/>
+        </w:rPr>
         <w:t xml:space="preserve">). O próximo evento na história da salvação é a Segunda Vinda de Cristo, que trará o </w:t>
       </w:r>
       <w:r>
         <w:rPr>
           <w:i/>
+          <w:lang w:val="pt_PT" w:bidi="pt_PT"/>
         </w:rPr>
         <w:t>fim</w:t>
       </w:r>
       <w:r>
+        <w:rPr>
+          <w:lang w:val="pt_PT" w:bidi="pt_PT"/>
+        </w:rPr>
         <w:t xml:space="preserve"> do mundo como o conhecemos. O </w:t>
       </w:r>
       <w:r>
         <w:rPr>
           <w:i/>
+          <w:lang w:val="pt_PT" w:bidi="pt_PT"/>
         </w:rPr>
         <w:t>fim</w:t>
       </w:r>
       <w:r>
+        <w:rPr>
+          <w:lang w:val="pt_PT" w:bidi="pt_PT"/>
+        </w:rPr>
         <w:t xml:space="preserve"> pode ocorrer a qualquer momento; portanto, os cristãos devem estar sempre preparados para isso (veja também </w:t>
       </w:r>
       <w:hyperlink r:id="rId136">
         <w:r>
           <w:rPr>
+            <w:lang w:val="pt_PT" w:bidi="pt_PT"/>
+          </w:rPr>
+          <w:rPr>
             <w:color w:val="0000EE"/>
             <w:u w:val="single"/>
           </w:rPr>
@@ -3287,11 +6042,17 @@
         </w:r>
       </w:hyperlink>
       <w:r>
+        <w:rPr>
+          <w:lang w:val="pt_PT" w:bidi="pt_PT"/>
+        </w:rPr>
         <w:t xml:space="preserve">; </w:t>
       </w:r>
       <w:hyperlink r:id="rId137">
         <w:r>
           <w:rPr>
+            <w:lang w:val="pt_PT" w:bidi="pt_PT"/>
+          </w:rPr>
+          <w:rPr>
             <w:color w:val="0000EE"/>
             <w:u w:val="single"/>
           </w:rPr>
@@ -3299,11 +6060,17 @@
         </w:r>
       </w:hyperlink>
       <w:r>
+        <w:rPr>
+          <w:lang w:val="pt_PT" w:bidi="pt_PT"/>
+        </w:rPr>
         <w:t xml:space="preserve">; </w:t>
       </w:r>
       <w:hyperlink r:id="rId138">
         <w:r>
           <w:rPr>
+            <w:lang w:val="pt_PT" w:bidi="pt_PT"/>
+          </w:rPr>
+          <w:rPr>
             <w:color w:val="0000EE"/>
             <w:u w:val="single"/>
           </w:rPr>
@@ -3311,11 +6078,17 @@
         </w:r>
       </w:hyperlink>
       <w:r>
+        <w:rPr>
+          <w:lang w:val="pt_PT" w:bidi="pt_PT"/>
+        </w:rPr>
         <w:t xml:space="preserve">; </w:t>
       </w:r>
       <w:hyperlink r:id="rId139">
         <w:r>
           <w:rPr>
+            <w:lang w:val="pt_PT" w:bidi="pt_PT"/>
+          </w:rPr>
+          <w:rPr>
             <w:color w:val="0000EE"/>
             <w:u w:val="single"/>
           </w:rPr>
@@ -3323,31 +6096,65 @@
         </w:r>
       </w:hyperlink>
       <w:r>
+        <w:rPr>
+          <w:lang w:val="pt_PT" w:bidi="pt_PT"/>
+        </w:rPr>
         <w:t>).</w:t>
       </w:r>
-      <w:r/>
-      <w:r/>
-    </w:p>
-    <w:p>
-      <w:r/>
+      <w:r>
+        <w:rPr>
+          <w:lang w:val="pt_PT" w:bidi="pt_PT"/>
+        </w:rPr>
+      </w:r>
+      <w:r>
+        <w:rPr>
+          <w:lang w:val="pt_PT" w:bidi="pt_PT"/>
+        </w:rPr>
+      </w:r>
+    </w:p>
+    <w:p>
+      <w:pPr/>
+      <w:r>
+        <w:rPr>
+          <w:lang w:val="pt_PT" w:bidi="pt_PT"/>
+        </w:rPr>
+      </w:r>
     </w:p>
     <w:p>
       <w:pPr>
         <w:pStyle w:val="Heading2"/>
       </w:pPr>
       <w:r>
+        <w:rPr>
+          <w:lang w:val="pt_PT" w:bidi="pt_PT"/>
+        </w:rPr>
         <w:t>1 Pedro 4.7–11</w:t>
       </w:r>
-      <w:r/>
-    </w:p>
-    <w:p>
-      <w:r/>
-      <w:r>
+      <w:r>
+        <w:rPr>
+          <w:lang w:val="pt_PT" w:bidi="pt_PT"/>
+        </w:rPr>
+      </w:r>
+    </w:p>
+    <w:p>
+      <w:pPr/>
+      <w:r>
+        <w:rPr>
+          <w:lang w:val="pt_PT" w:bidi="pt_PT"/>
+        </w:rPr>
+      </w:r>
+      <w:r>
+        <w:rPr>
+          <w:lang w:val="pt_PT" w:bidi="pt_PT"/>
+        </w:rPr>
         <w:t>Com este parágrafo de exortações diversas, Pedro conclui a terceira seção principal da carta (</w:t>
       </w:r>
       <w:hyperlink r:id="rId140">
         <w:r>
           <w:rPr>
+            <w:lang w:val="pt_PT" w:bidi="pt_PT"/>
+          </w:rPr>
+          <w:rPr>
             <w:color w:val="0000EE"/>
             <w:u w:val="single"/>
           </w:rPr>
@@ -3355,31 +6162,65 @@
         </w:r>
       </w:hyperlink>
       <w:r>
+        <w:rPr>
+          <w:lang w:val="pt_PT" w:bidi="pt_PT"/>
+        </w:rPr>
         <w:t>).</w:t>
       </w:r>
-      <w:r/>
-      <w:r/>
-    </w:p>
-    <w:p>
-      <w:r/>
+      <w:r>
+        <w:rPr>
+          <w:lang w:val="pt_PT" w:bidi="pt_PT"/>
+        </w:rPr>
+      </w:r>
+      <w:r>
+        <w:rPr>
+          <w:lang w:val="pt_PT" w:bidi="pt_PT"/>
+        </w:rPr>
+      </w:r>
+    </w:p>
+    <w:p>
+      <w:pPr/>
+      <w:r>
+        <w:rPr>
+          <w:lang w:val="pt_PT" w:bidi="pt_PT"/>
+        </w:rPr>
+      </w:r>
     </w:p>
     <w:p>
       <w:pPr>
         <w:pStyle w:val="Heading2"/>
       </w:pPr>
       <w:r>
+        <w:rPr>
+          <w:lang w:val="pt_PT" w:bidi="pt_PT"/>
+        </w:rPr>
         <w:t>1 Pedro 4.8</w:t>
       </w:r>
-      <w:r/>
-    </w:p>
-    <w:p>
-      <w:r/>
-      <w:r>
+      <w:r>
+        <w:rPr>
+          <w:lang w:val="pt_PT" w:bidi="pt_PT"/>
+        </w:rPr>
+      </w:r>
+    </w:p>
+    <w:p>
+      <w:pPr/>
+      <w:r>
+        <w:rPr>
+          <w:lang w:val="pt_PT" w:bidi="pt_PT"/>
+        </w:rPr>
+      </w:r>
+      <w:r>
+        <w:rPr>
+          <w:lang w:val="pt_PT" w:bidi="pt_PT"/>
+        </w:rPr>
         <w:t xml:space="preserve">Por sua natureza, o amor ignora os pecados cometidos contra nós por outros (veja </w:t>
       </w:r>
       <w:hyperlink r:id="rId141">
         <w:r>
           <w:rPr>
+            <w:lang w:val="pt_PT" w:bidi="pt_PT"/>
+          </w:rPr>
+          <w:rPr>
             <w:color w:val="0000EE"/>
             <w:u w:val="single"/>
           </w:rPr>
@@ -3387,11 +6228,17 @@
         </w:r>
       </w:hyperlink>
       <w:r>
+        <w:rPr>
+          <w:lang w:val="pt_PT" w:bidi="pt_PT"/>
+        </w:rPr>
         <w:t xml:space="preserve">; </w:t>
       </w:r>
       <w:hyperlink r:id="rId142">
         <w:r>
           <w:rPr>
+            <w:lang w:val="pt_PT" w:bidi="pt_PT"/>
+          </w:rPr>
+          <w:rPr>
             <w:color w:val="0000EE"/>
             <w:u w:val="single"/>
           </w:rPr>
@@ -3399,11 +6246,17 @@
         </w:r>
       </w:hyperlink>
       <w:r>
+        <w:rPr>
+          <w:lang w:val="pt_PT" w:bidi="pt_PT"/>
+        </w:rPr>
         <w:t xml:space="preserve">; </w:t>
       </w:r>
       <w:hyperlink r:id="rId143">
         <w:r>
           <w:rPr>
+            <w:lang w:val="pt_PT" w:bidi="pt_PT"/>
+          </w:rPr>
+          <w:rPr>
             <w:color w:val="0000EE"/>
             <w:u w:val="single"/>
           </w:rPr>
@@ -3411,11 +6264,17 @@
         </w:r>
       </w:hyperlink>
       <w:r>
+        <w:rPr>
+          <w:lang w:val="pt_PT" w:bidi="pt_PT"/>
+        </w:rPr>
         <w:t xml:space="preserve">). Pedro também pode querer dizer que nossa atitude de amor, por demonstrar nosso relacionamento com Cristo, cobre nossos próprios pecados e faz com que sejam perdoados (veja </w:t>
       </w:r>
       <w:hyperlink r:id="rId144">
         <w:r>
           <w:rPr>
+            <w:lang w:val="pt_PT" w:bidi="pt_PT"/>
+          </w:rPr>
+          <w:rPr>
             <w:color w:val="0000EE"/>
             <w:u w:val="single"/>
           </w:rPr>
@@ -3423,22 +6282,45 @@
         </w:r>
       </w:hyperlink>
       <w:r>
+        <w:rPr>
+          <w:lang w:val="pt_PT" w:bidi="pt_PT"/>
+        </w:rPr>
         <w:t>).</w:t>
       </w:r>
-      <w:r/>
-      <w:r/>
-    </w:p>
-    <w:p>
-      <w:r/>
+      <w:r>
+        <w:rPr>
+          <w:lang w:val="pt_PT" w:bidi="pt_PT"/>
+        </w:rPr>
+      </w:r>
+      <w:r>
+        <w:rPr>
+          <w:lang w:val="pt_PT" w:bidi="pt_PT"/>
+        </w:rPr>
+      </w:r>
+    </w:p>
+    <w:p>
+      <w:pPr/>
+      <w:r>
+        <w:rPr>
+          <w:lang w:val="pt_PT" w:bidi="pt_PT"/>
+        </w:rPr>
+      </w:r>
     </w:p>
     <w:p>
       <w:pPr>
         <w:pStyle w:val="Heading2"/>
       </w:pPr>
       <w:r>
+        <w:rPr>
+          <w:lang w:val="pt_PT" w:bidi="pt_PT"/>
+        </w:rPr>
         <w:t>1 Pedro 4.10</w:t>
       </w:r>
-      <w:r/>
+      <w:r>
+        <w:rPr>
+          <w:lang w:val="pt_PT" w:bidi="pt_PT"/>
+        </w:rPr>
+      </w:r>
     </w:p>
     <w:p>
       <w:pPr>
@@ -3446,19 +6328,30 @@
         <w:spacing w:line="240" w:lineRule="auto"/>
         <w:ind w:left="720"/>
       </w:pPr>
-      <w:r/>
+      <w:r>
+        <w:rPr>
+          <w:lang w:val="pt_PT" w:bidi="pt_PT"/>
+        </w:rPr>
+      </w:r>
       <w:r>
         <w:rPr>
           <w:i/>
+          <w:lang w:val="pt_PT" w:bidi="pt_PT"/>
         </w:rPr>
         <w:t>diferentes dons que receberam de Deus</w:t>
       </w:r>
       <w:r>
+        <w:rPr>
+          <w:lang w:val="pt_PT" w:bidi="pt_PT"/>
+        </w:rPr>
         <w:t xml:space="preserve">: Isso se refere à variedade de dons espirituais que Deus concedeu aos seguidores de Jesus. Veja </w:t>
       </w:r>
       <w:hyperlink r:id="rId145">
         <w:r>
           <w:rPr>
+            <w:lang w:val="pt_PT" w:bidi="pt_PT"/>
+          </w:rPr>
+          <w:rPr>
             <w:color w:val="0000EE"/>
             <w:u w:val="single"/>
           </w:rPr>
@@ -3466,11 +6359,17 @@
         </w:r>
       </w:hyperlink>
       <w:r>
+        <w:rPr>
+          <w:lang w:val="pt_PT" w:bidi="pt_PT"/>
+        </w:rPr>
         <w:t xml:space="preserve">; </w:t>
       </w:r>
       <w:hyperlink r:id="rId146">
         <w:r>
           <w:rPr>
+            <w:lang w:val="pt_PT" w:bidi="pt_PT"/>
+          </w:rPr>
+          <w:rPr>
             <w:color w:val="0000EE"/>
             <w:u w:val="single"/>
           </w:rPr>
@@ -3478,11 +6377,17 @@
         </w:r>
       </w:hyperlink>
       <w:r>
+        <w:rPr>
+          <w:lang w:val="pt_PT" w:bidi="pt_PT"/>
+        </w:rPr>
         <w:t xml:space="preserve">; </w:t>
       </w:r>
       <w:hyperlink r:id="rId147">
         <w:r>
           <w:rPr>
+            <w:lang w:val="pt_PT" w:bidi="pt_PT"/>
+          </w:rPr>
+          <w:rPr>
             <w:color w:val="0000EE"/>
             <w:u w:val="single"/>
           </w:rPr>
@@ -3490,6 +6395,9 @@
         </w:r>
       </w:hyperlink>
       <w:r>
+        <w:rPr>
+          <w:lang w:val="pt_PT" w:bidi="pt_PT"/>
+        </w:rPr>
         <w:t>.</w:t>
       </w:r>
     </w:p>
@@ -3499,57 +6407,104 @@
         <w:spacing w:line="240" w:lineRule="auto"/>
         <w:ind w:left="720"/>
       </w:pPr>
-      <w:r/>
+      <w:r>
+        <w:rPr>
+          <w:lang w:val="pt_PT" w:bidi="pt_PT"/>
+        </w:rPr>
+      </w:r>
       <w:r>
         <w:rPr>
           <w:i/>
+          <w:lang w:val="pt_PT" w:bidi="pt_PT"/>
         </w:rPr>
         <w:t xml:space="preserve">use </w:t>
       </w:r>
       <w:r>
+        <w:rPr>
+          <w:lang w:val="pt_PT" w:bidi="pt_PT"/>
+        </w:rPr>
         <w:t xml:space="preserve">(literalmente </w:t>
       </w:r>
       <w:r>
         <w:rPr>
           <w:i/>
+          <w:lang w:val="pt_PT" w:bidi="pt_PT"/>
         </w:rPr>
         <w:t>gerencie</w:t>
       </w:r>
       <w:r>
+        <w:rPr>
+          <w:lang w:val="pt_PT" w:bidi="pt_PT"/>
+        </w:rPr>
         <w:t>)</w:t>
       </w:r>
       <w:r>
         <w:rPr>
           <w:i/>
+          <w:lang w:val="pt_PT" w:bidi="pt_PT"/>
         </w:rPr>
         <w:t xml:space="preserve"> o seu próprio dom</w:t>
       </w:r>
       <w:r>
+        <w:rPr>
+          <w:lang w:val="pt_PT" w:bidi="pt_PT"/>
+        </w:rPr>
         <w:t>: os cristãos são como administradores. Deus, seu Mestre, confiou-lhes dons para serem usados a fim de trazer glória a Ele.</w:t>
       </w:r>
-      <w:r/>
-      <w:r/>
-    </w:p>
-    <w:p>
-      <w:r/>
+      <w:r>
+        <w:rPr>
+          <w:lang w:val="pt_PT" w:bidi="pt_PT"/>
+        </w:rPr>
+      </w:r>
+      <w:r>
+        <w:rPr>
+          <w:lang w:val="pt_PT" w:bidi="pt_PT"/>
+        </w:rPr>
+      </w:r>
+    </w:p>
+    <w:p>
+      <w:pPr/>
+      <w:r>
+        <w:rPr>
+          <w:lang w:val="pt_PT" w:bidi="pt_PT"/>
+        </w:rPr>
+      </w:r>
     </w:p>
     <w:p>
       <w:pPr>
         <w:pStyle w:val="Heading2"/>
       </w:pPr>
       <w:r>
+        <w:rPr>
+          <w:lang w:val="pt_PT" w:bidi="pt_PT"/>
+        </w:rPr>
         <w:t>1 Pedro 4.11</w:t>
       </w:r>
-      <w:r/>
-    </w:p>
-    <w:p>
-      <w:r/>
-      <w:r>
+      <w:r>
+        <w:rPr>
+          <w:lang w:val="pt_PT" w:bidi="pt_PT"/>
+        </w:rPr>
+      </w:r>
+    </w:p>
+    <w:p>
+      <w:pPr/>
+      <w:r>
+        <w:rPr>
+          <w:lang w:val="pt_PT" w:bidi="pt_PT"/>
+        </w:rPr>
+      </w:r>
+      <w:r>
+        <w:rPr>
+          <w:lang w:val="pt_PT" w:bidi="pt_PT"/>
+        </w:rPr>
         <w:t>A glória e o poder para todo o sempre! Amém: Esta doxologia levou alguns a sugerir que uma carta original de Pedro terminou aqui e que outra foi adicionada a ela. Doxologias no Novo Testamento aparecem no final de cartas (</w:t>
       </w:r>
       <w:hyperlink r:id="rId148">
         <w:r>
           <w:rPr>
+            <w:lang w:val="pt_PT" w:bidi="pt_PT"/>
+          </w:rPr>
+          <w:rPr>
             <w:color w:val="0000EE"/>
             <w:u w:val="single"/>
           </w:rPr>
@@ -3557,11 +6512,17 @@
         </w:r>
       </w:hyperlink>
       <w:r>
+        <w:rPr>
+          <w:lang w:val="pt_PT" w:bidi="pt_PT"/>
+        </w:rPr>
         <w:t xml:space="preserve">; </w:t>
       </w:r>
       <w:hyperlink r:id="rId149">
         <w:r>
           <w:rPr>
+            <w:lang w:val="pt_PT" w:bidi="pt_PT"/>
+          </w:rPr>
+          <w:rPr>
             <w:color w:val="0000EE"/>
             <w:u w:val="single"/>
           </w:rPr>
@@ -3569,11 +6530,17 @@
         </w:r>
       </w:hyperlink>
       <w:r>
+        <w:rPr>
+          <w:lang w:val="pt_PT" w:bidi="pt_PT"/>
+        </w:rPr>
         <w:t xml:space="preserve">; </w:t>
       </w:r>
       <w:hyperlink r:id="rId150">
         <w:r>
           <w:rPr>
+            <w:lang w:val="pt_PT" w:bidi="pt_PT"/>
+          </w:rPr>
+          <w:rPr>
             <w:color w:val="0000EE"/>
             <w:u w:val="single"/>
           </w:rPr>
@@ -3581,11 +6548,17 @@
         </w:r>
       </w:hyperlink>
       <w:r>
+        <w:rPr>
+          <w:lang w:val="pt_PT" w:bidi="pt_PT"/>
+        </w:rPr>
         <w:t xml:space="preserve">; </w:t>
       </w:r>
       <w:hyperlink r:id="rId151">
         <w:r>
           <w:rPr>
+            <w:lang w:val="pt_PT" w:bidi="pt_PT"/>
+          </w:rPr>
+          <w:rPr>
             <w:color w:val="0000EE"/>
             <w:u w:val="single"/>
           </w:rPr>
@@ -3593,11 +6566,17 @@
         </w:r>
       </w:hyperlink>
       <w:r>
+        <w:rPr>
+          <w:lang w:val="pt_PT" w:bidi="pt_PT"/>
+        </w:rPr>
         <w:t xml:space="preserve">; </w:t>
       </w:r>
       <w:hyperlink r:id="rId152">
         <w:r>
           <w:rPr>
+            <w:lang w:val="pt_PT" w:bidi="pt_PT"/>
+          </w:rPr>
+          <w:rPr>
             <w:color w:val="0000EE"/>
             <w:u w:val="single"/>
           </w:rPr>
@@ -3605,11 +6584,17 @@
         </w:r>
       </w:hyperlink>
       <w:r>
+        <w:rPr>
+          <w:lang w:val="pt_PT" w:bidi="pt_PT"/>
+        </w:rPr>
         <w:t>), mas também no final de seções dentro de cartas (</w:t>
       </w:r>
       <w:hyperlink r:id="rId153">
         <w:r>
           <w:rPr>
+            <w:lang w:val="pt_PT" w:bidi="pt_PT"/>
+          </w:rPr>
+          <w:rPr>
             <w:color w:val="0000EE"/>
             <w:u w:val="single"/>
           </w:rPr>
@@ -3617,11 +6602,17 @@
         </w:r>
       </w:hyperlink>
       <w:r>
+        <w:rPr>
+          <w:lang w:val="pt_PT" w:bidi="pt_PT"/>
+        </w:rPr>
         <w:t xml:space="preserve">; </w:t>
       </w:r>
       <w:hyperlink r:id="rId154">
         <w:r>
           <w:rPr>
+            <w:lang w:val="pt_PT" w:bidi="pt_PT"/>
+          </w:rPr>
+          <w:rPr>
             <w:color w:val="0000EE"/>
             <w:u w:val="single"/>
           </w:rPr>
@@ -3629,11 +6620,17 @@
         </w:r>
       </w:hyperlink>
       <w:r>
+        <w:rPr>
+          <w:lang w:val="pt_PT" w:bidi="pt_PT"/>
+        </w:rPr>
         <w:t xml:space="preserve">; </w:t>
       </w:r>
       <w:hyperlink r:id="rId155">
         <w:r>
           <w:rPr>
+            <w:lang w:val="pt_PT" w:bidi="pt_PT"/>
+          </w:rPr>
+          <w:rPr>
             <w:color w:val="0000EE"/>
             <w:u w:val="single"/>
           </w:rPr>
@@ -3641,11 +6638,17 @@
         </w:r>
       </w:hyperlink>
       <w:r>
+        <w:rPr>
+          <w:lang w:val="pt_PT" w:bidi="pt_PT"/>
+        </w:rPr>
         <w:t xml:space="preserve">; </w:t>
       </w:r>
       <w:hyperlink r:id="rId156">
         <w:r>
           <w:rPr>
+            <w:lang w:val="pt_PT" w:bidi="pt_PT"/>
+          </w:rPr>
+          <w:rPr>
             <w:color w:val="0000EE"/>
             <w:u w:val="single"/>
           </w:rPr>
@@ -3653,31 +6656,65 @@
         </w:r>
       </w:hyperlink>
       <w:r>
+        <w:rPr>
+          <w:lang w:val="pt_PT" w:bidi="pt_PT"/>
+        </w:rPr>
         <w:t>). Como não há evidência textual para a existência de duas cartas separadas, é melhor assumir que esta doxologia marca o fim de uma seção importante da carta.</w:t>
       </w:r>
-      <w:r/>
-      <w:r/>
-    </w:p>
-    <w:p>
-      <w:r/>
+      <w:r>
+        <w:rPr>
+          <w:lang w:val="pt_PT" w:bidi="pt_PT"/>
+        </w:rPr>
+      </w:r>
+      <w:r>
+        <w:rPr>
+          <w:lang w:val="pt_PT" w:bidi="pt_PT"/>
+        </w:rPr>
+      </w:r>
+    </w:p>
+    <w:p>
+      <w:pPr/>
+      <w:r>
+        <w:rPr>
+          <w:lang w:val="pt_PT" w:bidi="pt_PT"/>
+        </w:rPr>
+      </w:r>
     </w:p>
     <w:p>
       <w:pPr>
         <w:pStyle w:val="Heading2"/>
       </w:pPr>
       <w:r>
+        <w:rPr>
+          <w:lang w:val="pt_PT" w:bidi="pt_PT"/>
+        </w:rPr>
         <w:t>1 Pedro 4:12</w:t>
       </w:r>
-      <w:r/>
-    </w:p>
-    <w:p>
-      <w:r/>
-      <w:r>
+      <w:r>
+        <w:rPr>
+          <w:lang w:val="pt_PT" w:bidi="pt_PT"/>
+        </w:rPr>
+      </w:r>
+    </w:p>
+    <w:p>
+      <w:pPr/>
+      <w:r>
+        <w:rPr>
+          <w:lang w:val="pt_PT" w:bidi="pt_PT"/>
+        </w:rPr>
+      </w:r>
+      <w:r>
+        <w:rPr>
+          <w:lang w:val="pt_PT" w:bidi="pt_PT"/>
+        </w:rPr>
         <w:t xml:space="preserve">Não se surpreenda: os cristãos, especialmente aqueles que buscam levar vidas piedosas, podem esperar enfrentar a hostilidade de um mundo pecaminoso (veja </w:t>
       </w:r>
       <w:hyperlink r:id="rId157">
         <w:r>
           <w:rPr>
+            <w:lang w:val="pt_PT" w:bidi="pt_PT"/>
+          </w:rPr>
+          <w:rPr>
             <w:color w:val="0000EE"/>
             <w:u w:val="single"/>
           </w:rPr>
@@ -3685,11 +6722,17 @@
         </w:r>
       </w:hyperlink>
       <w:r>
+        <w:rPr>
+          <w:lang w:val="pt_PT" w:bidi="pt_PT"/>
+        </w:rPr>
         <w:t xml:space="preserve">; </w:t>
       </w:r>
       <w:hyperlink r:id="rId158">
         <w:r>
           <w:rPr>
+            <w:lang w:val="pt_PT" w:bidi="pt_PT"/>
+          </w:rPr>
+          <w:rPr>
             <w:color w:val="0000EE"/>
             <w:u w:val="single"/>
           </w:rPr>
@@ -3697,11 +6740,17 @@
         </w:r>
       </w:hyperlink>
       <w:r>
+        <w:rPr>
+          <w:lang w:val="pt_PT" w:bidi="pt_PT"/>
+        </w:rPr>
         <w:t xml:space="preserve">; </w:t>
       </w:r>
       <w:hyperlink r:id="rId133">
         <w:r>
           <w:rPr>
+            <w:lang w:val="pt_PT" w:bidi="pt_PT"/>
+          </w:rPr>
+          <w:rPr>
             <w:color w:val="0000EE"/>
             <w:u w:val="single"/>
           </w:rPr>
@@ -3709,11 +6758,17 @@
         </w:r>
       </w:hyperlink>
       <w:r>
+        <w:rPr>
+          <w:lang w:val="pt_PT" w:bidi="pt_PT"/>
+        </w:rPr>
         <w:t xml:space="preserve">; </w:t>
       </w:r>
       <w:hyperlink r:id="rId159">
         <w:r>
           <w:rPr>
+            <w:lang w:val="pt_PT" w:bidi="pt_PT"/>
+          </w:rPr>
+          <w:rPr>
             <w:color w:val="0000EE"/>
             <w:u w:val="single"/>
           </w:rPr>
@@ -3721,51 +6776,113 @@
         </w:r>
       </w:hyperlink>
       <w:r>
+        <w:rPr>
+          <w:lang w:val="pt_PT" w:bidi="pt_PT"/>
+        </w:rPr>
         <w:t>).</w:t>
       </w:r>
-      <w:r/>
-      <w:r/>
-    </w:p>
-    <w:p>
-      <w:r/>
+      <w:r>
+        <w:rPr>
+          <w:lang w:val="pt_PT" w:bidi="pt_PT"/>
+        </w:rPr>
+      </w:r>
+      <w:r>
+        <w:rPr>
+          <w:lang w:val="pt_PT" w:bidi="pt_PT"/>
+        </w:rPr>
+      </w:r>
+    </w:p>
+    <w:p>
+      <w:pPr/>
+      <w:r>
+        <w:rPr>
+          <w:lang w:val="pt_PT" w:bidi="pt_PT"/>
+        </w:rPr>
+      </w:r>
     </w:p>
     <w:p>
       <w:pPr>
         <w:pStyle w:val="Heading2"/>
       </w:pPr>
       <w:r>
+        <w:rPr>
+          <w:lang w:val="pt_PT" w:bidi="pt_PT"/>
+        </w:rPr>
         <w:t>1 Pedro 4.12–19</w:t>
       </w:r>
-      <w:r/>
-    </w:p>
-    <w:p>
-      <w:r/>
-      <w:r>
+      <w:r>
+        <w:rPr>
+          <w:lang w:val="pt_PT" w:bidi="pt_PT"/>
+        </w:rPr>
+      </w:r>
+    </w:p>
+    <w:p>
+      <w:pPr/>
+      <w:r>
+        <w:rPr>
+          <w:lang w:val="pt_PT" w:bidi="pt_PT"/>
+        </w:rPr>
+      </w:r>
+      <w:r>
+        <w:rPr>
+          <w:lang w:val="pt_PT" w:bidi="pt_PT"/>
+        </w:rPr>
         <w:t>Pedro instrui os cristãos pela última vez sobre como enfrentar as provações que inevitavelmente virão.</w:t>
       </w:r>
-      <w:r/>
-      <w:r/>
-    </w:p>
-    <w:p>
-      <w:r/>
+      <w:r>
+        <w:rPr>
+          <w:lang w:val="pt_PT" w:bidi="pt_PT"/>
+        </w:rPr>
+      </w:r>
+      <w:r>
+        <w:rPr>
+          <w:lang w:val="pt_PT" w:bidi="pt_PT"/>
+        </w:rPr>
+      </w:r>
+    </w:p>
+    <w:p>
+      <w:pPr/>
+      <w:r>
+        <w:rPr>
+          <w:lang w:val="pt_PT" w:bidi="pt_PT"/>
+        </w:rPr>
+      </w:r>
     </w:p>
     <w:p>
       <w:pPr>
         <w:pStyle w:val="Heading2"/>
       </w:pPr>
       <w:r>
+        <w:rPr>
+          <w:lang w:val="pt_PT" w:bidi="pt_PT"/>
+        </w:rPr>
         <w:t>1 Pedro 4.13</w:t>
       </w:r>
-      <w:r/>
-    </w:p>
-    <w:p>
-      <w:r/>
-      <w:r>
+      <w:r>
+        <w:rPr>
+          <w:lang w:val="pt_PT" w:bidi="pt_PT"/>
+        </w:rPr>
+      </w:r>
+    </w:p>
+    <w:p>
+      <w:pPr/>
+      <w:r>
+        <w:rPr>
+          <w:lang w:val="pt_PT" w:bidi="pt_PT"/>
+        </w:rPr>
+      </w:r>
+      <w:r>
+        <w:rPr>
+          <w:lang w:val="pt_PT" w:bidi="pt_PT"/>
+        </w:rPr>
         <w:t xml:space="preserve">Os cristãos são chamados a sofrer com Cristo para serem glorificados com ele (veja também </w:t>
       </w:r>
       <w:hyperlink r:id="rId133">
         <w:r>
           <w:rPr>
+            <w:lang w:val="pt_PT" w:bidi="pt_PT"/>
+          </w:rPr>
+          <w:rPr>
             <w:color w:val="0000EE"/>
             <w:u w:val="single"/>
           </w:rPr>
@@ -3773,40 +6890,78 @@
         </w:r>
       </w:hyperlink>
       <w:r>
+        <w:rPr>
+          <w:lang w:val="pt_PT" w:bidi="pt_PT"/>
+        </w:rPr>
         <w:t>).</w:t>
       </w:r>
-      <w:r/>
-      <w:r/>
-    </w:p>
-    <w:p>
-      <w:r/>
+      <w:r>
+        <w:rPr>
+          <w:lang w:val="pt_PT" w:bidi="pt_PT"/>
+        </w:rPr>
+      </w:r>
+      <w:r>
+        <w:rPr>
+          <w:lang w:val="pt_PT" w:bidi="pt_PT"/>
+        </w:rPr>
+      </w:r>
+    </w:p>
+    <w:p>
+      <w:pPr/>
+      <w:r>
+        <w:rPr>
+          <w:lang w:val="pt_PT" w:bidi="pt_PT"/>
+        </w:rPr>
+      </w:r>
     </w:p>
     <w:p>
       <w:pPr>
         <w:pStyle w:val="Heading2"/>
       </w:pPr>
       <w:r>
+        <w:rPr>
+          <w:lang w:val="pt_PT" w:bidi="pt_PT"/>
+        </w:rPr>
         <w:t>1 Pedro 4.14</w:t>
       </w:r>
-      <w:r/>
-    </w:p>
-    <w:p>
-      <w:r/>
-      <w:r>
+      <w:r>
+        <w:rPr>
+          <w:lang w:val="pt_PT" w:bidi="pt_PT"/>
+        </w:rPr>
+      </w:r>
+    </w:p>
+    <w:p>
+      <w:pPr/>
+      <w:r>
+        <w:rPr>
+          <w:lang w:val="pt_PT" w:bidi="pt_PT"/>
+        </w:rPr>
+      </w:r>
+      <w:r>
+        <w:rPr>
+          <w:lang w:val="pt_PT" w:bidi="pt_PT"/>
+        </w:rPr>
         <w:t xml:space="preserve">Se você é insultado por causa do nome de Cristo, será abençoado (literalmente </w:t>
       </w:r>
       <w:r>
         <w:rPr>
           <w:i/>
+          <w:lang w:val="pt_PT" w:bidi="pt_PT"/>
         </w:rPr>
         <w:t>você é abençoado quando é perseguido</w:t>
       </w:r>
       <w:r>
+        <w:rPr>
+          <w:lang w:val="pt_PT" w:bidi="pt_PT"/>
+        </w:rPr>
         <w:t xml:space="preserve">): Este versículo reflete o ensinamento de Jesus em </w:t>
       </w:r>
       <w:hyperlink r:id="rId160">
         <w:r>
           <w:rPr>
+            <w:lang w:val="pt_PT" w:bidi="pt_PT"/>
+          </w:rPr>
+          <w:rPr>
             <w:color w:val="0000EE"/>
             <w:u w:val="single"/>
           </w:rPr>
@@ -3814,31 +6969,65 @@
         </w:r>
       </w:hyperlink>
       <w:r>
+        <w:rPr>
+          <w:lang w:val="pt_PT" w:bidi="pt_PT"/>
+        </w:rPr>
         <w:t>.</w:t>
       </w:r>
-      <w:r/>
-      <w:r/>
-    </w:p>
-    <w:p>
-      <w:r/>
+      <w:r>
+        <w:rPr>
+          <w:lang w:val="pt_PT" w:bidi="pt_PT"/>
+        </w:rPr>
+      </w:r>
+      <w:r>
+        <w:rPr>
+          <w:lang w:val="pt_PT" w:bidi="pt_PT"/>
+        </w:rPr>
+      </w:r>
+    </w:p>
+    <w:p>
+      <w:pPr/>
+      <w:r>
+        <w:rPr>
+          <w:lang w:val="pt_PT" w:bidi="pt_PT"/>
+        </w:rPr>
+      </w:r>
     </w:p>
     <w:p>
       <w:pPr>
         <w:pStyle w:val="Heading2"/>
       </w:pPr>
       <w:r>
+        <w:rPr>
+          <w:lang w:val="pt_PT" w:bidi="pt_PT"/>
+        </w:rPr>
         <w:t>1 Pedro 4.16</w:t>
       </w:r>
-      <w:r/>
-    </w:p>
-    <w:p>
-      <w:r/>
-      <w:r>
+      <w:r>
+        <w:rPr>
+          <w:lang w:val="pt_PT" w:bidi="pt_PT"/>
+        </w:rPr>
+      </w:r>
+    </w:p>
+    <w:p>
+      <w:pPr/>
+      <w:r>
+        <w:rPr>
+          <w:lang w:val="pt_PT" w:bidi="pt_PT"/>
+        </w:rPr>
+      </w:r>
+      <w:r>
+        <w:rPr>
+          <w:lang w:val="pt_PT" w:bidi="pt_PT"/>
+        </w:rPr>
         <w:t xml:space="preserve">Embora as evidências sejam muito fragmentárias, é provável que o rótulo Cristão (cp. </w:t>
       </w:r>
       <w:hyperlink r:id="rId161">
         <w:r>
           <w:rPr>
+            <w:lang w:val="pt_PT" w:bidi="pt_PT"/>
+          </w:rPr>
+          <w:rPr>
             <w:color w:val="0000EE"/>
             <w:u w:val="single"/>
           </w:rPr>
@@ -3846,31 +7035,65 @@
         </w:r>
       </w:hyperlink>
       <w:r>
+        <w:rPr>
+          <w:lang w:val="pt_PT" w:bidi="pt_PT"/>
+        </w:rPr>
         <w:t>) tenha sido originalmente uma maneira conveniente de resumir as supostas práticas supersticiosas e o caráter imoral atribuídos aos seguidores de Jesus.</w:t>
       </w:r>
-      <w:r/>
-      <w:r/>
-    </w:p>
-    <w:p>
-      <w:r/>
+      <w:r>
+        <w:rPr>
+          <w:lang w:val="pt_PT" w:bidi="pt_PT"/>
+        </w:rPr>
+      </w:r>
+      <w:r>
+        <w:rPr>
+          <w:lang w:val="pt_PT" w:bidi="pt_PT"/>
+        </w:rPr>
+      </w:r>
+    </w:p>
+    <w:p>
+      <w:pPr/>
+      <w:r>
+        <w:rPr>
+          <w:lang w:val="pt_PT" w:bidi="pt_PT"/>
+        </w:rPr>
+      </w:r>
     </w:p>
     <w:p>
       <w:pPr>
         <w:pStyle w:val="Heading2"/>
       </w:pPr>
       <w:r>
+        <w:rPr>
+          <w:lang w:val="pt_PT" w:bidi="pt_PT"/>
+        </w:rPr>
         <w:t>1 Pedro 4.17</w:t>
       </w:r>
-      <w:r/>
-    </w:p>
-    <w:p>
-      <w:r/>
-      <w:r>
+      <w:r>
+        <w:rPr>
+          <w:lang w:val="pt_PT" w:bidi="pt_PT"/>
+        </w:rPr>
+      </w:r>
+    </w:p>
+    <w:p>
+      <w:pPr/>
+      <w:r>
+        <w:rPr>
+          <w:lang w:val="pt_PT" w:bidi="pt_PT"/>
+        </w:rPr>
+      </w:r>
+      <w:r>
+        <w:rPr>
+          <w:lang w:val="pt_PT" w:bidi="pt_PT"/>
+        </w:rPr>
         <w:t>O julgamento de Deus é frequentemente retratado como começando com a casa de Deus — ou seja, com o seu próprio povo — como um meio de purificá-los (</w:t>
       </w:r>
       <w:hyperlink r:id="rId162">
         <w:r>
           <w:rPr>
+            <w:lang w:val="pt_PT" w:bidi="pt_PT"/>
+          </w:rPr>
+          <w:rPr>
             <w:color w:val="0000EE"/>
             <w:u w:val="single"/>
           </w:rPr>
@@ -3878,11 +7101,17 @@
         </w:r>
       </w:hyperlink>
       <w:r>
+        <w:rPr>
+          <w:lang w:val="pt_PT" w:bidi="pt_PT"/>
+        </w:rPr>
         <w:t xml:space="preserve">; </w:t>
       </w:r>
       <w:hyperlink r:id="rId163">
         <w:r>
           <w:rPr>
+            <w:lang w:val="pt_PT" w:bidi="pt_PT"/>
+          </w:rPr>
+          <w:rPr>
             <w:color w:val="0000EE"/>
             <w:u w:val="single"/>
           </w:rPr>
@@ -3890,11 +7119,17 @@
         </w:r>
       </w:hyperlink>
       <w:r>
+        <w:rPr>
+          <w:lang w:val="pt_PT" w:bidi="pt_PT"/>
+        </w:rPr>
         <w:t xml:space="preserve">; </w:t>
       </w:r>
       <w:hyperlink r:id="rId164">
         <w:r>
           <w:rPr>
+            <w:lang w:val="pt_PT" w:bidi="pt_PT"/>
+          </w:rPr>
+          <w:rPr>
             <w:color w:val="0000EE"/>
             <w:u w:val="single"/>
           </w:rPr>
@@ -3902,31 +7137,65 @@
         </w:r>
       </w:hyperlink>
       <w:r>
+        <w:rPr>
+          <w:lang w:val="pt_PT" w:bidi="pt_PT"/>
+        </w:rPr>
         <w:t>).</w:t>
       </w:r>
-      <w:r/>
-      <w:r/>
-    </w:p>
-    <w:p>
-      <w:r/>
+      <w:r>
+        <w:rPr>
+          <w:lang w:val="pt_PT" w:bidi="pt_PT"/>
+        </w:rPr>
+      </w:r>
+      <w:r>
+        <w:rPr>
+          <w:lang w:val="pt_PT" w:bidi="pt_PT"/>
+        </w:rPr>
+      </w:r>
+    </w:p>
+    <w:p>
+      <w:pPr/>
+      <w:r>
+        <w:rPr>
+          <w:lang w:val="pt_PT" w:bidi="pt_PT"/>
+        </w:rPr>
+      </w:r>
     </w:p>
     <w:p>
       <w:pPr>
         <w:pStyle w:val="Heading2"/>
       </w:pPr>
       <w:r>
+        <w:rPr>
+          <w:lang w:val="pt_PT" w:bidi="pt_PT"/>
+        </w:rPr>
         <w:t>1 Pedro 5.1–4</w:t>
       </w:r>
-      <w:r/>
-    </w:p>
-    <w:p>
-      <w:r/>
-      <w:r>
+      <w:r>
+        <w:rPr>
+          <w:lang w:val="pt_PT" w:bidi="pt_PT"/>
+        </w:rPr>
+      </w:r>
+    </w:p>
+    <w:p>
+      <w:pPr/>
+      <w:r>
+        <w:rPr>
+          <w:lang w:val="pt_PT" w:bidi="pt_PT"/>
+        </w:rPr>
+      </w:r>
+      <w:r>
+        <w:rPr>
+          <w:lang w:val="pt_PT" w:bidi="pt_PT"/>
+        </w:rPr>
         <w:t xml:space="preserve">Os anciãos eram os líderes espirituais das igrejas primitivas (veja também </w:t>
       </w:r>
       <w:hyperlink r:id="rId165">
         <w:r>
           <w:rPr>
+            <w:lang w:val="pt_PT" w:bidi="pt_PT"/>
+          </w:rPr>
+          <w:rPr>
             <w:color w:val="0000EE"/>
             <w:u w:val="single"/>
           </w:rPr>
@@ -3934,11 +7203,17 @@
         </w:r>
       </w:hyperlink>
       <w:r>
+        <w:rPr>
+          <w:lang w:val="pt_PT" w:bidi="pt_PT"/>
+        </w:rPr>
         <w:t xml:space="preserve">; </w:t>
       </w:r>
       <w:hyperlink r:id="rId166">
         <w:r>
           <w:rPr>
+            <w:lang w:val="pt_PT" w:bidi="pt_PT"/>
+          </w:rPr>
+          <w:rPr>
             <w:color w:val="0000EE"/>
             <w:u w:val="single"/>
           </w:rPr>
@@ -3946,11 +7221,17 @@
         </w:r>
       </w:hyperlink>
       <w:r>
+        <w:rPr>
+          <w:lang w:val="pt_PT" w:bidi="pt_PT"/>
+        </w:rPr>
         <w:t xml:space="preserve">; </w:t>
       </w:r>
       <w:hyperlink r:id="rId167">
         <w:r>
           <w:rPr>
+            <w:lang w:val="pt_PT" w:bidi="pt_PT"/>
+          </w:rPr>
+          <w:rPr>
             <w:color w:val="0000EE"/>
             <w:u w:val="single"/>
           </w:rPr>
@@ -3958,11 +7239,17 @@
         </w:r>
       </w:hyperlink>
       <w:r>
+        <w:rPr>
+          <w:lang w:val="pt_PT" w:bidi="pt_PT"/>
+        </w:rPr>
         <w:t xml:space="preserve">; </w:t>
       </w:r>
       <w:hyperlink r:id="rId168">
         <w:r>
           <w:rPr>
+            <w:lang w:val="pt_PT" w:bidi="pt_PT"/>
+          </w:rPr>
+          <w:rPr>
             <w:color w:val="0000EE"/>
             <w:u w:val="single"/>
           </w:rPr>
@@ -3970,11 +7257,17 @@
         </w:r>
       </w:hyperlink>
       <w:r>
+        <w:rPr>
+          <w:lang w:val="pt_PT" w:bidi="pt_PT"/>
+        </w:rPr>
         <w:t xml:space="preserve">; </w:t>
       </w:r>
       <w:hyperlink r:id="rId169">
         <w:r>
           <w:rPr>
+            <w:lang w:val="pt_PT" w:bidi="pt_PT"/>
+          </w:rPr>
+          <w:rPr>
             <w:color w:val="0000EE"/>
             <w:u w:val="single"/>
           </w:rPr>
@@ -3982,40 +7275,78 @@
         </w:r>
       </w:hyperlink>
       <w:r>
+        <w:rPr>
+          <w:lang w:val="pt_PT" w:bidi="pt_PT"/>
+        </w:rPr>
         <w:t>). Ao se chamar de companheiro ancião</w:t>
       </w:r>
       <w:r>
         <w:rPr>
           <w:i/>
+          <w:lang w:val="pt_PT" w:bidi="pt_PT"/>
         </w:rPr>
         <w:t>,</w:t>
       </w:r>
       <w:r>
+        <w:rPr>
+          <w:lang w:val="pt_PT" w:bidi="pt_PT"/>
+        </w:rPr>
         <w:t xml:space="preserve"> Pedro se identifica com eles em suas responsabilidades e com a incumbência que lhes é dada.</w:t>
       </w:r>
-      <w:r/>
-      <w:r/>
-    </w:p>
-    <w:p>
-      <w:r/>
+      <w:r>
+        <w:rPr>
+          <w:lang w:val="pt_PT" w:bidi="pt_PT"/>
+        </w:rPr>
+      </w:r>
+      <w:r>
+        <w:rPr>
+          <w:lang w:val="pt_PT" w:bidi="pt_PT"/>
+        </w:rPr>
+      </w:r>
+    </w:p>
+    <w:p>
+      <w:pPr/>
+      <w:r>
+        <w:rPr>
+          <w:lang w:val="pt_PT" w:bidi="pt_PT"/>
+        </w:rPr>
+      </w:r>
     </w:p>
     <w:p>
       <w:pPr>
         <w:pStyle w:val="Heading2"/>
       </w:pPr>
       <w:r>
+        <w:rPr>
+          <w:lang w:val="pt_PT" w:bidi="pt_PT"/>
+        </w:rPr>
         <w:t>1 Pedro 5.1–14</w:t>
       </w:r>
-      <w:r/>
-    </w:p>
-    <w:p>
-      <w:r/>
-      <w:r>
+      <w:r>
+        <w:rPr>
+          <w:lang w:val="pt_PT" w:bidi="pt_PT"/>
+        </w:rPr>
+      </w:r>
+    </w:p>
+    <w:p>
+      <w:pPr/>
+      <w:r>
+        <w:rPr>
+          <w:lang w:val="pt_PT" w:bidi="pt_PT"/>
+        </w:rPr>
+      </w:r>
+      <w:r>
+        <w:rPr>
+          <w:lang w:val="pt_PT" w:bidi="pt_PT"/>
+        </w:rPr>
         <w:t>Pedro conclui a carta com exortações finais aos anciãos (</w:t>
       </w:r>
       <w:hyperlink r:id="rId170">
         <w:r>
           <w:rPr>
+            <w:lang w:val="pt_PT" w:bidi="pt_PT"/>
+          </w:rPr>
+          <w:rPr>
             <w:color w:val="0000EE"/>
             <w:u w:val="single"/>
           </w:rPr>
@@ -4023,11 +7354,17 @@
         </w:r>
       </w:hyperlink>
       <w:r>
+        <w:rPr>
+          <w:lang w:val="pt_PT" w:bidi="pt_PT"/>
+        </w:rPr>
         <w:t>), aos mais jovens (</w:t>
       </w:r>
       <w:hyperlink r:id="rId171">
         <w:r>
           <w:rPr>
+            <w:lang w:val="pt_PT" w:bidi="pt_PT"/>
+          </w:rPr>
+          <w:rPr>
             <w:color w:val="0000EE"/>
             <w:u w:val="single"/>
           </w:rPr>
@@ -4035,11 +7372,17 @@
         </w:r>
       </w:hyperlink>
       <w:r>
+        <w:rPr>
+          <w:lang w:val="pt_PT" w:bidi="pt_PT"/>
+        </w:rPr>
         <w:t>) e à igreja como um todo (</w:t>
       </w:r>
       <w:hyperlink r:id="rId172">
         <w:r>
           <w:rPr>
+            <w:lang w:val="pt_PT" w:bidi="pt_PT"/>
+          </w:rPr>
+          <w:rPr>
             <w:color w:val="0000EE"/>
             <w:u w:val="single"/>
           </w:rPr>
@@ -4047,11 +7390,17 @@
         </w:r>
       </w:hyperlink>
       <w:r>
+        <w:rPr>
+          <w:lang w:val="pt_PT" w:bidi="pt_PT"/>
+        </w:rPr>
         <w:t>). Essas exortações são seguidas por saudações finais e um encerramento (</w:t>
       </w:r>
       <w:hyperlink r:id="rId173">
         <w:r>
           <w:rPr>
+            <w:lang w:val="pt_PT" w:bidi="pt_PT"/>
+          </w:rPr>
+          <w:rPr>
             <w:color w:val="0000EE"/>
             <w:u w:val="single"/>
           </w:rPr>
@@ -4059,69 +7408,139 @@
         </w:r>
       </w:hyperlink>
       <w:r>
+        <w:rPr>
+          <w:lang w:val="pt_PT" w:bidi="pt_PT"/>
+        </w:rPr>
         <w:t>).</w:t>
       </w:r>
-      <w:r/>
-      <w:r/>
-    </w:p>
-    <w:p>
-      <w:r/>
+      <w:r>
+        <w:rPr>
+          <w:lang w:val="pt_PT" w:bidi="pt_PT"/>
+        </w:rPr>
+      </w:r>
+      <w:r>
+        <w:rPr>
+          <w:lang w:val="pt_PT" w:bidi="pt_PT"/>
+        </w:rPr>
+      </w:r>
+    </w:p>
+    <w:p>
+      <w:pPr/>
+      <w:r>
+        <w:rPr>
+          <w:lang w:val="pt_PT" w:bidi="pt_PT"/>
+        </w:rPr>
+      </w:r>
     </w:p>
     <w:p>
       <w:pPr>
         <w:pStyle w:val="Heading2"/>
       </w:pPr>
       <w:r>
+        <w:rPr>
+          <w:lang w:val="pt_PT" w:bidi="pt_PT"/>
+        </w:rPr>
         <w:t>1 Pedro 5.2</w:t>
       </w:r>
-      <w:r/>
-    </w:p>
-    <w:p>
-      <w:r/>
-      <w:r>
+      <w:r>
+        <w:rPr>
+          <w:lang w:val="pt_PT" w:bidi="pt_PT"/>
+        </w:rPr>
+      </w:r>
+    </w:p>
+    <w:p>
+      <w:pPr/>
+      <w:r>
+        <w:rPr>
+          <w:lang w:val="pt_PT" w:bidi="pt_PT"/>
+        </w:rPr>
+      </w:r>
+      <w:r>
+        <w:rPr>
+          <w:lang w:val="pt_PT" w:bidi="pt_PT"/>
+        </w:rPr>
         <w:t xml:space="preserve">Cuide do rebanho (literalmente </w:t>
       </w:r>
       <w:r>
         <w:rPr>
           <w:i/>
+          <w:lang w:val="pt_PT" w:bidi="pt_PT"/>
         </w:rPr>
         <w:t>Apascente o rebanho</w:t>
       </w:r>
       <w:r>
+        <w:rPr>
+          <w:lang w:val="pt_PT" w:bidi="pt_PT"/>
+        </w:rPr>
         <w:t xml:space="preserve">): Nossa palavra </w:t>
       </w:r>
       <w:r>
         <w:rPr>
           <w:i/>
+          <w:lang w:val="pt_PT" w:bidi="pt_PT"/>
         </w:rPr>
         <w:t>pastor</w:t>
       </w:r>
       <w:r>
+        <w:rPr>
+          <w:lang w:val="pt_PT" w:bidi="pt_PT"/>
+        </w:rPr>
         <w:t xml:space="preserve"> vem da imagem do Novo Testamento de um pastor cuidando de seu rebanho.</w:t>
       </w:r>
-      <w:r/>
-      <w:r/>
-    </w:p>
-    <w:p>
-      <w:r/>
+      <w:r>
+        <w:rPr>
+          <w:lang w:val="pt_PT" w:bidi="pt_PT"/>
+        </w:rPr>
+      </w:r>
+      <w:r>
+        <w:rPr>
+          <w:lang w:val="pt_PT" w:bidi="pt_PT"/>
+        </w:rPr>
+      </w:r>
+    </w:p>
+    <w:p>
+      <w:pPr/>
+      <w:r>
+        <w:rPr>
+          <w:lang w:val="pt_PT" w:bidi="pt_PT"/>
+        </w:rPr>
+      </w:r>
     </w:p>
     <w:p>
       <w:pPr>
         <w:pStyle w:val="Heading2"/>
       </w:pPr>
       <w:r>
+        <w:rPr>
+          <w:lang w:val="pt_PT" w:bidi="pt_PT"/>
+        </w:rPr>
         <w:t>1 Pedro 5.5</w:t>
       </w:r>
-      <w:r/>
-    </w:p>
-    <w:p>
-      <w:r/>
-      <w:r>
+      <w:r>
+        <w:rPr>
+          <w:lang w:val="pt_PT" w:bidi="pt_PT"/>
+        </w:rPr>
+      </w:r>
+    </w:p>
+    <w:p>
+      <w:pPr/>
+      <w:r>
+        <w:rPr>
+          <w:lang w:val="pt_PT" w:bidi="pt_PT"/>
+        </w:rPr>
+      </w:r>
+      <w:r>
+        <w:rPr>
+          <w:lang w:val="pt_PT" w:bidi="pt_PT"/>
+        </w:rPr>
         <w:t xml:space="preserve">Vocês que são mais jovens: Esta frase, em contraste com os anciãos, pode referir-se a uma classe específica de ministros, talvez anciãos em treinamento ou aqueles que auxiliavam os anciãos de várias maneiras. Mas provavelmente simplesmente se refere aos indivíduos mais jovens na igreja (veja, p. ex., </w:t>
       </w:r>
       <w:hyperlink r:id="rId174">
         <w:r>
           <w:rPr>
+            <w:lang w:val="pt_PT" w:bidi="pt_PT"/>
+          </w:rPr>
+          <w:rPr>
             <w:color w:val="0000EE"/>
             <w:u w:val="single"/>
           </w:rPr>
@@ -4129,51 +7548,113 @@
         </w:r>
       </w:hyperlink>
       <w:r>
+        <w:rPr>
+          <w:lang w:val="pt_PT" w:bidi="pt_PT"/>
+        </w:rPr>
         <w:t>).</w:t>
       </w:r>
-      <w:r/>
-      <w:r/>
-    </w:p>
-    <w:p>
-      <w:r/>
+      <w:r>
+        <w:rPr>
+          <w:lang w:val="pt_PT" w:bidi="pt_PT"/>
+        </w:rPr>
+      </w:r>
+      <w:r>
+        <w:rPr>
+          <w:lang w:val="pt_PT" w:bidi="pt_PT"/>
+        </w:rPr>
+      </w:r>
+    </w:p>
+    <w:p>
+      <w:pPr/>
+      <w:r>
+        <w:rPr>
+          <w:lang w:val="pt_PT" w:bidi="pt_PT"/>
+        </w:rPr>
+      </w:r>
     </w:p>
     <w:p>
       <w:pPr>
         <w:pStyle w:val="Heading2"/>
       </w:pPr>
       <w:r>
+        <w:rPr>
+          <w:lang w:val="pt_PT" w:bidi="pt_PT"/>
+        </w:rPr>
         <w:t>1 Pedro 5.9</w:t>
       </w:r>
-      <w:r/>
-    </w:p>
-    <w:p>
-      <w:r/>
-      <w:r>
+      <w:r>
+        <w:rPr>
+          <w:lang w:val="pt_PT" w:bidi="pt_PT"/>
+        </w:rPr>
+      </w:r>
+    </w:p>
+    <w:p>
+      <w:pPr/>
+      <w:r>
+        <w:rPr>
+          <w:lang w:val="pt_PT" w:bidi="pt_PT"/>
+        </w:rPr>
+      </w:r>
+      <w:r>
+        <w:rPr>
+          <w:lang w:val="pt_PT" w:bidi="pt_PT"/>
+        </w:rPr>
         <w:t>família de crentes: em grego adelphoi, é um termo que se refere a pessoas, tanto homens quanto mulheres, que são membros da mesma família. • em todo o mundo: A perseguição não estava confinada às igrejas da Ásia Menor. De várias formas e com intensidades diferentes, os cristãos foram perseguidos quase em todos os lugares onde as boas-novas sobre Jesus Cristo foram pregadas. Pedro lembra seus leitores disso para consolá-los e encorajá-los a imitar aqueles que suportaram com sucesso a prova do sofrimento.</w:t>
       </w:r>
-      <w:r/>
-      <w:r/>
-    </w:p>
-    <w:p>
-      <w:r/>
+      <w:r>
+        <w:rPr>
+          <w:lang w:val="pt_PT" w:bidi="pt_PT"/>
+        </w:rPr>
+      </w:r>
+      <w:r>
+        <w:rPr>
+          <w:lang w:val="pt_PT" w:bidi="pt_PT"/>
+        </w:rPr>
+      </w:r>
+    </w:p>
+    <w:p>
+      <w:pPr/>
+      <w:r>
+        <w:rPr>
+          <w:lang w:val="pt_PT" w:bidi="pt_PT"/>
+        </w:rPr>
+      </w:r>
     </w:p>
     <w:p>
       <w:pPr>
         <w:pStyle w:val="Heading2"/>
       </w:pPr>
       <w:r>
+        <w:rPr>
+          <w:lang w:val="pt_PT" w:bidi="pt_PT"/>
+        </w:rPr>
         <w:t>1 Pedro 5.10</w:t>
       </w:r>
-      <w:r/>
-    </w:p>
-    <w:p>
-      <w:r/>
-      <w:r>
+      <w:r>
+        <w:rPr>
+          <w:lang w:val="pt_PT" w:bidi="pt_PT"/>
+        </w:rPr>
+      </w:r>
+    </w:p>
+    <w:p>
+      <w:pPr/>
+      <w:r>
+        <w:rPr>
+          <w:lang w:val="pt_PT" w:bidi="pt_PT"/>
+        </w:rPr>
+      </w:r>
+      <w:r>
+        <w:rPr>
+          <w:lang w:val="pt_PT" w:bidi="pt_PT"/>
+        </w:rPr>
         <w:t xml:space="preserve">um pouco de tempo: Os sofrimentos nesta terra — embora às vezes pareçam intermináveis — são, de fato, apenas momentâneos em comparação com a gloriosa eternidade que os crentes passarão com Deus (cp. </w:t>
       </w:r>
       <w:hyperlink r:id="rId117">
         <w:r>
           <w:rPr>
+            <w:lang w:val="pt_PT" w:bidi="pt_PT"/>
+          </w:rPr>
+          <w:rPr>
             <w:color w:val="0000EE"/>
             <w:u w:val="single"/>
           </w:rPr>
@@ -4181,11 +7662,17 @@
         </w:r>
       </w:hyperlink>
       <w:r>
+        <w:rPr>
+          <w:lang w:val="pt_PT" w:bidi="pt_PT"/>
+        </w:rPr>
         <w:t xml:space="preserve">; </w:t>
       </w:r>
       <w:hyperlink r:id="rId175">
         <w:r>
           <w:rPr>
+            <w:lang w:val="pt_PT" w:bidi="pt_PT"/>
+          </w:rPr>
+          <w:rPr>
             <w:color w:val="0000EE"/>
             <w:u w:val="single"/>
           </w:rPr>
@@ -4193,11 +7680,17 @@
         </w:r>
       </w:hyperlink>
       <w:r>
+        <w:rPr>
+          <w:lang w:val="pt_PT" w:bidi="pt_PT"/>
+        </w:rPr>
         <w:t xml:space="preserve">; </w:t>
       </w:r>
       <w:hyperlink r:id="rId176">
         <w:r>
           <w:rPr>
+            <w:lang w:val="pt_PT" w:bidi="pt_PT"/>
+          </w:rPr>
+          <w:rPr>
             <w:color w:val="0000EE"/>
             <w:u w:val="single"/>
           </w:rPr>
@@ -4205,49 +7698,91 @@
         </w:r>
       </w:hyperlink>
       <w:r>
+        <w:rPr>
+          <w:lang w:val="pt_PT" w:bidi="pt_PT"/>
+        </w:rPr>
         <w:t>).</w:t>
       </w:r>
-      <w:r/>
-      <w:r/>
-    </w:p>
-    <w:p>
-      <w:r/>
+      <w:r>
+        <w:rPr>
+          <w:lang w:val="pt_PT" w:bidi="pt_PT"/>
+        </w:rPr>
+      </w:r>
+      <w:r>
+        <w:rPr>
+          <w:lang w:val="pt_PT" w:bidi="pt_PT"/>
+        </w:rPr>
+      </w:r>
+    </w:p>
+    <w:p>
+      <w:pPr/>
+      <w:r>
+        <w:rPr>
+          <w:lang w:val="pt_PT" w:bidi="pt_PT"/>
+        </w:rPr>
+      </w:r>
     </w:p>
     <w:p>
       <w:pPr>
         <w:pStyle w:val="Heading2"/>
       </w:pPr>
       <w:r>
+        <w:rPr>
+          <w:lang w:val="pt_PT" w:bidi="pt_PT"/>
+        </w:rPr>
         <w:t>1 Pedro 5.12</w:t>
       </w:r>
-      <w:r/>
-    </w:p>
-    <w:p>
-      <w:r/>
-      <w:r>
+      <w:r>
+        <w:rPr>
+          <w:lang w:val="pt_PT" w:bidi="pt_PT"/>
+        </w:rPr>
+      </w:r>
+    </w:p>
+    <w:p>
+      <w:pPr/>
+      <w:r>
+        <w:rPr>
+          <w:lang w:val="pt_PT" w:bidi="pt_PT"/>
+        </w:rPr>
+      </w:r>
+      <w:r>
+        <w:rPr>
+          <w:lang w:val="pt_PT" w:bidi="pt_PT"/>
+        </w:rPr>
         <w:t xml:space="preserve">com a ajuda de: Esta frase identifica Silas como o </w:t>
       </w:r>
       <w:r>
         <w:rPr>
           <w:i/>
+          <w:lang w:val="pt_PT" w:bidi="pt_PT"/>
         </w:rPr>
         <w:t>amanuense,</w:t>
       </w:r>
       <w:r>
+        <w:rPr>
+          <w:lang w:val="pt_PT" w:bidi="pt_PT"/>
+        </w:rPr>
         <w:t xml:space="preserve"> a pessoa que escreveu as palavras conforme Pedro ditou. • Silas (Grego </w:t>
       </w:r>
       <w:r>
         <w:rPr>
           <w:i/>
+          <w:lang w:val="pt_PT" w:bidi="pt_PT"/>
         </w:rPr>
         <w:t>Silvano</w:t>
       </w:r>
       <w:r>
+        <w:rPr>
+          <w:lang w:val="pt_PT" w:bidi="pt_PT"/>
+        </w:rPr>
         <w:t>): Silas é a forma abreviada de Silvano; ambos os nomes referem-se ao mesmo indivíduo. Silas foi o companheiro constante de Paulo após o tempo do concílio em Jerusalém (</w:t>
       </w:r>
       <w:hyperlink r:id="rId177">
         <w:r>
           <w:rPr>
+            <w:lang w:val="pt_PT" w:bidi="pt_PT"/>
+          </w:rPr>
+          <w:rPr>
             <w:color w:val="0000EE"/>
             <w:u w:val="single"/>
           </w:rPr>
@@ -4255,11 +7790,17 @@
         </w:r>
       </w:hyperlink>
       <w:r>
+        <w:rPr>
+          <w:lang w:val="pt_PT" w:bidi="pt_PT"/>
+        </w:rPr>
         <w:t xml:space="preserve">; </w:t>
       </w:r>
       <w:hyperlink r:id="rId178">
         <w:r>
           <w:rPr>
+            <w:lang w:val="pt_PT" w:bidi="pt_PT"/>
+          </w:rPr>
+          <w:rPr>
             <w:color w:val="0000EE"/>
             <w:u w:val="single"/>
           </w:rPr>
@@ -4267,11 +7808,17 @@
         </w:r>
       </w:hyperlink>
       <w:r>
+        <w:rPr>
+          <w:lang w:val="pt_PT" w:bidi="pt_PT"/>
+        </w:rPr>
         <w:t xml:space="preserve">; </w:t>
       </w:r>
       <w:hyperlink r:id="rId179">
         <w:r>
           <w:rPr>
+            <w:lang w:val="pt_PT" w:bidi="pt_PT"/>
+          </w:rPr>
+          <w:rPr>
             <w:color w:val="0000EE"/>
             <w:u w:val="single"/>
           </w:rPr>
@@ -4279,11 +7826,17 @@
         </w:r>
       </w:hyperlink>
       <w:r>
+        <w:rPr>
+          <w:lang w:val="pt_PT" w:bidi="pt_PT"/>
+        </w:rPr>
         <w:t xml:space="preserve">, </w:t>
       </w:r>
       <w:hyperlink r:id="rId180">
         <w:r>
           <w:rPr>
+            <w:lang w:val="pt_PT" w:bidi="pt_PT"/>
+          </w:rPr>
+          <w:rPr>
             <w:color w:val="0000EE"/>
             <w:u w:val="single"/>
           </w:rPr>
@@ -4291,11 +7844,17 @@
         </w:r>
       </w:hyperlink>
       <w:r>
+        <w:rPr>
+          <w:lang w:val="pt_PT" w:bidi="pt_PT"/>
+        </w:rPr>
         <w:t xml:space="preserve">; </w:t>
       </w:r>
       <w:hyperlink r:id="rId181">
         <w:r>
           <w:rPr>
+            <w:lang w:val="pt_PT" w:bidi="pt_PT"/>
+          </w:rPr>
+          <w:rPr>
             <w:color w:val="0000EE"/>
             <w:u w:val="single"/>
           </w:rPr>
@@ -4303,11 +7862,17 @@
         </w:r>
       </w:hyperlink>
       <w:r>
+        <w:rPr>
+          <w:lang w:val="pt_PT" w:bidi="pt_PT"/>
+        </w:rPr>
         <w:t xml:space="preserve">; </w:t>
       </w:r>
       <w:hyperlink r:id="rId182">
         <w:r>
           <w:rPr>
+            <w:lang w:val="pt_PT" w:bidi="pt_PT"/>
+          </w:rPr>
+          <w:rPr>
             <w:color w:val="0000EE"/>
             <w:u w:val="single"/>
           </w:rPr>
@@ -4315,11 +7880,17 @@
         </w:r>
       </w:hyperlink>
       <w:r>
+        <w:rPr>
+          <w:lang w:val="pt_PT" w:bidi="pt_PT"/>
+        </w:rPr>
         <w:t xml:space="preserve">; </w:t>
       </w:r>
       <w:hyperlink r:id="rId183">
         <w:r>
           <w:rPr>
+            <w:lang w:val="pt_PT" w:bidi="pt_PT"/>
+          </w:rPr>
+          <w:rPr>
             <w:color w:val="0000EE"/>
             <w:u w:val="single"/>
           </w:rPr>
@@ -4327,11 +7898,17 @@
         </w:r>
       </w:hyperlink>
       <w:r>
+        <w:rPr>
+          <w:lang w:val="pt_PT" w:bidi="pt_PT"/>
+        </w:rPr>
         <w:t xml:space="preserve">; </w:t>
       </w:r>
       <w:hyperlink r:id="rId184">
         <w:r>
           <w:rPr>
+            <w:lang w:val="pt_PT" w:bidi="pt_PT"/>
+          </w:rPr>
+          <w:rPr>
             <w:color w:val="0000EE"/>
             <w:u w:val="single"/>
           </w:rPr>
@@ -4339,11 +7916,17 @@
         </w:r>
       </w:hyperlink>
       <w:r>
+        <w:rPr>
+          <w:lang w:val="pt_PT" w:bidi="pt_PT"/>
+        </w:rPr>
         <w:t>). Não temos certeza de como Silas acabou com Pedro em Roma, mas ele pode ter viajado com Paulo ou o acompanhado. (</w:t>
       </w:r>
       <w:hyperlink r:id="rId185">
         <w:r>
           <w:rPr>
+            <w:lang w:val="pt_PT" w:bidi="pt_PT"/>
+          </w:rPr>
+          <w:rPr>
             <w:color w:val="0000EE"/>
             <w:u w:val="single"/>
           </w:rPr>
@@ -4351,65 +7934,142 @@
         </w:r>
       </w:hyperlink>
       <w:r>
+        <w:rPr>
+          <w:lang w:val="pt_PT" w:bidi="pt_PT"/>
+        </w:rPr>
         <w:t>).</w:t>
       </w:r>
-      <w:r/>
-      <w:r/>
-    </w:p>
-    <w:p>
-      <w:r/>
+      <w:r>
+        <w:rPr>
+          <w:lang w:val="pt_PT" w:bidi="pt_PT"/>
+        </w:rPr>
+      </w:r>
+      <w:r>
+        <w:rPr>
+          <w:lang w:val="pt_PT" w:bidi="pt_PT"/>
+        </w:rPr>
+      </w:r>
+    </w:p>
+    <w:p>
+      <w:pPr/>
+      <w:r>
+        <w:rPr>
+          <w:lang w:val="pt_PT" w:bidi="pt_PT"/>
+        </w:rPr>
+      </w:r>
     </w:p>
     <w:p>
       <w:pPr>
         <w:pStyle w:val="Heading2"/>
       </w:pPr>
       <w:r>
+        <w:rPr>
+          <w:lang w:val="pt_PT" w:bidi="pt_PT"/>
+        </w:rPr>
         <w:t>1 Pedro 5.13</w:t>
       </w:r>
-      <w:r/>
-    </w:p>
-    <w:p>
-      <w:r/>
-      <w:r>
+      <w:r>
+        <w:rPr>
+          <w:lang w:val="pt_PT" w:bidi="pt_PT"/>
+        </w:rPr>
+      </w:r>
+    </w:p>
+    <w:p>
+      <w:pPr/>
+      <w:r>
+        <w:rPr>
+          <w:lang w:val="pt_PT" w:bidi="pt_PT"/>
+        </w:rPr>
+      </w:r>
+      <w:r>
+        <w:rPr>
+          <w:lang w:val="pt_PT" w:bidi="pt_PT"/>
+        </w:rPr>
         <w:t>Babilônia foi provavelmente um símbolo para Roma. Assim como Roma, Babilônia era uma grande cidade, a capital de um império. Babilônia dominava grande parte do antigo Oriente Próximo nos anos 500 a.C. Como uma grande cidade e a capital do império que queimou Jerusalém e levou muitos israelitas cativos de volta à cidade, Babilônia era considerada o centro de poder de um mundo hostil ao povo de Deus. Por essa razão, o livro de Apocalipse usa "Babilônia" como uma metáfora ou palavra-código para Roma. Pedro provavelmente também usou o título da mesma forma. • Marcos</w:t>
       </w:r>
       <w:r>
         <w:rPr>
           <w:i/>
+          <w:lang w:val="pt_PT" w:bidi="pt_PT"/>
         </w:rPr>
         <w:t>,</w:t>
       </w:r>
       <w:r>
+        <w:rPr>
+          <w:lang w:val="pt_PT" w:bidi="pt_PT"/>
+        </w:rPr>
         <w:t xml:space="preserve"> também chamado João Marcos, foi outro colaborador do apóstolo Paulo. Marcos escreveu o Evangelho de Marcos, que geralmente é considerado baseado nos ensinamentos de Pedro.</w:t>
       </w:r>
-      <w:r/>
-      <w:r/>
-    </w:p>
-    <w:p>
-      <w:r/>
+      <w:r>
+        <w:rPr>
+          <w:lang w:val="pt_PT" w:bidi="pt_PT"/>
+        </w:rPr>
+      </w:r>
+      <w:r>
+        <w:rPr>
+          <w:lang w:val="pt_PT" w:bidi="pt_PT"/>
+        </w:rPr>
+      </w:r>
+    </w:p>
+    <w:p>
+      <w:pPr/>
+      <w:r>
+        <w:rPr>
+          <w:lang w:val="pt_PT" w:bidi="pt_PT"/>
+        </w:rPr>
+      </w:r>
     </w:p>
     <w:p>
       <w:pPr>
         <w:pStyle w:val="Heading2"/>
       </w:pPr>
       <w:r>
+        <w:rPr>
+          <w:lang w:val="pt_PT" w:bidi="pt_PT"/>
+        </w:rPr>
         <w:t>1 Pedro 5.14</w:t>
       </w:r>
-      <w:r/>
-    </w:p>
-    <w:p>
-      <w:r/>
-      <w:r>
+      <w:r>
+        <w:rPr>
+          <w:lang w:val="pt_PT" w:bidi="pt_PT"/>
+        </w:rPr>
+      </w:r>
+    </w:p>
+    <w:p>
+      <w:pPr/>
+      <w:r>
+        <w:rPr>
+          <w:lang w:val="pt_PT" w:bidi="pt_PT"/>
+        </w:rPr>
+      </w:r>
+      <w:r>
+        <w:rPr>
+          <w:lang w:val="pt_PT" w:bidi="pt_PT"/>
+        </w:rPr>
         <w:t xml:space="preserve">Um beijo de amor: Veja </w:t>
       </w:r>
       <w:r>
+        <w:rPr>
+          <w:lang w:val="pt_PT" w:bidi="pt_PT"/>
+        </w:rPr>
         <w:t>nota de estudo em Rm 16.16</w:t>
       </w:r>
       <w:r>
+        <w:rPr>
+          <w:lang w:val="pt_PT" w:bidi="pt_PT"/>
+        </w:rPr>
         <w:t>.</w:t>
       </w:r>
-      <w:r/>
-      <w:r/>
+      <w:r>
+        <w:rPr>
+          <w:lang w:val="pt_PT" w:bidi="pt_PT"/>
+        </w:rPr>
+      </w:r>
+      <w:r>
+        <w:rPr>
+          <w:lang w:val="pt_PT" w:bidi="pt_PT"/>
+        </w:rPr>
+      </w:r>
     </w:p>
     <w:sectPr>
       <w:footnotePr>
@@ -6311,7 +9971,7 @@
     <w:rPrDefault>
       <w:rPr>
         <w:rFonts w:ascii="Times New Roman" w:eastAsia="Times New Roman" w:hAnsi="Times New Roman" w:cs="Times New Roman"/>
-        <w:lang w:val="en-US" w:eastAsia="en-US" w:bidi="ar-SA"/>
+        <w:lang w:val="pt_PT" w:eastAsia="en-US" w:bidi="ar-SA"/>
       </w:rPr>
     </w:rPrDefault>
     <w:pPrDefault/>

--- a/por/docx/60.content.docx
+++ b/por/docx/60.content.docx
@@ -163,13 +163,6 @@
         <w:rPr>
           <w:lang w:val="pt_PT" w:bidi="pt_PT"/>
         </w:rPr>
-      </w:r>
-      <w:r>
-        <w:rPr>
-          <w:i/>
-          <w:lang w:val="pt_PT" w:bidi="pt_PT"/>
-        </w:rPr>
-        <w:t>1 Pedro 1.1, 1 Pedro 1.2, 1 Pedro 1.3, 1 Pedro 1.3–9, 1 Pedro 1.4, 1 Pedro 1.5, 1 Pedro 1.7, 1 Pedro 1.9, 1 Pedro 1.10–12, 1 Pedro 1.11, 1 Pedro 1.12, 1 Pedro 1.13, 1 Pedro 1.13–21, 1 Pedro 1.15–16, 1 Pedro 1.17, 1 Pedro 1.18, 1 Pedro 1.19, 1 Pedro 1.20, 1 Pedro 1.22, 1 Pedro 1.22–2:3, 1 Pedro 2.2, 1 Pedro 2.3, 1 Pedro 2.4, 1 Pedro 2.4–10, 1 Pedro 2.5, 1 Pedro 2.6–8, 1 Pedro 2.8, 1 Pedro 2.9, 1 Pedro 2.11, 1 Pedro 2.11–12, 1 Pedro 2.12, 1 Pedro 2.13, 1 Pedro 2.13–3.7, 1 Pedro 2.14, 1 Pedro 2.17, 1 Pedro 2.18, 1 Pedro 2.18–20, 1 Pedro 2.21–25, 1 Pedro 2.24, 1 Pedro 3.1, 1 Pedro 3.1–7, 1 Pedro 3.3–4, 1 Pedro 3.6, 1 Pedro 3.7, 1 Pedro 3.8–12, 1 Pedro 3.9, 1 Pedro 3.10–12, 1 Pedro 3.13, 1 Pedro 3.13–17, 1 Pedro 3.14–15, 1 Pedro 3.18, 1 Pedro 3.18–22, 1 Pedro 3.19–20, 1 Pedro 3.20, 1 Pedro 3.21, 1 Pedro 3.22, 1 Pedro 4.1, 1 Pedro 4.1–6, 1 Pedro 4.3, 1 Pedro 4.6, 1 Pedro 4.7, 1 Pedro 4.7–11, 1 Pedro 4.8, 1 Pedro 4.10, 1 Pedro 4.11, 1 Pedro 4:12, 1 Pedro 4.12–19, 1 Pedro 4.13, 1 Pedro 4.14, 1 Pedro 4.16, 1 Pedro 4.17, 1 Pedro 5.1–4, 1 Pedro 5.1–14, 1 Pedro 5.2, 1 Pedro 5.5, 1 Pedro 5.9, 1 Pedro 5.10, 1 Pedro 5.12, 1 Pedro 5.13, 1 Pedro 5.14</w:t>
       </w:r>
       <w:r>
         <w:rPr>

--- a/por/docx/60.content.docx
+++ b/por/docx/60.content.docx
@@ -150,19 +150,6 @@
           <w:lang w:val="pt_PT" w:bidi="pt_PT"/>
         </w:rPr>
         <w:t>1PE</w:t>
-      </w:r>
-      <w:r>
-        <w:rPr>
-          <w:lang w:val="pt_PT" w:bidi="pt_PT"/>
-        </w:rPr>
-      </w:r>
-    </w:p>
-    <w:p>
-      <w:pPr/>
-      <w:r>
-        <w:rPr>
-          <w:lang w:val="pt_PT" w:bidi="pt_PT"/>
-        </w:rPr>
       </w:r>
       <w:r>
         <w:rPr>

--- a/por/docx/60.content.docx
+++ b/por/docx/60.content.docx
@@ -19,7 +19,7 @@
         <w:rPr>
           <w:lang w:val="pt_PT" w:bidi="pt_PT"/>
         </w:rPr>
-        <w:t>Resource: Notas de Estudo (Tyndale)</w:t>
+        <w:t>Resource: Tyndale Open Study Notes</w:t>
       </w:r>
       <w:r>
         <w:rPr>
@@ -112,7 +112,7 @@
         <w:rPr>
           <w:lang w:val="pt_PT" w:bidi="pt_PT"/>
         </w:rPr>
-        <w:t>Notas de Estudo (Tyndale)</w:t>
+        <w:t>Tyndale Open Study Notes</w:t>
       </w:r>
     </w:p>
     <w:p>

--- a/por/docx/60.content.docx
+++ b/por/docx/60.content.docx
@@ -19,7 +19,7 @@
         <w:rPr>
           <w:lang w:val="pt_PT" w:bidi="pt_PT"/>
         </w:rPr>
-        <w:t>Resource: Tyndale Open Study Notes</w:t>
+        <w:t>Resource: Aquifer Open Study Notes</w:t>
       </w:r>
       <w:r>
         <w:rPr>
@@ -112,7 +112,7 @@
         <w:rPr>
           <w:lang w:val="pt_PT" w:bidi="pt_PT"/>
         </w:rPr>
-        <w:t>Tyndale Open Study Notes</w:t>
+        <w:t>Aquifer Open Study Notes</w:t>
       </w:r>
     </w:p>
     <w:p>

--- a/por/docx/60.content.docx
+++ b/por/docx/60.content.docx
@@ -233,18 +233,12 @@
         </w:rPr>
         <w:t>ao povo de Deus: Pedro inicia sua carta aos cristãos que sofrem, lembrando-os do status que possuem devido ao ato de Deus em favor deles (</w:t>
       </w:r>
-      <w:hyperlink r:id="rId13">
-        <w:r>
-          <w:rPr>
-            <w:lang w:val="pt_PT" w:bidi="pt_PT"/>
-          </w:rPr>
-          <w:rPr>
-            <w:color w:val="0000EE"/>
-            <w:u w:val="single"/>
-          </w:rPr>
-          <w:t>1.2</w:t>
-        </w:r>
-      </w:hyperlink>
+      <w:r>
+        <w:rPr>
+          <w:lang w:val="pt_PT" w:bidi="pt_PT"/>
+        </w:rPr>
+        <w:t>1.2</w:t>
+      </w:r>
       <w:r>
         <w:rPr>
           <w:lang w:val="pt_PT" w:bidi="pt_PT"/>
@@ -312,36 +306,24 @@
         </w:rPr>
         <w:t xml:space="preserve">vocês foram escolhidos: Quando Deus conhece uma pessoa, isso significa que Ele escolhe essa pessoa. Ele decidiu entrar em relacionamento com Seu povo antes que eles O conhecessem (cf. </w:t>
       </w:r>
-      <w:hyperlink r:id="rId14">
-        <w:r>
-          <w:rPr>
-            <w:lang w:val="pt_PT" w:bidi="pt_PT"/>
-          </w:rPr>
-          <w:rPr>
-            <w:color w:val="0000EE"/>
-            <w:u w:val="single"/>
-          </w:rPr>
-          <w:t>Rm 8.29</w:t>
-        </w:r>
-      </w:hyperlink>
+      <w:r>
+        <w:rPr>
+          <w:lang w:val="pt_PT" w:bidi="pt_PT"/>
+        </w:rPr>
+        <w:t>Rm 8.29</w:t>
+      </w:r>
       <w:r>
         <w:rPr>
           <w:lang w:val="pt_PT" w:bidi="pt_PT"/>
         </w:rPr>
         <w:t xml:space="preserve">; </w:t>
       </w:r>
-      <w:hyperlink r:id="rId15">
-        <w:r>
-          <w:rPr>
-            <w:lang w:val="pt_PT" w:bidi="pt_PT"/>
-          </w:rPr>
-          <w:rPr>
-            <w:color w:val="0000EE"/>
-            <w:u w:val="single"/>
-          </w:rPr>
-          <w:t>11.2</w:t>
-        </w:r>
-      </w:hyperlink>
+      <w:r>
+        <w:rPr>
+          <w:lang w:val="pt_PT" w:bidi="pt_PT"/>
+        </w:rPr>
+        <w:t>11.2</w:t>
+      </w:r>
       <w:r>
         <w:rPr>
           <w:lang w:val="pt_PT" w:bidi="pt_PT"/>
@@ -396,180 +378,120 @@
         </w:rPr>
         <w:t xml:space="preserve">nova vida: O novo nascimento é uma forma de descrever a conversão cristã (cp. </w:t>
       </w:r>
-      <w:hyperlink r:id="rId16">
-        <w:r>
-          <w:rPr>
-            <w:lang w:val="pt_PT" w:bidi="pt_PT"/>
-          </w:rPr>
-          <w:rPr>
-            <w:color w:val="0000EE"/>
-            <w:u w:val="single"/>
-          </w:rPr>
-          <w:t>Jo 3.1–13</w:t>
-        </w:r>
-      </w:hyperlink>
+      <w:r>
+        <w:rPr>
+          <w:lang w:val="pt_PT" w:bidi="pt_PT"/>
+        </w:rPr>
+        <w:t>Jo 3.1–13</w:t>
+      </w:r>
       <w:r>
         <w:rPr>
           <w:lang w:val="pt_PT" w:bidi="pt_PT"/>
         </w:rPr>
         <w:t xml:space="preserve">; </w:t>
       </w:r>
-      <w:hyperlink r:id="rId17">
-        <w:r>
-          <w:rPr>
-            <w:lang w:val="pt_PT" w:bidi="pt_PT"/>
-          </w:rPr>
-          <w:rPr>
-            <w:color w:val="0000EE"/>
-            <w:u w:val="single"/>
-          </w:rPr>
-          <w:t>Tg 1.18</w:t>
-        </w:r>
-      </w:hyperlink>
+      <w:r>
+        <w:rPr>
+          <w:lang w:val="pt_PT" w:bidi="pt_PT"/>
+        </w:rPr>
+        <w:t>Tg 1.18</w:t>
+      </w:r>
       <w:r>
         <w:rPr>
           <w:lang w:val="pt_PT" w:bidi="pt_PT"/>
         </w:rPr>
         <w:t xml:space="preserve">; </w:t>
       </w:r>
-      <w:hyperlink r:id="rId18">
-        <w:r>
-          <w:rPr>
-            <w:lang w:val="pt_PT" w:bidi="pt_PT"/>
-          </w:rPr>
-          <w:rPr>
-            <w:color w:val="0000EE"/>
-            <w:u w:val="single"/>
-          </w:rPr>
-          <w:t>1Jo 2.29</w:t>
-        </w:r>
-      </w:hyperlink>
+      <w:r>
+        <w:rPr>
+          <w:lang w:val="pt_PT" w:bidi="pt_PT"/>
+        </w:rPr>
+        <w:t>1Jo 2.29</w:t>
+      </w:r>
       <w:r>
         <w:rPr>
           <w:lang w:val="pt_PT" w:bidi="pt_PT"/>
         </w:rPr>
         <w:t xml:space="preserve">; </w:t>
       </w:r>
-      <w:hyperlink r:id="rId19">
-        <w:r>
-          <w:rPr>
-            <w:lang w:val="pt_PT" w:bidi="pt_PT"/>
-          </w:rPr>
-          <w:rPr>
-            <w:color w:val="0000EE"/>
-            <w:u w:val="single"/>
-          </w:rPr>
-          <w:t>3.9</w:t>
-        </w:r>
-      </w:hyperlink>
+      <w:r>
+        <w:rPr>
+          <w:lang w:val="pt_PT" w:bidi="pt_PT"/>
+        </w:rPr>
+        <w:t>3.9</w:t>
+      </w:r>
       <w:r>
         <w:rPr>
           <w:lang w:val="pt_PT" w:bidi="pt_PT"/>
         </w:rPr>
         <w:t xml:space="preserve">; </w:t>
       </w:r>
-      <w:hyperlink r:id="rId20">
-        <w:r>
-          <w:rPr>
-            <w:lang w:val="pt_PT" w:bidi="pt_PT"/>
-          </w:rPr>
-          <w:rPr>
-            <w:color w:val="0000EE"/>
-            <w:u w:val="single"/>
-          </w:rPr>
-          <w:t>4.7</w:t>
-        </w:r>
-      </w:hyperlink>
+      <w:r>
+        <w:rPr>
+          <w:lang w:val="pt_PT" w:bidi="pt_PT"/>
+        </w:rPr>
+        <w:t>4.7</w:t>
+      </w:r>
       <w:r>
         <w:rPr>
           <w:lang w:val="pt_PT" w:bidi="pt_PT"/>
         </w:rPr>
         <w:t xml:space="preserve">; </w:t>
       </w:r>
-      <w:hyperlink r:id="rId21">
-        <w:r>
-          <w:rPr>
-            <w:lang w:val="pt_PT" w:bidi="pt_PT"/>
-          </w:rPr>
-          <w:rPr>
-            <w:color w:val="0000EE"/>
-            <w:u w:val="single"/>
-          </w:rPr>
-          <w:t>5.1</w:t>
-        </w:r>
-      </w:hyperlink>
+      <w:r>
+        <w:rPr>
+          <w:lang w:val="pt_PT" w:bidi="pt_PT"/>
+        </w:rPr>
+        <w:t>5.1</w:t>
+      </w:r>
       <w:r>
         <w:rPr>
           <w:lang w:val="pt_PT" w:bidi="pt_PT"/>
         </w:rPr>
         <w:t>,</w:t>
       </w:r>
-      <w:hyperlink r:id="rId22">
-        <w:r>
-          <w:rPr>
-            <w:lang w:val="pt_PT" w:bidi="pt_PT"/>
-          </w:rPr>
-          <w:rPr>
-            <w:color w:val="0000EE"/>
-            <w:u w:val="single"/>
-          </w:rPr>
-          <w:t>4</w:t>
-        </w:r>
-      </w:hyperlink>
+      <w:r>
+        <w:rPr>
+          <w:lang w:val="pt_PT" w:bidi="pt_PT"/>
+        </w:rPr>
+        <w:t>4</w:t>
+      </w:r>
       <w:r>
         <w:rPr>
           <w:lang w:val="pt_PT" w:bidi="pt_PT"/>
         </w:rPr>
         <w:t>,</w:t>
       </w:r>
-      <w:hyperlink r:id="rId23">
-        <w:r>
-          <w:rPr>
-            <w:lang w:val="pt_PT" w:bidi="pt_PT"/>
-          </w:rPr>
-          <w:rPr>
-            <w:color w:val="0000EE"/>
-            <w:u w:val="single"/>
-          </w:rPr>
-          <w:t>18</w:t>
-        </w:r>
-      </w:hyperlink>
+      <w:r>
+        <w:rPr>
+          <w:lang w:val="pt_PT" w:bidi="pt_PT"/>
+        </w:rPr>
+        <w:t>18</w:t>
+      </w:r>
       <w:r>
         <w:rPr>
           <w:lang w:val="pt_PT" w:bidi="pt_PT"/>
         </w:rPr>
         <w:t xml:space="preserve">). Esta palavra grega, que ocorre novamente em </w:t>
       </w:r>
-      <w:hyperlink r:id="rId24">
-        <w:r>
-          <w:rPr>
-            <w:lang w:val="pt_PT" w:bidi="pt_PT"/>
-          </w:rPr>
-          <w:rPr>
-            <w:color w:val="0000EE"/>
-            <w:u w:val="single"/>
-          </w:rPr>
-          <w:t>1Pe 1.23</w:t>
-        </w:r>
-      </w:hyperlink>
+      <w:r>
+        <w:rPr>
+          <w:lang w:val="pt_PT" w:bidi="pt_PT"/>
+        </w:rPr>
+        <w:t>1Pe 1.23</w:t>
+      </w:r>
       <w:r>
         <w:rPr>
           <w:lang w:val="pt_PT" w:bidi="pt_PT"/>
         </w:rPr>
         <w:t xml:space="preserve">, enquadra a mensagem de </w:t>
       </w:r>
-      <w:hyperlink r:id="rId25">
-        <w:r>
-          <w:rPr>
-            <w:lang w:val="pt_PT" w:bidi="pt_PT"/>
-          </w:rPr>
-          <w:rPr>
-            <w:color w:val="0000EE"/>
-            <w:u w:val="single"/>
-          </w:rPr>
-          <w:t>1.1–25</w:t>
-        </w:r>
-      </w:hyperlink>
+      <w:r>
+        <w:rPr>
+          <w:lang w:val="pt_PT" w:bidi="pt_PT"/>
+        </w:rPr>
+        <w:t>1.1–25</w:t>
+      </w:r>
       <w:r>
         <w:rPr>
           <w:lang w:val="pt_PT" w:bidi="pt_PT"/>
@@ -672,18 +594,12 @@
         </w:rPr>
         <w:t xml:space="preserve">No texto original, existe a linguagem da herança, que frequentemente se refere ao que Deus prometeu ao seu povo. Originalmente aplicada à terra de Israel (veja </w:t>
       </w:r>
-      <w:hyperlink r:id="rId26">
-        <w:r>
-          <w:rPr>
-            <w:lang w:val="pt_PT" w:bidi="pt_PT"/>
-          </w:rPr>
-          <w:rPr>
-            <w:color w:val="0000EE"/>
-            <w:u w:val="single"/>
-          </w:rPr>
-          <w:t>Dt 3.28</w:t>
-        </w:r>
-      </w:hyperlink>
+      <w:r>
+        <w:rPr>
+          <w:lang w:val="pt_PT" w:bidi="pt_PT"/>
+        </w:rPr>
+        <w:t>Dt 3.28</w:t>
+      </w:r>
       <w:r>
         <w:rPr>
           <w:lang w:val="pt_PT" w:bidi="pt_PT"/>
@@ -703,72 +619,48 @@
         </w:rPr>
         <w:t xml:space="preserve"> passou a significar o povo de Deus e a presença de Deus com eles (veja </w:t>
       </w:r>
-      <w:hyperlink r:id="rId27">
-        <w:r>
-          <w:rPr>
-            <w:lang w:val="pt_PT" w:bidi="pt_PT"/>
-          </w:rPr>
-          <w:rPr>
-            <w:color w:val="0000EE"/>
-            <w:u w:val="single"/>
-          </w:rPr>
-          <w:t>Sl 33.12</w:t>
-        </w:r>
-      </w:hyperlink>
+      <w:r>
+        <w:rPr>
+          <w:lang w:val="pt_PT" w:bidi="pt_PT"/>
+        </w:rPr>
+        <w:t>Sl 33.12</w:t>
+      </w:r>
       <w:r>
         <w:rPr>
           <w:lang w:val="pt_PT" w:bidi="pt_PT"/>
         </w:rPr>
         <w:t xml:space="preserve">; </w:t>
       </w:r>
-      <w:hyperlink r:id="rId28">
-        <w:r>
-          <w:rPr>
-            <w:lang w:val="pt_PT" w:bidi="pt_PT"/>
-          </w:rPr>
-          <w:rPr>
-            <w:color w:val="0000EE"/>
-            <w:u w:val="single"/>
-          </w:rPr>
-          <w:t>Ez 44.28</w:t>
-        </w:r>
-      </w:hyperlink>
+      <w:r>
+        <w:rPr>
+          <w:lang w:val="pt_PT" w:bidi="pt_PT"/>
+        </w:rPr>
+        <w:t>Ez 44.28</w:t>
+      </w:r>
       <w:r>
         <w:rPr>
           <w:lang w:val="pt_PT" w:bidi="pt_PT"/>
         </w:rPr>
         <w:t xml:space="preserve">). No Novo Testamento, a herança é o benefício espiritual e a salvação eterna que Deus promete ao seu povo (veja </w:t>
       </w:r>
-      <w:hyperlink r:id="rId29">
-        <w:r>
-          <w:rPr>
-            <w:lang w:val="pt_PT" w:bidi="pt_PT"/>
-          </w:rPr>
-          <w:rPr>
-            <w:color w:val="0000EE"/>
-            <w:u w:val="single"/>
-          </w:rPr>
-          <w:t>Ef 1.11</w:t>
-        </w:r>
-      </w:hyperlink>
+      <w:r>
+        <w:rPr>
+          <w:lang w:val="pt_PT" w:bidi="pt_PT"/>
+        </w:rPr>
+        <w:t>Ef 1.11</w:t>
+      </w:r>
       <w:r>
         <w:rPr>
           <w:lang w:val="pt_PT" w:bidi="pt_PT"/>
         </w:rPr>
         <w:t xml:space="preserve">; </w:t>
       </w:r>
-      <w:hyperlink r:id="rId30">
-        <w:r>
-          <w:rPr>
-            <w:lang w:val="pt_PT" w:bidi="pt_PT"/>
-          </w:rPr>
-          <w:rPr>
-            <w:color w:val="0000EE"/>
-            <w:u w:val="single"/>
-          </w:rPr>
-          <w:t>Hb 9.15</w:t>
-        </w:r>
-      </w:hyperlink>
+      <w:r>
+        <w:rPr>
+          <w:lang w:val="pt_PT" w:bidi="pt_PT"/>
+        </w:rPr>
+        <w:t>Hb 9.15</w:t>
+      </w:r>
       <w:r>
         <w:rPr>
           <w:lang w:val="pt_PT" w:bidi="pt_PT"/>
@@ -836,108 +728,72 @@
         </w:rPr>
         <w:t xml:space="preserve"> frequentemente se refere ao resgate final do pecado e da morte no momento do retorno de Cristo. Esta esperança encoraja os crentes a perseverarem até o fim (veja também </w:t>
       </w:r>
-      <w:hyperlink r:id="rId31">
-        <w:r>
-          <w:rPr>
-            <w:lang w:val="pt_PT" w:bidi="pt_PT"/>
-          </w:rPr>
-          <w:rPr>
-            <w:color w:val="0000EE"/>
-            <w:u w:val="single"/>
-          </w:rPr>
-          <w:t>1.9</w:t>
-        </w:r>
-      </w:hyperlink>
+      <w:r>
+        <w:rPr>
+          <w:lang w:val="pt_PT" w:bidi="pt_PT"/>
+        </w:rPr>
+        <w:t>1.9</w:t>
+      </w:r>
       <w:r>
         <w:rPr>
           <w:lang w:val="pt_PT" w:bidi="pt_PT"/>
         </w:rPr>
         <w:t>,</w:t>
       </w:r>
-      <w:hyperlink r:id="rId32">
-        <w:r>
-          <w:rPr>
-            <w:lang w:val="pt_PT" w:bidi="pt_PT"/>
-          </w:rPr>
-          <w:rPr>
-            <w:color w:val="0000EE"/>
-            <w:u w:val="single"/>
-          </w:rPr>
-          <w:t>10</w:t>
-        </w:r>
-      </w:hyperlink>
+      <w:r>
+        <w:rPr>
+          <w:lang w:val="pt_PT" w:bidi="pt_PT"/>
+        </w:rPr>
+        <w:t>10</w:t>
+      </w:r>
       <w:r>
         <w:rPr>
           <w:lang w:val="pt_PT" w:bidi="pt_PT"/>
         </w:rPr>
         <w:t xml:space="preserve">; </w:t>
       </w:r>
-      <w:hyperlink r:id="rId33">
-        <w:r>
-          <w:rPr>
-            <w:lang w:val="pt_PT" w:bidi="pt_PT"/>
-          </w:rPr>
-          <w:rPr>
-            <w:color w:val="0000EE"/>
-            <w:u w:val="single"/>
-          </w:rPr>
-          <w:t>2.2</w:t>
-        </w:r>
-      </w:hyperlink>
+      <w:r>
+        <w:rPr>
+          <w:lang w:val="pt_PT" w:bidi="pt_PT"/>
+        </w:rPr>
+        <w:t>2.2</w:t>
+      </w:r>
       <w:r>
         <w:rPr>
           <w:lang w:val="pt_PT" w:bidi="pt_PT"/>
         </w:rPr>
         <w:t xml:space="preserve">; </w:t>
       </w:r>
-      <w:hyperlink r:id="rId34">
-        <w:r>
-          <w:rPr>
-            <w:lang w:val="pt_PT" w:bidi="pt_PT"/>
-          </w:rPr>
-          <w:rPr>
-            <w:color w:val="0000EE"/>
-            <w:u w:val="single"/>
-          </w:rPr>
-          <w:t>4.18</w:t>
-        </w:r>
-      </w:hyperlink>
+      <w:r>
+        <w:rPr>
+          <w:lang w:val="pt_PT" w:bidi="pt_PT"/>
+        </w:rPr>
+        <w:t>4.18</w:t>
+      </w:r>
       <w:r>
         <w:rPr>
           <w:lang w:val="pt_PT" w:bidi="pt_PT"/>
         </w:rPr>
         <w:t xml:space="preserve">). • pronta para ser revelada: A futura revelação da salvação de Deus contrasta com a atual ocultação de Deus e seus propósitos (veja também </w:t>
       </w:r>
-      <w:hyperlink r:id="rId35">
-        <w:r>
-          <w:rPr>
-            <w:lang w:val="pt_PT" w:bidi="pt_PT"/>
-          </w:rPr>
-          <w:rPr>
-            <w:color w:val="0000EE"/>
-            <w:u w:val="single"/>
-          </w:rPr>
-          <w:t>1.7</w:t>
-        </w:r>
-      </w:hyperlink>
+      <w:r>
+        <w:rPr>
+          <w:lang w:val="pt_PT" w:bidi="pt_PT"/>
+        </w:rPr>
+        <w:t>1.7</w:t>
+      </w:r>
       <w:r>
         <w:rPr>
           <w:lang w:val="pt_PT" w:bidi="pt_PT"/>
         </w:rPr>
         <w:t>,</w:t>
       </w:r>
-      <w:hyperlink r:id="rId36">
-        <w:r>
-          <w:rPr>
-            <w:lang w:val="pt_PT" w:bidi="pt_PT"/>
-          </w:rPr>
-          <w:rPr>
-            <w:color w:val="0000EE"/>
-            <w:u w:val="single"/>
-          </w:rPr>
-          <w:t>13</w:t>
-        </w:r>
-      </w:hyperlink>
+      <w:r>
+        <w:rPr>
+          <w:lang w:val="pt_PT" w:bidi="pt_PT"/>
+        </w:rPr>
+        <w:t>13</w:t>
+      </w:r>
       <w:r>
         <w:rPr>
           <w:lang w:val="pt_PT" w:bidi="pt_PT"/>
@@ -1092,36 +948,24 @@
         </w:rPr>
         <w:t>frequentemente se refere à pessoa como um todo e não apenas a alguma parte ou aspecto dela (</w:t>
       </w:r>
-      <w:hyperlink r:id="rId37">
-        <w:r>
-          <w:rPr>
-            <w:lang w:val="pt_PT" w:bidi="pt_PT"/>
-          </w:rPr>
-          <w:rPr>
-            <w:color w:val="0000EE"/>
-            <w:u w:val="single"/>
-          </w:rPr>
-          <w:t>Mt 20.28</w:t>
-        </w:r>
-      </w:hyperlink>
+      <w:r>
+        <w:rPr>
+          <w:lang w:val="pt_PT" w:bidi="pt_PT"/>
+        </w:rPr>
+        <w:t>Mt 20.28</w:t>
+      </w:r>
       <w:r>
         <w:rPr>
           <w:lang w:val="pt_PT" w:bidi="pt_PT"/>
         </w:rPr>
         <w:t xml:space="preserve">; </w:t>
       </w:r>
-      <w:hyperlink r:id="rId38">
-        <w:r>
-          <w:rPr>
-            <w:lang w:val="pt_PT" w:bidi="pt_PT"/>
-          </w:rPr>
-          <w:rPr>
-            <w:color w:val="0000EE"/>
-            <w:u w:val="single"/>
-          </w:rPr>
-          <w:t>Mc 8.35</w:t>
-        </w:r>
-      </w:hyperlink>
+      <w:r>
+        <w:rPr>
+          <w:lang w:val="pt_PT" w:bidi="pt_PT"/>
+        </w:rPr>
+        <w:t>Mc 8.35</w:t>
+      </w:r>
       <w:r>
         <w:rPr>
           <w:lang w:val="pt_PT" w:bidi="pt_PT"/>
@@ -1285,54 +1129,36 @@
         </w:rPr>
         <w:t>Observando ansiosamente: A mesma palavra grega é usada para os discípulos quando eles espiaram no túmulo vazio de Jesus (</w:t>
       </w:r>
-      <w:hyperlink r:id="rId39">
-        <w:r>
-          <w:rPr>
-            <w:lang w:val="pt_PT" w:bidi="pt_PT"/>
-          </w:rPr>
-          <w:rPr>
-            <w:color w:val="0000EE"/>
-            <w:u w:val="single"/>
-          </w:rPr>
-          <w:t>Lc 24.12</w:t>
-        </w:r>
-      </w:hyperlink>
+      <w:r>
+        <w:rPr>
+          <w:lang w:val="pt_PT" w:bidi="pt_PT"/>
+        </w:rPr>
+        <w:t>Lc 24.12</w:t>
+      </w:r>
       <w:r>
         <w:rPr>
           <w:lang w:val="pt_PT" w:bidi="pt_PT"/>
         </w:rPr>
         <w:t xml:space="preserve">; </w:t>
       </w:r>
-      <w:hyperlink r:id="rId40">
-        <w:r>
-          <w:rPr>
-            <w:lang w:val="pt_PT" w:bidi="pt_PT"/>
-          </w:rPr>
-          <w:rPr>
-            <w:color w:val="0000EE"/>
-            <w:u w:val="single"/>
-          </w:rPr>
-          <w:t>Jo 20.5</w:t>
-        </w:r>
-      </w:hyperlink>
+      <w:r>
+        <w:rPr>
+          <w:lang w:val="pt_PT" w:bidi="pt_PT"/>
+        </w:rPr>
+        <w:t>Jo 20.5</w:t>
+      </w:r>
       <w:r>
         <w:rPr>
           <w:lang w:val="pt_PT" w:bidi="pt_PT"/>
         </w:rPr>
         <w:t>,</w:t>
       </w:r>
-      <w:hyperlink r:id="rId41">
-        <w:r>
-          <w:rPr>
-            <w:lang w:val="pt_PT" w:bidi="pt_PT"/>
-          </w:rPr>
-          <w:rPr>
-            <w:color w:val="0000EE"/>
-            <w:u w:val="single"/>
-          </w:rPr>
-          <w:t>11</w:t>
-        </w:r>
-      </w:hyperlink>
+      <w:r>
+        <w:rPr>
+          <w:lang w:val="pt_PT" w:bidi="pt_PT"/>
+        </w:rPr>
+        <w:t>11</w:t>
+      </w:r>
       <w:r>
         <w:rPr>
           <w:lang w:val="pt_PT" w:bidi="pt_PT"/>
@@ -1496,126 +1322,84 @@
         </w:rPr>
         <w:t xml:space="preserve">“Sejam santos em tudo o que fizerem”: Este é um refrão comum nas Escrituras, indicando que o povo de Deus deve ser santo assim como Deus é santo (veja </w:t>
       </w:r>
-      <w:hyperlink r:id="rId42">
-        <w:r>
-          <w:rPr>
-            <w:lang w:val="pt_PT" w:bidi="pt_PT"/>
-          </w:rPr>
-          <w:rPr>
-            <w:color w:val="0000EE"/>
-            <w:u w:val="single"/>
-          </w:rPr>
-          <w:t>Lv 11.44–45</w:t>
-        </w:r>
-      </w:hyperlink>
+      <w:r>
+        <w:rPr>
+          <w:lang w:val="pt_PT" w:bidi="pt_PT"/>
+        </w:rPr>
+        <w:t>Lv 11.44–45</w:t>
+      </w:r>
       <w:r>
         <w:rPr>
           <w:lang w:val="pt_PT" w:bidi="pt_PT"/>
         </w:rPr>
         <w:t xml:space="preserve">; </w:t>
       </w:r>
-      <w:hyperlink r:id="rId43">
-        <w:r>
-          <w:rPr>
-            <w:lang w:val="pt_PT" w:bidi="pt_PT"/>
-          </w:rPr>
-          <w:rPr>
-            <w:color w:val="0000EE"/>
-            <w:u w:val="single"/>
-          </w:rPr>
-          <w:t>19.2</w:t>
-        </w:r>
-      </w:hyperlink>
+      <w:r>
+        <w:rPr>
+          <w:lang w:val="pt_PT" w:bidi="pt_PT"/>
+        </w:rPr>
+        <w:t>19.2</w:t>
+      </w:r>
       <w:r>
         <w:rPr>
           <w:lang w:val="pt_PT" w:bidi="pt_PT"/>
         </w:rPr>
         <w:t xml:space="preserve">; </w:t>
       </w:r>
-      <w:hyperlink r:id="rId44">
-        <w:r>
-          <w:rPr>
-            <w:lang w:val="pt_PT" w:bidi="pt_PT"/>
-          </w:rPr>
-          <w:rPr>
-            <w:color w:val="0000EE"/>
-            <w:u w:val="single"/>
-          </w:rPr>
-          <w:t>20.7</w:t>
-        </w:r>
-      </w:hyperlink>
+      <w:r>
+        <w:rPr>
+          <w:lang w:val="pt_PT" w:bidi="pt_PT"/>
+        </w:rPr>
+        <w:t>20.7</w:t>
+      </w:r>
       <w:r>
         <w:rPr>
           <w:lang w:val="pt_PT" w:bidi="pt_PT"/>
         </w:rPr>
         <w:t xml:space="preserve">; veja também </w:t>
       </w:r>
-      <w:hyperlink r:id="rId45">
-        <w:r>
-          <w:rPr>
-            <w:lang w:val="pt_PT" w:bidi="pt_PT"/>
-          </w:rPr>
-          <w:rPr>
-            <w:color w:val="0000EE"/>
-            <w:u w:val="single"/>
-          </w:rPr>
-          <w:t>Ez 20.12</w:t>
-        </w:r>
-      </w:hyperlink>
+      <w:r>
+        <w:rPr>
+          <w:lang w:val="pt_PT" w:bidi="pt_PT"/>
+        </w:rPr>
+        <w:t>Ez 20.12</w:t>
+      </w:r>
       <w:r>
         <w:rPr>
           <w:lang w:val="pt_PT" w:bidi="pt_PT"/>
         </w:rPr>
         <w:t xml:space="preserve">; </w:t>
       </w:r>
-      <w:hyperlink r:id="rId46">
-        <w:r>
-          <w:rPr>
-            <w:lang w:val="pt_PT" w:bidi="pt_PT"/>
-          </w:rPr>
-          <w:rPr>
-            <w:color w:val="0000EE"/>
-            <w:u w:val="single"/>
-          </w:rPr>
-          <w:t>Ef 1.4</w:t>
-        </w:r>
-      </w:hyperlink>
+      <w:r>
+        <w:rPr>
+          <w:lang w:val="pt_PT" w:bidi="pt_PT"/>
+        </w:rPr>
+        <w:t>Ef 1.4</w:t>
+      </w:r>
       <w:r>
         <w:rPr>
           <w:lang w:val="pt_PT" w:bidi="pt_PT"/>
         </w:rPr>
         <w:t xml:space="preserve">; </w:t>
       </w:r>
-      <w:hyperlink r:id="rId47">
-        <w:r>
-          <w:rPr>
-            <w:lang w:val="pt_PT" w:bidi="pt_PT"/>
-          </w:rPr>
-          <w:rPr>
-            <w:color w:val="0000EE"/>
-            <w:u w:val="single"/>
-          </w:rPr>
-          <w:t>1 Ts 4.3</w:t>
-        </w:r>
-      </w:hyperlink>
+      <w:r>
+        <w:rPr>
+          <w:lang w:val="pt_PT" w:bidi="pt_PT"/>
+        </w:rPr>
+        <w:t>1 Ts 4.3</w:t>
+      </w:r>
       <w:r>
         <w:rPr>
           <w:lang w:val="pt_PT" w:bidi="pt_PT"/>
         </w:rPr>
         <w:t xml:space="preserve">; </w:t>
       </w:r>
-      <w:hyperlink r:id="rId48">
-        <w:r>
-          <w:rPr>
-            <w:lang w:val="pt_PT" w:bidi="pt_PT"/>
-          </w:rPr>
-          <w:rPr>
-            <w:color w:val="0000EE"/>
-            <w:u w:val="single"/>
-          </w:rPr>
-          <w:t>Ap 22.11</w:t>
-        </w:r>
-      </w:hyperlink>
+      <w:r>
+        <w:rPr>
+          <w:lang w:val="pt_PT" w:bidi="pt_PT"/>
+        </w:rPr>
+        <w:t>Ap 22.11</w:t>
+      </w:r>
       <w:r>
         <w:rPr>
           <w:lang w:val="pt_PT" w:bidi="pt_PT"/>
@@ -1670,36 +1454,24 @@
         </w:rPr>
         <w:t>A cidadania dos cristãos está no céu (</w:t>
       </w:r>
-      <w:hyperlink r:id="rId49">
-        <w:r>
-          <w:rPr>
-            <w:lang w:val="pt_PT" w:bidi="pt_PT"/>
-          </w:rPr>
-          <w:rPr>
-            <w:color w:val="0000EE"/>
-            <w:u w:val="single"/>
-          </w:rPr>
-          <w:t>1.1</w:t>
-        </w:r>
-      </w:hyperlink>
+      <w:r>
+        <w:rPr>
+          <w:lang w:val="pt_PT" w:bidi="pt_PT"/>
+        </w:rPr>
+        <w:t>1.1</w:t>
+      </w:r>
       <w:r>
         <w:rPr>
           <w:lang w:val="pt_PT" w:bidi="pt_PT"/>
         </w:rPr>
         <w:t xml:space="preserve">; veja </w:t>
       </w:r>
-      <w:hyperlink r:id="rId50">
-        <w:r>
-          <w:rPr>
-            <w:lang w:val="pt_PT" w:bidi="pt_PT"/>
-          </w:rPr>
-          <w:rPr>
-            <w:color w:val="0000EE"/>
-            <w:u w:val="single"/>
-          </w:rPr>
-          <w:t>Fp 3.20</w:t>
-        </w:r>
-      </w:hyperlink>
+      <w:r>
+        <w:rPr>
+          <w:lang w:val="pt_PT" w:bidi="pt_PT"/>
+        </w:rPr>
+        <w:t>Fp 3.20</w:t>
+      </w:r>
       <w:r>
         <w:rPr>
           <w:lang w:val="pt_PT" w:bidi="pt_PT"/>
@@ -1754,18 +1526,12 @@
         </w:rPr>
         <w:t>Um resgate é pago pela libertação de um cativo. Escravos às vezes podiam pagar um resgate e serem libertados de seu mestre. A morte de Cristo é o preço que Deus pagou para libertar as pessoas do cativeiro do pecado (</w:t>
       </w:r>
-      <w:hyperlink r:id="rId51">
-        <w:r>
-          <w:rPr>
-            <w:lang w:val="pt_PT" w:bidi="pt_PT"/>
-          </w:rPr>
-          <w:rPr>
-            <w:color w:val="0000EE"/>
-            <w:u w:val="single"/>
-          </w:rPr>
-          <w:t>1.19</w:t>
-        </w:r>
-      </w:hyperlink>
+      <w:r>
+        <w:rPr>
+          <w:lang w:val="pt_PT" w:bidi="pt_PT"/>
+        </w:rPr>
+        <w:t>1.19</w:t>
+      </w:r>
       <w:r>
         <w:rPr>
           <w:lang w:val="pt_PT" w:bidi="pt_PT"/>
@@ -1833,54 +1599,36 @@
         </w:rPr>
         <w:t xml:space="preserve"> da Páscoa precisava ser sem defeito (</w:t>
       </w:r>
-      <w:hyperlink r:id="rId52">
-        <w:r>
-          <w:rPr>
-            <w:lang w:val="pt_PT" w:bidi="pt_PT"/>
-          </w:rPr>
-          <w:rPr>
-            <w:color w:val="0000EE"/>
-            <w:u w:val="single"/>
-          </w:rPr>
-          <w:t>Êx 12.5</w:t>
-        </w:r>
-      </w:hyperlink>
+      <w:r>
+        <w:rPr>
+          <w:lang w:val="pt_PT" w:bidi="pt_PT"/>
+        </w:rPr>
+        <w:t>Êx 12.5</w:t>
+      </w:r>
       <w:r>
         <w:rPr>
           <w:lang w:val="pt_PT" w:bidi="pt_PT"/>
         </w:rPr>
         <w:t xml:space="preserve">); Cristo, que cumpre o significado da Páscoa, era sem defeito ou pecado (cf. </w:t>
       </w:r>
-      <w:hyperlink r:id="rId53">
-        <w:r>
-          <w:rPr>
-            <w:lang w:val="pt_PT" w:bidi="pt_PT"/>
-          </w:rPr>
-          <w:rPr>
-            <w:color w:val="0000EE"/>
-            <w:u w:val="single"/>
-          </w:rPr>
-          <w:t>Hb 4.14–16</w:t>
-        </w:r>
-      </w:hyperlink>
+      <w:r>
+        <w:rPr>
+          <w:lang w:val="pt_PT" w:bidi="pt_PT"/>
+        </w:rPr>
+        <w:t>Hb 4.14–16</w:t>
+      </w:r>
       <w:r>
         <w:rPr>
           <w:lang w:val="pt_PT" w:bidi="pt_PT"/>
         </w:rPr>
         <w:t xml:space="preserve">; </w:t>
       </w:r>
-      <w:hyperlink r:id="rId54">
-        <w:r>
-          <w:rPr>
-            <w:lang w:val="pt_PT" w:bidi="pt_PT"/>
-          </w:rPr>
-          <w:rPr>
-            <w:color w:val="0000EE"/>
-            <w:u w:val="single"/>
-          </w:rPr>
-          <w:t>7.26–28</w:t>
-        </w:r>
-      </w:hyperlink>
+      <w:r>
+        <w:rPr>
+          <w:lang w:val="pt_PT" w:bidi="pt_PT"/>
+        </w:rPr>
+        <w:t>7.26–28</w:t>
+      </w:r>
       <w:r>
         <w:rPr>
           <w:lang w:val="pt_PT" w:bidi="pt_PT"/>
@@ -2056,18 +1804,12 @@
         </w:rPr>
         <w:t>Após seu chamado à santidade (</w:t>
       </w:r>
-      <w:hyperlink r:id="rId55">
-        <w:r>
-          <w:rPr>
-            <w:lang w:val="pt_PT" w:bidi="pt_PT"/>
-          </w:rPr>
-          <w:rPr>
-            <w:color w:val="0000EE"/>
-            <w:u w:val="single"/>
-          </w:rPr>
-          <w:t>1.13–21</w:t>
-        </w:r>
-      </w:hyperlink>
+      <w:r>
+        <w:rPr>
+          <w:lang w:val="pt_PT" w:bidi="pt_PT"/>
+        </w:rPr>
+        <w:t>1.13–21</w:t>
+      </w:r>
       <w:r>
         <w:rPr>
           <w:lang w:val="pt_PT" w:bidi="pt_PT"/>
@@ -2122,18 +1864,12 @@
         </w:rPr>
         <w:t>Crentes, que foram "nascidos de novo" (</w:t>
       </w:r>
-      <w:hyperlink r:id="rId24">
-        <w:r>
-          <w:rPr>
-            <w:lang w:val="pt_PT" w:bidi="pt_PT"/>
-          </w:rPr>
-          <w:rPr>
-            <w:color w:val="0000EE"/>
-            <w:u w:val="single"/>
-          </w:rPr>
-          <w:t>1.23</w:t>
-        </w:r>
-      </w:hyperlink>
+      <w:r>
+        <w:rPr>
+          <w:lang w:val="pt_PT" w:bidi="pt_PT"/>
+        </w:rPr>
+        <w:t>1.23</w:t>
+      </w:r>
       <w:r>
         <w:rPr>
           <w:lang w:val="pt_PT" w:bidi="pt_PT"/>
@@ -2153,36 +1889,24 @@
         </w:rPr>
         <w:t xml:space="preserve"> (em contraste com alimento sólido) representa o ensino cristão elementar (</w:t>
       </w:r>
-      <w:hyperlink r:id="rId56">
-        <w:r>
-          <w:rPr>
-            <w:lang w:val="pt_PT" w:bidi="pt_PT"/>
-          </w:rPr>
-          <w:rPr>
-            <w:color w:val="0000EE"/>
-            <w:u w:val="single"/>
-          </w:rPr>
-          <w:t>1Co 3.2</w:t>
-        </w:r>
-      </w:hyperlink>
+      <w:r>
+        <w:rPr>
+          <w:lang w:val="pt_PT" w:bidi="pt_PT"/>
+        </w:rPr>
+        <w:t>1Co 3.2</w:t>
+      </w:r>
       <w:r>
         <w:rPr>
           <w:lang w:val="pt_PT" w:bidi="pt_PT"/>
         </w:rPr>
         <w:t xml:space="preserve">; </w:t>
       </w:r>
-      <w:hyperlink r:id="rId57">
-        <w:r>
-          <w:rPr>
-            <w:lang w:val="pt_PT" w:bidi="pt_PT"/>
-          </w:rPr>
-          <w:rPr>
-            <w:color w:val="0000EE"/>
-            <w:u w:val="single"/>
-          </w:rPr>
-          <w:t>Hb 5.12–13</w:t>
-        </w:r>
-      </w:hyperlink>
+      <w:r>
+        <w:rPr>
+          <w:lang w:val="pt_PT" w:bidi="pt_PT"/>
+        </w:rPr>
+        <w:t>Hb 5.12–13</w:t>
+      </w:r>
       <w:r>
         <w:rPr>
           <w:lang w:val="pt_PT" w:bidi="pt_PT"/>
@@ -2237,36 +1961,24 @@
         </w:rPr>
         <w:t xml:space="preserve">Vocês já descobriram por vocês mesmos que o Senhor é bom: As palavras são tiradas de </w:t>
       </w:r>
-      <w:hyperlink r:id="rId58">
-        <w:r>
-          <w:rPr>
-            <w:lang w:val="pt_PT" w:bidi="pt_PT"/>
-          </w:rPr>
-          <w:rPr>
-            <w:color w:val="0000EE"/>
-            <w:u w:val="single"/>
-          </w:rPr>
-          <w:t>Sl 34.8</w:t>
-        </w:r>
-      </w:hyperlink>
+      <w:r>
+        <w:rPr>
+          <w:lang w:val="pt_PT" w:bidi="pt_PT"/>
+        </w:rPr>
+        <w:t>Sl 34.8</w:t>
+      </w:r>
       <w:r>
         <w:rPr>
           <w:lang w:val="pt_PT" w:bidi="pt_PT"/>
         </w:rPr>
         <w:t xml:space="preserve">. Pedro cita este salmo novamente em </w:t>
       </w:r>
-      <w:hyperlink r:id="rId59">
-        <w:r>
-          <w:rPr>
-            <w:lang w:val="pt_PT" w:bidi="pt_PT"/>
-          </w:rPr>
-          <w:rPr>
-            <w:color w:val="0000EE"/>
-            <w:u w:val="single"/>
-          </w:rPr>
-          <w:t>1Pe 3.10–12</w:t>
-        </w:r>
-      </w:hyperlink>
+      <w:r>
+        <w:rPr>
+          <w:lang w:val="pt_PT" w:bidi="pt_PT"/>
+        </w:rPr>
+        <w:t>1Pe 3.10–12</w:t>
+      </w:r>
       <w:r>
         <w:rPr>
           <w:lang w:val="pt_PT" w:bidi="pt_PT"/>
@@ -2321,36 +2033,24 @@
         </w:rPr>
         <w:t xml:space="preserve">Rejeitado pelas pessoas, mas escolhido por Deus para grande honra: Esta é uma alusão a </w:t>
       </w:r>
-      <w:hyperlink r:id="rId60">
-        <w:r>
-          <w:rPr>
-            <w:lang w:val="pt_PT" w:bidi="pt_PT"/>
-          </w:rPr>
-          <w:rPr>
-            <w:color w:val="0000EE"/>
-            <w:u w:val="single"/>
-          </w:rPr>
-          <w:t>Sl 118.22</w:t>
-        </w:r>
-      </w:hyperlink>
+      <w:r>
+        <w:rPr>
+          <w:lang w:val="pt_PT" w:bidi="pt_PT"/>
+        </w:rPr>
+        <w:t>Sl 118.22</w:t>
+      </w:r>
       <w:r>
         <w:rPr>
           <w:lang w:val="pt_PT" w:bidi="pt_PT"/>
         </w:rPr>
         <w:t xml:space="preserve">, que é citado em </w:t>
       </w:r>
-      <w:hyperlink r:id="rId61">
-        <w:r>
-          <w:rPr>
-            <w:lang w:val="pt_PT" w:bidi="pt_PT"/>
-          </w:rPr>
-          <w:rPr>
-            <w:color w:val="0000EE"/>
-            <w:u w:val="single"/>
-          </w:rPr>
-          <w:t>1Pe 2.7</w:t>
-        </w:r>
-      </w:hyperlink>
+      <w:r>
+        <w:rPr>
+          <w:lang w:val="pt_PT" w:bidi="pt_PT"/>
+        </w:rPr>
+        <w:t>1Pe 2.7</w:t>
+      </w:r>
       <w:r>
         <w:rPr>
           <w:lang w:val="pt_PT" w:bidi="pt_PT"/>
@@ -2453,108 +2153,72 @@
         </w:rPr>
         <w:t>O povo de Deus constitui o templo espiritual onde Deus habita (</w:t>
       </w:r>
-      <w:hyperlink r:id="rId62">
-        <w:r>
-          <w:rPr>
-            <w:lang w:val="pt_PT" w:bidi="pt_PT"/>
-          </w:rPr>
-          <w:rPr>
-            <w:color w:val="0000EE"/>
-            <w:u w:val="single"/>
-          </w:rPr>
-          <w:t>1Co 3.16</w:t>
-        </w:r>
-      </w:hyperlink>
+      <w:r>
+        <w:rPr>
+          <w:lang w:val="pt_PT" w:bidi="pt_PT"/>
+        </w:rPr>
+        <w:t>1Co 3.16</w:t>
+      </w:r>
       <w:r>
         <w:rPr>
           <w:lang w:val="pt_PT" w:bidi="pt_PT"/>
         </w:rPr>
         <w:t>). Jesus comparou seu corpo a um “templo” (</w:t>
       </w:r>
-      <w:hyperlink r:id="rId63">
-        <w:r>
-          <w:rPr>
-            <w:lang w:val="pt_PT" w:bidi="pt_PT"/>
-          </w:rPr>
-          <w:rPr>
-            <w:color w:val="0000EE"/>
-            <w:u w:val="single"/>
-          </w:rPr>
-          <w:t>Jo 2.19–22</w:t>
-        </w:r>
-      </w:hyperlink>
+      <w:r>
+        <w:rPr>
+          <w:lang w:val="pt_PT" w:bidi="pt_PT"/>
+        </w:rPr>
+        <w:t>Jo 2.19–22</w:t>
+      </w:r>
       <w:r>
         <w:rPr>
           <w:lang w:val="pt_PT" w:bidi="pt_PT"/>
         </w:rPr>
         <w:t>), e a igreja é chamada de “corpo de Cristo” (</w:t>
       </w:r>
-      <w:hyperlink r:id="rId64">
-        <w:r>
-          <w:rPr>
-            <w:lang w:val="pt_PT" w:bidi="pt_PT"/>
-          </w:rPr>
-          <w:rPr>
-            <w:color w:val="0000EE"/>
-            <w:u w:val="single"/>
-          </w:rPr>
-          <w:t>Ef 4.12</w:t>
-        </w:r>
-      </w:hyperlink>
+      <w:r>
+        <w:rPr>
+          <w:lang w:val="pt_PT" w:bidi="pt_PT"/>
+        </w:rPr>
+        <w:t>Ef 4.12</w:t>
+      </w:r>
       <w:r>
         <w:rPr>
           <w:lang w:val="pt_PT" w:bidi="pt_PT"/>
         </w:rPr>
         <w:t xml:space="preserve">). Deus não se manifesta mais em um lugar específico, mas nas pessoas que pertencem a Ele e louvam Sua bondade (veja </w:t>
       </w:r>
-      <w:hyperlink r:id="rId65">
-        <w:r>
-          <w:rPr>
-            <w:lang w:val="pt_PT" w:bidi="pt_PT"/>
-          </w:rPr>
-          <w:rPr>
-            <w:color w:val="0000EE"/>
-            <w:u w:val="single"/>
-          </w:rPr>
-          <w:t>1Pe 2.10</w:t>
-        </w:r>
-      </w:hyperlink>
+      <w:r>
+        <w:rPr>
+          <w:lang w:val="pt_PT" w:bidi="pt_PT"/>
+        </w:rPr>
+        <w:t>1Pe 2.10</w:t>
+      </w:r>
       <w:r>
         <w:rPr>
           <w:lang w:val="pt_PT" w:bidi="pt_PT"/>
         </w:rPr>
         <w:t xml:space="preserve">). • Como sacerdotes santos de Deus na nova aliança, os cristãos oferecem não sacrifícios de animais, mas sacrifícios espirituais, como louvar a Deus, orar e fazer o bem (veja </w:t>
       </w:r>
-      <w:hyperlink r:id="rId66">
-        <w:r>
-          <w:rPr>
-            <w:lang w:val="pt_PT" w:bidi="pt_PT"/>
-          </w:rPr>
-          <w:rPr>
-            <w:color w:val="0000EE"/>
-            <w:u w:val="single"/>
-          </w:rPr>
-          <w:t>Rm 12.1</w:t>
-        </w:r>
-      </w:hyperlink>
+      <w:r>
+        <w:rPr>
+          <w:lang w:val="pt_PT" w:bidi="pt_PT"/>
+        </w:rPr>
+        <w:t>Rm 12.1</w:t>
+      </w:r>
       <w:r>
         <w:rPr>
           <w:lang w:val="pt_PT" w:bidi="pt_PT"/>
         </w:rPr>
         <w:t xml:space="preserve">; </w:t>
       </w:r>
-      <w:hyperlink r:id="rId67">
-        <w:r>
-          <w:rPr>
-            <w:lang w:val="pt_PT" w:bidi="pt_PT"/>
-          </w:rPr>
-          <w:rPr>
-            <w:color w:val="0000EE"/>
-            <w:u w:val="single"/>
-          </w:rPr>
-          <w:t>Hb 13.15–16</w:t>
-        </w:r>
-      </w:hyperlink>
+      <w:r>
+        <w:rPr>
+          <w:lang w:val="pt_PT" w:bidi="pt_PT"/>
+        </w:rPr>
+        <w:t>Hb 13.15–16</w:t>
+      </w:r>
       <w:r>
         <w:rPr>
           <w:lang w:val="pt_PT" w:bidi="pt_PT"/>
@@ -2609,144 +2273,96 @@
         </w:rPr>
         <w:t>As três citações do Antigo Testamento nestes versículos identificam Cristo como algum tipo de pedra: a pedra angular sobre a qual o novo templo é construído (</w:t>
       </w:r>
-      <w:hyperlink r:id="rId68">
-        <w:r>
-          <w:rPr>
-            <w:lang w:val="pt_PT" w:bidi="pt_PT"/>
-          </w:rPr>
-          <w:rPr>
-            <w:color w:val="0000EE"/>
-            <w:u w:val="single"/>
-          </w:rPr>
-          <w:t>2.6</w:t>
-        </w:r>
-      </w:hyperlink>
+      <w:r>
+        <w:rPr>
+          <w:lang w:val="pt_PT" w:bidi="pt_PT"/>
+        </w:rPr>
+        <w:t>2.6</w:t>
+      </w:r>
       <w:r>
         <w:rPr>
           <w:lang w:val="pt_PT" w:bidi="pt_PT"/>
         </w:rPr>
         <w:t>); a pedra angular que Deus, apesar da rejeição das pessoas, elevou para ser a pedra chave de seu plano redentor (</w:t>
       </w:r>
-      <w:hyperlink r:id="rId61">
-        <w:r>
-          <w:rPr>
-            <w:lang w:val="pt_PT" w:bidi="pt_PT"/>
-          </w:rPr>
-          <w:rPr>
-            <w:color w:val="0000EE"/>
-            <w:u w:val="single"/>
-          </w:rPr>
-          <w:t>2.7</w:t>
-        </w:r>
-      </w:hyperlink>
+      <w:r>
+        <w:rPr>
+          <w:lang w:val="pt_PT" w:bidi="pt_PT"/>
+        </w:rPr>
+        <w:t>2.7</w:t>
+      </w:r>
       <w:r>
         <w:rPr>
           <w:lang w:val="pt_PT" w:bidi="pt_PT"/>
         </w:rPr>
         <w:t>); e a pedra que faz as pessoas tropeçarem (</w:t>
       </w:r>
-      <w:hyperlink r:id="rId69">
-        <w:r>
-          <w:rPr>
-            <w:lang w:val="pt_PT" w:bidi="pt_PT"/>
-          </w:rPr>
-          <w:rPr>
-            <w:color w:val="0000EE"/>
-            <w:u w:val="single"/>
-          </w:rPr>
-          <w:t>2.8</w:t>
-        </w:r>
-      </w:hyperlink>
+      <w:r>
+        <w:rPr>
+          <w:lang w:val="pt_PT" w:bidi="pt_PT"/>
+        </w:rPr>
+        <w:t>2.8</w:t>
+      </w:r>
       <w:r>
         <w:rPr>
           <w:lang w:val="pt_PT" w:bidi="pt_PT"/>
         </w:rPr>
         <w:t xml:space="preserve">). Jesus cita </w:t>
       </w:r>
-      <w:hyperlink r:id="rId60">
-        <w:r>
-          <w:rPr>
-            <w:lang w:val="pt_PT" w:bidi="pt_PT"/>
-          </w:rPr>
-          <w:rPr>
-            <w:color w:val="0000EE"/>
-            <w:u w:val="single"/>
-          </w:rPr>
-          <w:t>Sl 118.22</w:t>
-        </w:r>
-      </w:hyperlink>
+      <w:r>
+        <w:rPr>
+          <w:lang w:val="pt_PT" w:bidi="pt_PT"/>
+        </w:rPr>
+        <w:t>Sl 118.22</w:t>
+      </w:r>
       <w:r>
         <w:rPr>
           <w:lang w:val="pt_PT" w:bidi="pt_PT"/>
         </w:rPr>
         <w:t xml:space="preserve"> (</w:t>
       </w:r>
-      <w:hyperlink r:id="rId70">
-        <w:r>
-          <w:rPr>
-            <w:lang w:val="pt_PT" w:bidi="pt_PT"/>
-          </w:rPr>
-          <w:rPr>
-            <w:color w:val="0000EE"/>
-            <w:u w:val="single"/>
-          </w:rPr>
-          <w:t>Mt 21.42</w:t>
-        </w:r>
-      </w:hyperlink>
+      <w:r>
+        <w:rPr>
+          <w:lang w:val="pt_PT" w:bidi="pt_PT"/>
+        </w:rPr>
+        <w:t>Mt 21.42</w:t>
+      </w:r>
       <w:r>
         <w:rPr>
           <w:lang w:val="pt_PT" w:bidi="pt_PT"/>
         </w:rPr>
         <w:t xml:space="preserve">), e Paulo cita tanto </w:t>
       </w:r>
-      <w:hyperlink r:id="rId71">
-        <w:r>
-          <w:rPr>
-            <w:lang w:val="pt_PT" w:bidi="pt_PT"/>
-          </w:rPr>
-          <w:rPr>
-            <w:color w:val="0000EE"/>
-            <w:u w:val="single"/>
-          </w:rPr>
-          <w:t>Is 8.14</w:t>
-        </w:r>
-      </w:hyperlink>
+      <w:r>
+        <w:rPr>
+          <w:lang w:val="pt_PT" w:bidi="pt_PT"/>
+        </w:rPr>
+        <w:t>Is 8.14</w:t>
+      </w:r>
       <w:r>
         <w:rPr>
           <w:lang w:val="pt_PT" w:bidi="pt_PT"/>
         </w:rPr>
         <w:t xml:space="preserve"> quanto </w:t>
       </w:r>
-      <w:hyperlink r:id="rId72">
-        <w:r>
-          <w:rPr>
-            <w:lang w:val="pt_PT" w:bidi="pt_PT"/>
-          </w:rPr>
-          <w:rPr>
-            <w:color w:val="0000EE"/>
-            <w:u w:val="single"/>
-          </w:rPr>
-          <w:t>28.16</w:t>
-        </w:r>
-      </w:hyperlink>
+      <w:r>
+        <w:rPr>
+          <w:lang w:val="pt_PT" w:bidi="pt_PT"/>
+        </w:rPr>
+        <w:t>28.16</w:t>
+      </w:r>
       <w:r>
         <w:rPr>
           <w:lang w:val="pt_PT" w:bidi="pt_PT"/>
         </w:rPr>
         <w:t xml:space="preserve"> (</w:t>
       </w:r>
-      <w:hyperlink r:id="rId73">
-        <w:r>
-          <w:rPr>
-            <w:lang w:val="pt_PT" w:bidi="pt_PT"/>
-          </w:rPr>
-          <w:rPr>
-            <w:color w:val="0000EE"/>
-            <w:u w:val="single"/>
-          </w:rPr>
-          <w:t>Rm 9.33</w:t>
-        </w:r>
-      </w:hyperlink>
+      <w:r>
+        <w:rPr>
+          <w:lang w:val="pt_PT" w:bidi="pt_PT"/>
+        </w:rPr>
+        <w:t>Rm 9.33</w:t>
+      </w:r>
       <w:r>
         <w:rPr>
           <w:lang w:val="pt_PT" w:bidi="pt_PT"/>
@@ -2862,18 +2478,12 @@
         </w:rPr>
         <w:t xml:space="preserve">Pedro aplica descrições dos israelitas no Antigo Testamento (veja, e.g., </w:t>
       </w:r>
-      <w:hyperlink r:id="rId74">
-        <w:r>
-          <w:rPr>
-            <w:lang w:val="pt_PT" w:bidi="pt_PT"/>
-          </w:rPr>
-          <w:rPr>
-            <w:color w:val="0000EE"/>
-            <w:u w:val="single"/>
-          </w:rPr>
-          <w:t>Êx 19.5–6</w:t>
-        </w:r>
-      </w:hyperlink>
+      <w:r>
+        <w:rPr>
+          <w:lang w:val="pt_PT" w:bidi="pt_PT"/>
+        </w:rPr>
+        <w:t>Êx 19.5–6</w:t>
+      </w:r>
       <w:r>
         <w:rPr>
           <w:lang w:val="pt_PT" w:bidi="pt_PT"/>
@@ -2928,18 +2538,12 @@
         </w:rPr>
         <w:t xml:space="preserve">“estrangeiras de passagem”: Os crentes não pertencem a este mundo, mas ao Reino do céu (veja </w:t>
       </w:r>
-      <w:hyperlink r:id="rId49">
-        <w:r>
-          <w:rPr>
-            <w:lang w:val="pt_PT" w:bidi="pt_PT"/>
-          </w:rPr>
-          <w:rPr>
-            <w:color w:val="0000EE"/>
-            <w:u w:val="single"/>
-          </w:rPr>
-          <w:t>1.1</w:t>
-        </w:r>
-      </w:hyperlink>
+      <w:r>
+        <w:rPr>
+          <w:lang w:val="pt_PT" w:bidi="pt_PT"/>
+        </w:rPr>
+        <w:t>1.1</w:t>
+      </w:r>
       <w:r>
         <w:rPr>
           <w:lang w:val="pt_PT" w:bidi="pt_PT"/>
@@ -3068,36 +2672,24 @@
         </w:rPr>
         <w:t xml:space="preserve"> é usada no Antigo Testamento grego para descrever o momento em que Deus visitará seus inimigos para julgá-los (</w:t>
       </w:r>
-      <w:hyperlink r:id="rId75">
-        <w:r>
-          <w:rPr>
-            <w:lang w:val="pt_PT" w:bidi="pt_PT"/>
-          </w:rPr>
-          <w:rPr>
-            <w:color w:val="0000EE"/>
-            <w:u w:val="single"/>
-          </w:rPr>
-          <w:t>Is 10.3</w:t>
-        </w:r>
-      </w:hyperlink>
+      <w:r>
+        <w:rPr>
+          <w:lang w:val="pt_PT" w:bidi="pt_PT"/>
+        </w:rPr>
+        <w:t>Is 10.3</w:t>
+      </w:r>
       <w:r>
         <w:rPr>
           <w:lang w:val="pt_PT" w:bidi="pt_PT"/>
         </w:rPr>
         <w:t xml:space="preserve">; </w:t>
       </w:r>
-      <w:hyperlink r:id="rId76">
-        <w:r>
-          <w:rPr>
-            <w:lang w:val="pt_PT" w:bidi="pt_PT"/>
-          </w:rPr>
-          <w:rPr>
-            <w:color w:val="0000EE"/>
-            <w:u w:val="single"/>
-          </w:rPr>
-          <w:t>Jr 6.15</w:t>
-        </w:r>
-      </w:hyperlink>
+      <w:r>
+        <w:rPr>
+          <w:lang w:val="pt_PT" w:bidi="pt_PT"/>
+        </w:rPr>
+        <w:t>Jr 6.15</w:t>
+      </w:r>
       <w:r>
         <w:rPr>
           <w:lang w:val="pt_PT" w:bidi="pt_PT"/>
@@ -3213,126 +2805,84 @@
         </w:rPr>
         <w:t xml:space="preserve"> que Pedro aplica a várias relações: os cristãos devem aceitar a autoridade daqueles no governo (</w:t>
       </w:r>
-      <w:hyperlink r:id="rId77">
-        <w:r>
-          <w:rPr>
-            <w:lang w:val="pt_PT" w:bidi="pt_PT"/>
-          </w:rPr>
-          <w:rPr>
-            <w:color w:val="0000EE"/>
-            <w:u w:val="single"/>
-          </w:rPr>
-          <w:t>2.13–17</w:t>
-        </w:r>
-      </w:hyperlink>
+      <w:r>
+        <w:rPr>
+          <w:lang w:val="pt_PT" w:bidi="pt_PT"/>
+        </w:rPr>
+        <w:t>2.13–17</w:t>
+      </w:r>
       <w:r>
         <w:rPr>
           <w:lang w:val="pt_PT" w:bidi="pt_PT"/>
         </w:rPr>
         <w:t>), os escravos cristãos devem aceitar a autoridade de seus mestres (</w:t>
       </w:r>
-      <w:hyperlink r:id="rId78">
-        <w:r>
-          <w:rPr>
-            <w:lang w:val="pt_PT" w:bidi="pt_PT"/>
-          </w:rPr>
-          <w:rPr>
-            <w:color w:val="0000EE"/>
-            <w:u w:val="single"/>
-          </w:rPr>
-          <w:t>2.18–25</w:t>
-        </w:r>
-      </w:hyperlink>
+      <w:r>
+        <w:rPr>
+          <w:lang w:val="pt_PT" w:bidi="pt_PT"/>
+        </w:rPr>
+        <w:t>2.18–25</w:t>
+      </w:r>
       <w:r>
         <w:rPr>
           <w:lang w:val="pt_PT" w:bidi="pt_PT"/>
         </w:rPr>
         <w:t>), e as esposas cristãs devem aceitar a autoridade de seus maridos (</w:t>
       </w:r>
-      <w:hyperlink r:id="rId79">
-        <w:r>
-          <w:rPr>
-            <w:lang w:val="pt_PT" w:bidi="pt_PT"/>
-          </w:rPr>
-          <w:rPr>
-            <w:color w:val="0000EE"/>
-            <w:u w:val="single"/>
-          </w:rPr>
-          <w:t>3.1–6</w:t>
-        </w:r>
-      </w:hyperlink>
+      <w:r>
+        <w:rPr>
+          <w:lang w:val="pt_PT" w:bidi="pt_PT"/>
+        </w:rPr>
+        <w:t>3.1–6</w:t>
+      </w:r>
       <w:r>
         <w:rPr>
           <w:lang w:val="pt_PT" w:bidi="pt_PT"/>
         </w:rPr>
         <w:t xml:space="preserve">). Pedro parece estar seguindo um uso cristão primitivo do código tradicional do lar, no qual uma série de instruções era dada para diferentes membros da família (cp. </w:t>
       </w:r>
-      <w:hyperlink r:id="rId80">
-        <w:r>
-          <w:rPr>
-            <w:lang w:val="pt_PT" w:bidi="pt_PT"/>
-          </w:rPr>
-          <w:rPr>
-            <w:color w:val="0000EE"/>
-            <w:u w:val="single"/>
-          </w:rPr>
-          <w:t>Ef 5.21–6.9</w:t>
-        </w:r>
-      </w:hyperlink>
+      <w:r>
+        <w:rPr>
+          <w:lang w:val="pt_PT" w:bidi="pt_PT"/>
+        </w:rPr>
+        <w:t>Ef 5.21–6.9</w:t>
+      </w:r>
       <w:r>
         <w:rPr>
           <w:lang w:val="pt_PT" w:bidi="pt_PT"/>
         </w:rPr>
         <w:t xml:space="preserve">; </w:t>
       </w:r>
-      <w:hyperlink r:id="rId81">
-        <w:r>
-          <w:rPr>
-            <w:lang w:val="pt_PT" w:bidi="pt_PT"/>
-          </w:rPr>
-          <w:rPr>
-            <w:color w:val="0000EE"/>
-            <w:u w:val="single"/>
-          </w:rPr>
-          <w:t>Cl 3.18–4.1</w:t>
-        </w:r>
-      </w:hyperlink>
+      <w:r>
+        <w:rPr>
+          <w:lang w:val="pt_PT" w:bidi="pt_PT"/>
+        </w:rPr>
+        <w:t>Cl 3.18–4.1</w:t>
+      </w:r>
       <w:r>
         <w:rPr>
           <w:lang w:val="pt_PT" w:bidi="pt_PT"/>
         </w:rPr>
         <w:t xml:space="preserve">; </w:t>
       </w:r>
-      <w:hyperlink r:id="rId82">
-        <w:r>
-          <w:rPr>
-            <w:lang w:val="pt_PT" w:bidi="pt_PT"/>
-          </w:rPr>
-          <w:rPr>
-            <w:color w:val="0000EE"/>
-            <w:u w:val="single"/>
-          </w:rPr>
-          <w:t>1Tm 5.1–6.2</w:t>
-        </w:r>
-      </w:hyperlink>
+      <w:r>
+        <w:rPr>
+          <w:lang w:val="pt_PT" w:bidi="pt_PT"/>
+        </w:rPr>
+        <w:t>1Tm 5.1–6.2</w:t>
+      </w:r>
       <w:r>
         <w:rPr>
           <w:lang w:val="pt_PT" w:bidi="pt_PT"/>
         </w:rPr>
         <w:t xml:space="preserve">; </w:t>
       </w:r>
-      <w:hyperlink r:id="rId83">
-        <w:r>
-          <w:rPr>
-            <w:lang w:val="pt_PT" w:bidi="pt_PT"/>
-          </w:rPr>
-          <w:rPr>
-            <w:color w:val="0000EE"/>
-            <w:u w:val="single"/>
-          </w:rPr>
-          <w:t>Tt 2.1–10</w:t>
-        </w:r>
-      </w:hyperlink>
+      <w:r>
+        <w:rPr>
+          <w:lang w:val="pt_PT" w:bidi="pt_PT"/>
+        </w:rPr>
+        <w:t>Tt 2.1–10</w:t>
+      </w:r>
       <w:r>
         <w:rPr>
           <w:lang w:val="pt_PT" w:bidi="pt_PT"/>
@@ -3387,18 +2937,12 @@
         </w:rPr>
         <w:t xml:space="preserve">castigar os criminosos e elogiar os que fazem o bem: Cf. </w:t>
       </w:r>
-      <w:hyperlink r:id="rId84">
-        <w:r>
-          <w:rPr>
-            <w:lang w:val="pt_PT" w:bidi="pt_PT"/>
-          </w:rPr>
-          <w:rPr>
-            <w:color w:val="0000EE"/>
-            <w:u w:val="single"/>
-          </w:rPr>
-          <w:t>Rm 13.3–4</w:t>
-        </w:r>
-      </w:hyperlink>
+      <w:r>
+        <w:rPr>
+          <w:lang w:val="pt_PT" w:bidi="pt_PT"/>
+        </w:rPr>
+        <w:t>Rm 13.3–4</w:t>
+      </w:r>
       <w:r>
         <w:rPr>
           <w:lang w:val="pt_PT" w:bidi="pt_PT"/>
@@ -3478,18 +3022,12 @@
         </w:rPr>
         <w:t xml:space="preserve">. • Temam a Deus e respeitem o Imperador: Pedro pode estar refletindo sobre a declaração equilibrada de Jesus sobre o dever do cristão tanto para com Deus quanto para com o governo (veja </w:t>
       </w:r>
-      <w:hyperlink r:id="rId85">
-        <w:r>
-          <w:rPr>
-            <w:lang w:val="pt_PT" w:bidi="pt_PT"/>
-          </w:rPr>
-          <w:rPr>
-            <w:color w:val="0000EE"/>
-            <w:u w:val="single"/>
-          </w:rPr>
-          <w:t>Mt 22.21</w:t>
-        </w:r>
-      </w:hyperlink>
+      <w:r>
+        <w:rPr>
+          <w:lang w:val="pt_PT" w:bidi="pt_PT"/>
+        </w:rPr>
+        <w:t>Mt 22.21</w:t>
+      </w:r>
       <w:r>
         <w:rPr>
           <w:lang w:val="pt_PT" w:bidi="pt_PT"/>
@@ -3557,54 +3095,36 @@
         </w:rPr>
         <w:t xml:space="preserve">): Pedro pode estar chamando os escravos a temer a Deus (veja </w:t>
       </w:r>
-      <w:hyperlink r:id="rId86">
-        <w:r>
-          <w:rPr>
-            <w:lang w:val="pt_PT" w:bidi="pt_PT"/>
-          </w:rPr>
-          <w:rPr>
-            <w:color w:val="0000EE"/>
-            <w:u w:val="single"/>
-          </w:rPr>
-          <w:t>2.17</w:t>
-        </w:r>
-      </w:hyperlink>
+      <w:r>
+        <w:rPr>
+          <w:lang w:val="pt_PT" w:bidi="pt_PT"/>
+        </w:rPr>
+        <w:t>2.17</w:t>
+      </w:r>
       <w:r>
         <w:rPr>
           <w:lang w:val="pt_PT" w:bidi="pt_PT"/>
         </w:rPr>
         <w:t xml:space="preserve">; cp. </w:t>
       </w:r>
-      <w:hyperlink r:id="rId87">
-        <w:r>
-          <w:rPr>
-            <w:lang w:val="pt_PT" w:bidi="pt_PT"/>
-          </w:rPr>
-          <w:rPr>
-            <w:color w:val="0000EE"/>
-            <w:u w:val="single"/>
-          </w:rPr>
-          <w:t>1.17</w:t>
-        </w:r>
-      </w:hyperlink>
+      <w:r>
+        <w:rPr>
+          <w:lang w:val="pt_PT" w:bidi="pt_PT"/>
+        </w:rPr>
+        <w:t>1.17</w:t>
+      </w:r>
       <w:r>
         <w:rPr>
           <w:lang w:val="pt_PT" w:bidi="pt_PT"/>
         </w:rPr>
         <w:t>) ou o castigo do mestre, mas ele frequentemente fala dessa maneira sobre a atitude respeitosa que os cristãos devem ter em relação aos outros (</w:t>
       </w:r>
-      <w:hyperlink r:id="rId88">
-        <w:r>
-          <w:rPr>
-            <w:lang w:val="pt_PT" w:bidi="pt_PT"/>
-          </w:rPr>
-          <w:rPr>
-            <w:color w:val="0000EE"/>
-            <w:u w:val="single"/>
-          </w:rPr>
-          <w:t>3.16</w:t>
-        </w:r>
-      </w:hyperlink>
+      <w:r>
+        <w:rPr>
+          <w:lang w:val="pt_PT" w:bidi="pt_PT"/>
+        </w:rPr>
+        <w:t>3.16</w:t>
+      </w:r>
       <w:r>
         <w:rPr>
           <w:lang w:val="pt_PT" w:bidi="pt_PT"/>
@@ -3707,36 +3227,24 @@
         </w:rPr>
         <w:t>Embora não haja uma mudança explícita de endereço aqui, o caráter geral desses versos os torna aplicáveis a todos os crentes. • Esses versos podem incorporar um hino cristão primitivo ou confissão sobre Cristo (</w:t>
       </w:r>
-      <w:hyperlink r:id="rId89">
-        <w:r>
-          <w:rPr>
-            <w:lang w:val="pt_PT" w:bidi="pt_PT"/>
-          </w:rPr>
-          <w:rPr>
-            <w:color w:val="0000EE"/>
-            <w:u w:val="single"/>
-          </w:rPr>
-          <w:t>2.22–25</w:t>
-        </w:r>
-      </w:hyperlink>
+      <w:r>
+        <w:rPr>
+          <w:lang w:val="pt_PT" w:bidi="pt_PT"/>
+        </w:rPr>
+        <w:t>2.22–25</w:t>
+      </w:r>
       <w:r>
         <w:rPr>
           <w:lang w:val="pt_PT" w:bidi="pt_PT"/>
         </w:rPr>
         <w:t xml:space="preserve">). Seu foco está nos sofrimentos redentores de Cristo em uma linguagem extraída em grande parte de </w:t>
       </w:r>
-      <w:hyperlink r:id="rId90">
-        <w:r>
-          <w:rPr>
-            <w:lang w:val="pt_PT" w:bidi="pt_PT"/>
-          </w:rPr>
-          <w:rPr>
-            <w:color w:val="0000EE"/>
-            <w:u w:val="single"/>
-          </w:rPr>
-          <w:t>Is 52.13–53.12</w:t>
-        </w:r>
-      </w:hyperlink>
+      <w:r>
+        <w:rPr>
+          <w:lang w:val="pt_PT" w:bidi="pt_PT"/>
+        </w:rPr>
+        <w:t>Is 52.13–53.12</w:t>
+      </w:r>
       <w:r>
         <w:rPr>
           <w:lang w:val="pt_PT" w:bidi="pt_PT"/>
@@ -3791,90 +3299,60 @@
         </w:rPr>
         <w:t xml:space="preserve">O próprio Cristo levou os nossos pecados no seu corpo: Esta frase alude a </w:t>
       </w:r>
-      <w:hyperlink r:id="rId91">
-        <w:r>
-          <w:rPr>
-            <w:lang w:val="pt_PT" w:bidi="pt_PT"/>
-          </w:rPr>
-          <w:rPr>
-            <w:color w:val="0000EE"/>
-            <w:u w:val="single"/>
-          </w:rPr>
-          <w:t>Is 53.4</w:t>
-        </w:r>
-      </w:hyperlink>
+      <w:r>
+        <w:rPr>
+          <w:lang w:val="pt_PT" w:bidi="pt_PT"/>
+        </w:rPr>
+        <w:t>Is 53.4</w:t>
+      </w:r>
       <w:r>
         <w:rPr>
           <w:lang w:val="pt_PT" w:bidi="pt_PT"/>
         </w:rPr>
         <w:t>,</w:t>
       </w:r>
-      <w:hyperlink r:id="rId92">
-        <w:r>
-          <w:rPr>
-            <w:lang w:val="pt_PT" w:bidi="pt_PT"/>
-          </w:rPr>
-          <w:rPr>
-            <w:color w:val="0000EE"/>
-            <w:u w:val="single"/>
-          </w:rPr>
-          <w:t>11–12</w:t>
-        </w:r>
-      </w:hyperlink>
+      <w:r>
+        <w:rPr>
+          <w:lang w:val="pt_PT" w:bidi="pt_PT"/>
+        </w:rPr>
+        <w:t>11–12</w:t>
+      </w:r>
       <w:r>
         <w:rPr>
           <w:lang w:val="pt_PT" w:bidi="pt_PT"/>
         </w:rPr>
         <w:t xml:space="preserve">. • Por meio dos ferimentos dele vocês foram curados: O sofrimento físico de Cristo nos libertou da escravidão ao pecado (cp. </w:t>
       </w:r>
-      <w:hyperlink r:id="rId93">
-        <w:r>
-          <w:rPr>
-            <w:lang w:val="pt_PT" w:bidi="pt_PT"/>
-          </w:rPr>
-          <w:rPr>
-            <w:color w:val="0000EE"/>
-            <w:u w:val="single"/>
-          </w:rPr>
-          <w:t>Is 53.5</w:t>
-        </w:r>
-      </w:hyperlink>
+      <w:r>
+        <w:rPr>
+          <w:lang w:val="pt_PT" w:bidi="pt_PT"/>
+        </w:rPr>
+        <w:t>Is 53.5</w:t>
+      </w:r>
       <w:r>
         <w:rPr>
           <w:lang w:val="pt_PT" w:bidi="pt_PT"/>
         </w:rPr>
         <w:t xml:space="preserve">). Mateus aplica linguagem semelhante de </w:t>
       </w:r>
-      <w:hyperlink r:id="rId91">
-        <w:r>
-          <w:rPr>
-            <w:lang w:val="pt_PT" w:bidi="pt_PT"/>
-          </w:rPr>
-          <w:rPr>
-            <w:color w:val="0000EE"/>
-            <w:u w:val="single"/>
-          </w:rPr>
-          <w:t>Is 53.4</w:t>
-        </w:r>
-      </w:hyperlink>
+      <w:r>
+        <w:rPr>
+          <w:lang w:val="pt_PT" w:bidi="pt_PT"/>
+        </w:rPr>
+        <w:t>Is 53.4</w:t>
+      </w:r>
       <w:r>
         <w:rPr>
           <w:lang w:val="pt_PT" w:bidi="pt_PT"/>
         </w:rPr>
         <w:t xml:space="preserve"> às curas físicas realizadas por Jesus (</w:t>
       </w:r>
-      <w:hyperlink r:id="rId94">
-        <w:r>
-          <w:rPr>
-            <w:lang w:val="pt_PT" w:bidi="pt_PT"/>
-          </w:rPr>
-          <w:rPr>
-            <w:color w:val="0000EE"/>
-            <w:u w:val="single"/>
-          </w:rPr>
-          <w:t>Mt 8.17</w:t>
-        </w:r>
-      </w:hyperlink>
+      <w:r>
+        <w:rPr>
+          <w:lang w:val="pt_PT" w:bidi="pt_PT"/>
+        </w:rPr>
+        <w:t>Mt 8.17</w:t>
+      </w:r>
       <w:r>
         <w:rPr>
           <w:lang w:val="pt_PT" w:bidi="pt_PT"/>
@@ -3942,90 +3420,60 @@
         </w:rPr>
         <w:t xml:space="preserve">): As esposas são instruídas a reconhecer que Deus designou o marido como líder do relacionamento (veja </w:t>
       </w:r>
-      <w:hyperlink r:id="rId95">
-        <w:r>
-          <w:rPr>
-            <w:lang w:val="pt_PT" w:bidi="pt_PT"/>
-          </w:rPr>
-          <w:rPr>
-            <w:color w:val="0000EE"/>
-            <w:u w:val="single"/>
-          </w:rPr>
-          <w:t>2.13</w:t>
-        </w:r>
-      </w:hyperlink>
+      <w:r>
+        <w:rPr>
+          <w:lang w:val="pt_PT" w:bidi="pt_PT"/>
+        </w:rPr>
+        <w:t>2.13</w:t>
+      </w:r>
       <w:r>
         <w:rPr>
           <w:lang w:val="pt_PT" w:bidi="pt_PT"/>
         </w:rPr>
         <w:t xml:space="preserve">; </w:t>
       </w:r>
-      <w:hyperlink r:id="rId96">
-        <w:r>
-          <w:rPr>
-            <w:lang w:val="pt_PT" w:bidi="pt_PT"/>
-          </w:rPr>
-          <w:rPr>
-            <w:color w:val="0000EE"/>
-            <w:u w:val="single"/>
-          </w:rPr>
-          <w:t>Ef 5.22–25</w:t>
-        </w:r>
-      </w:hyperlink>
+      <w:r>
+        <w:rPr>
+          <w:lang w:val="pt_PT" w:bidi="pt_PT"/>
+        </w:rPr>
+        <w:t>Ef 5.22–25</w:t>
+      </w:r>
       <w:r>
         <w:rPr>
           <w:lang w:val="pt_PT" w:bidi="pt_PT"/>
         </w:rPr>
         <w:t xml:space="preserve">). A submissão no mundo antigo assumia a forma de obediência (veja </w:t>
       </w:r>
-      <w:hyperlink r:id="rId97">
-        <w:r>
-          <w:rPr>
-            <w:lang w:val="pt_PT" w:bidi="pt_PT"/>
-          </w:rPr>
-          <w:rPr>
-            <w:color w:val="0000EE"/>
-            <w:u w:val="single"/>
-          </w:rPr>
-          <w:t>1Pe 3.6</w:t>
-        </w:r>
-      </w:hyperlink>
+      <w:r>
+        <w:rPr>
+          <w:lang w:val="pt_PT" w:bidi="pt_PT"/>
+        </w:rPr>
+        <w:t>1Pe 3.6</w:t>
+      </w:r>
       <w:r>
         <w:rPr>
           <w:lang w:val="pt_PT" w:bidi="pt_PT"/>
         </w:rPr>
         <w:t>). Deus também deseja que o marido seja um líder amoroso e respeitoso (</w:t>
       </w:r>
-      <w:hyperlink r:id="rId98">
-        <w:r>
-          <w:rPr>
-            <w:lang w:val="pt_PT" w:bidi="pt_PT"/>
-          </w:rPr>
-          <w:rPr>
-            <w:color w:val="0000EE"/>
-            <w:u w:val="single"/>
-          </w:rPr>
-          <w:t>3.7</w:t>
-        </w:r>
-      </w:hyperlink>
+      <w:r>
+        <w:rPr>
+          <w:lang w:val="pt_PT" w:bidi="pt_PT"/>
+        </w:rPr>
+        <w:t>3.7</w:t>
+      </w:r>
       <w:r>
         <w:rPr>
           <w:lang w:val="pt_PT" w:bidi="pt_PT"/>
         </w:rPr>
         <w:t xml:space="preserve">; veja </w:t>
       </w:r>
-      <w:hyperlink r:id="rId99">
-        <w:r>
-          <w:rPr>
-            <w:lang w:val="pt_PT" w:bidi="pt_PT"/>
-          </w:rPr>
-          <w:rPr>
-            <w:color w:val="0000EE"/>
-            <w:u w:val="single"/>
-          </w:rPr>
-          <w:t>Ef 5.25–30</w:t>
-        </w:r>
-      </w:hyperlink>
+      <w:r>
+        <w:rPr>
+          <w:lang w:val="pt_PT" w:bidi="pt_PT"/>
+        </w:rPr>
+        <w:t>Ef 5.25–30</w:t>
+      </w:r>
       <w:r>
         <w:rPr>
           <w:lang w:val="pt_PT" w:bidi="pt_PT"/>
@@ -4080,54 +3528,36 @@
         </w:rPr>
         <w:t>A última das três exortações de Pedro sobre aceitar a autoridade (</w:t>
       </w:r>
-      <w:hyperlink r:id="rId100">
-        <w:r>
-          <w:rPr>
-            <w:lang w:val="pt_PT" w:bidi="pt_PT"/>
-          </w:rPr>
-          <w:rPr>
-            <w:color w:val="0000EE"/>
-            <w:u w:val="single"/>
-          </w:rPr>
-          <w:t>2.13–3.7</w:t>
-        </w:r>
-      </w:hyperlink>
+      <w:r>
+        <w:rPr>
+          <w:lang w:val="pt_PT" w:bidi="pt_PT"/>
+        </w:rPr>
+        <w:t>2.13–3.7</w:t>
+      </w:r>
       <w:r>
         <w:rPr>
           <w:lang w:val="pt_PT" w:bidi="pt_PT"/>
         </w:rPr>
         <w:t xml:space="preserve">) diz respeito a esposas e maridos (cf. </w:t>
       </w:r>
-      <w:hyperlink r:id="rId101">
-        <w:r>
-          <w:rPr>
-            <w:lang w:val="pt_PT" w:bidi="pt_PT"/>
-          </w:rPr>
-          <w:rPr>
-            <w:color w:val="0000EE"/>
-            <w:u w:val="single"/>
-          </w:rPr>
-          <w:t>Ef 5.21–33</w:t>
-        </w:r>
-      </w:hyperlink>
+      <w:r>
+        <w:rPr>
+          <w:lang w:val="pt_PT" w:bidi="pt_PT"/>
+        </w:rPr>
+        <w:t>Ef 5.21–33</w:t>
+      </w:r>
       <w:r>
         <w:rPr>
           <w:lang w:val="pt_PT" w:bidi="pt_PT"/>
         </w:rPr>
         <w:t xml:space="preserve">; </w:t>
       </w:r>
-      <w:hyperlink r:id="rId102">
-        <w:r>
-          <w:rPr>
-            <w:lang w:val="pt_PT" w:bidi="pt_PT"/>
-          </w:rPr>
-          <w:rPr>
-            <w:color w:val="0000EE"/>
-            <w:u w:val="single"/>
-          </w:rPr>
-          <w:t>Cl 3.18–19</w:t>
-        </w:r>
-      </w:hyperlink>
+      <w:r>
+        <w:rPr>
+          <w:lang w:val="pt_PT" w:bidi="pt_PT"/>
+        </w:rPr>
+        <w:t>Cl 3.18–19</w:t>
+      </w:r>
       <w:r>
         <w:rPr>
           <w:lang w:val="pt_PT" w:bidi="pt_PT"/>
@@ -4182,18 +3612,12 @@
         </w:rPr>
         <w:t xml:space="preserve">Enfeites, penteados exagerados, joias ou vestidos caros: Pedro às vezes foi interpretado como se condenasse qualquer forma de ornamentação feminina, mas esse não é seu propósito. Em vez disso, ele insiste que as mulheres cristãs não devem ser notadas pela beleza das roupas e joias, mas pela beleza interior de um espírito gentil e tranquilo. Veja também </w:t>
       </w:r>
-      <w:hyperlink r:id="rId103">
-        <w:r>
-          <w:rPr>
-            <w:lang w:val="pt_PT" w:bidi="pt_PT"/>
-          </w:rPr>
-          <w:rPr>
-            <w:color w:val="0000EE"/>
-            <w:u w:val="single"/>
-          </w:rPr>
-          <w:t>1Tm 2.9–10</w:t>
-        </w:r>
-      </w:hyperlink>
+      <w:r>
+        <w:rPr>
+          <w:lang w:val="pt_PT" w:bidi="pt_PT"/>
+        </w:rPr>
+        <w:t>1Tm 2.9–10</w:t>
+      </w:r>
       <w:r>
         <w:rPr>
           <w:lang w:val="pt_PT" w:bidi="pt_PT"/>
@@ -4248,18 +3672,12 @@
         </w:rPr>
         <w:t xml:space="preserve">e o chamava de "meu senhor": Veja </w:t>
       </w:r>
-      <w:hyperlink r:id="rId104">
-        <w:r>
-          <w:rPr>
-            <w:lang w:val="pt_PT" w:bidi="pt_PT"/>
-          </w:rPr>
-          <w:rPr>
-            <w:color w:val="0000EE"/>
-            <w:u w:val="single"/>
-          </w:rPr>
-          <w:t>Gn 18.12</w:t>
-        </w:r>
-      </w:hyperlink>
+      <w:r>
+        <w:rPr>
+          <w:lang w:val="pt_PT" w:bidi="pt_PT"/>
+        </w:rPr>
+        <w:t>Gn 18.12</w:t>
+      </w:r>
       <w:r>
         <w:rPr>
           <w:lang w:val="pt_PT" w:bidi="pt_PT"/>
@@ -4314,54 +3732,36 @@
         </w:rPr>
         <w:t>Também: Assim como escravos e esposas (</w:t>
       </w:r>
-      <w:hyperlink r:id="rId105">
-        <w:r>
-          <w:rPr>
-            <w:lang w:val="pt_PT" w:bidi="pt_PT"/>
-          </w:rPr>
-          <w:rPr>
-            <w:color w:val="0000EE"/>
-            <w:u w:val="single"/>
-          </w:rPr>
-          <w:t>2.18–3.6</w:t>
-        </w:r>
-      </w:hyperlink>
+      <w:r>
+        <w:rPr>
+          <w:lang w:val="pt_PT" w:bidi="pt_PT"/>
+        </w:rPr>
+        <w:t>2.18–3.6</w:t>
+      </w:r>
       <w:r>
         <w:rPr>
           <w:lang w:val="pt_PT" w:bidi="pt_PT"/>
         </w:rPr>
         <w:t xml:space="preserve">), os maridos também têm uma responsabilidade particular dentro do lar. • sexo mais fraco: Pedro provavelmente estava se referindo à força física da mulher e talvez ao seu status social. Como as mulheres são tipicamente fisicamente mais fracas do que os homens e muitas vezes eram menos capazes de se afirmar naquela sociedade, o marido tinha o dever de proteger e cuidar de sua esposa. • Porque a esposa também vai receber, junto com você, o dom da vida, que é dado por Deus: A liderança do marido é equilibrada e informada pelo status igual que homens e mulheres têm diante de Deus (veja também </w:t>
       </w:r>
-      <w:hyperlink r:id="rId106">
-        <w:r>
-          <w:rPr>
-            <w:lang w:val="pt_PT" w:bidi="pt_PT"/>
-          </w:rPr>
-          <w:rPr>
-            <w:color w:val="0000EE"/>
-            <w:u w:val="single"/>
-          </w:rPr>
-          <w:t>Gl 3.26–29</w:t>
-        </w:r>
-      </w:hyperlink>
+      <w:r>
+        <w:rPr>
+          <w:lang w:val="pt_PT" w:bidi="pt_PT"/>
+        </w:rPr>
+        <w:t>Gl 3.26–29</w:t>
+      </w:r>
       <w:r>
         <w:rPr>
           <w:lang w:val="pt_PT" w:bidi="pt_PT"/>
         </w:rPr>
         <w:t xml:space="preserve">). • As orações de um marido são impedidas se ele não der honra excepcional à sua esposa (cf. </w:t>
       </w:r>
-      <w:hyperlink r:id="rId107">
-        <w:r>
-          <w:rPr>
-            <w:lang w:val="pt_PT" w:bidi="pt_PT"/>
-          </w:rPr>
-          <w:rPr>
-            <w:color w:val="0000EE"/>
-            <w:u w:val="single"/>
-          </w:rPr>
-          <w:t>Tg 4.3</w:t>
-        </w:r>
-      </w:hyperlink>
+      <w:r>
+        <w:rPr>
+          <w:lang w:val="pt_PT" w:bidi="pt_PT"/>
+        </w:rPr>
+        <w:t>Tg 4.3</w:t>
+      </w:r>
       <w:r>
         <w:rPr>
           <w:lang w:val="pt_PT" w:bidi="pt_PT"/>
@@ -4416,54 +3816,36 @@
         </w:rPr>
         <w:t>Finalmente: Esta é a última de uma série de exortações a diferentes grupos (</w:t>
       </w:r>
-      <w:hyperlink r:id="rId108">
-        <w:r>
-          <w:rPr>
-            <w:lang w:val="pt_PT" w:bidi="pt_PT"/>
-          </w:rPr>
-          <w:rPr>
-            <w:color w:val="0000EE"/>
-            <w:u w:val="single"/>
-          </w:rPr>
-          <w:t>2.13–3.12</w:t>
-        </w:r>
-      </w:hyperlink>
+      <w:r>
+        <w:rPr>
+          <w:lang w:val="pt_PT" w:bidi="pt_PT"/>
+        </w:rPr>
+        <w:t>2.13–3.12</w:t>
+      </w:r>
       <w:r>
         <w:rPr>
           <w:lang w:val="pt_PT" w:bidi="pt_PT"/>
         </w:rPr>
         <w:t>). Aqui, todos os crentes devem responder aos outros - crentes (</w:t>
       </w:r>
-      <w:hyperlink r:id="rId109">
-        <w:r>
-          <w:rPr>
-            <w:lang w:val="pt_PT" w:bidi="pt_PT"/>
-          </w:rPr>
-          <w:rPr>
-            <w:color w:val="0000EE"/>
-            <w:u w:val="single"/>
-          </w:rPr>
-          <w:t>3.8</w:t>
-        </w:r>
-      </w:hyperlink>
+      <w:r>
+        <w:rPr>
+          <w:lang w:val="pt_PT" w:bidi="pt_PT"/>
+        </w:rPr>
+        <w:t>3.8</w:t>
+      </w:r>
       <w:r>
         <w:rPr>
           <w:lang w:val="pt_PT" w:bidi="pt_PT"/>
         </w:rPr>
         <w:t>) e descrentes (</w:t>
       </w:r>
-      <w:hyperlink r:id="rId110">
-        <w:r>
-          <w:rPr>
-            <w:lang w:val="pt_PT" w:bidi="pt_PT"/>
-          </w:rPr>
-          <w:rPr>
-            <w:color w:val="0000EE"/>
-            <w:u w:val="single"/>
-          </w:rPr>
-          <w:t>3.9–12</w:t>
-        </w:r>
-      </w:hyperlink>
+      <w:r>
+        <w:rPr>
+          <w:lang w:val="pt_PT" w:bidi="pt_PT"/>
+        </w:rPr>
+        <w:t>3.9–12</w:t>
+      </w:r>
       <w:r>
         <w:rPr>
           <w:lang w:val="pt_PT" w:bidi="pt_PT"/>
@@ -4566,54 +3948,36 @@
         </w:rPr>
         <w:t xml:space="preserve">Pedro destaca a relação entre conduta e bênção ao citar </w:t>
       </w:r>
-      <w:hyperlink r:id="rId111">
-        <w:r>
-          <w:rPr>
-            <w:lang w:val="pt_PT" w:bidi="pt_PT"/>
-          </w:rPr>
-          <w:rPr>
-            <w:color w:val="0000EE"/>
-            <w:u w:val="single"/>
-          </w:rPr>
-          <w:t>Sl 34.12–16</w:t>
-        </w:r>
-      </w:hyperlink>
+      <w:r>
+        <w:rPr>
+          <w:lang w:val="pt_PT" w:bidi="pt_PT"/>
+        </w:rPr>
+        <w:t>Sl 34.12–16</w:t>
+      </w:r>
       <w:r>
         <w:rPr>
           <w:lang w:val="pt_PT" w:bidi="pt_PT"/>
         </w:rPr>
         <w:t xml:space="preserve">. Este salmo é proeminente no ensino cristão primitivo (veja também </w:t>
       </w:r>
-      <w:hyperlink r:id="rId112">
-        <w:r>
-          <w:rPr>
-            <w:lang w:val="pt_PT" w:bidi="pt_PT"/>
-          </w:rPr>
-          <w:rPr>
-            <w:color w:val="0000EE"/>
-            <w:u w:val="single"/>
-          </w:rPr>
-          <w:t>1Pe 2.3</w:t>
-        </w:r>
-      </w:hyperlink>
+      <w:r>
+        <w:rPr>
+          <w:lang w:val="pt_PT" w:bidi="pt_PT"/>
+        </w:rPr>
+        <w:t>1Pe 2.3</w:t>
+      </w:r>
       <w:r>
         <w:rPr>
           <w:lang w:val="pt_PT" w:bidi="pt_PT"/>
         </w:rPr>
         <w:t xml:space="preserve">; </w:t>
       </w:r>
-      <w:hyperlink r:id="rId113">
-        <w:r>
-          <w:rPr>
-            <w:lang w:val="pt_PT" w:bidi="pt_PT"/>
-          </w:rPr>
-          <w:rPr>
-            <w:color w:val="0000EE"/>
-            <w:u w:val="single"/>
-          </w:rPr>
-          <w:t>Hb 12.14</w:t>
-        </w:r>
-      </w:hyperlink>
+      <w:r>
+        <w:rPr>
+          <w:lang w:val="pt_PT" w:bidi="pt_PT"/>
+        </w:rPr>
+        <w:t>Hb 12.14</w:t>
+      </w:r>
       <w:r>
         <w:rPr>
           <w:lang w:val="pt_PT" w:bidi="pt_PT"/>
@@ -4668,54 +4032,36 @@
         </w:rPr>
         <w:t>De modo geral, ninguém vai querer prejudicar alguém que está fazendo o bem, mas às vezes os cristãos sofrem mesmo quando fazem o bem (</w:t>
       </w:r>
-      <w:hyperlink r:id="rId114">
-        <w:r>
-          <w:rPr>
-            <w:lang w:val="pt_PT" w:bidi="pt_PT"/>
-          </w:rPr>
-          <w:rPr>
-            <w:color w:val="0000EE"/>
-            <w:u w:val="single"/>
-          </w:rPr>
-          <w:t>3.14</w:t>
-        </w:r>
-      </w:hyperlink>
+      <w:r>
+        <w:rPr>
+          <w:lang w:val="pt_PT" w:bidi="pt_PT"/>
+        </w:rPr>
+        <w:t>3.14</w:t>
+      </w:r>
       <w:r>
         <w:rPr>
           <w:lang w:val="pt_PT" w:bidi="pt_PT"/>
         </w:rPr>
         <w:t xml:space="preserve">; veja </w:t>
       </w:r>
-      <w:hyperlink r:id="rId115">
-        <w:r>
-          <w:rPr>
-            <w:lang w:val="pt_PT" w:bidi="pt_PT"/>
-          </w:rPr>
-          <w:rPr>
-            <w:color w:val="0000EE"/>
-            <w:u w:val="single"/>
-          </w:rPr>
-          <w:t>1.6</w:t>
-        </w:r>
-      </w:hyperlink>
+      <w:r>
+        <w:rPr>
+          <w:lang w:val="pt_PT" w:bidi="pt_PT"/>
+        </w:rPr>
+        <w:t>1.6</w:t>
+      </w:r>
       <w:r>
         <w:rPr>
           <w:lang w:val="pt_PT" w:bidi="pt_PT"/>
         </w:rPr>
         <w:t xml:space="preserve">; </w:t>
       </w:r>
-      <w:hyperlink r:id="rId116">
-        <w:r>
-          <w:rPr>
-            <w:lang w:val="pt_PT" w:bidi="pt_PT"/>
-          </w:rPr>
-          <w:rPr>
-            <w:color w:val="0000EE"/>
-            <w:u w:val="single"/>
-          </w:rPr>
-          <w:t>4.12–19</w:t>
-        </w:r>
-      </w:hyperlink>
+      <w:r>
+        <w:rPr>
+          <w:lang w:val="pt_PT" w:bidi="pt_PT"/>
+        </w:rPr>
+        <w:t>4.12–19</w:t>
+      </w:r>
       <w:r>
         <w:rPr>
           <w:lang w:val="pt_PT" w:bidi="pt_PT"/>
@@ -4770,18 +4116,12 @@
         </w:rPr>
         <w:t>Este breve parágrafo enfatiza a resposta cristã ao sofrimento - seguindo o exemplo de Cristo (</w:t>
       </w:r>
-      <w:hyperlink r:id="rId117">
-        <w:r>
-          <w:rPr>
-            <w:lang w:val="pt_PT" w:bidi="pt_PT"/>
-          </w:rPr>
-          <w:rPr>
-            <w:color w:val="0000EE"/>
-            <w:u w:val="single"/>
-          </w:rPr>
-          <w:t>3.18</w:t>
-        </w:r>
-      </w:hyperlink>
+      <w:r>
+        <w:rPr>
+          <w:lang w:val="pt_PT" w:bidi="pt_PT"/>
+        </w:rPr>
+        <w:t>3.18</w:t>
+      </w:r>
       <w:r>
         <w:rPr>
           <w:lang w:val="pt_PT" w:bidi="pt_PT"/>
@@ -4836,18 +4176,12 @@
         </w:rPr>
         <w:t xml:space="preserve">Não tenham medo de ninguém, nem fiquem preocupados: Veja </w:t>
       </w:r>
-      <w:hyperlink r:id="rId118">
-        <w:r>
-          <w:rPr>
-            <w:lang w:val="pt_PT" w:bidi="pt_PT"/>
-          </w:rPr>
-          <w:rPr>
-            <w:color w:val="0000EE"/>
-            <w:u w:val="single"/>
-          </w:rPr>
-          <w:t>Is 8.13</w:t>
-        </w:r>
-      </w:hyperlink>
+      <w:r>
+        <w:rPr>
+          <w:lang w:val="pt_PT" w:bidi="pt_PT"/>
+        </w:rPr>
+        <w:t>Is 8.13</w:t>
+      </w:r>
       <w:r>
         <w:rPr>
           <w:lang w:val="pt_PT" w:bidi="pt_PT"/>
@@ -4954,36 +4288,24 @@
         </w:rPr>
         <w:t xml:space="preserve"> são frequentemente contrastados (e.g., </w:t>
       </w:r>
-      <w:hyperlink r:id="rId119">
-        <w:r>
-          <w:rPr>
-            <w:lang w:val="pt_PT" w:bidi="pt_PT"/>
-          </w:rPr>
-          <w:rPr>
-            <w:color w:val="0000EE"/>
-            <w:u w:val="single"/>
-          </w:rPr>
-          <w:t>Rm 7.5–6</w:t>
-        </w:r>
-      </w:hyperlink>
+      <w:r>
+        <w:rPr>
+          <w:lang w:val="pt_PT" w:bidi="pt_PT"/>
+        </w:rPr>
+        <w:t>Rm 7.5–6</w:t>
+      </w:r>
       <w:r>
         <w:rPr>
           <w:lang w:val="pt_PT" w:bidi="pt_PT"/>
         </w:rPr>
         <w:t xml:space="preserve">; </w:t>
       </w:r>
-      <w:hyperlink r:id="rId120">
-        <w:r>
-          <w:rPr>
-            <w:lang w:val="pt_PT" w:bidi="pt_PT"/>
-          </w:rPr>
-          <w:rPr>
-            <w:color w:val="0000EE"/>
-            <w:u w:val="single"/>
-          </w:rPr>
-          <w:t>8.2–11</w:t>
-        </w:r>
-      </w:hyperlink>
+      <w:r>
+        <w:rPr>
+          <w:lang w:val="pt_PT" w:bidi="pt_PT"/>
+        </w:rPr>
+        <w:t>8.2–11</w:t>
+      </w:r>
       <w:r>
         <w:rPr>
           <w:lang w:val="pt_PT" w:bidi="pt_PT"/>
@@ -5051,36 +4373,24 @@
         </w:rPr>
         <w:t xml:space="preserve">Como em </w:t>
       </w:r>
-      <w:hyperlink r:id="rId121">
-        <w:r>
-          <w:rPr>
-            <w:lang w:val="pt_PT" w:bidi="pt_PT"/>
-          </w:rPr>
-          <w:rPr>
-            <w:color w:val="0000EE"/>
-            <w:u w:val="single"/>
-          </w:rPr>
-          <w:t>2.21–25</w:t>
-        </w:r>
-      </w:hyperlink>
+      <w:r>
+        <w:rPr>
+          <w:lang w:val="pt_PT" w:bidi="pt_PT"/>
+        </w:rPr>
+        <w:t>2.21–25</w:t>
+      </w:r>
       <w:r>
         <w:rPr>
           <w:lang w:val="pt_PT" w:bidi="pt_PT"/>
         </w:rPr>
         <w:t>, Pedro novamente apela a Cristo, que era justo e ainda assim sofreu, como um exemplo para os crentes enfrentando perseguição (</w:t>
       </w:r>
-      <w:hyperlink r:id="rId122">
-        <w:r>
-          <w:rPr>
-            <w:lang w:val="pt_PT" w:bidi="pt_PT"/>
-          </w:rPr>
-          <w:rPr>
-            <w:color w:val="0000EE"/>
-            <w:u w:val="single"/>
-          </w:rPr>
-          <w:t>3.13–17</w:t>
-        </w:r>
-      </w:hyperlink>
+      <w:r>
+        <w:rPr>
+          <w:lang w:val="pt_PT" w:bidi="pt_PT"/>
+        </w:rPr>
+        <w:t>3.13–17</w:t>
+      </w:r>
       <w:r>
         <w:rPr>
           <w:lang w:val="pt_PT" w:bidi="pt_PT"/>
@@ -5161,54 +4471,36 @@
         </w:rPr>
         <w:t xml:space="preserve"> não é o mais provável. (2) Uma segunda interpretação vê </w:t>
       </w:r>
-      <w:hyperlink r:id="rId123">
-        <w:r>
-          <w:rPr>
-            <w:lang w:val="pt_PT" w:bidi="pt_PT"/>
-          </w:rPr>
-          <w:rPr>
-            <w:color w:val="0000EE"/>
-            <w:u w:val="single"/>
-          </w:rPr>
-          <w:t>3.19–20</w:t>
-        </w:r>
-      </w:hyperlink>
+      <w:r>
+        <w:rPr>
+          <w:lang w:val="pt_PT" w:bidi="pt_PT"/>
+        </w:rPr>
+        <w:t>3.19–20</w:t>
+      </w:r>
       <w:r>
         <w:rPr>
           <w:lang w:val="pt_PT" w:bidi="pt_PT"/>
         </w:rPr>
         <w:t xml:space="preserve"> como descrevendo a pregação de Cristo através de Noé para pessoas que agora são espíritos em prisão. Esta interpretação faz justiça a </w:t>
       </w:r>
-      <w:hyperlink r:id="rId124">
-        <w:r>
-          <w:rPr>
-            <w:lang w:val="pt_PT" w:bidi="pt_PT"/>
-          </w:rPr>
-          <w:rPr>
-            <w:color w:val="0000EE"/>
-            <w:u w:val="single"/>
-          </w:rPr>
-          <w:t>3.20</w:t>
-        </w:r>
-      </w:hyperlink>
+      <w:r>
+        <w:rPr>
+          <w:lang w:val="pt_PT" w:bidi="pt_PT"/>
+        </w:rPr>
+        <w:t>3.20</w:t>
+      </w:r>
       <w:r>
         <w:rPr>
           <w:lang w:val="pt_PT" w:bidi="pt_PT"/>
         </w:rPr>
         <w:t>, mas não se encaixa bem na discussão sobre a morte e ressurreição de Cristo (</w:t>
       </w:r>
-      <w:hyperlink r:id="rId117">
-        <w:r>
-          <w:rPr>
-            <w:lang w:val="pt_PT" w:bidi="pt_PT"/>
-          </w:rPr>
-          <w:rPr>
-            <w:color w:val="0000EE"/>
-            <w:u w:val="single"/>
-          </w:rPr>
-          <w:t>3.18</w:t>
-        </w:r>
-      </w:hyperlink>
+      <w:r>
+        <w:rPr>
+          <w:lang w:val="pt_PT" w:bidi="pt_PT"/>
+        </w:rPr>
+        <w:t>3.18</w:t>
+      </w:r>
       <w:r>
         <w:rPr>
           <w:lang w:val="pt_PT" w:bidi="pt_PT"/>
@@ -5228,36 +4520,24 @@
         </w:rPr>
         <w:t xml:space="preserve"> são seres espirituais malignos. A tradição judaica, baseada em </w:t>
       </w:r>
-      <w:hyperlink r:id="rId125">
-        <w:r>
-          <w:rPr>
-            <w:lang w:val="pt_PT" w:bidi="pt_PT"/>
-          </w:rPr>
-          <w:rPr>
-            <w:color w:val="0000EE"/>
-            <w:u w:val="single"/>
-          </w:rPr>
-          <w:t>Gn 6.1–4</w:t>
-        </w:r>
-      </w:hyperlink>
+      <w:r>
+        <w:rPr>
+          <w:lang w:val="pt_PT" w:bidi="pt_PT"/>
+        </w:rPr>
+        <w:t>Gn 6.1–4</w:t>
+      </w:r>
       <w:r>
         <w:rPr>
           <w:lang w:val="pt_PT" w:bidi="pt_PT"/>
         </w:rPr>
         <w:t xml:space="preserve">, sustentava que muitos anjos caíram no tempo de Noé (veja também </w:t>
       </w:r>
-      <w:hyperlink r:id="rId126">
-        <w:r>
-          <w:rPr>
-            <w:lang w:val="pt_PT" w:bidi="pt_PT"/>
-          </w:rPr>
-          <w:rPr>
-            <w:color w:val="0000EE"/>
-            <w:u w:val="single"/>
-          </w:rPr>
-          <w:t>Jd 1.6</w:t>
-        </w:r>
-      </w:hyperlink>
+      <w:r>
+        <w:rPr>
+          <w:lang w:val="pt_PT" w:bidi="pt_PT"/>
+        </w:rPr>
+        <w:t>Jd 1.6</w:t>
+      </w:r>
       <w:r>
         <w:rPr>
           <w:lang w:val="pt_PT" w:bidi="pt_PT"/>
@@ -5277,18 +4557,12 @@
         </w:rPr>
         <w:t xml:space="preserve"> 6–10). O ponto de Pedro seria então que Cristo proclamou sua vitória sobre os poderes espirituais malignos após sua ressurreição (cp. </w:t>
       </w:r>
-      <w:hyperlink r:id="rId127">
-        <w:r>
-          <w:rPr>
-            <w:lang w:val="pt_PT" w:bidi="pt_PT"/>
-          </w:rPr>
-          <w:rPr>
-            <w:color w:val="0000EE"/>
-            <w:u w:val="single"/>
-          </w:rPr>
-          <w:t>1Pe 3.22</w:t>
-        </w:r>
-      </w:hyperlink>
+      <w:r>
+        <w:rPr>
+          <w:lang w:val="pt_PT" w:bidi="pt_PT"/>
+        </w:rPr>
+        <w:t>1Pe 3.22</w:t>
+      </w:r>
       <w:r>
         <w:rPr>
           <w:lang w:val="pt_PT" w:bidi="pt_PT"/>
@@ -5343,36 +4617,24 @@
         </w:rPr>
         <w:t>As poucas pessoas que estavam nela, oito ao todo: Noé, sua esposa, seus três filhos e suas esposas (</w:t>
       </w:r>
-      <w:hyperlink r:id="rId128">
-        <w:r>
-          <w:rPr>
-            <w:lang w:val="pt_PT" w:bidi="pt_PT"/>
-          </w:rPr>
-          <w:rPr>
-            <w:color w:val="0000EE"/>
-            <w:u w:val="single"/>
-          </w:rPr>
-          <w:t>Gn 6.18</w:t>
-        </w:r>
-      </w:hyperlink>
+      <w:r>
+        <w:rPr>
+          <w:lang w:val="pt_PT" w:bidi="pt_PT"/>
+        </w:rPr>
+        <w:t>Gn 6.18</w:t>
+      </w:r>
       <w:r>
         <w:rPr>
           <w:lang w:val="pt_PT" w:bidi="pt_PT"/>
         </w:rPr>
         <w:t xml:space="preserve">; </w:t>
       </w:r>
-      <w:hyperlink r:id="rId129">
-        <w:r>
-          <w:rPr>
-            <w:lang w:val="pt_PT" w:bidi="pt_PT"/>
-          </w:rPr>
-          <w:rPr>
-            <w:color w:val="0000EE"/>
-            <w:u w:val="single"/>
-          </w:rPr>
-          <w:t>8.18</w:t>
-        </w:r>
-      </w:hyperlink>
+      <w:r>
+        <w:rPr>
+          <w:lang w:val="pt_PT" w:bidi="pt_PT"/>
+        </w:rPr>
+        <w:t>8.18</w:t>
+      </w:r>
       <w:r>
         <w:rPr>
           <w:lang w:val="pt_PT" w:bidi="pt_PT"/>
@@ -5566,18 +4828,12 @@
         </w:rPr>
         <w:t xml:space="preserve">governando os anjos, as autoridades e os poderes do céu: No mundo antigo, acreditava-se amplamente que seres espirituais afetavam diretamente o curso dos acontecimentos na terra. Os cristãos precisavam ser lembrados de que Cristo já havia conquistado sua vitória sobre esses poderes espirituais. Isso significa que não precisamos temer nem mesmo o reino espiritual (cf. </w:t>
       </w:r>
-      <w:hyperlink r:id="rId114">
-        <w:r>
-          <w:rPr>
-            <w:lang w:val="pt_PT" w:bidi="pt_PT"/>
-          </w:rPr>
-          <w:rPr>
-            <w:color w:val="0000EE"/>
-            <w:u w:val="single"/>
-          </w:rPr>
-          <w:t>3.14</w:t>
-        </w:r>
-      </w:hyperlink>
+      <w:r>
+        <w:rPr>
+          <w:lang w:val="pt_PT" w:bidi="pt_PT"/>
+        </w:rPr>
+        <w:t>3.14</w:t>
+      </w:r>
       <w:r>
         <w:rPr>
           <w:lang w:val="pt_PT" w:bidi="pt_PT"/>
@@ -5632,72 +4888,48 @@
         </w:rPr>
         <w:t xml:space="preserve">assim como Cristo sofreu no corpo: Pedro introduziu essa ideia em </w:t>
       </w:r>
-      <w:hyperlink r:id="rId117">
-        <w:r>
-          <w:rPr>
-            <w:lang w:val="pt_PT" w:bidi="pt_PT"/>
-          </w:rPr>
-          <w:rPr>
-            <w:color w:val="0000EE"/>
-            <w:u w:val="single"/>
-          </w:rPr>
-          <w:t>3.18</w:t>
-        </w:r>
-      </w:hyperlink>
+      <w:r>
+        <w:rPr>
+          <w:lang w:val="pt_PT" w:bidi="pt_PT"/>
+        </w:rPr>
+        <w:t>3.18</w:t>
+      </w:r>
       <w:r>
         <w:rPr>
           <w:lang w:val="pt_PT" w:bidi="pt_PT"/>
         </w:rPr>
         <w:t xml:space="preserve">; ele agora indica seu significado na experiência cristã. Em nossos próprios sofrimentos físicos, devemos imitar a atitude de Cristo (veja </w:t>
       </w:r>
-      <w:hyperlink r:id="rId130">
-        <w:r>
-          <w:rPr>
-            <w:lang w:val="pt_PT" w:bidi="pt_PT"/>
-          </w:rPr>
-          <w:rPr>
-            <w:color w:val="0000EE"/>
-            <w:u w:val="single"/>
-          </w:rPr>
-          <w:t>2.21–24</w:t>
-        </w:r>
-      </w:hyperlink>
+      <w:r>
+        <w:rPr>
+          <w:lang w:val="pt_PT" w:bidi="pt_PT"/>
+        </w:rPr>
+        <w:t>2.21–24</w:t>
+      </w:r>
       <w:r>
         <w:rPr>
           <w:lang w:val="pt_PT" w:bidi="pt_PT"/>
         </w:rPr>
         <w:t xml:space="preserve">). Nosso sofrimento com Cristo mostra que nos identificamos com ele (veja </w:t>
       </w:r>
-      <w:hyperlink r:id="rId131">
-        <w:r>
-          <w:rPr>
-            <w:lang w:val="pt_PT" w:bidi="pt_PT"/>
-          </w:rPr>
-          <w:rPr>
-            <w:color w:val="0000EE"/>
-            <w:u w:val="single"/>
-          </w:rPr>
-          <w:t>Rm 8.17</w:t>
-        </w:r>
-      </w:hyperlink>
+      <w:r>
+        <w:rPr>
+          <w:lang w:val="pt_PT" w:bidi="pt_PT"/>
+        </w:rPr>
+        <w:t>Rm 8.17</w:t>
+      </w:r>
       <w:r>
         <w:rPr>
           <w:lang w:val="pt_PT" w:bidi="pt_PT"/>
         </w:rPr>
         <w:t>). Aqueles que se identificam com Cristo experimentam a vitória sobre o poder do pecado que ele conquistou na cruz (</w:t>
       </w:r>
-      <w:hyperlink r:id="rId132">
-        <w:r>
-          <w:rPr>
-            <w:lang w:val="pt_PT" w:bidi="pt_PT"/>
-          </w:rPr>
-          <w:rPr>
-            <w:color w:val="0000EE"/>
-            <w:u w:val="single"/>
-          </w:rPr>
-          <w:t>Rm 6.1–10</w:t>
-        </w:r>
-      </w:hyperlink>
+      <w:r>
+        <w:rPr>
+          <w:lang w:val="pt_PT" w:bidi="pt_PT"/>
+        </w:rPr>
+        <w:t>Rm 6.1–10</w:t>
+      </w:r>
       <w:r>
         <w:rPr>
           <w:lang w:val="pt_PT" w:bidi="pt_PT"/>
@@ -5922,18 +5154,12 @@
         </w:rPr>
         <w:t xml:space="preserve">O fim de todas as coisas está perto: Na vinda de Cristo, os “últimos dias” preditos pelos profetas do Antigo Testamento começaram (veja </w:t>
       </w:r>
-      <w:hyperlink r:id="rId133">
-        <w:r>
-          <w:rPr>
-            <w:lang w:val="pt_PT" w:bidi="pt_PT"/>
-          </w:rPr>
-          <w:rPr>
-            <w:color w:val="0000EE"/>
-            <w:u w:val="single"/>
-          </w:rPr>
-          <w:t>1.10–12</w:t>
-        </w:r>
-      </w:hyperlink>
+      <w:r>
+        <w:rPr>
+          <w:lang w:val="pt_PT" w:bidi="pt_PT"/>
+        </w:rPr>
+        <w:t>1.10–12</w:t>
+      </w:r>
       <w:r>
         <w:rPr>
           <w:lang w:val="pt_PT" w:bidi="pt_PT"/>
@@ -5966,72 +5192,48 @@
         </w:rPr>
         <w:t xml:space="preserve"> pode ocorrer a qualquer momento; portanto, os cristãos devem estar sempre preparados para isso (veja também </w:t>
       </w:r>
-      <w:hyperlink r:id="rId134">
-        <w:r>
-          <w:rPr>
-            <w:lang w:val="pt_PT" w:bidi="pt_PT"/>
-          </w:rPr>
-          <w:rPr>
-            <w:color w:val="0000EE"/>
-            <w:u w:val="single"/>
-          </w:rPr>
-          <w:t>Fp 4.5</w:t>
-        </w:r>
-      </w:hyperlink>
+      <w:r>
+        <w:rPr>
+          <w:lang w:val="pt_PT" w:bidi="pt_PT"/>
+        </w:rPr>
+        <w:t>Fp 4.5</w:t>
+      </w:r>
       <w:r>
         <w:rPr>
           <w:lang w:val="pt_PT" w:bidi="pt_PT"/>
         </w:rPr>
         <w:t xml:space="preserve">; </w:t>
       </w:r>
-      <w:hyperlink r:id="rId135">
-        <w:r>
-          <w:rPr>
-            <w:lang w:val="pt_PT" w:bidi="pt_PT"/>
-          </w:rPr>
-          <w:rPr>
-            <w:color w:val="0000EE"/>
-            <w:u w:val="single"/>
-          </w:rPr>
-          <w:t>Tg 5.8</w:t>
-        </w:r>
-      </w:hyperlink>
+      <w:r>
+        <w:rPr>
+          <w:lang w:val="pt_PT" w:bidi="pt_PT"/>
+        </w:rPr>
+        <w:t>Tg 5.8</w:t>
+      </w:r>
       <w:r>
         <w:rPr>
           <w:lang w:val="pt_PT" w:bidi="pt_PT"/>
         </w:rPr>
         <w:t xml:space="preserve">; </w:t>
       </w:r>
-      <w:hyperlink r:id="rId136">
-        <w:r>
-          <w:rPr>
-            <w:lang w:val="pt_PT" w:bidi="pt_PT"/>
-          </w:rPr>
-          <w:rPr>
-            <w:color w:val="0000EE"/>
-            <w:u w:val="single"/>
-          </w:rPr>
-          <w:t>Ap 1.3</w:t>
-        </w:r>
-      </w:hyperlink>
+      <w:r>
+        <w:rPr>
+          <w:lang w:val="pt_PT" w:bidi="pt_PT"/>
+        </w:rPr>
+        <w:t>Ap 1.3</w:t>
+      </w:r>
       <w:r>
         <w:rPr>
           <w:lang w:val="pt_PT" w:bidi="pt_PT"/>
         </w:rPr>
         <w:t xml:space="preserve">; </w:t>
       </w:r>
-      <w:hyperlink r:id="rId137">
-        <w:r>
-          <w:rPr>
-            <w:lang w:val="pt_PT" w:bidi="pt_PT"/>
-          </w:rPr>
-          <w:rPr>
-            <w:color w:val="0000EE"/>
-            <w:u w:val="single"/>
-          </w:rPr>
-          <w:t>22.10</w:t>
-        </w:r>
-      </w:hyperlink>
+      <w:r>
+        <w:rPr>
+          <w:lang w:val="pt_PT" w:bidi="pt_PT"/>
+        </w:rPr>
+        <w:t>22.10</w:t>
+      </w:r>
       <w:r>
         <w:rPr>
           <w:lang w:val="pt_PT" w:bidi="pt_PT"/>
@@ -6086,18 +5288,12 @@
         </w:rPr>
         <w:t>Com este parágrafo de exortações diversas, Pedro conclui a terceira seção principal da carta (</w:t>
       </w:r>
-      <w:hyperlink r:id="rId138">
-        <w:r>
-          <w:rPr>
-            <w:lang w:val="pt_PT" w:bidi="pt_PT"/>
-          </w:rPr>
-          <w:rPr>
-            <w:color w:val="0000EE"/>
-            <w:u w:val="single"/>
-          </w:rPr>
-          <w:t>3.13–4.11</w:t>
-        </w:r>
-      </w:hyperlink>
+      <w:r>
+        <w:rPr>
+          <w:lang w:val="pt_PT" w:bidi="pt_PT"/>
+        </w:rPr>
+        <w:t>3.13–4.11</w:t>
+      </w:r>
       <w:r>
         <w:rPr>
           <w:lang w:val="pt_PT" w:bidi="pt_PT"/>
@@ -6152,72 +5348,48 @@
         </w:rPr>
         <w:t xml:space="preserve">Por sua natureza, o amor ignora os pecados cometidos contra nós por outros (veja </w:t>
       </w:r>
-      <w:hyperlink r:id="rId139">
-        <w:r>
-          <w:rPr>
-            <w:lang w:val="pt_PT" w:bidi="pt_PT"/>
-          </w:rPr>
-          <w:rPr>
-            <w:color w:val="0000EE"/>
-            <w:u w:val="single"/>
-          </w:rPr>
-          <w:t>Pv 10.12</w:t>
-        </w:r>
-      </w:hyperlink>
+      <w:r>
+        <w:rPr>
+          <w:lang w:val="pt_PT" w:bidi="pt_PT"/>
+        </w:rPr>
+        <w:t>Pv 10.12</w:t>
+      </w:r>
       <w:r>
         <w:rPr>
           <w:lang w:val="pt_PT" w:bidi="pt_PT"/>
         </w:rPr>
         <w:t xml:space="preserve">; </w:t>
       </w:r>
-      <w:hyperlink r:id="rId140">
-        <w:r>
-          <w:rPr>
-            <w:lang w:val="pt_PT" w:bidi="pt_PT"/>
-          </w:rPr>
-          <w:rPr>
-            <w:color w:val="0000EE"/>
-            <w:u w:val="single"/>
-          </w:rPr>
-          <w:t>Mt 18.21–22</w:t>
-        </w:r>
-      </w:hyperlink>
+      <w:r>
+        <w:rPr>
+          <w:lang w:val="pt_PT" w:bidi="pt_PT"/>
+        </w:rPr>
+        <w:t>Mt 18.21–22</w:t>
+      </w:r>
       <w:r>
         <w:rPr>
           <w:lang w:val="pt_PT" w:bidi="pt_PT"/>
         </w:rPr>
         <w:t xml:space="preserve">; </w:t>
       </w:r>
-      <w:hyperlink r:id="rId141">
-        <w:r>
-          <w:rPr>
-            <w:lang w:val="pt_PT" w:bidi="pt_PT"/>
-          </w:rPr>
-          <w:rPr>
-            <w:color w:val="0000EE"/>
-            <w:u w:val="single"/>
-          </w:rPr>
-          <w:t>1Co 13.4–7</w:t>
-        </w:r>
-      </w:hyperlink>
+      <w:r>
+        <w:rPr>
+          <w:lang w:val="pt_PT" w:bidi="pt_PT"/>
+        </w:rPr>
+        <w:t>1Co 13.4–7</w:t>
+      </w:r>
       <w:r>
         <w:rPr>
           <w:lang w:val="pt_PT" w:bidi="pt_PT"/>
         </w:rPr>
         <w:t xml:space="preserve">). Pedro também pode querer dizer que nossa atitude de amor, por demonstrar nosso relacionamento com Cristo, cobre nossos próprios pecados e faz com que sejam perdoados (veja </w:t>
       </w:r>
-      <w:hyperlink r:id="rId142">
-        <w:r>
-          <w:rPr>
-            <w:lang w:val="pt_PT" w:bidi="pt_PT"/>
-          </w:rPr>
-          <w:rPr>
-            <w:color w:val="0000EE"/>
-            <w:u w:val="single"/>
-          </w:rPr>
-          <w:t>Lc 7.47</w:t>
-        </w:r>
-      </w:hyperlink>
+      <w:r>
+        <w:rPr>
+          <w:lang w:val="pt_PT" w:bidi="pt_PT"/>
+        </w:rPr>
+        <w:t>Lc 7.47</w:t>
+      </w:r>
       <w:r>
         <w:rPr>
           <w:lang w:val="pt_PT" w:bidi="pt_PT"/>
@@ -6283,54 +5455,36 @@
         </w:rPr>
         <w:t xml:space="preserve">: Isso se refere à variedade de dons espirituais que Deus concedeu aos seguidores de Jesus. Veja </w:t>
       </w:r>
-      <w:hyperlink r:id="rId143">
-        <w:r>
-          <w:rPr>
-            <w:lang w:val="pt_PT" w:bidi="pt_PT"/>
-          </w:rPr>
-          <w:rPr>
-            <w:color w:val="0000EE"/>
-            <w:u w:val="single"/>
-          </w:rPr>
-          <w:t>Rm 12.6–8</w:t>
-        </w:r>
-      </w:hyperlink>
+      <w:r>
+        <w:rPr>
+          <w:lang w:val="pt_PT" w:bidi="pt_PT"/>
+        </w:rPr>
+        <w:t>Rm 12.6–8</w:t>
+      </w:r>
       <w:r>
         <w:rPr>
           <w:lang w:val="pt_PT" w:bidi="pt_PT"/>
         </w:rPr>
         <w:t xml:space="preserve">; </w:t>
       </w:r>
-      <w:hyperlink r:id="rId144">
-        <w:r>
-          <w:rPr>
-            <w:lang w:val="pt_PT" w:bidi="pt_PT"/>
-          </w:rPr>
-          <w:rPr>
-            <w:color w:val="0000EE"/>
-            <w:u w:val="single"/>
-          </w:rPr>
-          <w:t>1Co 12.1–31</w:t>
-        </w:r>
-      </w:hyperlink>
+      <w:r>
+        <w:rPr>
+          <w:lang w:val="pt_PT" w:bidi="pt_PT"/>
+        </w:rPr>
+        <w:t>1Co 12.1–31</w:t>
+      </w:r>
       <w:r>
         <w:rPr>
           <w:lang w:val="pt_PT" w:bidi="pt_PT"/>
         </w:rPr>
         <w:t xml:space="preserve">; </w:t>
       </w:r>
-      <w:hyperlink r:id="rId145">
-        <w:r>
-          <w:rPr>
-            <w:lang w:val="pt_PT" w:bidi="pt_PT"/>
-          </w:rPr>
-          <w:rPr>
-            <w:color w:val="0000EE"/>
-            <w:u w:val="single"/>
-          </w:rPr>
-          <w:t>Ef 4.7–16</w:t>
-        </w:r>
-      </w:hyperlink>
+      <w:r>
+        <w:rPr>
+          <w:lang w:val="pt_PT" w:bidi="pt_PT"/>
+        </w:rPr>
+        <w:t>Ef 4.7–16</w:t>
+      </w:r>
       <w:r>
         <w:rPr>
           <w:lang w:val="pt_PT" w:bidi="pt_PT"/>
@@ -6436,162 +5590,108 @@
         </w:rPr>
         <w:t>A glória e o poder para todo o sempre! Amém: Esta doxologia levou alguns a sugerir que uma carta original de Pedro terminou aqui e que outra foi adicionada a ela. Doxologias no Novo Testamento aparecem no final de cartas (</w:t>
       </w:r>
-      <w:hyperlink r:id="rId146">
-        <w:r>
-          <w:rPr>
-            <w:lang w:val="pt_PT" w:bidi="pt_PT"/>
-          </w:rPr>
-          <w:rPr>
-            <w:color w:val="0000EE"/>
-            <w:u w:val="single"/>
-          </w:rPr>
-          <w:t>Rm 16.25–27</w:t>
-        </w:r>
-      </w:hyperlink>
+      <w:r>
+        <w:rPr>
+          <w:lang w:val="pt_PT" w:bidi="pt_PT"/>
+        </w:rPr>
+        <w:t>Rm 16.25–27</w:t>
+      </w:r>
       <w:r>
         <w:rPr>
           <w:lang w:val="pt_PT" w:bidi="pt_PT"/>
         </w:rPr>
         <w:t xml:space="preserve">; </w:t>
       </w:r>
-      <w:hyperlink r:id="rId147">
-        <w:r>
-          <w:rPr>
-            <w:lang w:val="pt_PT" w:bidi="pt_PT"/>
-          </w:rPr>
-          <w:rPr>
-            <w:color w:val="0000EE"/>
-            <w:u w:val="single"/>
-          </w:rPr>
-          <w:t>Fp 4.20</w:t>
-        </w:r>
-      </w:hyperlink>
+      <w:r>
+        <w:rPr>
+          <w:lang w:val="pt_PT" w:bidi="pt_PT"/>
+        </w:rPr>
+        <w:t>Fp 4.20</w:t>
+      </w:r>
       <w:r>
         <w:rPr>
           <w:lang w:val="pt_PT" w:bidi="pt_PT"/>
         </w:rPr>
         <w:t xml:space="preserve">; </w:t>
       </w:r>
-      <w:hyperlink r:id="rId148">
-        <w:r>
-          <w:rPr>
-            <w:lang w:val="pt_PT" w:bidi="pt_PT"/>
-          </w:rPr>
-          <w:rPr>
-            <w:color w:val="0000EE"/>
-            <w:u w:val="single"/>
-          </w:rPr>
-          <w:t>Hb 13.21</w:t>
-        </w:r>
-      </w:hyperlink>
+      <w:r>
+        <w:rPr>
+          <w:lang w:val="pt_PT" w:bidi="pt_PT"/>
+        </w:rPr>
+        <w:t>Hb 13.21</w:t>
+      </w:r>
       <w:r>
         <w:rPr>
           <w:lang w:val="pt_PT" w:bidi="pt_PT"/>
         </w:rPr>
         <w:t xml:space="preserve">; </w:t>
       </w:r>
-      <w:hyperlink r:id="rId149">
-        <w:r>
-          <w:rPr>
-            <w:lang w:val="pt_PT" w:bidi="pt_PT"/>
-          </w:rPr>
-          <w:rPr>
-            <w:color w:val="0000EE"/>
-            <w:u w:val="single"/>
-          </w:rPr>
-          <w:t>2Pe 3.18</w:t>
-        </w:r>
-      </w:hyperlink>
+      <w:r>
+        <w:rPr>
+          <w:lang w:val="pt_PT" w:bidi="pt_PT"/>
+        </w:rPr>
+        <w:t>2Pe 3.18</w:t>
+      </w:r>
       <w:r>
         <w:rPr>
           <w:lang w:val="pt_PT" w:bidi="pt_PT"/>
         </w:rPr>
         <w:t xml:space="preserve">; </w:t>
       </w:r>
-      <w:hyperlink r:id="rId150">
-        <w:r>
-          <w:rPr>
-            <w:lang w:val="pt_PT" w:bidi="pt_PT"/>
-          </w:rPr>
-          <w:rPr>
-            <w:color w:val="0000EE"/>
-            <w:u w:val="single"/>
-          </w:rPr>
-          <w:t>Jd 1.24–25</w:t>
-        </w:r>
-      </w:hyperlink>
+      <w:r>
+        <w:rPr>
+          <w:lang w:val="pt_PT" w:bidi="pt_PT"/>
+        </w:rPr>
+        <w:t>Jd 1.24–25</w:t>
+      </w:r>
       <w:r>
         <w:rPr>
           <w:lang w:val="pt_PT" w:bidi="pt_PT"/>
         </w:rPr>
         <w:t>), mas também no final de seções dentro de cartas (</w:t>
       </w:r>
-      <w:hyperlink r:id="rId151">
-        <w:r>
-          <w:rPr>
-            <w:lang w:val="pt_PT" w:bidi="pt_PT"/>
-          </w:rPr>
-          <w:rPr>
-            <w:color w:val="0000EE"/>
-            <w:u w:val="single"/>
-          </w:rPr>
-          <w:t>Rm 11.36</w:t>
-        </w:r>
-      </w:hyperlink>
+      <w:r>
+        <w:rPr>
+          <w:lang w:val="pt_PT" w:bidi="pt_PT"/>
+        </w:rPr>
+        <w:t>Rm 11.36</w:t>
+      </w:r>
       <w:r>
         <w:rPr>
           <w:lang w:val="pt_PT" w:bidi="pt_PT"/>
         </w:rPr>
         <w:t xml:space="preserve">; </w:t>
       </w:r>
-      <w:hyperlink r:id="rId152">
-        <w:r>
-          <w:rPr>
-            <w:lang w:val="pt_PT" w:bidi="pt_PT"/>
-          </w:rPr>
-          <w:rPr>
-            <w:color w:val="0000EE"/>
-            <w:u w:val="single"/>
-          </w:rPr>
-          <w:t>Gl 1.5</w:t>
-        </w:r>
-      </w:hyperlink>
+      <w:r>
+        <w:rPr>
+          <w:lang w:val="pt_PT" w:bidi="pt_PT"/>
+        </w:rPr>
+        <w:t>Gl 1.5</w:t>
+      </w:r>
       <w:r>
         <w:rPr>
           <w:lang w:val="pt_PT" w:bidi="pt_PT"/>
         </w:rPr>
         <w:t xml:space="preserve">; </w:t>
       </w:r>
-      <w:hyperlink r:id="rId153">
-        <w:r>
-          <w:rPr>
-            <w:lang w:val="pt_PT" w:bidi="pt_PT"/>
-          </w:rPr>
-          <w:rPr>
-            <w:color w:val="0000EE"/>
-            <w:u w:val="single"/>
-          </w:rPr>
-          <w:t>Ef 3.21</w:t>
-        </w:r>
-      </w:hyperlink>
+      <w:r>
+        <w:rPr>
+          <w:lang w:val="pt_PT" w:bidi="pt_PT"/>
+        </w:rPr>
+        <w:t>Ef 3.21</w:t>
+      </w:r>
       <w:r>
         <w:rPr>
           <w:lang w:val="pt_PT" w:bidi="pt_PT"/>
         </w:rPr>
         <w:t xml:space="preserve">; </w:t>
       </w:r>
-      <w:hyperlink r:id="rId154">
-        <w:r>
-          <w:rPr>
-            <w:lang w:val="pt_PT" w:bidi="pt_PT"/>
-          </w:rPr>
-          <w:rPr>
-            <w:color w:val="0000EE"/>
-            <w:u w:val="single"/>
-          </w:rPr>
-          <w:t>1Tm 1.17</w:t>
-        </w:r>
-      </w:hyperlink>
+      <w:r>
+        <w:rPr>
+          <w:lang w:val="pt_PT" w:bidi="pt_PT"/>
+        </w:rPr>
+        <w:t>1Tm 1.17</w:t>
+      </w:r>
       <w:r>
         <w:rPr>
           <w:lang w:val="pt_PT" w:bidi="pt_PT"/>
@@ -6646,72 +5746,48 @@
         </w:rPr>
         <w:t xml:space="preserve">Não se surpreenda: os cristãos, especialmente aqueles que buscam levar vidas piedosas, podem esperar enfrentar a hostilidade de um mundo pecaminoso (veja </w:t>
       </w:r>
-      <w:hyperlink r:id="rId155">
-        <w:r>
-          <w:rPr>
-            <w:lang w:val="pt_PT" w:bidi="pt_PT"/>
-          </w:rPr>
-          <w:rPr>
-            <w:color w:val="0000EE"/>
-            <w:u w:val="single"/>
-          </w:rPr>
-          <w:t>João 16.33</w:t>
-        </w:r>
-      </w:hyperlink>
+      <w:r>
+        <w:rPr>
+          <w:lang w:val="pt_PT" w:bidi="pt_PT"/>
+        </w:rPr>
+        <w:t>João 16.33</w:t>
+      </w:r>
       <w:r>
         <w:rPr>
           <w:lang w:val="pt_PT" w:bidi="pt_PT"/>
         </w:rPr>
         <w:t xml:space="preserve">; </w:t>
       </w:r>
-      <w:hyperlink r:id="rId156">
-        <w:r>
-          <w:rPr>
-            <w:lang w:val="pt_PT" w:bidi="pt_PT"/>
-          </w:rPr>
-          <w:rPr>
-            <w:color w:val="0000EE"/>
-            <w:u w:val="single"/>
-          </w:rPr>
-          <w:t>At 14.22</w:t>
-        </w:r>
-      </w:hyperlink>
+      <w:r>
+        <w:rPr>
+          <w:lang w:val="pt_PT" w:bidi="pt_PT"/>
+        </w:rPr>
+        <w:t>At 14.22</w:t>
+      </w:r>
       <w:r>
         <w:rPr>
           <w:lang w:val="pt_PT" w:bidi="pt_PT"/>
         </w:rPr>
         <w:t xml:space="preserve">; </w:t>
       </w:r>
-      <w:hyperlink r:id="rId131">
-        <w:r>
-          <w:rPr>
-            <w:lang w:val="pt_PT" w:bidi="pt_PT"/>
-          </w:rPr>
-          <w:rPr>
-            <w:color w:val="0000EE"/>
-            <w:u w:val="single"/>
-          </w:rPr>
-          <w:t>Rm 8.17</w:t>
-        </w:r>
-      </w:hyperlink>
+      <w:r>
+        <w:rPr>
+          <w:lang w:val="pt_PT" w:bidi="pt_PT"/>
+        </w:rPr>
+        <w:t>Rm 8.17</w:t>
+      </w:r>
       <w:r>
         <w:rPr>
           <w:lang w:val="pt_PT" w:bidi="pt_PT"/>
         </w:rPr>
         <w:t xml:space="preserve">; </w:t>
       </w:r>
-      <w:hyperlink r:id="rId157">
-        <w:r>
-          <w:rPr>
-            <w:lang w:val="pt_PT" w:bidi="pt_PT"/>
-          </w:rPr>
-          <w:rPr>
-            <w:color w:val="0000EE"/>
-            <w:u w:val="single"/>
-          </w:rPr>
-          <w:t>Filip 1.29</w:t>
-        </w:r>
-      </w:hyperlink>
+      <w:r>
+        <w:rPr>
+          <w:lang w:val="pt_PT" w:bidi="pt_PT"/>
+        </w:rPr>
+        <w:t>Filip 1.29</w:t>
+      </w:r>
       <w:r>
         <w:rPr>
           <w:lang w:val="pt_PT" w:bidi="pt_PT"/>
@@ -6814,18 +5890,12 @@
         </w:rPr>
         <w:t xml:space="preserve">Os cristãos são chamados a sofrer com Cristo para serem glorificados com ele (veja também </w:t>
       </w:r>
-      <w:hyperlink r:id="rId131">
-        <w:r>
-          <w:rPr>
-            <w:lang w:val="pt_PT" w:bidi="pt_PT"/>
-          </w:rPr>
-          <w:rPr>
-            <w:color w:val="0000EE"/>
-            <w:u w:val="single"/>
-          </w:rPr>
-          <w:t>Rm 8.17</w:t>
-        </w:r>
-      </w:hyperlink>
+      <w:r>
+        <w:rPr>
+          <w:lang w:val="pt_PT" w:bidi="pt_PT"/>
+        </w:rPr>
+        <w:t>Rm 8.17</w:t>
+      </w:r>
       <w:r>
         <w:rPr>
           <w:lang w:val="pt_PT" w:bidi="pt_PT"/>
@@ -6893,18 +5963,12 @@
         </w:rPr>
         <w:t xml:space="preserve">): Este versículo reflete o ensinamento de Jesus em </w:t>
       </w:r>
-      <w:hyperlink r:id="rId158">
-        <w:r>
-          <w:rPr>
-            <w:lang w:val="pt_PT" w:bidi="pt_PT"/>
-          </w:rPr>
-          <w:rPr>
-            <w:color w:val="0000EE"/>
-            <w:u w:val="single"/>
-          </w:rPr>
-          <w:t>Mt 5.11–12</w:t>
-        </w:r>
-      </w:hyperlink>
+      <w:r>
+        <w:rPr>
+          <w:lang w:val="pt_PT" w:bidi="pt_PT"/>
+        </w:rPr>
+        <w:t>Mt 5.11–12</w:t>
+      </w:r>
       <w:r>
         <w:rPr>
           <w:lang w:val="pt_PT" w:bidi="pt_PT"/>
@@ -6959,18 +6023,12 @@
         </w:rPr>
         <w:t xml:space="preserve">Embora as evidências sejam muito fragmentárias, é provável que o rótulo Cristão (cp. </w:t>
       </w:r>
-      <w:hyperlink r:id="rId159">
-        <w:r>
-          <w:rPr>
-            <w:lang w:val="pt_PT" w:bidi="pt_PT"/>
-          </w:rPr>
-          <w:rPr>
-            <w:color w:val="0000EE"/>
-            <w:u w:val="single"/>
-          </w:rPr>
-          <w:t>At 11.26</w:t>
-        </w:r>
-      </w:hyperlink>
+      <w:r>
+        <w:rPr>
+          <w:lang w:val="pt_PT" w:bidi="pt_PT"/>
+        </w:rPr>
+        <w:t>At 11.26</w:t>
+      </w:r>
       <w:r>
         <w:rPr>
           <w:lang w:val="pt_PT" w:bidi="pt_PT"/>
@@ -7025,54 +6083,36 @@
         </w:rPr>
         <w:t>O julgamento de Deus é frequentemente retratado como começando com a casa de Deus — ou seja, com o seu próprio povo — como um meio de purificá-los (</w:t>
       </w:r>
-      <w:hyperlink r:id="rId160">
-        <w:r>
-          <w:rPr>
-            <w:lang w:val="pt_PT" w:bidi="pt_PT"/>
-          </w:rPr>
-          <w:rPr>
-            <w:color w:val="0000EE"/>
-            <w:u w:val="single"/>
-          </w:rPr>
-          <w:t>Jr 25.29</w:t>
-        </w:r>
-      </w:hyperlink>
+      <w:r>
+        <w:rPr>
+          <w:lang w:val="pt_PT" w:bidi="pt_PT"/>
+        </w:rPr>
+        <w:t>Jr 25.29</w:t>
+      </w:r>
       <w:r>
         <w:rPr>
           <w:lang w:val="pt_PT" w:bidi="pt_PT"/>
         </w:rPr>
         <w:t xml:space="preserve">; </w:t>
       </w:r>
-      <w:hyperlink r:id="rId161">
-        <w:r>
-          <w:rPr>
-            <w:lang w:val="pt_PT" w:bidi="pt_PT"/>
-          </w:rPr>
-          <w:rPr>
-            <w:color w:val="0000EE"/>
-            <w:u w:val="single"/>
-          </w:rPr>
-          <w:t>Ez 9.5–6</w:t>
-        </w:r>
-      </w:hyperlink>
+      <w:r>
+        <w:rPr>
+          <w:lang w:val="pt_PT" w:bidi="pt_PT"/>
+        </w:rPr>
+        <w:t>Ez 9.5–6</w:t>
+      </w:r>
       <w:r>
         <w:rPr>
           <w:lang w:val="pt_PT" w:bidi="pt_PT"/>
         </w:rPr>
         <w:t xml:space="preserve">; </w:t>
       </w:r>
-      <w:hyperlink r:id="rId162">
-        <w:r>
-          <w:rPr>
-            <w:lang w:val="pt_PT" w:bidi="pt_PT"/>
-          </w:rPr>
-          <w:rPr>
-            <w:color w:val="0000EE"/>
-            <w:u w:val="single"/>
-          </w:rPr>
-          <w:t>Ml 3.1–6</w:t>
-        </w:r>
-      </w:hyperlink>
+      <w:r>
+        <w:rPr>
+          <w:lang w:val="pt_PT" w:bidi="pt_PT"/>
+        </w:rPr>
+        <w:t>Ml 3.1–6</w:t>
+      </w:r>
       <w:r>
         <w:rPr>
           <w:lang w:val="pt_PT" w:bidi="pt_PT"/>
@@ -7127,90 +6167,60 @@
         </w:rPr>
         <w:t xml:space="preserve">Os anciãos eram os líderes espirituais das igrejas primitivas (veja também </w:t>
       </w:r>
-      <w:hyperlink r:id="rId163">
-        <w:r>
-          <w:rPr>
-            <w:lang w:val="pt_PT" w:bidi="pt_PT"/>
-          </w:rPr>
-          <w:rPr>
-            <w:color w:val="0000EE"/>
-            <w:u w:val="single"/>
-          </w:rPr>
-          <w:t>At 14.23</w:t>
-        </w:r>
-      </w:hyperlink>
+      <w:r>
+        <w:rPr>
+          <w:lang w:val="pt_PT" w:bidi="pt_PT"/>
+        </w:rPr>
+        <w:t>At 14.23</w:t>
+      </w:r>
       <w:r>
         <w:rPr>
           <w:lang w:val="pt_PT" w:bidi="pt_PT"/>
         </w:rPr>
         <w:t xml:space="preserve">; </w:t>
       </w:r>
-      <w:hyperlink r:id="rId164">
-        <w:r>
-          <w:rPr>
-            <w:lang w:val="pt_PT" w:bidi="pt_PT"/>
-          </w:rPr>
-          <w:rPr>
-            <w:color w:val="0000EE"/>
-            <w:u w:val="single"/>
-          </w:rPr>
-          <w:t>20.17</w:t>
-        </w:r>
-      </w:hyperlink>
+      <w:r>
+        <w:rPr>
+          <w:lang w:val="pt_PT" w:bidi="pt_PT"/>
+        </w:rPr>
+        <w:t>20.17</w:t>
+      </w:r>
       <w:r>
         <w:rPr>
           <w:lang w:val="pt_PT" w:bidi="pt_PT"/>
         </w:rPr>
         <w:t xml:space="preserve">; </w:t>
       </w:r>
-      <w:hyperlink r:id="rId165">
-        <w:r>
-          <w:rPr>
-            <w:lang w:val="pt_PT" w:bidi="pt_PT"/>
-          </w:rPr>
-          <w:rPr>
-            <w:color w:val="0000EE"/>
-            <w:u w:val="single"/>
-          </w:rPr>
-          <w:t>1Tm 5.17–19</w:t>
-        </w:r>
-      </w:hyperlink>
+      <w:r>
+        <w:rPr>
+          <w:lang w:val="pt_PT" w:bidi="pt_PT"/>
+        </w:rPr>
+        <w:t>1Tm 5.17–19</w:t>
+      </w:r>
       <w:r>
         <w:rPr>
           <w:lang w:val="pt_PT" w:bidi="pt_PT"/>
         </w:rPr>
         <w:t xml:space="preserve">; </w:t>
       </w:r>
-      <w:hyperlink r:id="rId166">
-        <w:r>
-          <w:rPr>
-            <w:lang w:val="pt_PT" w:bidi="pt_PT"/>
-          </w:rPr>
-          <w:rPr>
-            <w:color w:val="0000EE"/>
-            <w:u w:val="single"/>
-          </w:rPr>
-          <w:t>Tt 1.5</w:t>
-        </w:r>
-      </w:hyperlink>
+      <w:r>
+        <w:rPr>
+          <w:lang w:val="pt_PT" w:bidi="pt_PT"/>
+        </w:rPr>
+        <w:t>Tt 1.5</w:t>
+      </w:r>
       <w:r>
         <w:rPr>
           <w:lang w:val="pt_PT" w:bidi="pt_PT"/>
         </w:rPr>
         <w:t xml:space="preserve">; </w:t>
       </w:r>
-      <w:hyperlink r:id="rId167">
-        <w:r>
-          <w:rPr>
-            <w:lang w:val="pt_PT" w:bidi="pt_PT"/>
-          </w:rPr>
-          <w:rPr>
-            <w:color w:val="0000EE"/>
-            <w:u w:val="single"/>
-          </w:rPr>
-          <w:t>Tg 5.14</w:t>
-        </w:r>
-      </w:hyperlink>
+      <w:r>
+        <w:rPr>
+          <w:lang w:val="pt_PT" w:bidi="pt_PT"/>
+        </w:rPr>
+        <w:t>Tg 5.14</w:t>
+      </w:r>
       <w:r>
         <w:rPr>
           <w:lang w:val="pt_PT" w:bidi="pt_PT"/>
@@ -7278,72 +6288,48 @@
         </w:rPr>
         <w:t>Pedro conclui a carta com exortações finais aos anciãos (</w:t>
       </w:r>
-      <w:hyperlink r:id="rId168">
-        <w:r>
-          <w:rPr>
-            <w:lang w:val="pt_PT" w:bidi="pt_PT"/>
-          </w:rPr>
-          <w:rPr>
-            <w:color w:val="0000EE"/>
-            <w:u w:val="single"/>
-          </w:rPr>
-          <w:t>5.1–4</w:t>
-        </w:r>
-      </w:hyperlink>
+      <w:r>
+        <w:rPr>
+          <w:lang w:val="pt_PT" w:bidi="pt_PT"/>
+        </w:rPr>
+        <w:t>5.1–4</w:t>
+      </w:r>
       <w:r>
         <w:rPr>
           <w:lang w:val="pt_PT" w:bidi="pt_PT"/>
         </w:rPr>
         <w:t>), aos mais jovens (</w:t>
       </w:r>
-      <w:hyperlink r:id="rId169">
-        <w:r>
-          <w:rPr>
-            <w:lang w:val="pt_PT" w:bidi="pt_PT"/>
-          </w:rPr>
-          <w:rPr>
-            <w:color w:val="0000EE"/>
-            <w:u w:val="single"/>
-          </w:rPr>
-          <w:t>5.5</w:t>
-        </w:r>
-      </w:hyperlink>
+      <w:r>
+        <w:rPr>
+          <w:lang w:val="pt_PT" w:bidi="pt_PT"/>
+        </w:rPr>
+        <w:t>5.5</w:t>
+      </w:r>
       <w:r>
         <w:rPr>
           <w:lang w:val="pt_PT" w:bidi="pt_PT"/>
         </w:rPr>
         <w:t>) e à igreja como um todo (</w:t>
       </w:r>
-      <w:hyperlink r:id="rId170">
-        <w:r>
-          <w:rPr>
-            <w:lang w:val="pt_PT" w:bidi="pt_PT"/>
-          </w:rPr>
-          <w:rPr>
-            <w:color w:val="0000EE"/>
-            <w:u w:val="single"/>
-          </w:rPr>
-          <w:t>5.5–11</w:t>
-        </w:r>
-      </w:hyperlink>
+      <w:r>
+        <w:rPr>
+          <w:lang w:val="pt_PT" w:bidi="pt_PT"/>
+        </w:rPr>
+        <w:t>5.5–11</w:t>
+      </w:r>
       <w:r>
         <w:rPr>
           <w:lang w:val="pt_PT" w:bidi="pt_PT"/>
         </w:rPr>
         <w:t>). Essas exortações são seguidas por saudações finais e um encerramento (</w:t>
       </w:r>
-      <w:hyperlink r:id="rId171">
-        <w:r>
-          <w:rPr>
-            <w:lang w:val="pt_PT" w:bidi="pt_PT"/>
-          </w:rPr>
-          <w:rPr>
-            <w:color w:val="0000EE"/>
-            <w:u w:val="single"/>
-          </w:rPr>
-          <w:t>5.12–14</w:t>
-        </w:r>
-      </w:hyperlink>
+      <w:r>
+        <w:rPr>
+          <w:lang w:val="pt_PT" w:bidi="pt_PT"/>
+        </w:rPr>
+        <w:t>5.12–14</w:t>
+      </w:r>
       <w:r>
         <w:rPr>
           <w:lang w:val="pt_PT" w:bidi="pt_PT"/>
@@ -7472,18 +6458,12 @@
         </w:rPr>
         <w:t xml:space="preserve">Vocês que são mais jovens: Esta frase, em contraste com os anciãos, pode referir-se a uma classe específica de ministros, talvez anciãos em treinamento ou aqueles que auxiliavam os anciãos de várias maneiras. Mas provavelmente simplesmente se refere aos indivíduos mais jovens na igreja (veja, p. ex., </w:t>
       </w:r>
-      <w:hyperlink r:id="rId172">
-        <w:r>
-          <w:rPr>
-            <w:lang w:val="pt_PT" w:bidi="pt_PT"/>
-          </w:rPr>
-          <w:rPr>
-            <w:color w:val="0000EE"/>
-            <w:u w:val="single"/>
-          </w:rPr>
-          <w:t>1Jo 2.12–14</w:t>
-        </w:r>
-      </w:hyperlink>
+      <w:r>
+        <w:rPr>
+          <w:lang w:val="pt_PT" w:bidi="pt_PT"/>
+        </w:rPr>
+        <w:t>1Jo 2.12–14</w:t>
+      </w:r>
       <w:r>
         <w:rPr>
           <w:lang w:val="pt_PT" w:bidi="pt_PT"/>
@@ -7586,54 +6566,36 @@
         </w:rPr>
         <w:t xml:space="preserve">um pouco de tempo: Os sofrimentos nesta terra — embora às vezes pareçam intermináveis — são, de fato, apenas momentâneos em comparação com a gloriosa eternidade que os crentes passarão com Deus (cp. </w:t>
       </w:r>
-      <w:hyperlink r:id="rId115">
-        <w:r>
-          <w:rPr>
-            <w:lang w:val="pt_PT" w:bidi="pt_PT"/>
-          </w:rPr>
-          <w:rPr>
-            <w:color w:val="0000EE"/>
-            <w:u w:val="single"/>
-          </w:rPr>
-          <w:t>1.6</w:t>
-        </w:r>
-      </w:hyperlink>
+      <w:r>
+        <w:rPr>
+          <w:lang w:val="pt_PT" w:bidi="pt_PT"/>
+        </w:rPr>
+        <w:t>1.6</w:t>
+      </w:r>
       <w:r>
         <w:rPr>
           <w:lang w:val="pt_PT" w:bidi="pt_PT"/>
         </w:rPr>
         <w:t xml:space="preserve">; </w:t>
       </w:r>
-      <w:hyperlink r:id="rId173">
-        <w:r>
-          <w:rPr>
-            <w:lang w:val="pt_PT" w:bidi="pt_PT"/>
-          </w:rPr>
-          <w:rPr>
-            <w:color w:val="0000EE"/>
-            <w:u w:val="single"/>
-          </w:rPr>
-          <w:t>Rm 8.18</w:t>
-        </w:r>
-      </w:hyperlink>
+      <w:r>
+        <w:rPr>
+          <w:lang w:val="pt_PT" w:bidi="pt_PT"/>
+        </w:rPr>
+        <w:t>Rm 8.18</w:t>
+      </w:r>
       <w:r>
         <w:rPr>
           <w:lang w:val="pt_PT" w:bidi="pt_PT"/>
         </w:rPr>
         <w:t xml:space="preserve">; </w:t>
       </w:r>
-      <w:hyperlink r:id="rId174">
-        <w:r>
-          <w:rPr>
-            <w:lang w:val="pt_PT" w:bidi="pt_PT"/>
-          </w:rPr>
-          <w:rPr>
-            <w:color w:val="0000EE"/>
-            <w:u w:val="single"/>
-          </w:rPr>
-          <w:t>2Co 4.16–18</w:t>
-        </w:r>
-      </w:hyperlink>
+      <w:r>
+        <w:rPr>
+          <w:lang w:val="pt_PT" w:bidi="pt_PT"/>
+        </w:rPr>
+        <w:t>2Co 4.16–18</w:t>
+      </w:r>
       <w:r>
         <w:rPr>
           <w:lang w:val="pt_PT" w:bidi="pt_PT"/>
@@ -7714,162 +6676,108 @@
         </w:rPr>
         <w:t>): Silas é a forma abreviada de Silvano; ambos os nomes referem-se ao mesmo indivíduo. Silas foi o companheiro constante de Paulo após o tempo do concílio em Jerusalém (</w:t>
       </w:r>
-      <w:hyperlink r:id="rId175">
-        <w:r>
-          <w:rPr>
-            <w:lang w:val="pt_PT" w:bidi="pt_PT"/>
-          </w:rPr>
-          <w:rPr>
-            <w:color w:val="0000EE"/>
-            <w:u w:val="single"/>
-          </w:rPr>
-          <w:t>At 15.40</w:t>
-        </w:r>
-      </w:hyperlink>
+      <w:r>
+        <w:rPr>
+          <w:lang w:val="pt_PT" w:bidi="pt_PT"/>
+        </w:rPr>
+        <w:t>At 15.40</w:t>
+      </w:r>
       <w:r>
         <w:rPr>
           <w:lang w:val="pt_PT" w:bidi="pt_PT"/>
         </w:rPr>
         <w:t xml:space="preserve">; </w:t>
       </w:r>
-      <w:hyperlink r:id="rId176">
-        <w:r>
-          <w:rPr>
-            <w:lang w:val="pt_PT" w:bidi="pt_PT"/>
-          </w:rPr>
-          <w:rPr>
-            <w:color w:val="0000EE"/>
-            <w:u w:val="single"/>
-          </w:rPr>
-          <w:t>16.19</w:t>
-        </w:r>
-      </w:hyperlink>
+      <w:r>
+        <w:rPr>
+          <w:lang w:val="pt_PT" w:bidi="pt_PT"/>
+        </w:rPr>
+        <w:t>16.19</w:t>
+      </w:r>
       <w:r>
         <w:rPr>
           <w:lang w:val="pt_PT" w:bidi="pt_PT"/>
         </w:rPr>
         <w:t xml:space="preserve">; </w:t>
       </w:r>
-      <w:hyperlink r:id="rId177">
-        <w:r>
-          <w:rPr>
-            <w:lang w:val="pt_PT" w:bidi="pt_PT"/>
-          </w:rPr>
-          <w:rPr>
-            <w:color w:val="0000EE"/>
-            <w:u w:val="single"/>
-          </w:rPr>
-          <w:t>17.10</w:t>
-        </w:r>
-      </w:hyperlink>
+      <w:r>
+        <w:rPr>
+          <w:lang w:val="pt_PT" w:bidi="pt_PT"/>
+        </w:rPr>
+        <w:t>17.10</w:t>
+      </w:r>
       <w:r>
         <w:rPr>
           <w:lang w:val="pt_PT" w:bidi="pt_PT"/>
         </w:rPr>
         <w:t xml:space="preserve">, </w:t>
       </w:r>
-      <w:hyperlink r:id="rId178">
-        <w:r>
-          <w:rPr>
-            <w:lang w:val="pt_PT" w:bidi="pt_PT"/>
-          </w:rPr>
-          <w:rPr>
-            <w:color w:val="0000EE"/>
-            <w:u w:val="single"/>
-          </w:rPr>
-          <w:t>14–15</w:t>
-        </w:r>
-      </w:hyperlink>
+      <w:r>
+        <w:rPr>
+          <w:lang w:val="pt_PT" w:bidi="pt_PT"/>
+        </w:rPr>
+        <w:t>14–15</w:t>
+      </w:r>
       <w:r>
         <w:rPr>
           <w:lang w:val="pt_PT" w:bidi="pt_PT"/>
         </w:rPr>
         <w:t xml:space="preserve">; </w:t>
       </w:r>
-      <w:hyperlink r:id="rId179">
-        <w:r>
-          <w:rPr>
-            <w:lang w:val="pt_PT" w:bidi="pt_PT"/>
-          </w:rPr>
-          <w:rPr>
-            <w:color w:val="0000EE"/>
-            <w:u w:val="single"/>
-          </w:rPr>
-          <w:t>18.5</w:t>
-        </w:r>
-      </w:hyperlink>
+      <w:r>
+        <w:rPr>
+          <w:lang w:val="pt_PT" w:bidi="pt_PT"/>
+        </w:rPr>
+        <w:t>18.5</w:t>
+      </w:r>
       <w:r>
         <w:rPr>
           <w:lang w:val="pt_PT" w:bidi="pt_PT"/>
         </w:rPr>
         <w:t xml:space="preserve">; </w:t>
       </w:r>
-      <w:hyperlink r:id="rId180">
-        <w:r>
-          <w:rPr>
-            <w:lang w:val="pt_PT" w:bidi="pt_PT"/>
-          </w:rPr>
-          <w:rPr>
-            <w:color w:val="0000EE"/>
-            <w:u w:val="single"/>
-          </w:rPr>
-          <w:t>2Co 1.19</w:t>
-        </w:r>
-      </w:hyperlink>
+      <w:r>
+        <w:rPr>
+          <w:lang w:val="pt_PT" w:bidi="pt_PT"/>
+        </w:rPr>
+        <w:t>2Co 1.19</w:t>
+      </w:r>
       <w:r>
         <w:rPr>
           <w:lang w:val="pt_PT" w:bidi="pt_PT"/>
         </w:rPr>
         <w:t xml:space="preserve">; </w:t>
       </w:r>
-      <w:hyperlink r:id="rId181">
-        <w:r>
-          <w:rPr>
-            <w:lang w:val="pt_PT" w:bidi="pt_PT"/>
-          </w:rPr>
-          <w:rPr>
-            <w:color w:val="0000EE"/>
-            <w:u w:val="single"/>
-          </w:rPr>
-          <w:t>1Ts 1.1</w:t>
-        </w:r>
-      </w:hyperlink>
+      <w:r>
+        <w:rPr>
+          <w:lang w:val="pt_PT" w:bidi="pt_PT"/>
+        </w:rPr>
+        <w:t>1Ts 1.1</w:t>
+      </w:r>
       <w:r>
         <w:rPr>
           <w:lang w:val="pt_PT" w:bidi="pt_PT"/>
         </w:rPr>
         <w:t xml:space="preserve">; </w:t>
       </w:r>
-      <w:hyperlink r:id="rId182">
-        <w:r>
-          <w:rPr>
-            <w:lang w:val="pt_PT" w:bidi="pt_PT"/>
-          </w:rPr>
-          <w:rPr>
-            <w:color w:val="0000EE"/>
-            <w:u w:val="single"/>
-          </w:rPr>
-          <w:t>2Ts 1.1</w:t>
-        </w:r>
-      </w:hyperlink>
+      <w:r>
+        <w:rPr>
+          <w:lang w:val="pt_PT" w:bidi="pt_PT"/>
+        </w:rPr>
+        <w:t>2Ts 1.1</w:t>
+      </w:r>
       <w:r>
         <w:rPr>
           <w:lang w:val="pt_PT" w:bidi="pt_PT"/>
         </w:rPr>
         <w:t>). Não temos certeza de como Silas acabou com Pedro em Roma, mas ele pode ter viajado com Paulo ou o acompanhado. (</w:t>
       </w:r>
-      <w:hyperlink r:id="rId183">
-        <w:r>
-          <w:rPr>
-            <w:lang w:val="pt_PT" w:bidi="pt_PT"/>
-          </w:rPr>
-          <w:rPr>
-            <w:color w:val="0000EE"/>
-            <w:u w:val="single"/>
-          </w:rPr>
-          <w:t>At 27.1–28.31</w:t>
-        </w:r>
-      </w:hyperlink>
+      <w:r>
+        <w:rPr>
+          <w:lang w:val="pt_PT" w:bidi="pt_PT"/>
+        </w:rPr>
+        <w:t>At 27.1–28.31</w:t>
+      </w:r>
       <w:r>
         <w:rPr>
           <w:lang w:val="pt_PT" w:bidi="pt_PT"/>
